--- a/submit/CS57_Status_Checking_1.docx
+++ b/submit/CS57_Status_Checking_1.docx
@@ -1,6 +1,6 @@
 
 <file path=word/document.xml><?xml version="1.0" encoding="utf-8"?>
-<w:document xmlns:wpc="http://schemas.microsoft.com/office/word/2010/wordprocessingCanvas" xmlns:cx="http://schemas.microsoft.com/office/drawing/2014/chartex" xmlns:cx1="http://schemas.microsoft.com/office/drawing/2015/9/8/chartex" xmlns:cx2="http://schemas.microsoft.com/office/drawing/2015/10/21/chartex" xmlns:cx3="http://schemas.microsoft.com/office/drawing/2016/5/9/chartex" xmlns:cx4="http://schemas.microsoft.com/office/drawing/2016/5/10/chartex" xmlns:cx5="http://schemas.microsoft.com/office/drawing/2016/5/11/chartex" xmlns:cx6="http://schemas.microsoft.com/office/drawing/2016/5/12/chartex" xmlns:cx7="http://schemas.microsoft.com/office/drawing/2016/5/13/chartex" xmlns:cx8="http://schemas.microsoft.com/office/drawing/2016/5/14/chartex" xmlns:mc="http://schemas.openxmlformats.org/markup-compatibility/2006" xmlns:aink="http://schemas.microsoft.com/office/drawing/2016/ink" xmlns:am3d="http://schemas.microsoft.com/office/drawing/2017/model3d" xmlns:o="urn:schemas-microsoft-com:office:office" xmlns:oel="http://schemas.microsoft.com/office/2019/extlst" xmlns:r="http://schemas.openxmlformats.org/officeDocument/2006/relationships" xmlns:m="http://schemas.openxmlformats.org/officeDocument/2006/math" xmlns:v="urn:schemas-microsoft-com:vml" xmlns:wp14="http://schemas.microsoft.com/office/word/2010/wordprocessingDrawing" xmlns:wp="http://schemas.openxmlformats.org/drawingml/2006/wordprocessingDrawing" xmlns:a="http://schemas.openxmlformats.org/drawingml/2006/main" xmlns:pic="http://schemas.openxmlformats.org/drawingml/2006/picture" xmlns:c="http://schemas.openxmlformats.org/drawingml/2006/chart" xmlns:dgm="http://schemas.openxmlformats.org/drawingml/2006/diagram" xmlns:lc="http://schemas.openxmlformats.org/drawingml/2006/lockedCanvas" xmlns:w10="urn:schemas-microsoft-com:office:word" xmlns:w="http://schemas.openxmlformats.org/wordprocessingml/2006/main" xmlns:w14="http://schemas.microsoft.com/office/word/2010/wordml" xmlns:w15="http://schemas.microsoft.com/office/word/2012/wordml" xmlns:w16cex="http://schemas.microsoft.com/office/word/2018/wordml/cex" xmlns:w16cid="http://schemas.microsoft.com/office/word/2016/wordml/cid" xmlns:w16="http://schemas.microsoft.com/office/word/2018/wordml" xmlns:w16du="http://schemas.microsoft.com/office/word/2023/wordml/word16du" xmlns:w16sdtdh="http://schemas.microsoft.com/office/word/2020/wordml/sdtdatahash" xmlns:w16sdtfl="http://schemas.microsoft.com/office/word/2024/wordml/sdtformatlock" xmlns:w16se="http://schemas.microsoft.com/office/word/2015/wordml/symex" xmlns:wpg="http://schemas.microsoft.com/office/word/2010/wordprocessingGroup" xmlns:wpi="http://schemas.microsoft.com/office/word/2010/wordprocessingInk" xmlns:wne="http://schemas.microsoft.com/office/word/2006/wordml" xmlns:wps="http://schemas.microsoft.com/office/word/2010/wordprocessingShape" mc:Ignorable="w14 w15 w16se w16cid w16 w16cex w16sdtdh w16sdtfl w16du wp14">
+<w:document xmlns:wpc="http://schemas.microsoft.com/office/word/2010/wordprocessingCanvas" xmlns:cx="http://schemas.microsoft.com/office/drawing/2014/chartex" xmlns:cx1="http://schemas.microsoft.com/office/drawing/2015/9/8/chartex" xmlns:cx2="http://schemas.microsoft.com/office/drawing/2015/10/21/chartex" xmlns:cx3="http://schemas.microsoft.com/office/drawing/2016/5/9/chartex" xmlns:cx4="http://schemas.microsoft.com/office/drawing/2016/5/10/chartex" xmlns:cx5="http://schemas.microsoft.com/office/drawing/2016/5/11/chartex" xmlns:cx6="http://schemas.microsoft.com/office/drawing/2016/5/12/chartex" xmlns:cx7="http://schemas.microsoft.com/office/drawing/2016/5/13/chartex" xmlns:cx8="http://schemas.microsoft.com/office/drawing/2016/5/14/chartex" xmlns:mc="http://schemas.openxmlformats.org/markup-compatibility/2006" xmlns:aink="http://schemas.microsoft.com/office/drawing/2016/ink" xmlns:am3d="http://schemas.microsoft.com/office/drawing/2017/model3d" xmlns:o="urn:schemas-microsoft-com:office:office" xmlns:oel="http://schemas.microsoft.com/office/2019/extlst" xmlns:r="http://schemas.openxmlformats.org/officeDocument/2006/relationships" xmlns:m="http://schemas.openxmlformats.org/officeDocument/2006/math" xmlns:v="urn:schemas-microsoft-com:vml" xmlns:wp14="http://schemas.microsoft.com/office/word/2010/wordprocessingDrawing" xmlns:wp="http://schemas.openxmlformats.org/drawingml/2006/wordprocessingDrawing" xmlns:w10="urn:schemas-microsoft-com:office:word" xmlns:w="http://schemas.openxmlformats.org/wordprocessingml/2006/main" xmlns:w14="http://schemas.microsoft.com/office/word/2010/wordml" xmlns:w15="http://schemas.microsoft.com/office/word/2012/wordml" xmlns:w16cex="http://schemas.microsoft.com/office/word/2018/wordml/cex" xmlns:w16cid="http://schemas.microsoft.com/office/word/2016/wordml/cid" xmlns:w16="http://schemas.microsoft.com/office/word/2018/wordml" xmlns:w16sdtdh="http://schemas.microsoft.com/office/word/2020/wordml/sdtdatahash" xmlns:w16se="http://schemas.microsoft.com/office/word/2015/wordml/symex" xmlns:wpg="http://schemas.microsoft.com/office/word/2010/wordprocessingGroup" xmlns:wpi="http://schemas.microsoft.com/office/word/2010/wordprocessingInk" xmlns:wne="http://schemas.microsoft.com/office/word/2006/wordml" xmlns:wps="http://schemas.microsoft.com/office/word/2010/wordprocessingShape" mc:Ignorable="w14 w15 w16se w16cid w16 w16cex w16sdtdh wp14">
   <w:body>
     <w:p>
       <w:pPr>
@@ -185,7 +185,7 @@
           <w:left w:w="0" w:type="dxa"/>
           <w:right w:w="0" w:type="dxa"/>
         </w:tblCellMar>
-        <w:tblLook w:firstColumn="1" w:firstRow="1" w:lastColumn="1" w:lastRow="1" w:noHBand="0" w:noVBand="0" w:val="01E0"/>
+        <w:tblLook w:val="01E0" w:firstRow="1" w:lastRow="1" w:firstColumn="1" w:lastColumn="1" w:noHBand="0" w:noVBand="0"/>
       </w:tblPr>
       <w:tblGrid>
         <w:gridCol w:w="2964"/>
@@ -193,12 +193,12 @@
       </w:tblGrid>
       <w:tr>
         <w:trPr>
-          <w:hidden w:val="0"/>
           <w:trHeight w:val="462"/>
         </w:trPr>
         <w:tc>
           <w:tcPr>
             <w:tcW w:w="2964" w:type="dxa"/>
+            <w:tcMar/>
           </w:tcPr>
           <w:p>
             <w:pPr>
@@ -207,19 +207,19 @@
               <w:ind w:left="40"/>
               <w:rPr>
                 <w:rFonts w:ascii="Calibri" w:hAnsi="Calibri" w:eastAsia="Calibri" w:cs="Calibri" w:asciiTheme="minorAscii" w:hAnsiTheme="minorAscii" w:eastAsiaTheme="minorAscii" w:cstheme="minorAscii"/>
-                <w:b/>
-                <w:bCs/>
+                <w:b w:val="1"/>
+                <w:bCs w:val="1"/>
                 <w:sz w:val="24"/>
                 <w:szCs w:val="24"/>
               </w:rPr>
             </w:pPr>
-            <w:bookmarkStart w:id="0" w:name="Sheet1"/>
+            <w:bookmarkStart w:name="Sheet1" w:id="0"/>
             <w:bookmarkEnd w:id="0"/>
             <w:r>
               <w:rPr>
                 <w:rFonts w:ascii="Calibri" w:hAnsi="Calibri" w:eastAsia="Calibri" w:cs="Calibri" w:asciiTheme="minorAscii" w:hAnsiTheme="minorAscii" w:eastAsiaTheme="minorAscii" w:cstheme="minorAscii"/>
-                <w:b/>
-                <w:bCs/>
+                <w:b w:val="1"/>
+                <w:bCs w:val="1"/>
                 <w:sz w:val="24"/>
                 <w:szCs w:val="24"/>
               </w:rPr>
@@ -228,8 +228,8 @@
             <w:r>
               <w:rPr>
                 <w:rFonts w:ascii="Calibri" w:hAnsi="Calibri" w:eastAsia="Calibri" w:cs="Calibri" w:asciiTheme="minorAscii" w:hAnsiTheme="minorAscii" w:eastAsiaTheme="minorAscii" w:cstheme="minorAscii"/>
-                <w:b/>
-                <w:bCs/>
+                <w:b w:val="1"/>
+                <w:bCs w:val="1"/>
                 <w:sz w:val="24"/>
                 <w:szCs w:val="24"/>
               </w:rPr>
@@ -238,8 +238,8 @@
             <w:r>
               <w:rPr>
                 <w:rFonts w:ascii="Calibri" w:hAnsi="Calibri" w:eastAsia="Calibri" w:cs="Calibri" w:asciiTheme="minorAscii" w:hAnsiTheme="minorAscii" w:eastAsiaTheme="minorAscii" w:cstheme="minorAscii"/>
-                <w:b/>
-                <w:bCs/>
+                <w:b w:val="1"/>
+                <w:bCs w:val="1"/>
                 <w:sz w:val="24"/>
                 <w:szCs w:val="24"/>
               </w:rPr>
@@ -248,8 +248,8 @@
             <w:r>
               <w:rPr>
                 <w:rFonts w:ascii="Calibri" w:hAnsi="Calibri" w:eastAsia="Calibri" w:cs="Calibri" w:asciiTheme="minorAscii" w:hAnsiTheme="minorAscii" w:eastAsiaTheme="minorAscii" w:cstheme="minorAscii"/>
-                <w:b/>
-                <w:bCs/>
+                <w:b w:val="1"/>
+                <w:bCs w:val="1"/>
                 <w:sz w:val="24"/>
                 <w:szCs w:val="24"/>
               </w:rPr>
@@ -260,6 +260,7 @@
         <w:tc>
           <w:tcPr>
             <w:tcW w:w="7236" w:type="dxa"/>
+            <w:tcMar/>
           </w:tcPr>
           <w:p>
             <w:pPr>
@@ -279,12 +280,12 @@
       </w:tr>
       <w:tr>
         <w:trPr>
-          <w:hidden w:val="0"/>
           <w:trHeight w:val="462"/>
         </w:trPr>
         <w:tc>
           <w:tcPr>
             <w:tcW w:w="2964" w:type="dxa"/>
+            <w:tcMar/>
           </w:tcPr>
           <w:p>
             <w:pPr>
@@ -293,8 +294,8 @@
               <w:ind w:left="40"/>
               <w:rPr>
                 <w:rFonts w:ascii="Calibri" w:hAnsi="Calibri" w:eastAsia="Calibri" w:cs="Calibri" w:asciiTheme="minorAscii" w:hAnsiTheme="minorAscii" w:eastAsiaTheme="minorAscii" w:cstheme="minorAscii"/>
-                <w:b/>
-                <w:bCs/>
+                <w:b w:val="1"/>
+                <w:bCs w:val="1"/>
                 <w:sz w:val="24"/>
                 <w:szCs w:val="24"/>
               </w:rPr>
@@ -302,8 +303,8 @@
             <w:r>
               <w:rPr>
                 <w:rFonts w:ascii="Calibri" w:hAnsi="Calibri" w:eastAsia="Calibri" w:cs="Calibri" w:asciiTheme="minorAscii" w:hAnsiTheme="minorAscii" w:eastAsiaTheme="minorAscii" w:cstheme="minorAscii"/>
-                <w:b/>
-                <w:bCs/>
+                <w:b w:val="1"/>
+                <w:bCs w:val="1"/>
                 <w:sz w:val="24"/>
                 <w:szCs w:val="24"/>
               </w:rPr>
@@ -312,8 +313,8 @@
             <w:r>
               <w:rPr>
                 <w:rFonts w:ascii="Calibri" w:hAnsi="Calibri" w:eastAsia="Calibri" w:cs="Calibri" w:asciiTheme="minorAscii" w:hAnsiTheme="minorAscii" w:eastAsiaTheme="minorAscii" w:cstheme="minorAscii"/>
-                <w:b/>
-                <w:bCs/>
+                <w:b w:val="1"/>
+                <w:bCs w:val="1"/>
                 <w:spacing w:val="1"/>
                 <w:sz w:val="24"/>
                 <w:szCs w:val="24"/>
@@ -323,8 +324,8 @@
             <w:r>
               <w:rPr>
                 <w:rFonts w:ascii="Calibri" w:hAnsi="Calibri" w:eastAsia="Calibri" w:cs="Calibri" w:asciiTheme="minorAscii" w:hAnsiTheme="minorAscii" w:eastAsiaTheme="minorAscii" w:cstheme="minorAscii"/>
-                <w:b/>
-                <w:bCs/>
+                <w:b w:val="1"/>
+                <w:bCs w:val="1"/>
                 <w:spacing w:val="-2"/>
                 <w:sz w:val="24"/>
                 <w:szCs w:val="24"/>
@@ -336,6 +337,7 @@
         <w:tc>
           <w:tcPr>
             <w:tcW w:w="7236" w:type="dxa"/>
+            <w:tcMar/>
           </w:tcPr>
           <w:p>
             <w:pPr>
@@ -355,12 +357,12 @@
       </w:tr>
       <w:tr>
         <w:trPr>
-          <w:hidden w:val="0"/>
           <w:trHeight w:val="462"/>
         </w:trPr>
         <w:tc>
           <w:tcPr>
             <w:tcW w:w="2964" w:type="dxa"/>
+            <w:tcMar/>
           </w:tcPr>
           <w:p>
             <w:pPr>
@@ -369,8 +371,8 @@
               <w:ind w:left="40"/>
               <w:rPr>
                 <w:rFonts w:ascii="Calibri" w:hAnsi="Calibri" w:eastAsia="Calibri" w:cs="Calibri" w:asciiTheme="minorAscii" w:hAnsiTheme="minorAscii" w:eastAsiaTheme="minorAscii" w:cstheme="minorAscii"/>
-                <w:b/>
-                <w:bCs/>
+                <w:b w:val="1"/>
+                <w:bCs w:val="1"/>
                 <w:sz w:val="24"/>
                 <w:szCs w:val="24"/>
               </w:rPr>
@@ -378,8 +380,8 @@
             <w:r>
               <w:rPr>
                 <w:rFonts w:ascii="Calibri" w:hAnsi="Calibri" w:eastAsia="Calibri" w:cs="Calibri" w:asciiTheme="minorAscii" w:hAnsiTheme="minorAscii" w:eastAsiaTheme="minorAscii" w:cstheme="minorAscii"/>
-                <w:b/>
-                <w:bCs/>
+                <w:b w:val="1"/>
+                <w:bCs w:val="1"/>
                 <w:sz w:val="24"/>
                 <w:szCs w:val="24"/>
               </w:rPr>
@@ -388,8 +390,8 @@
             <w:r>
               <w:rPr>
                 <w:rFonts w:ascii="Calibri" w:hAnsi="Calibri" w:eastAsia="Calibri" w:cs="Calibri" w:asciiTheme="minorAscii" w:hAnsiTheme="minorAscii" w:eastAsiaTheme="minorAscii" w:cstheme="minorAscii"/>
-                <w:b/>
-                <w:bCs/>
+                <w:b w:val="1"/>
+                <w:bCs w:val="1"/>
                 <w:spacing w:val="2"/>
                 <w:sz w:val="24"/>
                 <w:szCs w:val="24"/>
@@ -399,8 +401,8 @@
             <w:r>
               <w:rPr>
                 <w:rFonts w:ascii="Calibri" w:hAnsi="Calibri" w:eastAsia="Calibri" w:cs="Calibri" w:asciiTheme="minorAscii" w:hAnsiTheme="minorAscii" w:eastAsiaTheme="minorAscii" w:cstheme="minorAscii"/>
-                <w:b/>
-                <w:bCs/>
+                <w:b w:val="1"/>
+                <w:bCs w:val="1"/>
                 <w:spacing w:val="-2"/>
                 <w:sz w:val="24"/>
                 <w:szCs w:val="24"/>
@@ -412,6 +414,7 @@
         <w:tc>
           <w:tcPr>
             <w:tcW w:w="7236" w:type="dxa"/>
+            <w:tcMar/>
           </w:tcPr>
           <w:p>
             <w:pPr>
@@ -430,7 +433,7 @@
                 <w:noProof w:val="0"/>
                 <w:sz w:val="22"/>
                 <w:szCs w:val="22"/>
-                <w:lang w:val="en-US" w:eastAsia="en-US" w:bidi="ar-SA"/>
+                <w:lang w:val="en-US"/>
               </w:rPr>
               <w:t>CS-57</w:t>
             </w:r>
@@ -439,12 +442,12 @@
       </w:tr>
       <w:tr>
         <w:trPr>
-          <w:hidden w:val="0"/>
           <w:trHeight w:val="462"/>
         </w:trPr>
         <w:tc>
           <w:tcPr>
             <w:tcW w:w="2964" w:type="dxa"/>
+            <w:tcMar/>
           </w:tcPr>
           <w:p>
             <w:pPr>
@@ -453,8 +456,8 @@
               <w:ind w:left="40"/>
               <w:rPr>
                 <w:rFonts w:ascii="Calibri" w:hAnsi="Calibri" w:eastAsia="Calibri" w:cs="Calibri" w:asciiTheme="minorAscii" w:hAnsiTheme="minorAscii" w:eastAsiaTheme="minorAscii" w:cstheme="minorAscii"/>
-                <w:b/>
-                <w:bCs/>
+                <w:b w:val="1"/>
+                <w:bCs w:val="1"/>
                 <w:sz w:val="24"/>
                 <w:szCs w:val="24"/>
               </w:rPr>
@@ -462,8 +465,8 @@
             <w:r>
               <w:rPr>
                 <w:rFonts w:ascii="Calibri" w:hAnsi="Calibri" w:eastAsia="Calibri" w:cs="Calibri" w:asciiTheme="minorAscii" w:hAnsiTheme="minorAscii" w:eastAsiaTheme="minorAscii" w:cstheme="minorAscii"/>
-                <w:b/>
-                <w:bCs/>
+                <w:b w:val="1"/>
+                <w:bCs w:val="1"/>
                 <w:sz w:val="24"/>
                 <w:szCs w:val="24"/>
               </w:rPr>
@@ -472,8 +475,8 @@
             <w:r>
               <w:rPr>
                 <w:rFonts w:ascii="Calibri" w:hAnsi="Calibri" w:eastAsia="Calibri" w:cs="Calibri" w:asciiTheme="minorAscii" w:hAnsiTheme="minorAscii" w:eastAsiaTheme="minorAscii" w:cstheme="minorAscii"/>
-                <w:b/>
-                <w:bCs/>
+                <w:b w:val="1"/>
+                <w:bCs w:val="1"/>
                 <w:spacing w:val="-1"/>
                 <w:sz w:val="24"/>
                 <w:szCs w:val="24"/>
@@ -483,8 +486,8 @@
             <w:r>
               <w:rPr>
                 <w:rFonts w:ascii="Calibri" w:hAnsi="Calibri" w:eastAsia="Calibri" w:cs="Calibri" w:asciiTheme="minorAscii" w:hAnsiTheme="minorAscii" w:eastAsiaTheme="minorAscii" w:cstheme="minorAscii"/>
-                <w:b/>
-                <w:bCs/>
+                <w:b w:val="1"/>
+                <w:bCs w:val="1"/>
                 <w:sz w:val="24"/>
                 <w:szCs w:val="24"/>
               </w:rPr>
@@ -493,8 +496,8 @@
             <w:r>
               <w:rPr>
                 <w:rFonts w:ascii="Calibri" w:hAnsi="Calibri" w:eastAsia="Calibri" w:cs="Calibri" w:asciiTheme="minorAscii" w:hAnsiTheme="minorAscii" w:eastAsiaTheme="minorAscii" w:cstheme="minorAscii"/>
-                <w:b/>
-                <w:bCs/>
+                <w:b w:val="1"/>
+                <w:bCs w:val="1"/>
                 <w:spacing w:val="1"/>
                 <w:sz w:val="24"/>
                 <w:szCs w:val="24"/>
@@ -504,8 +507,8 @@
             <w:r>
               <w:rPr>
                 <w:rFonts w:ascii="Calibri" w:hAnsi="Calibri" w:eastAsia="Calibri" w:cs="Calibri" w:asciiTheme="minorAscii" w:hAnsiTheme="minorAscii" w:eastAsiaTheme="minorAscii" w:cstheme="minorAscii"/>
-                <w:b/>
-                <w:bCs/>
+                <w:b w:val="1"/>
+                <w:bCs w:val="1"/>
                 <w:spacing w:val="-2"/>
                 <w:sz w:val="24"/>
                 <w:szCs w:val="24"/>
@@ -517,6 +520,7 @@
         <w:tc>
           <w:tcPr>
             <w:tcW w:w="7236" w:type="dxa"/>
+            <w:tcMar/>
           </w:tcPr>
           <w:p>
             <w:pPr>
@@ -571,7 +575,7 @@
           <w:left w:w="0" w:type="dxa"/>
           <w:right w:w="0" w:type="dxa"/>
         </w:tblCellMar>
-        <w:tblLook w:firstColumn="1" w:firstRow="1" w:lastColumn="1" w:lastRow="1" w:noHBand="0" w:noVBand="0" w:val="01E0"/>
+        <w:tblLook w:val="01E0" w:firstRow="1" w:lastRow="1" w:firstColumn="1" w:lastColumn="1" w:noHBand="0" w:noVBand="0"/>
       </w:tblPr>
       <w:tblGrid>
         <w:gridCol w:w="2964"/>
@@ -579,7 +583,6 @@
       </w:tblGrid>
       <w:tr>
         <w:trPr>
-          <w:hidden w:val="0"/>
           <w:trHeight w:val="397"/>
         </w:trPr>
         <w:tc>
@@ -589,7 +592,8 @@
               <w:bottom w:val="nil"/>
               <w:right w:val="nil"/>
             </w:tcBorders>
-            <w:shd w:color="auto" w:fill="ACB9CA" w:val="clear"/>
+            <w:shd w:val="clear" w:color="auto" w:fill="ACB9CA"/>
+            <w:tcMar/>
           </w:tcPr>
           <w:p>
             <w:pPr>
@@ -598,8 +602,8 @@
               <w:ind w:left="50"/>
               <w:rPr>
                 <w:rFonts w:ascii="Calibri" w:hAnsi="Calibri" w:eastAsia="Calibri" w:cs="Calibri" w:asciiTheme="minorAscii" w:hAnsiTheme="minorAscii" w:eastAsiaTheme="minorAscii" w:cstheme="minorAscii"/>
-                <w:b/>
-                <w:bCs/>
+                <w:b w:val="1"/>
+                <w:bCs w:val="1"/>
                 <w:sz w:val="32"/>
                 <w:szCs w:val="32"/>
               </w:rPr>
@@ -607,8 +611,8 @@
             <w:r>
               <w:rPr>
                 <w:rFonts w:ascii="Calibri" w:hAnsi="Calibri" w:eastAsia="Calibri" w:cs="Calibri" w:asciiTheme="minorAscii" w:hAnsiTheme="minorAscii" w:eastAsiaTheme="minorAscii" w:cstheme="minorAscii"/>
-                <w:b/>
-                <w:bCs/>
+                <w:b w:val="1"/>
+                <w:bCs w:val="1"/>
                 <w:sz w:val="32"/>
                 <w:szCs w:val="32"/>
               </w:rPr>
@@ -617,8 +621,8 @@
             <w:r>
               <w:rPr>
                 <w:rFonts w:ascii="Calibri" w:hAnsi="Calibri" w:eastAsia="Calibri" w:cs="Calibri" w:asciiTheme="minorAscii" w:hAnsiTheme="minorAscii" w:eastAsiaTheme="minorAscii" w:cstheme="minorAscii"/>
-                <w:b/>
-                <w:bCs/>
+                <w:b w:val="1"/>
+                <w:bCs w:val="1"/>
                 <w:spacing w:val="-13"/>
                 <w:sz w:val="32"/>
                 <w:szCs w:val="32"/>
@@ -628,8 +632,8 @@
             <w:r>
               <w:rPr>
                 <w:rFonts w:ascii="Calibri" w:hAnsi="Calibri" w:eastAsia="Calibri" w:cs="Calibri" w:asciiTheme="minorAscii" w:hAnsiTheme="minorAscii" w:eastAsiaTheme="minorAscii" w:cstheme="minorAscii"/>
-                <w:b/>
-                <w:bCs/>
+                <w:b w:val="1"/>
+                <w:bCs w:val="1"/>
                 <w:spacing w:val="-2"/>
                 <w:sz w:val="32"/>
                 <w:szCs w:val="32"/>
@@ -645,7 +649,8 @@
               <w:left w:val="nil"/>
               <w:bottom w:val="nil"/>
             </w:tcBorders>
-            <w:shd w:color="auto" w:fill="ACB9CA" w:val="clear"/>
+            <w:shd w:val="clear" w:color="auto" w:fill="ACB9CA"/>
+            <w:tcMar/>
           </w:tcPr>
           <w:p>
             <w:pPr>
@@ -654,8 +659,8 @@
               <w:ind w:left="50"/>
               <w:rPr>
                 <w:rFonts w:ascii="Calibri" w:hAnsi="Calibri" w:eastAsia="Calibri" w:cs="Calibri" w:asciiTheme="minorAscii" w:hAnsiTheme="minorAscii" w:eastAsiaTheme="minorAscii" w:cstheme="minorAscii"/>
-                <w:b/>
-                <w:bCs/>
+                <w:b w:val="1"/>
+                <w:bCs w:val="1"/>
                 <w:sz w:val="32"/>
                 <w:szCs w:val="32"/>
               </w:rPr>
@@ -663,8 +668,8 @@
             <w:r>
               <w:rPr>
                 <w:rFonts w:ascii="Calibri" w:hAnsi="Calibri" w:eastAsia="Calibri" w:cs="Calibri" w:asciiTheme="minorAscii" w:hAnsiTheme="minorAscii" w:eastAsiaTheme="minorAscii" w:cstheme="minorAscii"/>
-                <w:b/>
-                <w:bCs/>
+                <w:b w:val="1"/>
+                <w:bCs w:val="1"/>
                 <w:sz w:val="32"/>
                 <w:szCs w:val="32"/>
               </w:rPr>
@@ -673,8 +678,8 @@
             <w:r>
               <w:rPr>
                 <w:rFonts w:ascii="Calibri" w:hAnsi="Calibri" w:eastAsia="Calibri" w:cs="Calibri" w:asciiTheme="minorAscii" w:hAnsiTheme="minorAscii" w:eastAsiaTheme="minorAscii" w:cstheme="minorAscii"/>
-                <w:b/>
-                <w:bCs/>
+                <w:b w:val="1"/>
+                <w:bCs w:val="1"/>
                 <w:spacing w:val="-9"/>
                 <w:sz w:val="32"/>
                 <w:szCs w:val="32"/>
@@ -684,8 +689,8 @@
             <w:r>
               <w:rPr>
                 <w:rFonts w:ascii="Calibri" w:hAnsi="Calibri" w:eastAsia="Calibri" w:cs="Calibri" w:asciiTheme="minorAscii" w:hAnsiTheme="minorAscii" w:eastAsiaTheme="minorAscii" w:cstheme="minorAscii"/>
-                <w:b/>
-                <w:bCs/>
+                <w:b w:val="1"/>
+                <w:bCs w:val="1"/>
                 <w:sz w:val="32"/>
                 <w:szCs w:val="32"/>
               </w:rPr>
@@ -694,8 +699,8 @@
             <w:r>
               <w:rPr>
                 <w:rFonts w:ascii="Calibri" w:hAnsi="Calibri" w:eastAsia="Calibri" w:cs="Calibri" w:asciiTheme="minorAscii" w:hAnsiTheme="minorAscii" w:eastAsiaTheme="minorAscii" w:cstheme="minorAscii"/>
-                <w:b/>
-                <w:bCs/>
+                <w:b w:val="1"/>
+                <w:bCs w:val="1"/>
                 <w:spacing w:val="-9"/>
                 <w:sz w:val="32"/>
                 <w:szCs w:val="32"/>
@@ -705,8 +710,8 @@
             <w:r>
               <w:rPr>
                 <w:rFonts w:ascii="Calibri" w:hAnsi="Calibri" w:eastAsia="Calibri" w:cs="Calibri" w:asciiTheme="minorAscii" w:hAnsiTheme="minorAscii" w:eastAsiaTheme="minorAscii" w:cstheme="minorAscii"/>
-                <w:b/>
-                <w:bCs/>
+                <w:b w:val="1"/>
+                <w:bCs w:val="1"/>
                 <w:sz w:val="32"/>
                 <w:szCs w:val="32"/>
               </w:rPr>
@@ -715,8 +720,8 @@
             <w:r>
               <w:rPr>
                 <w:rFonts w:ascii="Calibri" w:hAnsi="Calibri" w:eastAsia="Calibri" w:cs="Calibri" w:asciiTheme="minorAscii" w:hAnsiTheme="minorAscii" w:eastAsiaTheme="minorAscii" w:cstheme="minorAscii"/>
-                <w:b/>
-                <w:bCs/>
+                <w:b w:val="1"/>
+                <w:bCs w:val="1"/>
                 <w:spacing w:val="-9"/>
                 <w:sz w:val="32"/>
                 <w:szCs w:val="32"/>
@@ -726,8 +731,8 @@
             <w:r>
               <w:rPr>
                 <w:rFonts w:ascii="Calibri" w:hAnsi="Calibri" w:eastAsia="Calibri" w:cs="Calibri" w:asciiTheme="minorAscii" w:hAnsiTheme="minorAscii" w:eastAsiaTheme="minorAscii" w:cstheme="minorAscii"/>
-                <w:b/>
-                <w:bCs/>
+                <w:b w:val="1"/>
+                <w:bCs w:val="1"/>
                 <w:sz w:val="32"/>
                 <w:szCs w:val="32"/>
               </w:rPr>
@@ -736,8 +741,8 @@
             <w:r>
               <w:rPr>
                 <w:rFonts w:ascii="Calibri" w:hAnsi="Calibri" w:eastAsia="Calibri" w:cs="Calibri" w:asciiTheme="minorAscii" w:hAnsiTheme="minorAscii" w:eastAsiaTheme="minorAscii" w:cstheme="minorAscii"/>
-                <w:b/>
-                <w:bCs/>
+                <w:b w:val="1"/>
+                <w:bCs w:val="1"/>
                 <w:spacing w:val="-8"/>
                 <w:sz w:val="32"/>
                 <w:szCs w:val="32"/>
@@ -747,8 +752,8 @@
             <w:r>
               <w:rPr>
                 <w:rFonts w:ascii="Calibri" w:hAnsi="Calibri" w:eastAsia="Calibri" w:cs="Calibri" w:asciiTheme="minorAscii" w:hAnsiTheme="minorAscii" w:eastAsiaTheme="minorAscii" w:cstheme="minorAscii"/>
-                <w:b/>
-                <w:bCs/>
+                <w:b w:val="1"/>
+                <w:bCs w:val="1"/>
                 <w:spacing w:val="-2"/>
                 <w:sz w:val="32"/>
                 <w:szCs w:val="32"/>
@@ -760,7 +765,6 @@
       </w:tr>
       <w:tr>
         <w:trPr>
-          <w:hidden w:val="0"/>
           <w:trHeight w:val="160"/>
         </w:trPr>
         <w:tc>
@@ -771,6 +775,7 @@
               <w:top w:val="nil"/>
               <w:bottom w:val="nil"/>
             </w:tcBorders>
+            <w:tcMar/>
           </w:tcPr>
           <w:p>
             <w:pPr>
@@ -786,7 +791,6 @@
       </w:tr>
       <w:tr>
         <w:trPr>
-          <w:hidden w:val="0"/>
           <w:trHeight w:val="327"/>
         </w:trPr>
         <w:tc>
@@ -796,7 +800,8 @@
               <w:top w:val="nil"/>
               <w:right w:val="nil"/>
             </w:tcBorders>
-            <w:shd w:color="auto" w:fill="222B35" w:val="clear"/>
+            <w:shd w:val="clear" w:color="auto" w:fill="222B35"/>
+            <w:tcMar/>
           </w:tcPr>
           <w:p>
             <w:pPr>
@@ -805,8 +810,8 @@
               <w:ind w:left="45"/>
               <w:rPr>
                 <w:rFonts w:ascii="Calibri" w:hAnsi="Calibri" w:eastAsia="Calibri" w:cs="Calibri" w:asciiTheme="minorAscii" w:hAnsiTheme="minorAscii" w:eastAsiaTheme="minorAscii" w:cstheme="minorAscii"/>
-                <w:b/>
-                <w:bCs/>
+                <w:b w:val="1"/>
+                <w:bCs w:val="1"/>
                 <w:sz w:val="28"/>
                 <w:szCs w:val="28"/>
               </w:rPr>
@@ -814,8 +819,8 @@
             <w:r>
               <w:rPr>
                 <w:rFonts w:ascii="Calibri" w:hAnsi="Calibri" w:eastAsia="Calibri" w:cs="Calibri" w:asciiTheme="minorAscii" w:hAnsiTheme="minorAscii" w:eastAsiaTheme="minorAscii" w:cstheme="minorAscii"/>
-                <w:b/>
-                <w:bCs/>
+                <w:b w:val="1"/>
+                <w:bCs w:val="1"/>
                 <w:color w:val="FFFFFF"/>
                 <w:sz w:val="28"/>
                 <w:szCs w:val="28"/>
@@ -825,8 +830,8 @@
             <w:r>
               <w:rPr>
                 <w:rFonts w:ascii="Calibri" w:hAnsi="Calibri" w:eastAsia="Calibri" w:cs="Calibri" w:asciiTheme="minorAscii" w:hAnsiTheme="minorAscii" w:eastAsiaTheme="minorAscii" w:cstheme="minorAscii"/>
-                <w:b/>
-                <w:bCs/>
+                <w:b w:val="1"/>
+                <w:bCs w:val="1"/>
                 <w:color w:val="FFFFFF"/>
                 <w:spacing w:val="-2"/>
                 <w:sz w:val="28"/>
@@ -837,8 +842,8 @@
             <w:r>
               <w:rPr>
                 <w:rFonts w:ascii="Calibri" w:hAnsi="Calibri" w:eastAsia="Calibri" w:cs="Calibri" w:asciiTheme="minorAscii" w:hAnsiTheme="minorAscii" w:eastAsiaTheme="minorAscii" w:cstheme="minorAscii"/>
-                <w:b/>
-                <w:bCs/>
+                <w:b w:val="1"/>
+                <w:bCs w:val="1"/>
                 <w:color w:val="FFFFFF"/>
                 <w:sz w:val="28"/>
                 <w:szCs w:val="28"/>
@@ -853,6 +858,7 @@
             <w:tcBorders>
               <w:left w:val="nil"/>
             </w:tcBorders>
+            <w:tcMar/>
           </w:tcPr>
           <w:p>
             <w:pPr>
@@ -866,12 +872,12 @@
       </w:tr>
       <w:tr>
         <w:trPr>
-          <w:hidden w:val="0"/>
           <w:trHeight w:val="3452"/>
         </w:trPr>
         <w:tc>
           <w:tcPr>
             <w:tcW w:w="2964" w:type="dxa"/>
+            <w:tcMar/>
           </w:tcPr>
           <w:p>
             <w:pPr>
@@ -899,18 +905,18 @@
               <w:jc w:val="center"/>
               <w:rPr>
                 <w:rFonts w:ascii="Calibri" w:hAnsi="Calibri" w:eastAsia="Calibri" w:cs="Calibri" w:asciiTheme="minorAscii" w:hAnsiTheme="minorAscii" w:eastAsiaTheme="minorAscii" w:cstheme="minorAscii"/>
-                <w:b/>
-                <w:bCs/>
-              </w:rPr>
-            </w:pPr>
-          </w:p>
-          <w:p>
-            <w:pPr>
-              <w:pStyle w:val="TableParagraph"/>
-              <w:rPr>
-                <w:rFonts w:ascii="Calibri" w:hAnsi="Calibri" w:eastAsia="Calibri" w:cs="Calibri" w:asciiTheme="minorAscii" w:hAnsiTheme="minorAscii" w:eastAsiaTheme="minorAscii" w:cstheme="minorAscii"/>
-                <w:b/>
-                <w:bCs/>
+                <w:b w:val="1"/>
+                <w:bCs w:val="1"/>
+              </w:rPr>
+            </w:pPr>
+          </w:p>
+          <w:p>
+            <w:pPr>
+              <w:pStyle w:val="TableParagraph"/>
+              <w:rPr>
+                <w:rFonts w:ascii="Calibri" w:hAnsi="Calibri" w:eastAsia="Calibri" w:cs="Calibri" w:asciiTheme="minorAscii" w:hAnsiTheme="minorAscii" w:eastAsiaTheme="minorAscii" w:cstheme="minorAscii"/>
+                <w:b w:val="1"/>
+                <w:bCs w:val="1"/>
               </w:rPr>
             </w:pPr>
           </w:p>
@@ -923,16 +929,16 @@
             <w:r>
               <w:rPr>
                 <w:rFonts w:ascii="Calibri" w:hAnsi="Calibri" w:eastAsia="Calibri" w:cs="Calibri" w:asciiTheme="minorAscii" w:hAnsiTheme="minorAscii" w:eastAsiaTheme="minorAscii" w:cstheme="minorAscii"/>
-                <w:b/>
-                <w:bCs/>
+                <w:b w:val="1"/>
+                <w:bCs w:val="1"/>
               </w:rPr>
               <w:t>Project Description</w:t>
             </w:r>
             <w:r>
               <w:rPr>
                 <w:rFonts w:ascii="Calibri" w:hAnsi="Calibri" w:eastAsia="Calibri" w:cs="Calibri" w:asciiTheme="minorAscii" w:hAnsiTheme="minorAscii" w:eastAsiaTheme="minorAscii" w:cstheme="minorAscii"/>
-                <w:b/>
-                <w:bCs/>
+                <w:b w:val="1"/>
+                <w:bCs w:val="1"/>
               </w:rPr>
               <w:t xml:space="preserve"> and Scope based on Group’s understanding</w:t>
             </w:r>
@@ -941,12 +947,23 @@
         <w:tc>
           <w:tcPr>
             <w:tcW w:w="7236" w:type="dxa"/>
+            <w:tcMar/>
           </w:tcPr>
           <w:p>
             <w:pPr>
               <w:pStyle w:val="Normal"/>
-              <w:spacing w:after="0" w:afterAutospacing="0" w:before="0" w:beforeAutospacing="0"/>
+              <w:spacing w:before="0" w:beforeAutospacing="off" w:after="0" w:afterAutospacing="off"/>
               <w:ind w:left="225"/>
+            </w:pPr>
+            <w:r>
+              <w:rPr>
+                <w:rFonts w:ascii="Calibri" w:hAnsi="Calibri" w:eastAsia="Calibri" w:cs="Calibri" w:asciiTheme="minorAscii" w:hAnsiTheme="minorAscii" w:eastAsiaTheme="minorAscii" w:cstheme="minorAscii"/>
+                <w:b w:val="1"/>
+                <w:bCs w:val="1"/>
+              </w:rPr>
+              <w:t>Project Description</w:t>
+            </w:r>
+            <w:r>
               <w:rPr>
                 <w:rFonts w:ascii="Calibri" w:hAnsi="Calibri" w:eastAsia="Calibri" w:cs="Calibri" w:asciiTheme="minorAscii" w:hAnsiTheme="minorAscii" w:eastAsiaTheme="minorAscii" w:cstheme="minorAscii"/>
                 <w:b w:val="0"/>
@@ -955,59 +972,23 @@
                 <w:color w:val="000000" w:themeColor="text1" w:themeTint="FF" w:themeShade="FF"/>
                 <w:lang w:val="en-US"/>
               </w:rPr>
-            </w:pPr>
-            <w:r>
-              <w:rPr>
-                <w:rFonts w:ascii="Calibri" w:hAnsi="Calibri" w:eastAsia="Calibri" w:cs="Calibri" w:asciiTheme="minorAscii" w:hAnsiTheme="minorAscii" w:eastAsiaTheme="minorAscii" w:cstheme="minorAscii"/>
-                <w:b/>
-                <w:bCs/>
-              </w:rPr>
-              <w:t>Project Description</w:t>
-            </w:r>
-            <w:r>
+              <w:t>: Extend the existing annotation platform into a reliable and extensible AI-assisted annotation and human-judgement system.</w:t>
+            </w:r>
+          </w:p>
+          <w:p>
+            <w:pPr>
+              <w:pStyle w:val="Normal"/>
+              <w:spacing w:before="0" w:beforeAutospacing="off" w:after="0" w:afterAutospacing="off"/>
+              <w:ind w:left="225"/>
               <w:rPr>
                 <w:rFonts w:ascii="Calibri" w:hAnsi="Calibri" w:eastAsia="Calibri" w:cs="Calibri" w:asciiTheme="minorAscii" w:hAnsiTheme="minorAscii" w:eastAsiaTheme="minorAscii" w:cstheme="minorAscii"/>
                 <w:b w:val="0"/>
                 <w:bCs w:val="0"/>
                 <w:noProof w:val="0"/>
-                <w:color w:val="000000"/>
-                <w:lang w:val="en-US" w:eastAsia="en-US" w:bidi="ar-SA"/>
-              </w:rPr>
-              <w:t>: Extend the existing annotation platform into a reliable and extensible AI-assisted annotation and human-judgement system.</w:t>
-            </w:r>
-          </w:p>
-          <w:p>
-            <w:pPr>
-              <w:pStyle w:val="Normal"/>
-              <w:spacing w:after="0" w:afterAutospacing="0" w:before="0" w:beforeAutospacing="0"/>
-              <w:ind w:left="0"/>
-              <w:rPr>
-                <w:rFonts w:ascii="Calibri" w:hAnsi="Calibri" w:eastAsia="Calibri" w:cs="Calibri" w:asciiTheme="minorAscii" w:hAnsiTheme="minorAscii" w:eastAsiaTheme="minorAscii" w:cstheme="minorAscii"/>
-                <w:b w:val="0"/>
-                <w:bCs w:val="0"/>
-                <w:noProof w:val="0"/>
                 <w:color w:val="000000" w:themeColor="text1" w:themeTint="FF" w:themeShade="FF"/>
                 <w:lang w:val="en-US"/>
               </w:rPr>
             </w:pPr>
-          </w:p>
-          <w:p>
-            <w:pPr>
-              <w:pStyle w:val="Normal"/>
-              <w:spacing w:after="0" w:afterAutospacing="0" w:before="0" w:beforeAutospacing="0"/>
-              <w:ind w:left="0"/>
-            </w:pPr>
-            <w:r>
-              <w:rPr>
-                <w:rFonts w:ascii="Calibri" w:hAnsi="Calibri" w:eastAsia="Calibri" w:cs="Calibri" w:asciiTheme="minorAscii" w:hAnsiTheme="minorAscii" w:eastAsiaTheme="minorAscii" w:cstheme="minorAscii"/>
-                <w:b w:val="0"/>
-                <w:bCs w:val="0"/>
-                <w:noProof w:val="0"/>
-                <w:color w:val="000000"/>
-                <w:lang w:val="en-US" w:eastAsia="en-US" w:bidi="ar-SA"/>
-              </w:rPr>
-              <w:t>Must-Have:</w:t>
-            </w:r>
           </w:p>
           <w:p>
             <w:pPr>
@@ -1016,7 +997,7 @@
                 <w:ilvl w:val="0"/>
                 <w:numId w:val="2"/>
               </w:numPr>
-              <w:spacing w:after="0" w:afterAutospacing="0" w:before="0" w:beforeAutospacing="0"/>
+              <w:spacing w:before="0" w:beforeAutospacing="off" w:after="0" w:afterAutospacing="off"/>
               <w:rPr>
                 <w:rFonts w:ascii="Calibri" w:hAnsi="Calibri" w:eastAsia="Calibri" w:cs="Calibri" w:asciiTheme="minorAscii" w:hAnsiTheme="minorAscii" w:eastAsiaTheme="minorAscii" w:cstheme="minorAscii"/>
                 <w:b w:val="0"/>
@@ -1032,10 +1013,10 @@
                 <w:b w:val="0"/>
                 <w:bCs w:val="0"/>
                 <w:noProof w:val="0"/>
-                <w:color w:val="000000"/>
-                <w:lang w:val="en-US" w:eastAsia="en-US" w:bidi="ar-SA"/>
-              </w:rPr>
-              <w:t xml:space="preserve">Complete the core end-to-end workflow: </w:t>
+                <w:color w:val="000000" w:themeColor="text1" w:themeTint="FF" w:themeShade="FF"/>
+                <w:lang w:val="en-US"/>
+              </w:rPr>
+              <w:t xml:space="preserve">Complete the core end-to-end </w:t>
             </w:r>
             <w:r>
               <w:rPr>
@@ -1043,10 +1024,10 @@
                 <w:b w:val="0"/>
                 <w:bCs w:val="0"/>
                 <w:noProof w:val="0"/>
-                <w:color w:val="000000"/>
-                <w:lang w:val="en-US" w:eastAsia="en-US" w:bidi="ar-SA"/>
-              </w:rPr>
-              <w:t>Project creation → Policy configuration → Task creation → Item/Dataset ingestion → AI/mock annotation → Human review → Cross-validation → Dispute resolution → Final judgement</w:t>
+                <w:color w:val="000000" w:themeColor="text1" w:themeTint="FF" w:themeShade="FF"/>
+                <w:lang w:val="en-US"/>
+              </w:rPr>
+              <w:t xml:space="preserve">annotation </w:t>
             </w:r>
             <w:r>
               <w:rPr>
@@ -1054,10 +1035,98 @@
                 <w:b w:val="0"/>
                 <w:bCs w:val="0"/>
                 <w:noProof w:val="0"/>
-                <w:color w:val="000000"/>
-                <w:lang w:val="en-US" w:eastAsia="en-US" w:bidi="ar-SA"/>
-              </w:rPr>
-              <w:t xml:space="preserve">. </w:t>
+                <w:color w:val="000000" w:themeColor="text1" w:themeTint="FF" w:themeShade="FF"/>
+                <w:lang w:val="en-US"/>
+              </w:rPr>
+              <w:t xml:space="preserve">workflow: </w:t>
+            </w:r>
+            <w:r>
+              <w:rPr>
+                <w:rFonts w:ascii="Calibri" w:hAnsi="Calibri" w:eastAsia="Calibri" w:cs="Calibri" w:asciiTheme="minorAscii" w:hAnsiTheme="minorAscii" w:eastAsiaTheme="minorAscii" w:cstheme="minorAscii"/>
+                <w:b w:val="0"/>
+                <w:bCs w:val="0"/>
+                <w:noProof w:val="0"/>
+                <w:color w:val="000000" w:themeColor="text1" w:themeTint="FF" w:themeShade="FF"/>
+                <w:lang w:val="en-US"/>
+              </w:rPr>
+              <w:t>Project creation → Policy configuration → Task creation → Item/Dataset ingestion → AI</w:t>
+            </w:r>
+            <w:r>
+              <w:rPr>
+                <w:rFonts w:ascii="Calibri" w:hAnsi="Calibri" w:eastAsia="Calibri" w:cs="Calibri" w:asciiTheme="minorAscii" w:hAnsiTheme="minorAscii" w:eastAsiaTheme="minorAscii" w:cstheme="minorAscii"/>
+                <w:b w:val="0"/>
+                <w:bCs w:val="0"/>
+                <w:noProof w:val="0"/>
+                <w:color w:val="000000" w:themeColor="text1" w:themeTint="FF" w:themeShade="FF"/>
+                <w:lang w:val="en-US"/>
+              </w:rPr>
+              <w:t xml:space="preserve"> </w:t>
+            </w:r>
+            <w:r>
+              <w:rPr>
+                <w:rFonts w:ascii="Calibri" w:hAnsi="Calibri" w:eastAsia="Calibri" w:cs="Calibri" w:asciiTheme="minorAscii" w:hAnsiTheme="minorAscii" w:eastAsiaTheme="minorAscii" w:cstheme="minorAscii"/>
+                <w:b w:val="0"/>
+                <w:bCs w:val="0"/>
+                <w:noProof w:val="0"/>
+                <w:color w:val="000000" w:themeColor="text1" w:themeTint="FF" w:themeShade="FF"/>
+                <w:lang w:val="en-US"/>
+              </w:rPr>
+              <w:t xml:space="preserve">annotation → Human review → </w:t>
+            </w:r>
+            <w:r>
+              <w:rPr>
+                <w:rFonts w:ascii="Calibri" w:hAnsi="Calibri" w:eastAsia="Calibri" w:cs="Calibri" w:asciiTheme="minorAscii" w:hAnsiTheme="minorAscii" w:eastAsiaTheme="minorAscii" w:cstheme="minorAscii"/>
+                <w:b w:val="0"/>
+                <w:bCs w:val="0"/>
+                <w:noProof w:val="0"/>
+                <w:color w:val="000000" w:themeColor="text1" w:themeTint="FF" w:themeShade="FF"/>
+                <w:lang w:val="en-US"/>
+              </w:rPr>
+              <w:t>Evalu</w:t>
+            </w:r>
+            <w:r>
+              <w:rPr>
+                <w:rFonts w:ascii="Calibri" w:hAnsi="Calibri" w:eastAsia="Calibri" w:cs="Calibri" w:asciiTheme="minorAscii" w:hAnsiTheme="minorAscii" w:eastAsiaTheme="minorAscii" w:cstheme="minorAscii"/>
+                <w:b w:val="0"/>
+                <w:bCs w:val="0"/>
+                <w:noProof w:val="0"/>
+                <w:color w:val="000000" w:themeColor="text1" w:themeTint="FF" w:themeShade="FF"/>
+                <w:lang w:val="en-US"/>
+              </w:rPr>
+              <w:t>ation → Dispute resolution</w:t>
+            </w:r>
+            <w:r>
+              <w:rPr>
+                <w:rFonts w:ascii="Calibri" w:hAnsi="Calibri" w:eastAsia="Calibri" w:cs="Calibri" w:asciiTheme="minorAscii" w:hAnsiTheme="minorAscii" w:eastAsiaTheme="minorAscii" w:cstheme="minorAscii"/>
+                <w:b w:val="0"/>
+                <w:bCs w:val="0"/>
+                <w:noProof w:val="0"/>
+                <w:color w:val="000000" w:themeColor="text1" w:themeTint="FF" w:themeShade="FF"/>
+                <w:lang w:val="en-US"/>
+              </w:rPr>
+              <w:t xml:space="preserve"> </w:t>
+            </w:r>
+            <w:r>
+              <w:rPr>
+                <w:rFonts w:ascii="Calibri" w:hAnsi="Calibri" w:eastAsia="Calibri" w:cs="Calibri" w:asciiTheme="minorAscii" w:hAnsiTheme="minorAscii" w:eastAsiaTheme="minorAscii" w:cstheme="minorAscii"/>
+                <w:b w:val="0"/>
+                <w:bCs w:val="0"/>
+                <w:noProof w:val="0"/>
+                <w:color w:val="000000" w:themeColor="text1" w:themeTint="FF" w:themeShade="FF"/>
+                <w:lang w:val="en-US"/>
+              </w:rPr>
+              <w:t>→ Submit annotation</w:t>
+            </w:r>
+            <w:r>
+              <w:rPr>
+                <w:rFonts w:ascii="Calibri" w:hAnsi="Calibri" w:eastAsia="Calibri" w:cs="Calibri" w:asciiTheme="minorAscii" w:hAnsiTheme="minorAscii" w:eastAsiaTheme="minorAscii" w:cstheme="minorAscii"/>
+                <w:b w:val="0"/>
+                <w:bCs w:val="0"/>
+                <w:noProof w:val="0"/>
+                <w:color w:val="000000" w:themeColor="text1" w:themeTint="FF" w:themeShade="FF"/>
+                <w:lang w:val="en-US"/>
+              </w:rPr>
+              <w:t xml:space="preserve"> </w:t>
             </w:r>
           </w:p>
           <w:p>
@@ -1067,7 +1136,7 @@
                 <w:ilvl w:val="0"/>
                 <w:numId w:val="2"/>
               </w:numPr>
-              <w:spacing w:after="0" w:afterAutospacing="0" w:before="0" w:beforeAutospacing="0"/>
+              <w:spacing w:before="0" w:beforeAutospacing="off" w:after="0" w:afterAutospacing="off"/>
               <w:rPr>
                 <w:rFonts w:ascii="Calibri" w:hAnsi="Calibri" w:eastAsia="Calibri" w:cs="Calibri" w:asciiTheme="minorAscii" w:hAnsiTheme="minorAscii" w:eastAsiaTheme="minorAscii" w:cstheme="minorAscii"/>
                 <w:b w:val="0"/>
@@ -1089,12 +1158,12 @@
                 <w:i w:val="0"/>
                 <w:iCs w:val="0"/>
                 <w:noProof w:val="0"/>
-                <w:color w:val="000000"/>
-                <w:sz w:val="22"/>
-                <w:szCs w:val="22"/>
-                <w:lang w:val="en-US" w:eastAsia="en-US" w:bidi="ar-SA"/>
-              </w:rPr>
-              <w:t>Integrate the existing full-stack application with the annotation repository to enable the complete annotation and human-review workflow. - P1</w:t>
+                <w:color w:val="000000" w:themeColor="text1" w:themeTint="FF" w:themeShade="FF"/>
+                <w:sz w:val="22"/>
+                <w:szCs w:val="22"/>
+                <w:lang w:val="en-US"/>
+              </w:rPr>
+              <w:t>Integrate the existing full-stack application with the annotation repository to enable the complete annotation and human-review workflow.</w:t>
             </w:r>
           </w:p>
           <w:p>
@@ -1104,7 +1173,7 @@
                 <w:ilvl w:val="0"/>
                 <w:numId w:val="2"/>
               </w:numPr>
-              <w:spacing w:after="0" w:afterAutospacing="0" w:before="0" w:beforeAutospacing="0"/>
+              <w:spacing w:before="0" w:beforeAutospacing="off" w:after="0" w:afterAutospacing="off"/>
               <w:rPr>
                 <w:rFonts w:ascii="Calibri" w:hAnsi="Calibri" w:eastAsia="Calibri" w:cs="Calibri" w:asciiTheme="minorAscii" w:hAnsiTheme="minorAscii" w:eastAsiaTheme="minorAscii" w:cstheme="minorAscii"/>
                 <w:b w:val="0"/>
@@ -1126,42 +1195,12 @@
                 <w:i w:val="0"/>
                 <w:iCs w:val="0"/>
                 <w:noProof w:val="0"/>
-                <w:color w:val="000000"/>
-                <w:sz w:val="22"/>
-                <w:szCs w:val="22"/>
-                <w:lang w:val="en-US" w:eastAsia="en-US" w:bidi="ar-SA"/>
-              </w:rPr>
-              <w:t xml:space="preserve">Review, </w:t>
-            </w:r>
-            <w:r>
-              <w:rPr>
-                <w:rFonts w:ascii="Calibri" w:hAnsi="Calibri" w:eastAsia="Calibri" w:cs="Calibri" w:asciiTheme="minorAscii" w:hAnsiTheme="minorAscii" w:eastAsiaTheme="minorAscii" w:cstheme="minorAscii"/>
-                <w:b w:val="0"/>
-                <w:bCs w:val="0"/>
-                <w:i w:val="0"/>
-                <w:iCs w:val="0"/>
-                <w:noProof w:val="0"/>
-                <w:color w:val="000000"/>
-                <w:sz w:val="22"/>
-                <w:szCs w:val="22"/>
-                <w:lang w:val="en-US" w:eastAsia="en-US" w:bidi="ar-SA"/>
-              </w:rPr>
-              <w:t>validate</w:t>
-            </w:r>
-            <w:r>
-              <w:rPr>
-                <w:rFonts w:ascii="Calibri" w:hAnsi="Calibri" w:eastAsia="Calibri" w:cs="Calibri" w:asciiTheme="minorAscii" w:hAnsiTheme="minorAscii" w:eastAsiaTheme="minorAscii" w:cstheme="minorAscii"/>
-                <w:b w:val="0"/>
-                <w:bCs w:val="0"/>
-                <w:i w:val="0"/>
-                <w:iCs w:val="0"/>
-                <w:noProof w:val="0"/>
-                <w:color w:val="000000"/>
-                <w:sz w:val="22"/>
-                <w:szCs w:val="22"/>
-                <w:lang w:val="en-US" w:eastAsia="en-US" w:bidi="ar-SA"/>
-              </w:rPr>
-              <w:t>, and improve the existing schema definitions and system contracts between the frontend, backend, and annotation/AI services. - P2</w:t>
+                <w:color w:val="000000" w:themeColor="text1" w:themeTint="FF" w:themeShade="FF"/>
+                <w:sz w:val="22"/>
+                <w:szCs w:val="22"/>
+                <w:lang w:val="en-US"/>
+              </w:rPr>
+              <w:t>Define and implement a governance framework covering roles and permissions, review policies.</w:t>
             </w:r>
           </w:p>
           <w:p>
@@ -1171,7 +1210,7 @@
                 <w:ilvl w:val="0"/>
                 <w:numId w:val="2"/>
               </w:numPr>
-              <w:spacing w:after="0" w:afterAutospacing="0" w:before="0" w:beforeAutospacing="0"/>
+              <w:spacing w:before="0" w:beforeAutospacing="off" w:after="0" w:afterAutospacing="off"/>
               <w:rPr>
                 <w:rFonts w:ascii="Calibri" w:hAnsi="Calibri" w:eastAsia="Calibri" w:cs="Calibri" w:asciiTheme="minorAscii" w:hAnsiTheme="minorAscii" w:eastAsiaTheme="minorAscii" w:cstheme="minorAscii"/>
                 <w:b w:val="0"/>
@@ -1193,12 +1232,12 @@
                 <w:i w:val="0"/>
                 <w:iCs w:val="0"/>
                 <w:noProof w:val="0"/>
-                <w:color w:val="000000"/>
-                <w:sz w:val="22"/>
-                <w:szCs w:val="22"/>
-                <w:lang w:val="en-US" w:eastAsia="en-US" w:bidi="ar-SA"/>
-              </w:rPr>
-              <w:t>Implement a governance framework covering roles and permissions, review policies.</w:t>
+                <w:color w:val="000000" w:themeColor="text1" w:themeTint="FF" w:themeShade="FF"/>
+                <w:sz w:val="22"/>
+                <w:szCs w:val="22"/>
+                <w:lang w:val="en-US"/>
+              </w:rPr>
+              <w:t xml:space="preserve">Review, </w:t>
             </w:r>
             <w:r>
               <w:rPr>
@@ -1208,18 +1247,14 @@
                 <w:i w:val="0"/>
                 <w:iCs w:val="0"/>
                 <w:noProof w:val="0"/>
-                <w:color w:val="000000"/>
-                <w:sz w:val="22"/>
-                <w:szCs w:val="22"/>
-                <w:lang w:val="en-US" w:eastAsia="en-US" w:bidi="ar-SA"/>
-              </w:rPr>
-              <w:t xml:space="preserve"> - P3</w:t>
-            </w:r>
-          </w:p>
-          <w:p>
-            <w:pPr>
-              <w:pStyle w:val="Normal"/>
-              <w:spacing w:after="0" w:afterAutospacing="0" w:before="0" w:beforeAutospacing="0"/>
+                <w:color w:val="000000" w:themeColor="text1" w:themeTint="FF" w:themeShade="FF"/>
+                <w:sz w:val="22"/>
+                <w:szCs w:val="22"/>
+                <w:lang w:val="en-US"/>
+              </w:rPr>
+              <w:t>validate</w:t>
+            </w:r>
+            <w:r>
               <w:rPr>
                 <w:rFonts w:ascii="Calibri" w:hAnsi="Calibri" w:eastAsia="Calibri" w:cs="Calibri" w:asciiTheme="minorAscii" w:hAnsiTheme="minorAscii" w:eastAsiaTheme="minorAscii" w:cstheme="minorAscii"/>
                 <w:b w:val="0"/>
@@ -1232,86 +1267,9 @@
                 <w:szCs w:val="22"/>
                 <w:lang w:val="en-US"/>
               </w:rPr>
-            </w:pPr>
-          </w:p>
-          <w:p>
-            <w:pPr>
-              <w:pStyle w:val="TableParagraph"/>
-            </w:pPr>
-            <w:r>
-              <w:rPr>
-                <w:rFonts w:ascii="Calibri" w:hAnsi="Calibri" w:eastAsia="Calibri" w:cs="Calibri" w:asciiTheme="minorAscii" w:hAnsiTheme="minorAscii" w:eastAsiaTheme="minorAscii" w:cstheme="minorAscii"/>
-                <w:b/>
-                <w:bCs/>
-              </w:rPr>
-              <w:t>Nice-To-Have:</w:t>
-            </w:r>
-          </w:p>
-          <w:p>
-            <w:pPr>
-              <w:pStyle w:val="ListParagraph"/>
-              <w:numPr>
-                <w:ilvl w:val="0"/>
-                <w:numId w:val="2"/>
-              </w:numPr>
-              <w:spacing w:after="0" w:afterAutospacing="0" w:before="0" w:beforeAutospacing="0"/>
-              <w:rPr>
-                <w:rFonts w:ascii="Calibri" w:hAnsi="Calibri" w:eastAsia="Calibri" w:cs="Calibri" w:asciiTheme="minorAscii" w:hAnsiTheme="minorAscii" w:eastAsiaTheme="minorAscii" w:cstheme="minorAscii"/>
-                <w:b w:val="0"/>
-                <w:bCs w:val="0"/>
-                <w:noProof w:val="0"/>
-                <w:color w:val="000000" w:themeColor="text1" w:themeTint="FF" w:themeShade="FF"/>
-                <w:lang w:val="en-US"/>
-              </w:rPr>
-            </w:pPr>
-            <w:r>
-              <w:rPr>
-                <w:rFonts w:ascii="Calibri" w:hAnsi="Calibri" w:eastAsia="Calibri" w:cs="Calibri" w:asciiTheme="minorAscii" w:hAnsiTheme="minorAscii" w:eastAsiaTheme="minorAscii" w:cstheme="minorAscii"/>
-                <w:b w:val="0"/>
-                <w:bCs w:val="0"/>
-                <w:noProof w:val="0"/>
-                <w:color w:val="000000"/>
-                <w:highlight w:val="yellow"/>
-                <w:lang w:val="en-US" w:eastAsia="en-US" w:bidi="ar-SA"/>
-              </w:rPr>
-              <w:t>Support the Project → Task → Item hierarchy and lifecycle management for these entities.</w:t>
-            </w:r>
-          </w:p>
-          <w:p>
-            <w:pPr>
-              <w:pStyle w:val="ListParagraph"/>
-              <w:numPr>
-                <w:ilvl w:val="0"/>
-                <w:numId w:val="2"/>
-              </w:numPr>
-              <w:spacing w:after="0" w:afterAutospacing="0" w:before="0" w:beforeAutospacing="0"/>
-              <w:rPr>
-                <w:rFonts w:ascii="Calibri" w:hAnsi="Calibri" w:eastAsia="Calibri" w:cs="Calibri" w:asciiTheme="minorAscii" w:hAnsiTheme="minorAscii" w:eastAsiaTheme="minorAscii" w:cstheme="minorAscii"/>
-                <w:noProof w:val="0"/>
-                <w:color w:val="000000" w:themeColor="text1" w:themeTint="FF" w:themeShade="FF"/>
-                <w:highlight w:val="yellow"/>
-                <w:lang w:val="en-US"/>
-              </w:rPr>
-            </w:pPr>
-            <w:r>
-              <w:rPr>
-                <w:rFonts w:ascii="Calibri" w:hAnsi="Calibri" w:eastAsia="Calibri" w:cs="Calibri" w:asciiTheme="minorAscii" w:hAnsiTheme="minorAscii" w:eastAsiaTheme="minorAscii" w:cstheme="minorAscii"/>
-                <w:noProof w:val="0"/>
-                <w:color w:val="000000"/>
-                <w:highlight w:val="yellow"/>
-                <w:lang w:val="en-US" w:eastAsia="en-US" w:bidi="ar-SA"/>
-              </w:rPr>
-              <w:t>Implement a reliable task-queue system for distributed annotation processing, including retries, failed-job handling, and dead-letter handling.</w:t>
-            </w:r>
-          </w:p>
-          <w:p>
-            <w:pPr>
-              <w:pStyle w:val="ListParagraph"/>
-              <w:numPr>
-                <w:ilvl w:val="0"/>
-                <w:numId w:val="2"/>
-              </w:numPr>
-              <w:spacing w:after="0" w:afterAutospacing="0" w:before="0" w:beforeAutospacing="0"/>
+              <w:t>, and improve the existing schema definitions and system contracts between the frontend, backend, and annotation/AI services</w:t>
+            </w:r>
+            <w:r>
               <w:rPr>
                 <w:rFonts w:ascii="Calibri" w:hAnsi="Calibri" w:eastAsia="Calibri" w:cs="Calibri" w:asciiTheme="minorAscii" w:hAnsiTheme="minorAscii" w:eastAsiaTheme="minorAscii" w:cstheme="minorAscii"/>
                 <w:b w:val="0"/>
@@ -1324,8 +1282,13 @@
                 <w:szCs w:val="22"/>
                 <w:lang w:val="en-US"/>
               </w:rPr>
-            </w:pPr>
-            <w:r>
+              <w:t>.</w:t>
+            </w:r>
+          </w:p>
+          <w:p>
+            <w:pPr>
+              <w:pStyle w:val="Normal"/>
+              <w:spacing w:before="0" w:beforeAutospacing="off" w:after="0" w:afterAutospacing="off"/>
               <w:rPr>
                 <w:rFonts w:ascii="Calibri" w:hAnsi="Calibri" w:eastAsia="Calibri" w:cs="Calibri" w:asciiTheme="minorAscii" w:hAnsiTheme="minorAscii" w:eastAsiaTheme="minorAscii" w:cstheme="minorAscii"/>
                 <w:b w:val="0"/>
@@ -1333,122 +1296,219 @@
                 <w:i w:val="0"/>
                 <w:iCs w:val="0"/>
                 <w:noProof w:val="0"/>
-                <w:color w:val="000000"/>
-                <w:sz w:val="22"/>
-                <w:szCs w:val="22"/>
-                <w:highlight w:val="yellow"/>
-                <w:lang w:val="en-US" w:eastAsia="en-US" w:bidi="ar-SA"/>
-              </w:rPr>
-              <w:t>Support basic organization management, including organization creation, unique organization identifiers/URLs, user invitation, and organization-level administration.</w:t>
-            </w:r>
-            <w:r>
-              <w:rPr>
-                <w:rFonts w:ascii="Calibri" w:hAnsi="Calibri" w:eastAsia="Calibri" w:cs="Calibri" w:asciiTheme="minorAscii" w:hAnsiTheme="minorAscii" w:eastAsiaTheme="minorAscii" w:cstheme="minorAscii"/>
-                <w:b w:val="0"/>
-                <w:bCs w:val="0"/>
+                <w:color w:val="000000" w:themeColor="text1" w:themeTint="FF" w:themeShade="FF"/>
+                <w:sz w:val="22"/>
+                <w:szCs w:val="22"/>
+                <w:lang w:val="en-US"/>
+              </w:rPr>
+            </w:pPr>
+          </w:p>
+          <w:p>
+            <w:pPr>
+              <w:pStyle w:val="Normal"/>
+              <w:spacing w:before="0" w:beforeAutospacing="off" w:after="0" w:afterAutospacing="off"/>
+            </w:pPr>
+            <w:r>
+              <w:rPr>
+                <w:rFonts w:ascii="Calibri" w:hAnsi="Calibri" w:eastAsia="Calibri" w:cs="Calibri" w:asciiTheme="minorAscii" w:hAnsiTheme="minorAscii" w:eastAsiaTheme="minorAscii" w:cstheme="minorAscii"/>
+                <w:b w:val="1"/>
+                <w:bCs w:val="1"/>
                 <w:i w:val="0"/>
                 <w:iCs w:val="0"/>
                 <w:noProof w:val="0"/>
-                <w:color w:val="000000"/>
-                <w:sz w:val="22"/>
-                <w:szCs w:val="22"/>
-                <w:lang w:val="en-US" w:eastAsia="en-US" w:bidi="ar-SA"/>
-              </w:rPr>
-              <w:t xml:space="preserve"> </w:t>
-            </w:r>
-          </w:p>
-          <w:p>
-            <w:pPr>
-              <w:pStyle w:val="ListParagraph"/>
-              <w:numPr>
-                <w:ilvl w:val="0"/>
-                <w:numId w:val="2"/>
-              </w:numPr>
-              <w:spacing w:after="0" w:afterAutospacing="0" w:before="0" w:beforeAutospacing="0"/>
-              <w:rPr>
-                <w:rFonts w:ascii="Calibri" w:hAnsi="Calibri" w:eastAsia="Calibri" w:cs="Calibri" w:asciiTheme="minorAscii" w:hAnsiTheme="minorAscii" w:eastAsiaTheme="minorAscii" w:cstheme="minorAscii"/>
-                <w:noProof w:val="0"/>
                 <w:color w:val="000000" w:themeColor="text1" w:themeTint="FF" w:themeShade="FF"/>
-                <w:highlight w:val="yellow"/>
+                <w:sz w:val="22"/>
+                <w:szCs w:val="22"/>
                 <w:lang w:val="en-US"/>
               </w:rPr>
-            </w:pPr>
-            <w:r>
-              <w:rPr>
-                <w:rFonts w:ascii="Calibri" w:hAnsi="Calibri" w:eastAsia="Calibri" w:cs="Calibri" w:asciiTheme="minorAscii" w:hAnsiTheme="minorAscii" w:eastAsiaTheme="minorAscii" w:cstheme="minorAscii"/>
-                <w:noProof w:val="0"/>
-                <w:color w:val="000000"/>
-                <w:highlight w:val="yellow"/>
-                <w:lang w:val="en-US" w:eastAsia="en-US" w:bidi="ar-SA"/>
-              </w:rPr>
-              <w:t>Provide a basic dashboard showing project status, progress, organization information, task/workflow information, and relevant summary statistics.</w:t>
-            </w:r>
-          </w:p>
-          <w:p>
-            <w:pPr>
-              <w:pStyle w:val="ListParagraph"/>
-              <w:numPr>
-                <w:ilvl w:val="0"/>
-                <w:numId w:val="2"/>
-              </w:numPr>
-              <w:spacing w:after="0" w:afterAutospacing="0" w:before="0" w:beforeAutospacing="0"/>
-              <w:rPr>
-                <w:rFonts w:ascii="Calibri" w:hAnsi="Calibri" w:eastAsia="Calibri" w:cs="Calibri" w:asciiTheme="minorAscii" w:hAnsiTheme="minorAscii" w:eastAsiaTheme="minorAscii" w:cstheme="minorAscii"/>
-                <w:b w:val="0"/>
-                <w:bCs w:val="0"/>
+              <w:t xml:space="preserve">Important </w:t>
+            </w:r>
+            <w:r>
+              <w:rPr>
+                <w:rFonts w:ascii="Calibri" w:hAnsi="Calibri" w:eastAsia="Calibri" w:cs="Calibri" w:asciiTheme="minorAscii" w:hAnsiTheme="minorAscii" w:eastAsiaTheme="minorAscii" w:cstheme="minorAscii"/>
+                <w:b w:val="1"/>
+                <w:bCs w:val="1"/>
                 <w:i w:val="0"/>
                 <w:iCs w:val="0"/>
                 <w:noProof w:val="0"/>
                 <w:color w:val="000000" w:themeColor="text1" w:themeTint="FF" w:themeShade="FF"/>
                 <w:sz w:val="22"/>
                 <w:szCs w:val="22"/>
-                <w:highlight w:val="yellow"/>
                 <w:lang w:val="en-US"/>
               </w:rPr>
-            </w:pPr>
-            <w:r>
-              <w:rPr>
-                <w:rFonts w:ascii="Calibri" w:hAnsi="Calibri" w:eastAsia="Calibri" w:cs="Calibri" w:asciiTheme="minorAscii" w:hAnsiTheme="minorAscii" w:eastAsiaTheme="minorAscii" w:cstheme="minorAscii"/>
-                <w:b w:val="0"/>
-                <w:bCs w:val="0"/>
-                <w:i w:val="0"/>
-                <w:iCs w:val="0"/>
-                <w:noProof w:val="0"/>
-                <w:color w:val="000000"/>
-                <w:sz w:val="22"/>
-                <w:szCs w:val="22"/>
-                <w:highlight w:val="yellow"/>
-                <w:lang w:val="en-US" w:eastAsia="en-US" w:bidi="ar-SA"/>
-              </w:rPr>
-              <w:t>Explore relevant enhancements that could add value to the platform where appropriate.</w:t>
-            </w:r>
-          </w:p>
-          <w:p>
-            <w:pPr>
-              <w:pStyle w:val="TableParagraph"/>
-              <w:rPr>
-                <w:rFonts w:ascii="Calibri" w:hAnsi="Calibri" w:eastAsia="Calibri" w:cs="Calibri" w:asciiTheme="minorAscii" w:hAnsiTheme="minorAscii" w:eastAsiaTheme="minorAscii" w:cstheme="minorAscii"/>
-              </w:rPr>
-            </w:pPr>
-          </w:p>
-          <w:p>
-            <w:pPr>
-              <w:pStyle w:val="TableParagraph"/>
-              <w:rPr>
-                <w:rFonts w:ascii="Calibri" w:hAnsi="Calibri" w:eastAsia="Calibri" w:cs="Calibri" w:asciiTheme="minorAscii" w:hAnsiTheme="minorAscii" w:eastAsiaTheme="minorAscii" w:cstheme="minorAscii"/>
-              </w:rPr>
-            </w:pPr>
+              <w:t>Note:</w:t>
+            </w:r>
+            <w:r>
+              <w:rPr>
+                <w:rFonts w:ascii="Calibri" w:hAnsi="Calibri" w:eastAsia="Calibri" w:cs="Calibri"/>
+                <w:noProof w:val="0"/>
+                <w:sz w:val="22"/>
+                <w:szCs w:val="22"/>
+                <w:lang w:val="en-US"/>
+              </w:rPr>
+              <w:t xml:space="preserve"> The provided dataset </w:t>
+            </w:r>
+            <w:r>
+              <w:rPr>
+                <w:rFonts w:ascii="Calibri" w:hAnsi="Calibri" w:eastAsia="Calibri" w:cs="Calibri"/>
+                <w:noProof w:val="0"/>
+                <w:sz w:val="22"/>
+                <w:szCs w:val="22"/>
+                <w:lang w:val="en-US"/>
+              </w:rPr>
+              <w:t>contains</w:t>
+            </w:r>
+            <w:r>
+              <w:rPr>
+                <w:rFonts w:ascii="Calibri" w:hAnsi="Calibri" w:eastAsia="Calibri" w:cs="Calibri"/>
+                <w:noProof w:val="0"/>
+                <w:sz w:val="22"/>
+                <w:szCs w:val="22"/>
+                <w:lang w:val="en-US"/>
+              </w:rPr>
+              <w:t xml:space="preserve"> multiple annotation data types</w:t>
+            </w:r>
+            <w:r>
+              <w:rPr>
+                <w:rFonts w:ascii="Calibri" w:hAnsi="Calibri" w:eastAsia="Calibri" w:cs="Calibri"/>
+                <w:noProof w:val="0"/>
+                <w:sz w:val="22"/>
+                <w:szCs w:val="22"/>
+                <w:lang w:val="en-US"/>
+              </w:rPr>
+              <w:t xml:space="preserve"> (text, images, video)</w:t>
+            </w:r>
+            <w:r>
+              <w:rPr>
+                <w:rFonts w:ascii="Calibri" w:hAnsi="Calibri" w:eastAsia="Calibri" w:cs="Calibri"/>
+                <w:noProof w:val="0"/>
+                <w:sz w:val="22"/>
+                <w:szCs w:val="22"/>
+                <w:lang w:val="en-US"/>
+              </w:rPr>
+              <w:t xml:space="preserve">. The team will implement and </w:t>
+            </w:r>
+            <w:r>
+              <w:rPr>
+                <w:rFonts w:ascii="Calibri" w:hAnsi="Calibri" w:eastAsia="Calibri" w:cs="Calibri"/>
+                <w:noProof w:val="0"/>
+                <w:sz w:val="22"/>
+                <w:szCs w:val="22"/>
+                <w:lang w:val="en-US"/>
+              </w:rPr>
+              <w:t>demonstrate</w:t>
+            </w:r>
+            <w:r>
+              <w:rPr>
+                <w:rFonts w:ascii="Calibri" w:hAnsi="Calibri" w:eastAsia="Calibri" w:cs="Calibri"/>
+                <w:noProof w:val="0"/>
+                <w:sz w:val="22"/>
+                <w:szCs w:val="22"/>
+                <w:lang w:val="en-US"/>
+              </w:rPr>
+              <w:t xml:space="preserve"> the core end-to-end workflow against text annotation first, as the highest-value and highest-confidence path, while designing the item and dataset schemas to accommodate </w:t>
+            </w:r>
+            <w:r>
+              <w:rPr>
+                <w:rFonts w:ascii="Calibri" w:hAnsi="Calibri" w:eastAsia="Calibri" w:cs="Calibri"/>
+                <w:noProof w:val="0"/>
+                <w:sz w:val="22"/>
+                <w:szCs w:val="22"/>
+                <w:lang w:val="en-US"/>
+              </w:rPr>
+              <w:t>additional</w:t>
+            </w:r>
+            <w:r>
+              <w:rPr>
+                <w:rFonts w:ascii="Calibri" w:hAnsi="Calibri" w:eastAsia="Calibri" w:cs="Calibri"/>
+                <w:noProof w:val="0"/>
+                <w:sz w:val="22"/>
+                <w:szCs w:val="22"/>
+                <w:lang w:val="en-US"/>
+              </w:rPr>
+              <w:t xml:space="preserve"> data types. Extension of the workflow to further data types will follow once the core workflow is complete and </w:t>
+            </w:r>
+            <w:r>
+              <w:rPr>
+                <w:rFonts w:ascii="Calibri" w:hAnsi="Calibri" w:eastAsia="Calibri" w:cs="Calibri"/>
+                <w:noProof w:val="0"/>
+                <w:sz w:val="22"/>
+                <w:szCs w:val="22"/>
+                <w:lang w:val="en-US"/>
+              </w:rPr>
+              <w:t>stable, and</w:t>
+            </w:r>
+            <w:r>
+              <w:rPr>
+                <w:rFonts w:ascii="Calibri" w:hAnsi="Calibri" w:eastAsia="Calibri" w:cs="Calibri"/>
+                <w:noProof w:val="0"/>
+                <w:sz w:val="22"/>
+                <w:szCs w:val="22"/>
+                <w:lang w:val="en-US"/>
+              </w:rPr>
+              <w:t xml:space="preserve"> will be </w:t>
+            </w:r>
+            <w:r>
+              <w:rPr>
+                <w:rFonts w:ascii="Calibri" w:hAnsi="Calibri" w:eastAsia="Calibri" w:cs="Calibri"/>
+                <w:noProof w:val="0"/>
+                <w:sz w:val="22"/>
+                <w:szCs w:val="22"/>
+                <w:lang w:val="en-US"/>
+              </w:rPr>
+              <w:t>prioritised</w:t>
+            </w:r>
+            <w:r>
+              <w:rPr>
+                <w:rFonts w:ascii="Calibri" w:hAnsi="Calibri" w:eastAsia="Calibri" w:cs="Calibri"/>
+                <w:noProof w:val="0"/>
+                <w:sz w:val="22"/>
+                <w:szCs w:val="22"/>
+                <w:lang w:val="en-US"/>
+              </w:rPr>
+              <w:t xml:space="preserve"> with the client at that point</w:t>
+            </w:r>
+            <w:r>
+              <w:rPr>
+                <w:rFonts w:ascii="Calibri" w:hAnsi="Calibri" w:eastAsia="Calibri" w:cs="Calibri"/>
+                <w:noProof w:val="0"/>
+                <w:sz w:val="22"/>
+                <w:szCs w:val="22"/>
+                <w:lang w:val="en-US"/>
+              </w:rPr>
+              <w:t xml:space="preserve"> and subject to team capacity and time </w:t>
+            </w:r>
+            <w:r>
+              <w:rPr>
+                <w:rFonts w:ascii="Calibri" w:hAnsi="Calibri" w:eastAsia="Calibri" w:cs="Calibri"/>
+                <w:noProof w:val="0"/>
+                <w:sz w:val="22"/>
+                <w:szCs w:val="22"/>
+                <w:lang w:val="en-US"/>
+              </w:rPr>
+              <w:t>available</w:t>
+            </w:r>
+            <w:r>
+              <w:rPr>
+                <w:rFonts w:ascii="Calibri" w:hAnsi="Calibri" w:eastAsia="Calibri" w:cs="Calibri"/>
+                <w:noProof w:val="0"/>
+                <w:sz w:val="22"/>
+                <w:szCs w:val="22"/>
+                <w:lang w:val="en-US"/>
+              </w:rPr>
+              <w:t xml:space="preserve">. </w:t>
+            </w:r>
           </w:p>
         </w:tc>
       </w:tr>
       <w:tr>
         <w:trPr>
-          <w:hidden w:val="0"/>
           <w:trHeight w:val="1403"/>
         </w:trPr>
         <w:tc>
           <w:tcPr>
             <w:tcW w:w="2964" w:type="dxa"/>
+            <w:tcMar/>
           </w:tcPr>
           <w:p>
             <w:pPr>
@@ -1478,8 +1538,8 @@
             <w:r>
               <w:rPr>
                 <w:rFonts w:ascii="Calibri" w:hAnsi="Calibri" w:eastAsia="Calibri" w:cs="Calibri" w:asciiTheme="minorAscii" w:hAnsiTheme="minorAscii" w:eastAsiaTheme="minorAscii" w:cstheme="minorAscii"/>
-                <w:b/>
-                <w:bCs/>
+                <w:b w:val="1"/>
+                <w:bCs w:val="1"/>
               </w:rPr>
               <w:t>Client’s feedback</w:t>
             </w:r>
@@ -1488,25 +1548,63 @@
         <w:tc>
           <w:tcPr>
             <w:tcW w:w="7236" w:type="dxa"/>
+            <w:tcMar/>
           </w:tcPr>
           <w:p>
             <w:pPr>
               <w:pStyle w:val="TableParagraph"/>
-              <w:rPr>
-                <w:rFonts w:ascii="Calibri" w:hAnsi="Calibri" w:eastAsia="Calibri" w:cs="Calibri" w:asciiTheme="minorAscii" w:hAnsiTheme="minorAscii" w:eastAsiaTheme="minorAscii" w:cstheme="minorAscii"/>
-              </w:rPr>
-            </w:pPr>
+            </w:pPr>
+            <w:r>
+              <w:rPr>
+                <w:rFonts w:ascii="Calibri" w:hAnsi="Calibri" w:eastAsia="Calibri" w:cs="Calibri" w:asciiTheme="minorAscii" w:hAnsiTheme="minorAscii" w:eastAsiaTheme="minorAscii" w:cstheme="minorAscii"/>
+              </w:rPr>
+              <w:t xml:space="preserve">The team presented its understanding of the scope and set out its proposed approach. With approximately eight weeks of development time available, the team's position is that a successful outcome depends on committing to a clearly defined core scope and delivering it to a high standard, rather than partially delivering a broader set of features. The team identified the end-to-end annotation workflow - covering task setup, AI annotation, human review, role-based permissions and dispute resolution - as the critical </w:t>
+            </w:r>
+            <w:r>
+              <w:rPr>
+                <w:rFonts w:ascii="Calibri" w:hAnsi="Calibri" w:eastAsia="Calibri" w:cs="Calibri" w:asciiTheme="minorAscii" w:hAnsiTheme="minorAscii" w:eastAsiaTheme="minorAscii" w:cstheme="minorAscii"/>
+              </w:rPr>
+              <w:t>path, and</w:t>
+            </w:r>
+            <w:r>
+              <w:rPr>
+                <w:rFonts w:ascii="Calibri" w:hAnsi="Calibri" w:eastAsia="Calibri" w:cs="Calibri" w:asciiTheme="minorAscii" w:hAnsiTheme="minorAscii" w:eastAsiaTheme="minorAscii" w:cstheme="minorAscii"/>
+              </w:rPr>
+              <w:t xml:space="preserve"> proposed that all scope be committed against that core first, with further functionality treated as extension work once the core is complete and stable.</w:t>
+            </w:r>
+          </w:p>
+          <w:p>
+            <w:pPr>
+              <w:pStyle w:val="TableParagraph"/>
+            </w:pPr>
+            <w:r>
+              <w:rPr>
+                <w:rFonts w:ascii="Calibri" w:hAnsi="Calibri" w:eastAsia="Calibri" w:cs="Calibri" w:asciiTheme="minorAscii" w:hAnsiTheme="minorAscii" w:eastAsiaTheme="minorAscii" w:cstheme="minorAscii"/>
+              </w:rPr>
+              <w:t xml:space="preserve"> </w:t>
+            </w:r>
+          </w:p>
+          <w:p>
+            <w:pPr>
+              <w:pStyle w:val="TableParagraph"/>
+            </w:pPr>
+            <w:r>
+              <w:rPr>
+                <w:rFonts w:ascii="Calibri" w:hAnsi="Calibri" w:eastAsia="Calibri" w:cs="Calibri" w:asciiTheme="minorAscii" w:hAnsiTheme="minorAscii" w:eastAsiaTheme="minorAscii" w:cstheme="minorAscii"/>
+              </w:rPr>
+              <w:t>The client agreed with this approach. Both parties are aligned that success is defined as a high-quality, working end-to-end annotation workflow as set out in the project description above.</w:t>
+            </w:r>
           </w:p>
         </w:tc>
       </w:tr>
       <w:tr>
         <w:trPr>
-          <w:hidden w:val="0"/>
           <w:trHeight w:val="3518"/>
         </w:trPr>
         <w:tc>
           <w:tcPr>
             <w:tcW w:w="2964" w:type="dxa"/>
+            <w:tcMar/>
           </w:tcPr>
           <w:p>
             <w:pPr>
@@ -1533,8 +1631,8 @@
               <w:jc w:val="center"/>
               <w:rPr>
                 <w:rFonts w:ascii="Calibri" w:hAnsi="Calibri" w:eastAsia="Calibri" w:cs="Calibri" w:asciiTheme="minorAscii" w:hAnsiTheme="minorAscii" w:eastAsiaTheme="minorAscii" w:cstheme="minorAscii"/>
-                <w:b/>
-                <w:bCs/>
+                <w:b w:val="1"/>
+                <w:bCs w:val="1"/>
                 <w:lang w:val="en-AU"/>
               </w:rPr>
             </w:pPr>
@@ -1545,8 +1643,8 @@
               <w:jc w:val="center"/>
               <w:rPr>
                 <w:rFonts w:ascii="Calibri" w:hAnsi="Calibri" w:eastAsia="Calibri" w:cs="Calibri" w:asciiTheme="minorAscii" w:hAnsiTheme="minorAscii" w:eastAsiaTheme="minorAscii" w:cstheme="minorAscii"/>
-                <w:b/>
-                <w:bCs/>
+                <w:b w:val="1"/>
+                <w:bCs w:val="1"/>
                 <w:lang w:val="en-AU"/>
               </w:rPr>
             </w:pPr>
@@ -1557,89 +1655,89 @@
               <w:jc w:val="center"/>
               <w:rPr>
                 <w:rFonts w:ascii="Calibri" w:hAnsi="Calibri" w:eastAsia="Calibri" w:cs="Calibri" w:asciiTheme="minorAscii" w:hAnsiTheme="minorAscii" w:eastAsiaTheme="minorAscii" w:cstheme="minorAscii"/>
-                <w:b/>
-                <w:bCs/>
+                <w:b w:val="1"/>
+                <w:bCs w:val="1"/>
                 <w:lang w:val="en-AU"/>
               </w:rPr>
             </w:pPr>
             <w:r>
               <w:rPr>
                 <w:rFonts w:ascii="Calibri" w:hAnsi="Calibri" w:eastAsia="Calibri" w:cs="Calibri" w:asciiTheme="minorAscii" w:hAnsiTheme="minorAscii" w:eastAsiaTheme="minorAscii" w:cstheme="minorAscii"/>
-                <w:b/>
-                <w:bCs/>
-                <w:lang w:val="en-AU" w:eastAsia="en-US" w:bidi="ar-SA"/>
+                <w:b w:val="1"/>
+                <w:bCs w:val="1"/>
+                <w:lang w:val="en-AU"/>
               </w:rPr>
               <w:t>Project</w:t>
             </w:r>
             <w:r>
               <w:rPr>
                 <w:rFonts w:ascii="Calibri" w:hAnsi="Calibri" w:eastAsia="Calibri" w:cs="Calibri" w:asciiTheme="minorAscii" w:hAnsiTheme="minorAscii" w:eastAsiaTheme="minorAscii" w:cstheme="minorAscii"/>
-                <w:b/>
-                <w:bCs/>
-                <w:lang w:val="en-AU" w:eastAsia="en-US" w:bidi="ar-SA"/>
+                <w:b w:val="1"/>
+                <w:bCs w:val="1"/>
+                <w:lang w:val="en-AU"/>
               </w:rPr>
               <w:t xml:space="preserve"> </w:t>
             </w:r>
             <w:r>
               <w:rPr>
                 <w:rFonts w:ascii="Calibri" w:hAnsi="Calibri" w:eastAsia="Calibri" w:cs="Calibri" w:asciiTheme="minorAscii" w:hAnsiTheme="minorAscii" w:eastAsiaTheme="minorAscii" w:cstheme="minorAscii"/>
-                <w:b/>
-                <w:bCs/>
-                <w:lang w:val="en-AU" w:eastAsia="en-US" w:bidi="ar-SA"/>
+                <w:b w:val="1"/>
+                <w:bCs w:val="1"/>
+                <w:lang w:val="en-AU"/>
               </w:rPr>
               <w:t xml:space="preserve">Expected </w:t>
             </w:r>
             <w:r>
               <w:rPr>
                 <w:rFonts w:ascii="Calibri" w:hAnsi="Calibri" w:eastAsia="Calibri" w:cs="Calibri" w:asciiTheme="minorAscii" w:hAnsiTheme="minorAscii" w:eastAsiaTheme="minorAscii" w:cstheme="minorAscii"/>
-                <w:b/>
-                <w:bCs/>
-                <w:lang w:val="en-AU" w:eastAsia="en-US" w:bidi="ar-SA"/>
+                <w:b w:val="1"/>
+                <w:bCs w:val="1"/>
+                <w:lang w:val="en-AU"/>
               </w:rPr>
               <w:t>O</w:t>
             </w:r>
             <w:r>
               <w:rPr>
                 <w:rFonts w:ascii="Calibri" w:hAnsi="Calibri" w:eastAsia="Calibri" w:cs="Calibri" w:asciiTheme="minorAscii" w:hAnsiTheme="minorAscii" w:eastAsiaTheme="minorAscii" w:cstheme="minorAscii"/>
-                <w:b/>
-                <w:bCs/>
-                <w:lang w:val="en-AU" w:eastAsia="en-US" w:bidi="ar-SA"/>
+                <w:b w:val="1"/>
+                <w:bCs w:val="1"/>
+                <w:lang w:val="en-AU"/>
               </w:rPr>
               <w:t>utcomes</w:t>
             </w:r>
             <w:r>
               <w:rPr>
                 <w:rFonts w:ascii="Calibri" w:hAnsi="Calibri" w:eastAsia="Calibri" w:cs="Calibri" w:asciiTheme="minorAscii" w:hAnsiTheme="minorAscii" w:eastAsiaTheme="minorAscii" w:cstheme="minorAscii"/>
-                <w:b/>
-                <w:bCs/>
-                <w:lang w:val="en-AU" w:eastAsia="en-US" w:bidi="ar-SA"/>
+                <w:b w:val="1"/>
+                <w:bCs w:val="1"/>
+                <w:lang w:val="en-AU"/>
               </w:rPr>
               <w:t xml:space="preserve"> </w:t>
             </w:r>
             <w:r>
               <w:rPr>
                 <w:rFonts w:ascii="Calibri" w:hAnsi="Calibri" w:eastAsia="Calibri" w:cs="Calibri" w:asciiTheme="minorAscii" w:hAnsiTheme="minorAscii" w:eastAsiaTheme="minorAscii" w:cstheme="minorAscii"/>
-                <w:b/>
-                <w:bCs/>
-                <w:lang w:val="en-AU" w:eastAsia="en-US" w:bidi="ar-SA"/>
+                <w:b w:val="1"/>
+                <w:bCs w:val="1"/>
+                <w:lang w:val="en-AU"/>
               </w:rPr>
               <w:t xml:space="preserve">based on </w:t>
             </w:r>
             <w:r>
               <w:rPr>
                 <w:rFonts w:ascii="Calibri" w:hAnsi="Calibri" w:eastAsia="Calibri" w:cs="Calibri" w:asciiTheme="minorAscii" w:hAnsiTheme="minorAscii" w:eastAsiaTheme="minorAscii" w:cstheme="minorAscii"/>
-                <w:b/>
-                <w:bCs/>
-                <w:lang w:val="en-AU" w:eastAsia="en-US" w:bidi="ar-SA"/>
+                <w:b w:val="1"/>
+                <w:bCs w:val="1"/>
+                <w:lang w:val="en-AU"/>
               </w:rPr>
               <w:t>Group’s</w:t>
             </w:r>
             <w:r>
               <w:rPr>
                 <w:rFonts w:ascii="Calibri" w:hAnsi="Calibri" w:eastAsia="Calibri" w:cs="Calibri" w:asciiTheme="minorAscii" w:hAnsiTheme="minorAscii" w:eastAsiaTheme="minorAscii" w:cstheme="minorAscii"/>
-                <w:b/>
-                <w:bCs/>
-                <w:lang w:val="en-AU" w:eastAsia="en-US" w:bidi="ar-SA"/>
+                <w:b w:val="1"/>
+                <w:bCs w:val="1"/>
+                <w:lang w:val="en-AU"/>
               </w:rPr>
               <w:t xml:space="preserve"> understanding</w:t>
             </w:r>
@@ -1648,324 +1746,148 @@
         <w:tc>
           <w:tcPr>
             <w:tcW w:w="7236" w:type="dxa"/>
+            <w:tcMar/>
           </w:tcPr>
           <w:p>
-            <w:pPr>
-              <w:pStyle w:val="TableParagraph"/>
-              <w:numPr>
-                <w:ilvl w:val="0"/>
-                <w:numId w:val="2"/>
-              </w:numPr>
-              <w:suppressLineNumbers w:val="0"/>
-              <w:bidi w:val="0"/>
-              <w:spacing w:after="0" w:afterAutospacing="0" w:before="0" w:beforeAutospacing="0" w:line="259" w:lineRule="auto"/>
-              <w:ind w:right="0"/>
-              <w:jc w:val="left"/>
-              <w:rPr>
-                <w:rFonts w:ascii="Calibri" w:hAnsi="Calibri" w:eastAsia="Calibri" w:cs="Calibri" w:asciiTheme="minorAscii" w:hAnsiTheme="minorAscii" w:eastAsiaTheme="minorAscii" w:cstheme="minorAscii"/>
-                <w:noProof w:val="0"/>
+            <w:pPr/>
+            <w:r>
+              <w:rPr>
+                <w:noProof w:val="0"/>
+                <w:color w:val="000000" w:themeColor="text1" w:themeTint="FF" w:themeShade="FF"/>
                 <w:lang w:val="en-US"/>
               </w:rPr>
-            </w:pPr>
-            <w:r>
-              <w:rPr>
-                <w:rFonts w:ascii="Calibri" w:hAnsi="Calibri" w:eastAsia="Calibri" w:cs="Calibri" w:asciiTheme="minorAscii" w:hAnsiTheme="minorAscii" w:eastAsiaTheme="minorAscii" w:cstheme="minorAscii"/>
-                <w:noProof w:val="0"/>
-                <w:color w:val="auto"/>
-                <w:sz w:val="22"/>
-                <w:szCs w:val="22"/>
-                <w:lang w:val="en-US" w:eastAsia="en-US" w:bidi="ar-SA"/>
-              </w:rPr>
-              <w:t xml:space="preserve">An integrated annotation and dataset-production platform </w:t>
-            </w:r>
-            <w:r>
-              <w:rPr>
-                <w:rFonts w:ascii="Calibri" w:hAnsi="Calibri" w:eastAsia="Calibri" w:cs="Calibri" w:asciiTheme="minorAscii" w:hAnsiTheme="minorAscii" w:eastAsiaTheme="minorAscii" w:cstheme="minorAscii"/>
-                <w:noProof w:val="0"/>
-                <w:color w:val="auto"/>
-                <w:sz w:val="22"/>
-                <w:szCs w:val="22"/>
-                <w:lang w:val="en-US" w:eastAsia="en-US" w:bidi="ar-SA"/>
-              </w:rPr>
-              <w:t>demonstrating</w:t>
-            </w:r>
-            <w:r>
-              <w:rPr>
-                <w:rFonts w:ascii="Calibri" w:hAnsi="Calibri" w:eastAsia="Calibri" w:cs="Calibri" w:asciiTheme="minorAscii" w:hAnsiTheme="minorAscii" w:eastAsiaTheme="minorAscii" w:cstheme="minorAscii"/>
-                <w:noProof w:val="0"/>
-                <w:color w:val="auto"/>
-                <w:sz w:val="22"/>
-                <w:szCs w:val="22"/>
-                <w:lang w:val="en-US" w:eastAsia="en-US" w:bidi="ar-SA"/>
-              </w:rPr>
-              <w:t xml:space="preserve"> the full journey </w:t>
-            </w:r>
-            <w:r>
-              <w:rPr>
-                <w:rFonts w:ascii="Calibri" w:hAnsi="Calibri" w:eastAsia="Calibri" w:cs="Calibri" w:asciiTheme="minorAscii" w:hAnsiTheme="minorAscii" w:eastAsiaTheme="minorAscii" w:cstheme="minorAscii"/>
-                <w:noProof w:val="0"/>
-                <w:lang w:val="en-US" w:eastAsia="en-US" w:bidi="ar-SA"/>
-              </w:rPr>
-              <w:t>on realistic data</w:t>
-            </w:r>
-          </w:p>
-          <w:p>
-            <w:pPr>
-              <w:pStyle w:val="TableParagraph"/>
-              <w:numPr>
-                <w:ilvl w:val="0"/>
-                <w:numId w:val="2"/>
-              </w:numPr>
-              <w:suppressLineNumbers w:val="0"/>
-              <w:bidi w:val="0"/>
-              <w:spacing w:after="0" w:afterAutospacing="0" w:before="0" w:beforeAutospacing="0" w:line="259" w:lineRule="auto"/>
-              <w:ind w:right="0"/>
-              <w:jc w:val="left"/>
-              <w:rPr>
-                <w:rFonts w:ascii="Calibri" w:hAnsi="Calibri" w:eastAsia="Calibri" w:cs="Calibri" w:asciiTheme="minorAscii" w:hAnsiTheme="minorAscii" w:eastAsiaTheme="minorAscii" w:cstheme="minorAscii"/>
-                <w:noProof w:val="0"/>
+              <w:t xml:space="preserve">The expected outcome is a functional and integrated annotation platform that </w:t>
+            </w:r>
+            <w:r>
+              <w:rPr>
+                <w:noProof w:val="0"/>
+                <w:color w:val="000000" w:themeColor="text1" w:themeTint="FF" w:themeShade="FF"/>
                 <w:lang w:val="en-US"/>
               </w:rPr>
-            </w:pPr>
-            <w:r>
-              <w:rPr>
-                <w:rFonts w:ascii="Calibri" w:hAnsi="Calibri" w:eastAsia="Calibri" w:cs="Calibri" w:asciiTheme="minorAscii" w:hAnsiTheme="minorAscii" w:eastAsiaTheme="minorAscii" w:cstheme="minorAscii"/>
-                <w:noProof w:val="0"/>
-                <w:lang w:val="en-US" w:eastAsia="en-US" w:bidi="ar-SA"/>
-              </w:rPr>
-              <w:t>End-to-end provenance, versioned sources and guidelines, and immutable releases with export manifests</w:t>
-            </w:r>
-          </w:p>
-          <w:p>
-            <w:pPr>
-              <w:pStyle w:val="TableParagraph"/>
-              <w:numPr>
-                <w:ilvl w:val="0"/>
-                <w:numId w:val="2"/>
-              </w:numPr>
-              <w:suppressLineNumbers w:val="0"/>
-              <w:bidi w:val="0"/>
-              <w:spacing w:after="0" w:afterAutospacing="0" w:before="0" w:beforeAutospacing="0" w:line="259" w:lineRule="auto"/>
-              <w:ind w:right="0"/>
-              <w:jc w:val="left"/>
-              <w:rPr>
-                <w:rFonts w:ascii="Calibri" w:hAnsi="Calibri" w:eastAsia="Calibri" w:cs="Calibri" w:asciiTheme="minorAscii" w:hAnsiTheme="minorAscii" w:eastAsiaTheme="minorAscii" w:cstheme="minorAscii"/>
-                <w:noProof w:val="0"/>
+              <w:t>demonstrates</w:t>
+            </w:r>
+            <w:r>
+              <w:rPr>
+                <w:noProof w:val="0"/>
+                <w:color w:val="000000" w:themeColor="text1" w:themeTint="FF" w:themeShade="FF"/>
                 <w:lang w:val="en-US"/>
               </w:rPr>
-            </w:pPr>
-            <w:r>
-              <w:rPr>
-                <w:rFonts w:ascii="Calibri" w:hAnsi="Calibri" w:eastAsia="Calibri" w:cs="Calibri" w:asciiTheme="minorAscii" w:hAnsiTheme="minorAscii" w:eastAsiaTheme="minorAscii" w:cstheme="minorAscii"/>
-                <w:noProof w:val="0"/>
-                <w:lang w:val="en-US" w:eastAsia="en-US" w:bidi="ar-SA"/>
-              </w:rPr>
-              <w:t xml:space="preserve">AI </w:t>
-            </w:r>
-            <w:r>
-              <w:rPr>
-                <w:rFonts w:ascii="Calibri" w:hAnsi="Calibri" w:eastAsia="Calibri" w:cs="Calibri" w:asciiTheme="minorAscii" w:hAnsiTheme="minorAscii" w:eastAsiaTheme="minorAscii" w:cstheme="minorAscii"/>
-                <w:noProof w:val="0"/>
-                <w:lang w:val="en-US" w:eastAsia="en-US" w:bidi="ar-SA"/>
-              </w:rPr>
-              <w:t>assistance</w:t>
-            </w:r>
-            <w:r>
-              <w:rPr>
-                <w:rFonts w:ascii="Calibri" w:hAnsi="Calibri" w:eastAsia="Calibri" w:cs="Calibri" w:asciiTheme="minorAscii" w:hAnsiTheme="minorAscii" w:eastAsiaTheme="minorAscii" w:cstheme="minorAscii"/>
-                <w:noProof w:val="0"/>
-                <w:lang w:val="en-US" w:eastAsia="en-US" w:bidi="ar-SA"/>
-              </w:rPr>
-              <w:t xml:space="preserve"> behind a typed model interface, with mock and live modes interchangeable</w:t>
-            </w:r>
-          </w:p>
-          <w:p>
-            <w:pPr>
-              <w:pStyle w:val="TableParagraph"/>
-              <w:numPr>
-                <w:ilvl w:val="0"/>
-                <w:numId w:val="2"/>
-              </w:numPr>
-              <w:suppressLineNumbers w:val="0"/>
-              <w:bidi w:val="0"/>
-              <w:spacing w:after="0" w:afterAutospacing="0" w:before="0" w:beforeAutospacing="0" w:line="259" w:lineRule="auto"/>
-              <w:ind w:right="0"/>
-              <w:jc w:val="left"/>
-              <w:rPr>
-                <w:rFonts w:ascii="Calibri" w:hAnsi="Calibri" w:eastAsia="Calibri" w:cs="Calibri" w:asciiTheme="minorAscii" w:hAnsiTheme="minorAscii" w:eastAsiaTheme="minorAscii" w:cstheme="minorAscii"/>
-                <w:noProof w:val="0"/>
+              <w:t xml:space="preserve"> the end-to</w:t>
+            </w:r>
+            <w:r>
+              <w:rPr>
+                <w:noProof w:val="0"/>
+                <w:color w:val="000000" w:themeColor="text1" w:themeTint="FF" w:themeShade="FF"/>
                 <w:lang w:val="en-US"/>
               </w:rPr>
-            </w:pPr>
-            <w:r>
-              <w:rPr>
-                <w:rFonts w:ascii="Calibri" w:hAnsi="Calibri" w:eastAsia="Calibri" w:cs="Calibri" w:asciiTheme="minorAscii" w:hAnsiTheme="minorAscii" w:eastAsiaTheme="minorAscii" w:cstheme="minorAscii"/>
-                <w:noProof w:val="0"/>
-                <w:lang w:val="en-US" w:eastAsia="en-US" w:bidi="ar-SA"/>
-              </w:rPr>
-              <w:t>A reusable evaluation harness and benchmark casebook with regression support</w:t>
-            </w:r>
-          </w:p>
-          <w:p>
-            <w:pPr>
-              <w:pStyle w:val="TableParagraph"/>
-              <w:numPr>
-                <w:ilvl w:val="0"/>
-                <w:numId w:val="2"/>
-              </w:numPr>
-              <w:suppressLineNumbers w:val="0"/>
-              <w:bidi w:val="0"/>
-              <w:spacing w:after="0" w:afterAutospacing="0" w:before="0" w:beforeAutospacing="0" w:line="259" w:lineRule="auto"/>
-              <w:ind w:right="0"/>
-              <w:jc w:val="left"/>
-              <w:rPr>
-                <w:rFonts w:ascii="Calibri" w:hAnsi="Calibri" w:eastAsia="Calibri" w:cs="Calibri" w:asciiTheme="minorAscii" w:hAnsiTheme="minorAscii" w:eastAsiaTheme="minorAscii" w:cstheme="minorAscii"/>
-                <w:noProof w:val="0"/>
-                <w:highlight w:val="yellow"/>
+              <w:t>-end</w:t>
+            </w:r>
+            <w:r>
+              <w:rPr>
+                <w:noProof w:val="0"/>
+                <w:color w:val="000000" w:themeColor="text1" w:themeTint="FF" w:themeShade="FF"/>
                 <w:lang w:val="en-US"/>
               </w:rPr>
-            </w:pPr>
-            <w:r>
-              <w:rPr>
-                <w:rFonts w:ascii="Calibri" w:hAnsi="Calibri" w:eastAsia="Calibri" w:cs="Calibri" w:asciiTheme="minorAscii" w:hAnsiTheme="minorAscii" w:eastAsiaTheme="minorAscii" w:cstheme="minorAscii"/>
-                <w:noProof w:val="0"/>
-                <w:highlight w:val="yellow"/>
-                <w:lang w:val="en-US" w:eastAsia="en-US" w:bidi="ar-SA"/>
-              </w:rPr>
-              <w:t>Automated, integration, permission, provenance, and end-to-end tests</w:t>
-            </w:r>
-          </w:p>
-          <w:p>
-            <w:pPr>
-              <w:pStyle w:val="TableParagraph"/>
-              <w:numPr>
-                <w:ilvl w:val="0"/>
-                <w:numId w:val="2"/>
-              </w:numPr>
-              <w:suppressLineNumbers w:val="0"/>
-              <w:bidi w:val="0"/>
-              <w:spacing w:after="0" w:afterAutospacing="0" w:before="0" w:beforeAutospacing="0" w:line="259" w:lineRule="auto"/>
-              <w:ind w:right="0"/>
-              <w:jc w:val="left"/>
-              <w:rPr>
-                <w:rFonts w:ascii="Calibri" w:hAnsi="Calibri" w:eastAsia="Calibri" w:cs="Calibri" w:asciiTheme="minorAscii" w:hAnsiTheme="minorAscii" w:eastAsiaTheme="minorAscii" w:cstheme="minorAscii"/>
-                <w:noProof w:val="0"/>
+              <w:t xml:space="preserve"> workflow. The system should provide clear and coherent logic and interfaces between its key components while allowing for future extensibility. The project should also </w:t>
+            </w:r>
+            <w:r>
+              <w:rPr>
+                <w:noProof w:val="0"/>
+                <w:color w:val="000000" w:themeColor="text1" w:themeTint="FF" w:themeShade="FF"/>
                 <w:lang w:val="en-US"/>
               </w:rPr>
-            </w:pPr>
-            <w:r>
-              <w:rPr>
-                <w:rFonts w:ascii="Calibri" w:hAnsi="Calibri" w:eastAsia="Calibri" w:cs="Calibri" w:asciiTheme="minorAscii" w:hAnsiTheme="minorAscii" w:eastAsiaTheme="minorAscii" w:cstheme="minorAscii"/>
-                <w:noProof w:val="0"/>
-                <w:lang w:val="en-US" w:eastAsia="en-US" w:bidi="ar-SA"/>
-              </w:rPr>
-              <w:t>Findings documentation: what was tried, what worked, what failed and why — negative findings carry equal weight</w:t>
-            </w:r>
-          </w:p>
-          <w:p>
-            <w:pPr>
-              <w:pStyle w:val="TableParagraph"/>
-              <w:numPr>
-                <w:ilvl w:val="0"/>
-                <w:numId w:val="2"/>
-              </w:numPr>
-              <w:suppressLineNumbers w:val="0"/>
-              <w:bidi w:val="0"/>
-              <w:spacing w:after="0" w:afterAutospacing="0" w:before="0" w:beforeAutospacing="0" w:line="259" w:lineRule="auto"/>
-              <w:ind w:right="0"/>
-              <w:jc w:val="left"/>
-              <w:rPr>
-                <w:rFonts w:ascii="Calibri" w:hAnsi="Calibri" w:eastAsia="Calibri" w:cs="Calibri" w:asciiTheme="minorAscii" w:hAnsiTheme="minorAscii" w:eastAsiaTheme="minorAscii" w:cstheme="minorAscii"/>
-                <w:noProof w:val="0"/>
+              <w:t>establish</w:t>
+            </w:r>
+            <w:r>
+              <w:rPr>
+                <w:noProof w:val="0"/>
+                <w:color w:val="000000" w:themeColor="text1" w:themeTint="FF" w:themeShade="FF"/>
                 <w:lang w:val="en-US"/>
               </w:rPr>
-            </w:pPr>
-            <w:r>
-              <w:rPr>
-                <w:rFonts w:ascii="Calibri" w:hAnsi="Calibri" w:eastAsia="Calibri" w:cs="Calibri" w:asciiTheme="minorAscii" w:hAnsiTheme="minorAscii" w:eastAsiaTheme="minorAscii" w:cstheme="minorAscii"/>
-                <w:noProof w:val="0"/>
-                <w:lang w:val="en-US" w:eastAsia="en-US" w:bidi="ar-SA"/>
-              </w:rPr>
-              <w:t>Per-member decision records: significant design and technical choices, alternatives</w:t>
-            </w:r>
-            <w:r>
-              <w:rPr>
-                <w:rFonts w:ascii="Calibri" w:hAnsi="Calibri" w:eastAsia="Calibri" w:cs="Calibri" w:asciiTheme="minorAscii" w:hAnsiTheme="minorAscii" w:eastAsiaTheme="minorAscii" w:cstheme="minorAscii"/>
-                <w:noProof w:val="0"/>
-                <w:lang w:val="en-US" w:eastAsia="en-US" w:bidi="ar-SA"/>
-              </w:rPr>
-              <w:t xml:space="preserve"> </w:t>
-            </w:r>
-            <w:r>
-              <w:rPr>
-                <w:rFonts w:ascii="Calibri" w:hAnsi="Calibri" w:eastAsia="Calibri" w:cs="Calibri" w:asciiTheme="minorAscii" w:hAnsiTheme="minorAscii" w:eastAsiaTheme="minorAscii" w:cstheme="minorAscii"/>
-                <w:noProof w:val="0"/>
-                <w:lang w:val="en-US" w:eastAsia="en-US" w:bidi="ar-SA"/>
-              </w:rPr>
-              <w:t>considered, and the reasons</w:t>
-            </w:r>
-          </w:p>
-          <w:p>
-            <w:pPr>
-              <w:pStyle w:val="TableParagraph"/>
-              <w:numPr>
-                <w:ilvl w:val="0"/>
-                <w:numId w:val="2"/>
-              </w:numPr>
-              <w:suppressLineNumbers w:val="0"/>
-              <w:bidi w:val="0"/>
-              <w:spacing w:after="0" w:afterAutospacing="0" w:before="0" w:beforeAutospacing="0" w:line="259" w:lineRule="auto"/>
-              <w:ind w:right="0"/>
-              <w:jc w:val="left"/>
-              <w:rPr>
-                <w:rFonts w:ascii="Calibri" w:hAnsi="Calibri" w:eastAsia="Calibri" w:cs="Calibri" w:asciiTheme="minorAscii" w:hAnsiTheme="minorAscii" w:eastAsiaTheme="minorAscii" w:cstheme="minorAscii"/>
-                <w:noProof w:val="0"/>
+              <w:t xml:space="preserve"> the necessary governance framework </w:t>
+            </w:r>
+            <w:r>
+              <w:rPr>
+                <w:noProof w:val="0"/>
+                <w:color w:val="000000" w:themeColor="text1" w:themeTint="FF" w:themeShade="FF"/>
                 <w:lang w:val="en-US"/>
               </w:rPr>
-            </w:pPr>
-            <w:r>
-              <w:rPr>
-                <w:rFonts w:ascii="Calibri" w:hAnsi="Calibri" w:eastAsia="Calibri" w:cs="Calibri" w:asciiTheme="minorAscii" w:hAnsiTheme="minorAscii" w:eastAsiaTheme="minorAscii" w:cstheme="minorAscii"/>
-                <w:noProof w:val="0"/>
-                <w:lang w:val="en-US" w:eastAsia="en-US" w:bidi="ar-SA"/>
-              </w:rPr>
-              <w:t>A technical report covering architecture, evaluation results, limitations, and failure</w:t>
-            </w:r>
-            <w:r>
-              <w:rPr>
-                <w:rFonts w:ascii="Calibri" w:hAnsi="Calibri" w:eastAsia="Calibri" w:cs="Calibri" w:asciiTheme="minorAscii" w:hAnsiTheme="minorAscii" w:eastAsiaTheme="minorAscii" w:cstheme="minorAscii"/>
-                <w:noProof w:val="0"/>
-                <w:lang w:val="en-US" w:eastAsia="en-US" w:bidi="ar-SA"/>
-              </w:rPr>
-              <w:t xml:space="preserve"> </w:t>
-            </w:r>
-            <w:r>
-              <w:rPr>
-                <w:rFonts w:ascii="Calibri" w:hAnsi="Calibri" w:eastAsia="Calibri" w:cs="Calibri" w:asciiTheme="minorAscii" w:hAnsiTheme="minorAscii" w:eastAsiaTheme="minorAscii" w:cstheme="minorAscii"/>
-                <w:noProof w:val="0"/>
-                <w:lang w:val="en-US" w:eastAsia="en-US" w:bidi="ar-SA"/>
-              </w:rPr>
-              <w:t>cases, plus a live or recorded end-to-end demonstration</w:t>
-            </w:r>
-          </w:p>
-          <w:p>
-            <w:pPr>
-              <w:pStyle w:val="TableParagraph"/>
-              <w:rPr>
-                <w:rFonts w:ascii="Calibri" w:hAnsi="Calibri" w:eastAsia="Calibri" w:cs="Calibri" w:asciiTheme="minorAscii" w:hAnsiTheme="minorAscii" w:eastAsiaTheme="minorAscii" w:cstheme="minorAscii"/>
-              </w:rPr>
-            </w:pPr>
+              <w:t>required</w:t>
+            </w:r>
+            <w:r>
+              <w:rPr>
+                <w:noProof w:val="0"/>
+                <w:color w:val="000000" w:themeColor="text1" w:themeTint="FF" w:themeShade="FF"/>
+                <w:lang w:val="en-US"/>
+              </w:rPr>
+              <w:t xml:space="preserve"> to support this workflow reliably, </w:t>
+            </w:r>
+            <w:r>
+              <w:rPr>
+                <w:rFonts w:ascii="Calibri" w:hAnsi="Calibri" w:eastAsia="Calibri" w:cs="Calibri"/>
+                <w:noProof w:val="0"/>
+                <w:color w:val="000000" w:themeColor="text1" w:themeTint="FF" w:themeShade="FF"/>
+                <w:sz w:val="22"/>
+                <w:szCs w:val="22"/>
+                <w:lang w:val="en-US"/>
+              </w:rPr>
+              <w:t xml:space="preserve">with the workflow </w:t>
+            </w:r>
+            <w:r>
+              <w:rPr>
+                <w:rFonts w:ascii="Calibri" w:hAnsi="Calibri" w:eastAsia="Calibri" w:cs="Calibri"/>
+                <w:noProof w:val="0"/>
+                <w:color w:val="000000" w:themeColor="text1" w:themeTint="FF" w:themeShade="FF"/>
+                <w:sz w:val="22"/>
+                <w:szCs w:val="22"/>
+                <w:lang w:val="en-US"/>
+              </w:rPr>
+              <w:t>demonstrated</w:t>
+            </w:r>
+            <w:r>
+              <w:rPr>
+                <w:rFonts w:ascii="Calibri" w:hAnsi="Calibri" w:eastAsia="Calibri" w:cs="Calibri"/>
+                <w:noProof w:val="0"/>
+                <w:color w:val="000000" w:themeColor="text1" w:themeTint="FF" w:themeShade="FF"/>
+                <w:sz w:val="22"/>
+                <w:szCs w:val="22"/>
+                <w:lang w:val="en-US"/>
+              </w:rPr>
+              <w:t xml:space="preserve"> using the provided dataset and supported by </w:t>
+            </w:r>
+            <w:r>
+              <w:rPr>
+                <w:rFonts w:ascii="Calibri" w:hAnsi="Calibri" w:eastAsia="Calibri" w:cs="Calibri"/>
+                <w:noProof w:val="0"/>
+                <w:color w:val="000000" w:themeColor="text1" w:themeTint="FF" w:themeShade="FF"/>
+                <w:sz w:val="22"/>
+                <w:szCs w:val="22"/>
+                <w:lang w:val="en-US"/>
+              </w:rPr>
+              <w:t>appropriate documentation</w:t>
+            </w:r>
+            <w:r>
+              <w:rPr>
+                <w:rFonts w:ascii="Calibri" w:hAnsi="Calibri" w:eastAsia="Calibri" w:cs="Calibri"/>
+                <w:noProof w:val="0"/>
+                <w:color w:val="000000" w:themeColor="text1" w:themeTint="FF" w:themeShade="FF"/>
+                <w:sz w:val="22"/>
+                <w:szCs w:val="22"/>
+                <w:lang w:val="en-US"/>
+              </w:rPr>
+              <w:t>.</w:t>
+            </w:r>
           </w:p>
         </w:tc>
       </w:tr>
       <w:tr>
         <w:trPr>
-          <w:hidden w:val="0"/>
           <w:trHeight w:val="2254"/>
         </w:trPr>
         <w:tc>
           <w:tcPr>
             <w:tcW w:w="2964" w:type="dxa"/>
+            <w:tcMar/>
           </w:tcPr>
           <w:p>
             <w:pPr>
@@ -1974,8 +1896,8 @@
               <w:jc w:val="center"/>
               <w:rPr>
                 <w:rFonts w:ascii="Calibri" w:hAnsi="Calibri" w:eastAsia="Calibri" w:cs="Calibri" w:asciiTheme="minorAscii" w:hAnsiTheme="minorAscii" w:eastAsiaTheme="minorAscii" w:cstheme="minorAscii"/>
-                <w:b/>
-                <w:bCs/>
+                <w:b w:val="1"/>
+                <w:bCs w:val="1"/>
               </w:rPr>
             </w:pPr>
           </w:p>
@@ -1986,8 +1908,8 @@
               <w:jc w:val="center"/>
               <w:rPr>
                 <w:rFonts w:ascii="Calibri" w:hAnsi="Calibri" w:eastAsia="Calibri" w:cs="Calibri" w:asciiTheme="minorAscii" w:hAnsiTheme="minorAscii" w:eastAsiaTheme="minorAscii" w:cstheme="minorAscii"/>
-                <w:b/>
-                <w:bCs/>
+                <w:b w:val="1"/>
+                <w:bCs w:val="1"/>
               </w:rPr>
             </w:pPr>
           </w:p>
@@ -1998,8 +1920,8 @@
               <w:ind w:left="720"/>
               <w:rPr>
                 <w:rFonts w:ascii="Calibri" w:hAnsi="Calibri" w:eastAsia="Calibri" w:cs="Calibri" w:asciiTheme="minorAscii" w:hAnsiTheme="minorAscii" w:eastAsiaTheme="minorAscii" w:cstheme="minorAscii"/>
-                <w:b/>
-                <w:bCs/>
+                <w:b w:val="1"/>
+                <w:bCs w:val="1"/>
               </w:rPr>
             </w:pPr>
           </w:p>
@@ -2010,15 +1932,15 @@
               <w:jc w:val="center"/>
               <w:rPr>
                 <w:rFonts w:ascii="Calibri" w:hAnsi="Calibri" w:eastAsia="Calibri" w:cs="Calibri" w:asciiTheme="minorAscii" w:hAnsiTheme="minorAscii" w:eastAsiaTheme="minorAscii" w:cstheme="minorAscii"/>
-                <w:b/>
-                <w:bCs/>
-              </w:rPr>
-            </w:pPr>
-            <w:r>
-              <w:rPr>
-                <w:rFonts w:ascii="Calibri" w:hAnsi="Calibri" w:eastAsia="Calibri" w:cs="Calibri" w:asciiTheme="minorAscii" w:hAnsiTheme="minorAscii" w:eastAsiaTheme="minorAscii" w:cstheme="minorAscii"/>
-                <w:b/>
-                <w:bCs/>
+                <w:b w:val="1"/>
+                <w:bCs w:val="1"/>
+              </w:rPr>
+            </w:pPr>
+            <w:r>
+              <w:rPr>
+                <w:rFonts w:ascii="Calibri" w:hAnsi="Calibri" w:eastAsia="Calibri" w:cs="Calibri" w:asciiTheme="minorAscii" w:hAnsiTheme="minorAscii" w:eastAsiaTheme="minorAscii" w:cstheme="minorAscii"/>
+                <w:b w:val="1"/>
+                <w:bCs w:val="1"/>
               </w:rPr>
               <w:t>Client’s feedback</w:t>
             </w:r>
@@ -2027,238 +1949,64 @@
         <w:tc>
           <w:tcPr>
             <w:tcW w:w="7236" w:type="dxa"/>
+            <w:tcMar/>
           </w:tcPr>
           <w:p>
             <w:pPr>
               <w:pStyle w:val="TableParagraph"/>
               <w:rPr>
-                <w:rFonts w:ascii="Calibri" w:hAnsi="Calibri" w:eastAsia="Calibri" w:cs="Calibri" w:asciiTheme="minorAscii" w:hAnsiTheme="minorAscii" w:eastAsiaTheme="minorAscii" w:cstheme="minorAscii"/>
-              </w:rPr>
-            </w:pPr>
-            <w:r>
-              <w:rPr>
-                <w:rFonts w:ascii="Calibri" w:hAnsi="Calibri" w:eastAsia="Calibri" w:cs="Calibri" w:asciiTheme="minorAscii" w:hAnsiTheme="minorAscii" w:eastAsiaTheme="minorAscii" w:cstheme="minorAscii"/>
-              </w:rPr>
-              <w:t>Essential:</w:t>
-            </w:r>
-          </w:p>
-          <w:p>
-            <w:pPr>
-              <w:pStyle w:val="TableParagraph"/>
-              <w:numPr>
-                <w:ilvl w:val="0"/>
-                <w:numId w:val="4"/>
-              </w:numPr>
-              <w:rPr>
-                <w:rFonts w:ascii="Calibri" w:hAnsi="Calibri" w:eastAsia="Calibri" w:cs="Calibri" w:asciiTheme="minorAscii" w:hAnsiTheme="minorAscii" w:eastAsiaTheme="minorAscii" w:cstheme="minorAscii"/>
-              </w:rPr>
-            </w:pPr>
-            <w:r>
-              <w:rPr>
-                <w:rFonts w:ascii="Calibri" w:hAnsi="Calibri" w:eastAsia="Calibri" w:cs="Calibri" w:asciiTheme="minorAscii" w:hAnsiTheme="minorAscii" w:eastAsiaTheme="minorAscii" w:cstheme="minorAscii"/>
-              </w:rPr>
-              <w:t>Annotation functionality: implement the backend functions</w:t>
-            </w:r>
-          </w:p>
-          <w:p>
-            <w:pPr>
-              <w:pStyle w:val="TableParagraph"/>
-              <w:numPr>
-                <w:ilvl w:val="0"/>
-                <w:numId w:val="4"/>
-              </w:numPr>
-              <w:rPr>
-                <w:rFonts w:ascii="Calibri" w:hAnsi="Calibri" w:eastAsia="Calibri" w:cs="Calibri" w:asciiTheme="minorAscii" w:hAnsiTheme="minorAscii" w:eastAsiaTheme="minorAscii" w:cstheme="minorAscii"/>
-              </w:rPr>
-            </w:pPr>
-            <w:r>
-              <w:rPr>
-                <w:rFonts w:ascii="Calibri" w:hAnsi="Calibri" w:eastAsia="Calibri" w:cs="Calibri" w:asciiTheme="minorAscii" w:hAnsiTheme="minorAscii" w:eastAsiaTheme="minorAscii" w:cstheme="minorAscii"/>
-              </w:rPr>
-              <w:t>Build a task queue that automatically sets up and executes annotation tasks in a queue, with task status provided.</w:t>
-            </w:r>
-          </w:p>
-          <w:p>
-            <w:pPr>
-              <w:pStyle w:val="TableParagraph"/>
-              <w:numPr>
-                <w:ilvl w:val="0"/>
-                <w:numId w:val="4"/>
-              </w:numPr>
-              <w:rPr>
-                <w:rFonts w:ascii="Calibri" w:hAnsi="Calibri" w:eastAsia="Calibri" w:cs="Calibri" w:asciiTheme="minorAscii" w:hAnsiTheme="minorAscii" w:eastAsiaTheme="minorAscii" w:cstheme="minorAscii"/>
-              </w:rPr>
-            </w:pPr>
-            <w:r>
-              <w:rPr>
-                <w:rFonts w:ascii="Calibri" w:hAnsi="Calibri" w:eastAsia="Calibri" w:cs="Calibri" w:asciiTheme="minorAscii" w:hAnsiTheme="minorAscii" w:eastAsiaTheme="minorAscii" w:cstheme="minorAscii"/>
-              </w:rPr>
-              <w:t>Improve schema definition and fix contracts</w:t>
-            </w:r>
-          </w:p>
-          <w:p>
-            <w:pPr>
-              <w:pStyle w:val="TableParagraph"/>
-              <w:numPr>
-                <w:ilvl w:val="0"/>
-                <w:numId w:val="4"/>
-              </w:numPr>
-              <w:rPr>
-                <w:rFonts w:ascii="Calibri" w:hAnsi="Calibri" w:eastAsia="Calibri" w:cs="Calibri" w:asciiTheme="minorAscii" w:hAnsiTheme="minorAscii" w:eastAsiaTheme="minorAscii" w:cstheme="minorAscii"/>
-              </w:rPr>
-            </w:pPr>
-            <w:r>
-              <w:rPr>
-                <w:rFonts w:ascii="Calibri" w:hAnsi="Calibri" w:eastAsia="Calibri" w:cs="Calibri" w:asciiTheme="minorAscii" w:hAnsiTheme="minorAscii" w:eastAsiaTheme="minorAscii" w:cstheme="minorAscii"/>
-              </w:rPr>
-              <w:t xml:space="preserve">Build a project lifecycle management system </w:t>
-            </w:r>
-          </w:p>
-          <w:p>
-            <w:pPr>
-              <w:pStyle w:val="TableParagraph"/>
-              <w:numPr>
-                <w:ilvl w:val="0"/>
-                <w:numId w:val="4"/>
-              </w:numPr>
+                <w:noProof w:val="0"/>
+                <w:lang w:val="en-US"/>
+              </w:rPr>
+            </w:pPr>
+            <w:r>
+              <w:rPr>
+                <w:noProof w:val="0"/>
+                <w:lang w:val="en-US"/>
+              </w:rPr>
+              <w:t xml:space="preserve">The client confirmed the expected outcome as a functional and integrated annotation platform </w:t>
+            </w:r>
+            <w:r>
+              <w:rPr>
+                <w:noProof w:val="0"/>
+                <w:lang w:val="en-US"/>
+              </w:rPr>
+              <w:t>demonstrating</w:t>
+            </w:r>
+            <w:r>
+              <w:rPr>
+                <w:noProof w:val="0"/>
+                <w:lang w:val="en-US"/>
+              </w:rPr>
+              <w:t xml:space="preserve"> the complete core workflow, with coherent interfaces between its key components and the schemas, contracts and governance framework </w:t>
+            </w:r>
+            <w:r>
+              <w:rPr>
+                <w:noProof w:val="0"/>
+                <w:lang w:val="en-US"/>
+              </w:rPr>
+              <w:t>required</w:t>
+            </w:r>
+            <w:r>
+              <w:rPr>
+                <w:noProof w:val="0"/>
+                <w:lang w:val="en-US"/>
+              </w:rPr>
+              <w:t xml:space="preserve"> to support that workflow reliably.</w:t>
+            </w:r>
+          </w:p>
+          <w:p>
+            <w:pPr>
+              <w:pStyle w:val="TableParagraph"/>
               <w:suppressLineNumbers w:val="0"/>
               <w:bidi w:val="0"/>
-              <w:spacing w:after="0" w:afterAutospacing="0" w:before="0" w:beforeAutospacing="0" w:line="259" w:lineRule="auto"/>
-              <w:ind w:hanging="360" w:left="720" w:right="0"/>
+              <w:spacing w:before="0" w:beforeAutospacing="off" w:after="0" w:afterAutospacing="off" w:line="259" w:lineRule="auto"/>
+              <w:ind w:right="0"/>
               <w:jc w:val="left"/>
               <w:rPr>
                 <w:rFonts w:ascii="Calibri" w:hAnsi="Calibri" w:eastAsia="Calibri" w:cs="Calibri" w:asciiTheme="minorAscii" w:hAnsiTheme="minorAscii" w:eastAsiaTheme="minorAscii" w:cstheme="minorAscii"/>
               </w:rPr>
             </w:pPr>
-            <w:r>
-              <w:rPr>
-                <w:rFonts w:ascii="Calibri" w:hAnsi="Calibri" w:eastAsia="Calibri" w:cs="Calibri" w:asciiTheme="minorAscii" w:hAnsiTheme="minorAscii" w:eastAsiaTheme="minorAscii" w:cstheme="minorAscii"/>
-              </w:rPr>
-              <w:t xml:space="preserve">Functional role-based governance model with the minimum set of roles including (Annotator, Reviewer, Expert Reviewer, Mediator, Admin (at the </w:t>
-            </w:r>
-            <w:r>
-              <w:rPr>
-                <w:rFonts w:ascii="Calibri" w:hAnsi="Calibri" w:eastAsia="Calibri" w:cs="Calibri" w:asciiTheme="minorAscii" w:hAnsiTheme="minorAscii" w:eastAsiaTheme="minorAscii" w:cstheme="minorAscii"/>
-              </w:rPr>
-              <w:t>organization</w:t>
-            </w:r>
-            <w:r>
-              <w:rPr>
-                <w:rFonts w:ascii="Calibri" w:hAnsi="Calibri" w:eastAsia="Calibri" w:cs="Calibri" w:asciiTheme="minorAscii" w:hAnsiTheme="minorAscii" w:eastAsiaTheme="minorAscii" w:cstheme="minorAscii"/>
-              </w:rPr>
-              <w:t xml:space="preserve"> level</w:t>
-            </w:r>
-            <w:r>
-              <w:rPr>
-                <w:rFonts w:ascii="Calibri" w:hAnsi="Calibri" w:eastAsia="Calibri" w:cs="Calibri" w:asciiTheme="minorAscii" w:hAnsiTheme="minorAscii" w:eastAsiaTheme="minorAscii" w:cstheme="minorAscii"/>
-              </w:rPr>
-              <w:t>)</w:t>
-            </w:r>
-            <w:r>
-              <w:rPr>
-                <w:rFonts w:ascii="Calibri" w:hAnsi="Calibri" w:eastAsia="Calibri" w:cs="Calibri" w:asciiTheme="minorAscii" w:hAnsiTheme="minorAscii" w:eastAsiaTheme="minorAscii" w:cstheme="minorAscii"/>
-              </w:rPr>
-              <w:t xml:space="preserve"> and Tenant Admin (at the application level))</w:t>
-            </w:r>
-          </w:p>
-          <w:p>
-            <w:pPr>
-              <w:pStyle w:val="TableParagraph"/>
-              <w:suppressLineNumbers w:val="0"/>
-              <w:bidi w:val="0"/>
-              <w:spacing w:after="0" w:afterAutospacing="0" w:before="0" w:beforeAutospacing="0" w:line="259" w:lineRule="auto"/>
-              <w:ind w:hanging="0" w:left="360" w:right="0"/>
-              <w:jc w:val="left"/>
-              <w:rPr>
-                <w:rFonts w:ascii="Calibri" w:hAnsi="Calibri" w:eastAsia="Calibri" w:cs="Calibri" w:asciiTheme="minorAscii" w:hAnsiTheme="minorAscii" w:eastAsiaTheme="minorAscii" w:cstheme="minorAscii"/>
-              </w:rPr>
-            </w:pPr>
-          </w:p>
-          <w:p>
-            <w:pPr>
-              <w:pStyle w:val="TableParagraph"/>
-              <w:rPr>
-                <w:rFonts w:ascii="Calibri" w:hAnsi="Calibri" w:eastAsia="Calibri" w:cs="Calibri" w:asciiTheme="minorAscii" w:hAnsiTheme="minorAscii" w:eastAsiaTheme="minorAscii" w:cstheme="minorAscii"/>
-              </w:rPr>
-            </w:pPr>
-            <w:r>
-              <w:rPr>
-                <w:rFonts w:ascii="Calibri" w:hAnsi="Calibri" w:eastAsia="Calibri" w:cs="Calibri" w:asciiTheme="minorAscii" w:hAnsiTheme="minorAscii" w:eastAsiaTheme="minorAscii" w:cstheme="minorAscii"/>
-              </w:rPr>
-              <w:t>Optional but nice to have:</w:t>
-            </w:r>
-          </w:p>
-          <w:p>
-            <w:pPr>
-              <w:pStyle w:val="TableParagraph"/>
-              <w:numPr>
-                <w:ilvl w:val="0"/>
-                <w:numId w:val="5"/>
-              </w:numPr>
-              <w:rPr>
-                <w:rFonts w:ascii="Calibri" w:hAnsi="Calibri" w:eastAsia="Calibri" w:cs="Calibri" w:asciiTheme="minorAscii" w:hAnsiTheme="minorAscii" w:eastAsiaTheme="minorAscii" w:cstheme="minorAscii"/>
-              </w:rPr>
-            </w:pPr>
-            <w:r>
-              <w:rPr>
-                <w:rFonts w:ascii="Calibri" w:hAnsi="Calibri" w:eastAsia="Calibri" w:cs="Calibri" w:asciiTheme="minorAscii" w:hAnsiTheme="minorAscii" w:eastAsiaTheme="minorAscii" w:cstheme="minorAscii"/>
-              </w:rPr>
-              <w:t>Organizational</w:t>
-            </w:r>
-            <w:r>
-              <w:rPr>
-                <w:rFonts w:ascii="Calibri" w:hAnsi="Calibri" w:eastAsia="Calibri" w:cs="Calibri" w:asciiTheme="minorAscii" w:hAnsiTheme="minorAscii" w:eastAsiaTheme="minorAscii" w:cstheme="minorAscii"/>
-              </w:rPr>
-              <w:t xml:space="preserve"> management system - account creation, </w:t>
-            </w:r>
-            <w:r>
-              <w:rPr>
-                <w:rFonts w:ascii="Calibri" w:hAnsi="Calibri" w:eastAsia="Calibri" w:cs="Calibri" w:asciiTheme="minorAscii" w:hAnsiTheme="minorAscii" w:eastAsiaTheme="minorAscii" w:cstheme="minorAscii"/>
-              </w:rPr>
-              <w:t>organization</w:t>
-            </w:r>
-            <w:r>
-              <w:rPr>
-                <w:rFonts w:ascii="Calibri" w:hAnsi="Calibri" w:eastAsia="Calibri" w:cs="Calibri" w:asciiTheme="minorAscii" w:hAnsiTheme="minorAscii" w:eastAsiaTheme="minorAscii" w:cstheme="minorAscii"/>
-              </w:rPr>
-              <w:t xml:space="preserve"> creation and configuration, collaborator invitation into </w:t>
-            </w:r>
-            <w:r>
-              <w:rPr>
-                <w:rFonts w:ascii="Calibri" w:hAnsi="Calibri" w:eastAsia="Calibri" w:cs="Calibri" w:asciiTheme="minorAscii" w:hAnsiTheme="minorAscii" w:eastAsiaTheme="minorAscii" w:cstheme="minorAscii"/>
-              </w:rPr>
-              <w:t>organizations</w:t>
-            </w:r>
-          </w:p>
-          <w:p>
-            <w:pPr>
-              <w:pStyle w:val="TableParagraph"/>
-              <w:numPr>
-                <w:ilvl w:val="0"/>
-                <w:numId w:val="5"/>
-              </w:numPr>
-              <w:rPr>
-                <w:rFonts w:ascii="Calibri" w:hAnsi="Calibri" w:eastAsia="Calibri" w:cs="Calibri" w:asciiTheme="minorAscii" w:hAnsiTheme="minorAscii" w:eastAsiaTheme="minorAscii" w:cstheme="minorAscii"/>
-              </w:rPr>
-            </w:pPr>
-            <w:r>
-              <w:rPr>
-                <w:rFonts w:ascii="Calibri" w:hAnsi="Calibri" w:eastAsia="Calibri" w:cs="Calibri" w:asciiTheme="minorAscii" w:hAnsiTheme="minorAscii" w:eastAsiaTheme="minorAscii" w:cstheme="minorAscii"/>
-              </w:rPr>
-              <w:t xml:space="preserve">Project dashboard (Basic overview of the project and task status, as well as statistics at the </w:t>
-            </w:r>
-            <w:r>
-              <w:rPr>
-                <w:rFonts w:ascii="Calibri" w:hAnsi="Calibri" w:eastAsia="Calibri" w:cs="Calibri" w:asciiTheme="minorAscii" w:hAnsiTheme="minorAscii" w:eastAsiaTheme="minorAscii" w:cstheme="minorAscii"/>
-              </w:rPr>
-              <w:t>organizational</w:t>
-            </w:r>
-            <w:r>
-              <w:rPr>
-                <w:rFonts w:ascii="Calibri" w:hAnsi="Calibri" w:eastAsia="Calibri" w:cs="Calibri" w:asciiTheme="minorAscii" w:hAnsiTheme="minorAscii" w:eastAsiaTheme="minorAscii" w:cstheme="minorAscii"/>
-              </w:rPr>
-              <w:t xml:space="preserve"> level)</w:t>
-            </w:r>
           </w:p>
         </w:tc>
       </w:tr>
@@ -2287,7 +2035,7 @@
           <w:left w:w="0" w:type="dxa"/>
           <w:right w:w="0" w:type="dxa"/>
         </w:tblCellMar>
-        <w:tblLook w:firstColumn="1" w:firstRow="1" w:lastColumn="1" w:lastRow="1" w:noHBand="0" w:noVBand="0" w:val="01E0"/>
+        <w:tblLook w:val="01E0" w:firstRow="1" w:lastRow="1" w:firstColumn="1" w:lastColumn="1" w:noHBand="0" w:noVBand="0"/>
       </w:tblPr>
       <w:tblGrid>
         <w:gridCol w:w="2955"/>
@@ -2295,7 +2043,6 @@
       </w:tblGrid>
       <w:tr>
         <w:trPr>
-          <w:hidden w:val="0"/>
           <w:trHeight w:val="397"/>
         </w:trPr>
         <w:tc>
@@ -2305,7 +2052,8 @@
               <w:bottom w:val="nil"/>
               <w:right w:val="nil"/>
             </w:tcBorders>
-            <w:shd w:color="auto" w:fill="ACB9CA" w:val="clear"/>
+            <w:shd w:val="clear" w:color="auto" w:fill="ACB9CA"/>
+            <w:tcMar/>
           </w:tcPr>
           <w:p>
             <w:pPr>
@@ -2314,8 +2062,8 @@
               <w:ind w:left="50"/>
               <w:rPr>
                 <w:rFonts w:ascii="Calibri" w:hAnsi="Calibri" w:eastAsia="Calibri" w:cs="Calibri" w:asciiTheme="minorAscii" w:hAnsiTheme="minorAscii" w:eastAsiaTheme="minorAscii" w:cstheme="minorAscii"/>
-                <w:b/>
-                <w:bCs/>
+                <w:b w:val="1"/>
+                <w:bCs w:val="1"/>
                 <w:sz w:val="32"/>
                 <w:szCs w:val="32"/>
               </w:rPr>
@@ -2323,18 +2071,19 @@
             <w:r>
               <w:rPr>
                 <w:rFonts w:ascii="Calibri" w:hAnsi="Calibri" w:eastAsia="Calibri" w:cs="Calibri" w:asciiTheme="minorAscii" w:hAnsiTheme="minorAscii" w:eastAsiaTheme="minorAscii" w:cstheme="minorAscii"/>
-                <w:b/>
-                <w:bCs/>
+                <w:b w:val="1"/>
+                <w:bCs w:val="1"/>
                 <w:sz w:val="32"/>
                 <w:szCs w:val="32"/>
               </w:rPr>
+              <w:lastRenderedPageBreak/>
               <w:t>Status</w:t>
             </w:r>
             <w:r>
               <w:rPr>
                 <w:rFonts w:ascii="Calibri" w:hAnsi="Calibri" w:eastAsia="Calibri" w:cs="Calibri" w:asciiTheme="minorAscii" w:hAnsiTheme="minorAscii" w:eastAsiaTheme="minorAscii" w:cstheme="minorAscii"/>
-                <w:b/>
-                <w:bCs/>
+                <w:b w:val="1"/>
+                <w:bCs w:val="1"/>
                 <w:spacing w:val="-13"/>
                 <w:sz w:val="32"/>
                 <w:szCs w:val="32"/>
@@ -2344,8 +2093,8 @@
             <w:r>
               <w:rPr>
                 <w:rFonts w:ascii="Calibri" w:hAnsi="Calibri" w:eastAsia="Calibri" w:cs="Calibri" w:asciiTheme="minorAscii" w:hAnsiTheme="minorAscii" w:eastAsiaTheme="minorAscii" w:cstheme="minorAscii"/>
-                <w:b/>
-                <w:bCs/>
+                <w:b w:val="1"/>
+                <w:bCs w:val="1"/>
                 <w:spacing w:val="-2"/>
                 <w:sz w:val="32"/>
                 <w:szCs w:val="32"/>
@@ -2361,7 +2110,8 @@
               <w:left w:val="nil"/>
               <w:bottom w:val="nil"/>
             </w:tcBorders>
-            <w:shd w:color="auto" w:fill="ACB9CA" w:val="clear"/>
+            <w:shd w:val="clear" w:color="auto" w:fill="ACB9CA"/>
+            <w:tcMar/>
           </w:tcPr>
           <w:p>
             <w:pPr>
@@ -2370,8 +2120,8 @@
               <w:ind w:left="50"/>
               <w:rPr>
                 <w:rFonts w:ascii="Calibri" w:hAnsi="Calibri" w:eastAsia="Calibri" w:cs="Calibri" w:asciiTheme="minorAscii" w:hAnsiTheme="minorAscii" w:eastAsiaTheme="minorAscii" w:cstheme="minorAscii"/>
-                <w:b/>
-                <w:bCs/>
+                <w:b w:val="1"/>
+                <w:bCs w:val="1"/>
                 <w:sz w:val="32"/>
                 <w:szCs w:val="32"/>
               </w:rPr>
@@ -2379,8 +2129,8 @@
             <w:r>
               <w:rPr>
                 <w:rFonts w:ascii="Calibri" w:hAnsi="Calibri" w:eastAsia="Calibri" w:cs="Calibri" w:asciiTheme="minorAscii" w:hAnsiTheme="minorAscii" w:eastAsiaTheme="minorAscii" w:cstheme="minorAscii"/>
-                <w:b/>
-                <w:bCs/>
+                <w:b w:val="1"/>
+                <w:bCs w:val="1"/>
                 <w:sz w:val="32"/>
                 <w:szCs w:val="32"/>
               </w:rPr>
@@ -2389,8 +2139,8 @@
             <w:r>
               <w:rPr>
                 <w:rFonts w:ascii="Calibri" w:hAnsi="Calibri" w:eastAsia="Calibri" w:cs="Calibri" w:asciiTheme="minorAscii" w:hAnsiTheme="minorAscii" w:eastAsiaTheme="minorAscii" w:cstheme="minorAscii"/>
-                <w:b/>
-                <w:bCs/>
+                <w:b w:val="1"/>
+                <w:bCs w:val="1"/>
                 <w:spacing w:val="-9"/>
                 <w:sz w:val="32"/>
                 <w:szCs w:val="32"/>
@@ -2400,8 +2150,8 @@
             <w:r>
               <w:rPr>
                 <w:rFonts w:ascii="Calibri" w:hAnsi="Calibri" w:eastAsia="Calibri" w:cs="Calibri" w:asciiTheme="minorAscii" w:hAnsiTheme="minorAscii" w:eastAsiaTheme="minorAscii" w:cstheme="minorAscii"/>
-                <w:b/>
-                <w:bCs/>
+                <w:b w:val="1"/>
+                <w:bCs w:val="1"/>
                 <w:sz w:val="32"/>
                 <w:szCs w:val="32"/>
               </w:rPr>
@@ -2410,8 +2160,8 @@
             <w:r>
               <w:rPr>
                 <w:rFonts w:ascii="Calibri" w:hAnsi="Calibri" w:eastAsia="Calibri" w:cs="Calibri" w:asciiTheme="minorAscii" w:hAnsiTheme="minorAscii" w:eastAsiaTheme="minorAscii" w:cstheme="minorAscii"/>
-                <w:b/>
-                <w:bCs/>
+                <w:b w:val="1"/>
+                <w:bCs w:val="1"/>
                 <w:spacing w:val="-9"/>
                 <w:sz w:val="32"/>
                 <w:szCs w:val="32"/>
@@ -2421,8 +2171,8 @@
             <w:r>
               <w:rPr>
                 <w:rFonts w:ascii="Calibri" w:hAnsi="Calibri" w:eastAsia="Calibri" w:cs="Calibri" w:asciiTheme="minorAscii" w:hAnsiTheme="minorAscii" w:eastAsiaTheme="minorAscii" w:cstheme="minorAscii"/>
-                <w:b/>
-                <w:bCs/>
+                <w:b w:val="1"/>
+                <w:bCs w:val="1"/>
                 <w:sz w:val="32"/>
                 <w:szCs w:val="32"/>
               </w:rPr>
@@ -2431,8 +2181,8 @@
             <w:r>
               <w:rPr>
                 <w:rFonts w:ascii="Calibri" w:hAnsi="Calibri" w:eastAsia="Calibri" w:cs="Calibri" w:asciiTheme="minorAscii" w:hAnsiTheme="minorAscii" w:eastAsiaTheme="minorAscii" w:cstheme="minorAscii"/>
-                <w:b/>
-                <w:bCs/>
+                <w:b w:val="1"/>
+                <w:bCs w:val="1"/>
                 <w:spacing w:val="-9"/>
                 <w:sz w:val="32"/>
                 <w:szCs w:val="32"/>
@@ -2442,8 +2192,8 @@
             <w:r>
               <w:rPr>
                 <w:rFonts w:ascii="Calibri" w:hAnsi="Calibri" w:eastAsia="Calibri" w:cs="Calibri" w:asciiTheme="minorAscii" w:hAnsiTheme="minorAscii" w:eastAsiaTheme="minorAscii" w:cstheme="minorAscii"/>
-                <w:b/>
-                <w:bCs/>
+                <w:b w:val="1"/>
+                <w:bCs w:val="1"/>
                 <w:sz w:val="32"/>
                 <w:szCs w:val="32"/>
               </w:rPr>
@@ -2452,8 +2202,8 @@
             <w:r>
               <w:rPr>
                 <w:rFonts w:ascii="Calibri" w:hAnsi="Calibri" w:eastAsia="Calibri" w:cs="Calibri" w:asciiTheme="minorAscii" w:hAnsiTheme="minorAscii" w:eastAsiaTheme="minorAscii" w:cstheme="minorAscii"/>
-                <w:b/>
-                <w:bCs/>
+                <w:b w:val="1"/>
+                <w:bCs w:val="1"/>
                 <w:spacing w:val="-8"/>
                 <w:sz w:val="32"/>
                 <w:szCs w:val="32"/>
@@ -2463,8 +2213,8 @@
             <w:r>
               <w:rPr>
                 <w:rFonts w:ascii="Calibri" w:hAnsi="Calibri" w:eastAsia="Calibri" w:cs="Calibri" w:asciiTheme="minorAscii" w:hAnsiTheme="minorAscii" w:eastAsiaTheme="minorAscii" w:cstheme="minorAscii"/>
-                <w:b/>
-                <w:bCs/>
+                <w:b w:val="1"/>
+                <w:bCs w:val="1"/>
                 <w:spacing w:val="-2"/>
                 <w:sz w:val="32"/>
                 <w:szCs w:val="32"/>
@@ -2476,7 +2226,6 @@
       </w:tr>
       <w:tr>
         <w:trPr>
-          <w:hidden w:val="0"/>
           <w:trHeight w:val="160"/>
         </w:trPr>
         <w:tc>
@@ -2487,6 +2236,7 @@
               <w:top w:val="nil"/>
               <w:bottom w:val="nil"/>
             </w:tcBorders>
+            <w:tcMar/>
           </w:tcPr>
           <w:p>
             <w:pPr>
@@ -2502,7 +2252,6 @@
       </w:tr>
       <w:tr>
         <w:trPr>
-          <w:hidden w:val="0"/>
           <w:trHeight w:val="327"/>
         </w:trPr>
         <w:tc>
@@ -2512,7 +2261,8 @@
               <w:top w:val="nil"/>
               <w:right w:val="nil"/>
             </w:tcBorders>
-            <w:shd w:color="auto" w:fill="222B35" w:val="clear"/>
+            <w:shd w:val="clear" w:color="auto" w:fill="222B35"/>
+            <w:tcMar/>
           </w:tcPr>
           <w:p>
             <w:pPr>
@@ -2521,8 +2271,8 @@
               <w:ind w:left="45"/>
               <w:rPr>
                 <w:rFonts w:ascii="Calibri" w:hAnsi="Calibri" w:eastAsia="Calibri" w:cs="Calibri" w:asciiTheme="minorAscii" w:hAnsiTheme="minorAscii" w:eastAsiaTheme="minorAscii" w:cstheme="minorAscii"/>
-                <w:b/>
-                <w:bCs/>
+                <w:b w:val="1"/>
+                <w:bCs w:val="1"/>
                 <w:sz w:val="28"/>
                 <w:szCs w:val="28"/>
               </w:rPr>
@@ -2530,8 +2280,8 @@
             <w:r>
               <w:rPr>
                 <w:rFonts w:ascii="Calibri" w:hAnsi="Calibri" w:eastAsia="Calibri" w:cs="Calibri" w:asciiTheme="minorAscii" w:hAnsiTheme="minorAscii" w:eastAsiaTheme="minorAscii" w:cstheme="minorAscii"/>
-                <w:b/>
-                <w:bCs/>
+                <w:b w:val="1"/>
+                <w:bCs w:val="1"/>
                 <w:color w:val="FFFFFF"/>
                 <w:sz w:val="28"/>
                 <w:szCs w:val="28"/>
@@ -2541,8 +2291,8 @@
             <w:r>
               <w:rPr>
                 <w:rFonts w:ascii="Calibri" w:hAnsi="Calibri" w:eastAsia="Calibri" w:cs="Calibri" w:asciiTheme="minorAscii" w:hAnsiTheme="minorAscii" w:eastAsiaTheme="minorAscii" w:cstheme="minorAscii"/>
-                <w:b/>
-                <w:bCs/>
+                <w:b w:val="1"/>
+                <w:bCs w:val="1"/>
                 <w:color w:val="FFFFFF"/>
                 <w:spacing w:val="-2"/>
                 <w:sz w:val="28"/>
@@ -2553,8 +2303,8 @@
             <w:r>
               <w:rPr>
                 <w:rFonts w:ascii="Calibri" w:hAnsi="Calibri" w:eastAsia="Calibri" w:cs="Calibri" w:asciiTheme="minorAscii" w:hAnsiTheme="minorAscii" w:eastAsiaTheme="minorAscii" w:cstheme="minorAscii"/>
-                <w:b/>
-                <w:bCs/>
+                <w:b w:val="1"/>
+                <w:bCs w:val="1"/>
                 <w:color w:val="FFFFFF"/>
                 <w:sz w:val="28"/>
                 <w:szCs w:val="28"/>
@@ -2564,8 +2314,8 @@
             <w:r>
               <w:rPr>
                 <w:rFonts w:ascii="Calibri" w:hAnsi="Calibri" w:eastAsia="Calibri" w:cs="Calibri" w:asciiTheme="minorAscii" w:hAnsiTheme="minorAscii" w:eastAsiaTheme="minorAscii" w:cstheme="minorAscii"/>
-                <w:b/>
-                <w:bCs/>
+                <w:b w:val="1"/>
+                <w:bCs w:val="1"/>
                 <w:color w:val="FFFFFF"/>
                 <w:spacing w:val="-2"/>
                 <w:sz w:val="28"/>
@@ -2581,6 +2331,7 @@
             <w:tcBorders>
               <w:left w:val="nil"/>
             </w:tcBorders>
+            <w:tcMar/>
           </w:tcPr>
           <w:p>
             <w:pPr>
@@ -2594,13 +2345,13 @@
       </w:tr>
       <w:tr>
         <w:trPr>
-          <w:hidden w:val="0"/>
-          <w:trHeight w:val="2457"/>
+          <w:trHeight w:val="5175"/>
         </w:trPr>
         <w:tc>
           <w:tcPr>
             <w:tcW w:w="2955" w:type="dxa"/>
             <w:vMerge w:val="restart"/>
+            <w:tcMar/>
           </w:tcPr>
           <w:p>
             <w:pPr>
@@ -2627,8 +2378,8 @@
               <w:ind w:left="225"/>
               <w:rPr>
                 <w:rFonts w:ascii="Calibri" w:hAnsi="Calibri" w:eastAsia="Calibri" w:cs="Calibri" w:asciiTheme="minorAscii" w:hAnsiTheme="minorAscii" w:eastAsiaTheme="minorAscii" w:cstheme="minorAscii"/>
-                <w:b/>
-                <w:bCs/>
+                <w:b w:val="1"/>
+                <w:bCs w:val="1"/>
               </w:rPr>
             </w:pPr>
           </w:p>
@@ -2638,8 +2389,8 @@
               <w:ind w:left="225"/>
               <w:rPr>
                 <w:rFonts w:ascii="Calibri" w:hAnsi="Calibri" w:eastAsia="Calibri" w:cs="Calibri" w:asciiTheme="minorAscii" w:hAnsiTheme="minorAscii" w:eastAsiaTheme="minorAscii" w:cstheme="minorAscii"/>
-                <w:b/>
-                <w:bCs/>
+                <w:b w:val="1"/>
+                <w:bCs w:val="1"/>
               </w:rPr>
             </w:pPr>
           </w:p>
@@ -2649,8 +2400,8 @@
               <w:ind w:left="225"/>
               <w:rPr>
                 <w:rFonts w:ascii="Calibri" w:hAnsi="Calibri" w:eastAsia="Calibri" w:cs="Calibri" w:asciiTheme="minorAscii" w:hAnsiTheme="minorAscii" w:eastAsiaTheme="minorAscii" w:cstheme="minorAscii"/>
-                <w:b/>
-                <w:bCs/>
+                <w:b w:val="1"/>
+                <w:bCs w:val="1"/>
               </w:rPr>
             </w:pPr>
           </w:p>
@@ -2660,8 +2411,8 @@
               <w:ind w:left="225"/>
               <w:rPr>
                 <w:rFonts w:ascii="Calibri" w:hAnsi="Calibri" w:eastAsia="Calibri" w:cs="Calibri" w:asciiTheme="minorAscii" w:hAnsiTheme="minorAscii" w:eastAsiaTheme="minorAscii" w:cstheme="minorAscii"/>
-                <w:b/>
-                <w:bCs/>
+                <w:b w:val="1"/>
+                <w:bCs w:val="1"/>
               </w:rPr>
             </w:pPr>
           </w:p>
@@ -2671,23 +2422,23 @@
               <w:ind w:left="225"/>
               <w:rPr>
                 <w:rFonts w:ascii="Calibri" w:hAnsi="Calibri" w:eastAsia="Calibri" w:cs="Calibri" w:asciiTheme="minorAscii" w:hAnsiTheme="minorAscii" w:eastAsiaTheme="minorAscii" w:cstheme="minorAscii"/>
-                <w:b/>
-                <w:bCs/>
-              </w:rPr>
-            </w:pPr>
-            <w:r>
-              <w:rPr>
-                <w:rFonts w:ascii="Calibri" w:hAnsi="Calibri" w:eastAsia="Calibri" w:cs="Calibri" w:asciiTheme="minorAscii" w:hAnsiTheme="minorAscii" w:eastAsiaTheme="minorAscii" w:cstheme="minorAscii"/>
-                <w:b/>
-                <w:bCs/>
+                <w:b w:val="1"/>
+                <w:bCs w:val="1"/>
+              </w:rPr>
+            </w:pPr>
+            <w:r>
+              <w:rPr>
+                <w:rFonts w:ascii="Calibri" w:hAnsi="Calibri" w:eastAsia="Calibri" w:cs="Calibri" w:asciiTheme="minorAscii" w:hAnsiTheme="minorAscii" w:eastAsiaTheme="minorAscii" w:cstheme="minorAscii"/>
+                <w:b w:val="1"/>
+                <w:bCs w:val="1"/>
               </w:rPr>
               <w:t>Progress</w:t>
             </w:r>
             <w:r>
               <w:rPr>
                 <w:rFonts w:ascii="Calibri" w:hAnsi="Calibri" w:eastAsia="Calibri" w:cs="Calibri" w:asciiTheme="minorAscii" w:hAnsiTheme="minorAscii" w:eastAsiaTheme="minorAscii" w:cstheme="minorAscii"/>
-                <w:b/>
-                <w:bCs/>
+                <w:b w:val="1"/>
+                <w:bCs w:val="1"/>
                 <w:spacing w:val="-3"/>
               </w:rPr>
               <w:t xml:space="preserve"> </w:t>
@@ -2695,16 +2446,16 @@
             <w:r>
               <w:rPr>
                 <w:rFonts w:ascii="Calibri" w:hAnsi="Calibri" w:eastAsia="Calibri" w:cs="Calibri" w:asciiTheme="minorAscii" w:hAnsiTheme="minorAscii" w:eastAsiaTheme="minorAscii" w:cstheme="minorAscii"/>
-                <w:b/>
-                <w:bCs/>
+                <w:b w:val="1"/>
+                <w:bCs w:val="1"/>
               </w:rPr>
               <w:t>and</w:t>
             </w:r>
             <w:r>
               <w:rPr>
                 <w:rFonts w:ascii="Calibri" w:hAnsi="Calibri" w:eastAsia="Calibri" w:cs="Calibri" w:asciiTheme="minorAscii" w:hAnsiTheme="minorAscii" w:eastAsiaTheme="minorAscii" w:cstheme="minorAscii"/>
-                <w:b/>
-                <w:bCs/>
+                <w:b w:val="1"/>
+                <w:bCs w:val="1"/>
                 <w:spacing w:val="-3"/>
               </w:rPr>
               <w:t xml:space="preserve"> </w:t>
@@ -2712,8 +2463,8 @@
             <w:r>
               <w:rPr>
                 <w:rFonts w:ascii="Calibri" w:hAnsi="Calibri" w:eastAsia="Calibri" w:cs="Calibri" w:asciiTheme="minorAscii" w:hAnsiTheme="minorAscii" w:eastAsiaTheme="minorAscii" w:cstheme="minorAscii"/>
-                <w:b/>
-                <w:bCs/>
+                <w:b w:val="1"/>
+                <w:bCs w:val="1"/>
                 <w:spacing w:val="-2"/>
               </w:rPr>
               <w:t>Achievements</w:t>
@@ -2723,61 +2474,39 @@
         <w:tc>
           <w:tcPr>
             <w:tcW w:w="7245" w:type="dxa"/>
+            <w:tcMar/>
           </w:tcPr>
           <w:p>
             <w:pPr>
               <w:pStyle w:val="TableParagraph"/>
-              <w:rPr>
-                <w:rFonts w:ascii="Calibri" w:hAnsi="Calibri" w:eastAsia="Calibri" w:cs="Calibri" w:asciiTheme="minorAscii" w:hAnsiTheme="minorAscii" w:eastAsiaTheme="minorAscii" w:cstheme="minorAscii"/>
-                <w:b/>
-                <w:bCs/>
-              </w:rPr>
-            </w:pPr>
-            <w:r>
-              <w:rPr>
-                <w:rFonts w:ascii="Calibri" w:hAnsi="Calibri" w:eastAsia="Calibri" w:cs="Calibri" w:asciiTheme="minorAscii" w:hAnsiTheme="minorAscii" w:eastAsiaTheme="minorAscii" w:cstheme="minorAscii"/>
-                <w:b/>
-                <w:bCs/>
-              </w:rPr>
-              <w:t>Overall status:</w:t>
-            </w:r>
-          </w:p>
-          <w:p>
-            <w:pPr>
-              <w:pStyle w:val="TableParagraph"/>
-              <w:rPr>
-                <w:rFonts w:ascii="Calibri" w:hAnsi="Calibri" w:eastAsia="Calibri" w:cs="Calibri" w:asciiTheme="minorAscii" w:hAnsiTheme="minorAscii" w:eastAsiaTheme="minorAscii" w:cstheme="minorAscii"/>
-              </w:rPr>
-            </w:pPr>
-            <w:r>
-              <w:rPr>
-                <w:rFonts w:ascii="Calibri" w:hAnsi="Calibri" w:eastAsia="Calibri" w:cs="Calibri" w:asciiTheme="minorAscii" w:hAnsiTheme="minorAscii" w:eastAsiaTheme="minorAscii" w:cstheme="minorAscii"/>
-              </w:rPr>
-              <w:t>The existing platform has both frontend and backend that work end to end, but it is not ready</w:t>
-            </w:r>
-            <w:r>
-              <w:rPr>
-                <w:rFonts w:ascii="Calibri" w:hAnsi="Calibri" w:eastAsia="Calibri" w:cs="Calibri" w:asciiTheme="minorAscii" w:hAnsiTheme="minorAscii" w:eastAsiaTheme="minorAscii" w:cstheme="minorAscii"/>
-              </w:rPr>
-              <w:t xml:space="preserve"> for real use, since the quality checks this period found several coding, business logic, database problems.</w:t>
-            </w:r>
-          </w:p>
-          <w:p>
-            <w:pPr>
-              <w:pStyle w:val="TableParagraph"/>
-              <w:rPr>
-                <w:rFonts w:ascii="Calibri" w:hAnsi="Calibri" w:eastAsia="Calibri" w:cs="Calibri" w:asciiTheme="minorAscii" w:hAnsiTheme="minorAscii" w:eastAsiaTheme="minorAscii" w:cstheme="minorAscii"/>
-                <w:b/>
-                <w:bCs/>
-              </w:rPr>
-            </w:pPr>
-            <w:r>
-              <w:rPr>
-                <w:rFonts w:ascii="Calibri" w:hAnsi="Calibri" w:eastAsia="Calibri" w:cs="Calibri" w:asciiTheme="minorAscii" w:hAnsiTheme="minorAscii" w:eastAsiaTheme="minorAscii" w:cstheme="minorAscii"/>
-                <w:b/>
-                <w:bCs/>
-              </w:rPr>
-              <w:t>State of the repository:</w:t>
+              <w:suppressLineNumbers w:val="0"/>
+              <w:bidi w:val="0"/>
+              <w:spacing w:before="0" w:beforeAutospacing="off" w:after="0" w:afterAutospacing="off" w:line="259" w:lineRule="auto"/>
+              <w:ind w:left="0" w:right="0"/>
+              <w:jc w:val="left"/>
+              <w:rPr>
+                <w:rFonts w:ascii="Calibri" w:hAnsi="Calibri" w:eastAsia="Calibri" w:cs="Calibri" w:asciiTheme="minorAscii" w:hAnsiTheme="minorAscii" w:eastAsiaTheme="minorAscii" w:cstheme="minorAscii"/>
+                <w:b w:val="1"/>
+                <w:bCs w:val="1"/>
+                <w:noProof w:val="0"/>
+                <w:color w:val="auto"/>
+                <w:sz w:val="22"/>
+                <w:szCs w:val="22"/>
+                <w:lang w:val="en-US" w:eastAsia="en-US" w:bidi="ar-SA"/>
+              </w:rPr>
+            </w:pPr>
+            <w:r>
+              <w:rPr>
+                <w:rFonts w:ascii="Calibri" w:hAnsi="Calibri" w:eastAsia="Calibri" w:cs="Calibri" w:asciiTheme="minorAscii" w:hAnsiTheme="minorAscii" w:eastAsiaTheme="minorAscii" w:cstheme="minorAscii"/>
+                <w:b w:val="1"/>
+                <w:bCs w:val="1"/>
+                <w:noProof w:val="0"/>
+                <w:color w:val="auto"/>
+                <w:sz w:val="22"/>
+                <w:szCs w:val="22"/>
+                <w:lang w:val="en-US" w:eastAsia="en-US" w:bidi="ar-SA"/>
+              </w:rPr>
+              <w:t>Progress</w:t>
             </w:r>
           </w:p>
           <w:p>
@@ -2785,17 +2514,76 @@
               <w:pStyle w:val="TableParagraph"/>
               <w:numPr>
                 <w:ilvl w:val="0"/>
-                <w:numId w:val="7"/>
+                <w:numId w:val="10"/>
               </w:numPr>
-              <w:rPr>
-                <w:rFonts w:ascii="Calibri" w:hAnsi="Calibri" w:eastAsia="Calibri" w:cs="Calibri" w:asciiTheme="minorAscii" w:hAnsiTheme="minorAscii" w:eastAsiaTheme="minorAscii" w:cstheme="minorAscii"/>
-              </w:rPr>
-            </w:pPr>
-            <w:r>
-              <w:rPr>
-                <w:rFonts w:ascii="Calibri" w:hAnsi="Calibri" w:eastAsia="Calibri" w:cs="Calibri" w:asciiTheme="minorAscii" w:hAnsiTheme="minorAscii" w:eastAsiaTheme="minorAscii" w:cstheme="minorAscii"/>
-              </w:rPr>
-              <w:t xml:space="preserve">Exposed API keys in Annotation Repo </w:t>
+              <w:suppressLineNumbers w:val="0"/>
+              <w:bidi w:val="0"/>
+              <w:spacing w:before="0" w:beforeAutospacing="off" w:after="0" w:afterAutospacing="off" w:line="259" w:lineRule="auto"/>
+              <w:ind w:left="720" w:right="0" w:hanging="360"/>
+              <w:jc w:val="left"/>
+              <w:rPr>
+                <w:rFonts w:ascii="Calibri" w:hAnsi="Calibri" w:eastAsia="Calibri" w:cs="Calibri" w:asciiTheme="minorAscii" w:hAnsiTheme="minorAscii" w:eastAsiaTheme="minorAscii" w:cstheme="minorAscii"/>
+                <w:noProof w:val="0"/>
+                <w:color w:val="auto"/>
+                <w:sz w:val="22"/>
+                <w:szCs w:val="22"/>
+                <w:lang w:val="en-US" w:eastAsia="en-US" w:bidi="ar-SA"/>
+              </w:rPr>
+            </w:pPr>
+            <w:r>
+              <w:rPr>
+                <w:rFonts w:ascii="Calibri" w:hAnsi="Calibri" w:eastAsia="Calibri" w:cs="Calibri" w:asciiTheme="minorAscii" w:hAnsiTheme="minorAscii" w:eastAsiaTheme="minorAscii" w:cstheme="minorAscii"/>
+                <w:noProof w:val="0"/>
+                <w:color w:val="auto"/>
+                <w:sz w:val="22"/>
+                <w:szCs w:val="22"/>
+                <w:lang w:val="en-US" w:eastAsia="en-US" w:bidi="ar-SA"/>
+              </w:rPr>
+              <w:t xml:space="preserve">Onboarded the team into the project and </w:t>
+            </w:r>
+            <w:r>
+              <w:rPr>
+                <w:rFonts w:ascii="Calibri" w:hAnsi="Calibri" w:eastAsia="Calibri" w:cs="Calibri" w:asciiTheme="minorAscii" w:hAnsiTheme="minorAscii" w:eastAsiaTheme="minorAscii" w:cstheme="minorAscii"/>
+                <w:noProof w:val="0"/>
+                <w:color w:val="auto"/>
+                <w:sz w:val="22"/>
+                <w:szCs w:val="22"/>
+                <w:lang w:val="en-US" w:eastAsia="en-US" w:bidi="ar-SA"/>
+              </w:rPr>
+              <w:t>familiari</w:t>
+            </w:r>
+            <w:r>
+              <w:rPr>
+                <w:rFonts w:ascii="Calibri" w:hAnsi="Calibri" w:eastAsia="Calibri" w:cs="Calibri" w:asciiTheme="minorAscii" w:hAnsiTheme="minorAscii" w:eastAsiaTheme="minorAscii" w:cstheme="minorAscii"/>
+                <w:noProof w:val="0"/>
+                <w:color w:val="auto"/>
+                <w:sz w:val="22"/>
+                <w:szCs w:val="22"/>
+                <w:lang w:val="en-US" w:eastAsia="en-US" w:bidi="ar-SA"/>
+              </w:rPr>
+              <w:t>s</w:t>
+            </w:r>
+            <w:r>
+              <w:rPr>
+                <w:rFonts w:ascii="Calibri" w:hAnsi="Calibri" w:eastAsia="Calibri" w:cs="Calibri" w:asciiTheme="minorAscii" w:hAnsiTheme="minorAscii" w:eastAsiaTheme="minorAscii" w:cstheme="minorAscii"/>
+                <w:noProof w:val="0"/>
+                <w:color w:val="auto"/>
+                <w:sz w:val="22"/>
+                <w:szCs w:val="22"/>
+                <w:lang w:val="en-US" w:eastAsia="en-US" w:bidi="ar-SA"/>
+              </w:rPr>
+              <w:t>ed</w:t>
+            </w:r>
+            <w:r>
+              <w:rPr>
+                <w:rFonts w:ascii="Calibri" w:hAnsi="Calibri" w:eastAsia="Calibri" w:cs="Calibri" w:asciiTheme="minorAscii" w:hAnsiTheme="minorAscii" w:eastAsiaTheme="minorAscii" w:cstheme="minorAscii"/>
+                <w:noProof w:val="0"/>
+                <w:color w:val="auto"/>
+                <w:sz w:val="22"/>
+                <w:szCs w:val="22"/>
+                <w:lang w:val="en-US" w:eastAsia="en-US" w:bidi="ar-SA"/>
+              </w:rPr>
+              <w:t xml:space="preserve"> members with the existing repositories and project context.</w:t>
             </w:r>
           </w:p>
           <w:p>
@@ -2803,17 +2591,32 @@
               <w:pStyle w:val="TableParagraph"/>
               <w:numPr>
                 <w:ilvl w:val="0"/>
-                <w:numId w:val="7"/>
+                <w:numId w:val="10"/>
               </w:numPr>
-              <w:rPr>
-                <w:rFonts w:ascii="Calibri" w:hAnsi="Calibri" w:eastAsia="Calibri" w:cs="Calibri" w:asciiTheme="minorAscii" w:hAnsiTheme="minorAscii" w:eastAsiaTheme="minorAscii" w:cstheme="minorAscii"/>
-              </w:rPr>
-            </w:pPr>
-            <w:r>
-              <w:rPr>
-                <w:rFonts w:ascii="Calibri" w:hAnsi="Calibri" w:eastAsia="Calibri" w:cs="Calibri" w:asciiTheme="minorAscii" w:hAnsiTheme="minorAscii" w:eastAsiaTheme="minorAscii" w:cstheme="minorAscii"/>
-              </w:rPr>
-              <w:t xml:space="preserve">No Exposed endpoints to annotation Repo from the full stack application </w:t>
+              <w:suppressLineNumbers w:val="0"/>
+              <w:bidi w:val="0"/>
+              <w:spacing w:before="0" w:beforeAutospacing="off" w:after="0" w:afterAutospacing="off" w:line="259" w:lineRule="auto"/>
+              <w:ind w:left="720" w:right="0" w:hanging="360"/>
+              <w:jc w:val="left"/>
+              <w:rPr>
+                <w:rFonts w:ascii="Calibri" w:hAnsi="Calibri" w:eastAsia="Calibri" w:cs="Calibri" w:asciiTheme="minorAscii" w:hAnsiTheme="minorAscii" w:eastAsiaTheme="minorAscii" w:cstheme="minorAscii"/>
+                <w:noProof w:val="0"/>
+                <w:color w:val="auto"/>
+                <w:sz w:val="22"/>
+                <w:szCs w:val="22"/>
+                <w:lang w:val="en-US" w:eastAsia="en-US" w:bidi="ar-SA"/>
+              </w:rPr>
+            </w:pPr>
+            <w:r>
+              <w:rPr>
+                <w:rFonts w:ascii="Calibri" w:hAnsi="Calibri" w:eastAsia="Calibri" w:cs="Calibri" w:asciiTheme="minorAscii" w:hAnsiTheme="minorAscii" w:eastAsiaTheme="minorAscii" w:cstheme="minorAscii"/>
+                <w:noProof w:val="0"/>
+                <w:color w:val="auto"/>
+                <w:sz w:val="22"/>
+                <w:szCs w:val="22"/>
+                <w:lang w:val="en-US" w:eastAsia="en-US" w:bidi="ar-SA"/>
+              </w:rPr>
+              <w:t>Conducted the initial client kickoff meeting to gather requirements, define project scope, clarify priorities, and align expectations on deliverables.</w:t>
             </w:r>
           </w:p>
           <w:p>
@@ -2821,17 +2624,43 @@
               <w:pStyle w:val="TableParagraph"/>
               <w:numPr>
                 <w:ilvl w:val="0"/>
-                <w:numId w:val="7"/>
+                <w:numId w:val="10"/>
               </w:numPr>
-              <w:rPr>
-                <w:rFonts w:ascii="Calibri" w:hAnsi="Calibri" w:eastAsia="Calibri" w:cs="Calibri" w:asciiTheme="minorAscii" w:hAnsiTheme="minorAscii" w:eastAsiaTheme="minorAscii" w:cstheme="minorAscii"/>
-              </w:rPr>
-            </w:pPr>
-            <w:r>
-              <w:rPr>
-                <w:rFonts w:ascii="Calibri" w:hAnsi="Calibri" w:eastAsia="Calibri" w:cs="Calibri" w:asciiTheme="minorAscii" w:hAnsiTheme="minorAscii" w:eastAsiaTheme="minorAscii" w:cstheme="minorAscii"/>
-              </w:rPr>
-              <w:t xml:space="preserve">Different maturity level for different modality of input type  </w:t>
+              <w:suppressLineNumbers w:val="0"/>
+              <w:bidi w:val="0"/>
+              <w:spacing w:before="0" w:beforeAutospacing="off" w:after="0" w:afterAutospacing="off" w:line="259" w:lineRule="auto"/>
+              <w:ind w:left="720" w:right="0" w:hanging="360"/>
+              <w:jc w:val="left"/>
+              <w:rPr>
+                <w:rFonts w:ascii="Calibri" w:hAnsi="Calibri" w:eastAsia="Calibri" w:cs="Calibri" w:asciiTheme="minorAscii" w:hAnsiTheme="minorAscii" w:eastAsiaTheme="minorAscii" w:cstheme="minorAscii"/>
+                <w:noProof w:val="0"/>
+                <w:color w:val="auto"/>
+                <w:sz w:val="22"/>
+                <w:szCs w:val="22"/>
+                <w:lang w:val="en-US" w:eastAsia="en-US" w:bidi="ar-SA"/>
+              </w:rPr>
+            </w:pPr>
+            <w:r>
+              <w:rPr>
+                <w:rFonts w:ascii="Calibri" w:hAnsi="Calibri" w:eastAsia="Calibri" w:cs="Calibri" w:asciiTheme="minorAscii" w:hAnsiTheme="minorAscii" w:eastAsiaTheme="minorAscii" w:cstheme="minorAscii"/>
+                <w:noProof w:val="0"/>
+                <w:color w:val="auto"/>
+                <w:sz w:val="22"/>
+                <w:szCs w:val="22"/>
+                <w:lang w:val="en-US" w:eastAsia="en-US" w:bidi="ar-SA"/>
+              </w:rPr>
+              <w:t>Analyzed</w:t>
+            </w:r>
+            <w:r>
+              <w:rPr>
+                <w:rFonts w:ascii="Calibri" w:hAnsi="Calibri" w:eastAsia="Calibri" w:cs="Calibri" w:asciiTheme="minorAscii" w:hAnsiTheme="minorAscii" w:eastAsiaTheme="minorAscii" w:cstheme="minorAscii"/>
+                <w:noProof w:val="0"/>
+                <w:color w:val="auto"/>
+                <w:sz w:val="22"/>
+                <w:szCs w:val="22"/>
+                <w:lang w:val="en-US" w:eastAsia="en-US" w:bidi="ar-SA"/>
+              </w:rPr>
+              <w:t xml:space="preserve"> and reviewed the current state, structure, and implementation of both project repositories.</w:t>
             </w:r>
           </w:p>
           <w:p>
@@ -2839,17 +2668,54 @@
               <w:pStyle w:val="TableParagraph"/>
               <w:numPr>
                 <w:ilvl w:val="0"/>
-                <w:numId w:val="7"/>
+                <w:numId w:val="10"/>
               </w:numPr>
-              <w:rPr>
-                <w:rFonts w:ascii="Calibri" w:hAnsi="Calibri" w:eastAsia="Calibri" w:cs="Calibri" w:asciiTheme="minorAscii" w:hAnsiTheme="minorAscii" w:eastAsiaTheme="minorAscii" w:cstheme="minorAscii"/>
-              </w:rPr>
-            </w:pPr>
-            <w:r>
-              <w:rPr>
-                <w:rFonts w:ascii="Calibri" w:hAnsi="Calibri" w:eastAsia="Calibri" w:cs="Calibri" w:asciiTheme="minorAscii" w:hAnsiTheme="minorAscii" w:eastAsiaTheme="minorAscii" w:cstheme="minorAscii"/>
-              </w:rPr>
-              <w:t xml:space="preserve">Lack of Testing suites, mostly manual testing </w:t>
+              <w:suppressLineNumbers w:val="0"/>
+              <w:bidi w:val="0"/>
+              <w:spacing w:before="0" w:beforeAutospacing="off" w:after="0" w:afterAutospacing="off" w:line="259" w:lineRule="auto"/>
+              <w:ind w:left="720" w:right="0" w:hanging="360"/>
+              <w:jc w:val="left"/>
+              <w:rPr>
+                <w:rFonts w:ascii="Calibri" w:hAnsi="Calibri" w:eastAsia="Calibri" w:cs="Calibri" w:asciiTheme="minorAscii" w:hAnsiTheme="minorAscii" w:eastAsiaTheme="minorAscii" w:cstheme="minorAscii"/>
+                <w:noProof w:val="0"/>
+                <w:color w:val="auto"/>
+                <w:sz w:val="22"/>
+                <w:szCs w:val="22"/>
+                <w:lang w:val="en-US" w:eastAsia="en-US" w:bidi="ar-SA"/>
+              </w:rPr>
+            </w:pPr>
+            <w:r>
+              <w:rPr>
+                <w:rFonts w:ascii="Calibri" w:hAnsi="Calibri" w:eastAsia="Calibri" w:cs="Calibri" w:asciiTheme="minorAscii" w:hAnsiTheme="minorAscii" w:eastAsiaTheme="minorAscii" w:cstheme="minorAscii"/>
+                <w:noProof w:val="0"/>
+                <w:color w:val="auto"/>
+                <w:sz w:val="22"/>
+                <w:szCs w:val="22"/>
+                <w:lang w:val="en-US" w:eastAsia="en-US" w:bidi="ar-SA"/>
+              </w:rPr>
+              <w:t xml:space="preserve">Investigated existing functionality, </w:t>
+            </w:r>
+            <w:r>
+              <w:rPr>
+                <w:rFonts w:ascii="Calibri" w:hAnsi="Calibri" w:eastAsia="Calibri" w:cs="Calibri" w:asciiTheme="minorAscii" w:hAnsiTheme="minorAscii" w:eastAsiaTheme="minorAscii" w:cstheme="minorAscii"/>
+                <w:noProof w:val="0"/>
+                <w:color w:val="auto"/>
+                <w:sz w:val="22"/>
+                <w:szCs w:val="22"/>
+                <w:lang w:val="en-US" w:eastAsia="en-US" w:bidi="ar-SA"/>
+              </w:rPr>
+              <w:t>architecture,</w:t>
+            </w:r>
+            <w:r>
+              <w:rPr>
+                <w:rFonts w:ascii="Calibri" w:hAnsi="Calibri" w:eastAsia="Calibri" w:cs="Calibri" w:asciiTheme="minorAscii" w:hAnsiTheme="minorAscii" w:eastAsiaTheme="minorAscii" w:cstheme="minorAscii"/>
+                <w:noProof w:val="0"/>
+                <w:color w:val="auto"/>
+                <w:sz w:val="22"/>
+                <w:szCs w:val="22"/>
+                <w:lang w:val="en-US" w:eastAsia="en-US" w:bidi="ar-SA"/>
+              </w:rPr>
+              <w:t xml:space="preserve"> and integration gaps.</w:t>
             </w:r>
           </w:p>
           <w:p>
@@ -2857,17 +2723,83 @@
               <w:pStyle w:val="TableParagraph"/>
               <w:numPr>
                 <w:ilvl w:val="0"/>
-                <w:numId w:val="7"/>
+                <w:numId w:val="10"/>
               </w:numPr>
-              <w:rPr>
-                <w:rFonts w:ascii="Calibri" w:hAnsi="Calibri" w:eastAsia="Calibri" w:cs="Calibri" w:asciiTheme="minorAscii" w:hAnsiTheme="minorAscii" w:eastAsiaTheme="minorAscii" w:cstheme="minorAscii"/>
-              </w:rPr>
-            </w:pPr>
-            <w:r>
-              <w:rPr>
-                <w:rFonts w:ascii="Calibri" w:hAnsi="Calibri" w:eastAsia="Calibri" w:cs="Calibri" w:asciiTheme="minorAscii" w:hAnsiTheme="minorAscii" w:eastAsiaTheme="minorAscii" w:cstheme="minorAscii"/>
-              </w:rPr>
-              <w:t xml:space="preserve">Annotations are not evaluated, task appropriate evaluations could be added </w:t>
+              <w:suppressLineNumbers w:val="0"/>
+              <w:bidi w:val="0"/>
+              <w:spacing w:before="0" w:beforeAutospacing="off" w:after="0" w:afterAutospacing="off" w:line="259" w:lineRule="auto"/>
+              <w:ind w:left="720" w:right="0" w:hanging="360"/>
+              <w:jc w:val="left"/>
+              <w:rPr>
+                <w:rFonts w:ascii="Calibri" w:hAnsi="Calibri" w:eastAsia="Calibri" w:cs="Calibri" w:asciiTheme="minorAscii" w:hAnsiTheme="minorAscii" w:eastAsiaTheme="minorAscii" w:cstheme="minorAscii"/>
+                <w:noProof w:val="0"/>
+                <w:color w:val="auto"/>
+                <w:sz w:val="22"/>
+                <w:szCs w:val="22"/>
+                <w:lang w:val="en-US" w:eastAsia="en-US" w:bidi="ar-SA"/>
+              </w:rPr>
+            </w:pPr>
+            <w:r>
+              <w:rPr>
+                <w:rFonts w:ascii="Calibri" w:hAnsi="Calibri" w:eastAsia="Calibri" w:cs="Calibri" w:asciiTheme="minorAscii" w:hAnsiTheme="minorAscii" w:eastAsiaTheme="minorAscii" w:cstheme="minorAscii"/>
+                <w:noProof w:val="0"/>
+                <w:color w:val="auto"/>
+                <w:sz w:val="22"/>
+                <w:szCs w:val="22"/>
+                <w:lang w:val="en-US" w:eastAsia="en-US" w:bidi="ar-SA"/>
+              </w:rPr>
+              <w:t>Aligned the team and client on project scope and requirements.</w:t>
+            </w:r>
+          </w:p>
+          <w:p>
+            <w:pPr>
+              <w:pStyle w:val="TableParagraph"/>
+              <w:suppressLineNumbers w:val="0"/>
+              <w:bidi w:val="0"/>
+              <w:spacing w:before="0" w:beforeAutospacing="off" w:after="0" w:afterAutospacing="off" w:line="259" w:lineRule="auto"/>
+              <w:ind w:left="360" w:right="0" w:hanging="0"/>
+              <w:jc w:val="left"/>
+              <w:rPr>
+                <w:rFonts w:ascii="Calibri" w:hAnsi="Calibri" w:eastAsia="Calibri" w:cs="Calibri" w:asciiTheme="minorAscii" w:hAnsiTheme="minorAscii" w:eastAsiaTheme="minorAscii" w:cstheme="minorAscii"/>
+                <w:noProof w:val="0"/>
+                <w:color w:val="auto"/>
+                <w:sz w:val="22"/>
+                <w:szCs w:val="22"/>
+                <w:lang w:val="en-US" w:eastAsia="en-US" w:bidi="ar-SA"/>
+              </w:rPr>
+            </w:pPr>
+          </w:p>
+          <w:p>
+            <w:pPr>
+              <w:pStyle w:val="TableParagraph"/>
+              <w:suppressLineNumbers w:val="0"/>
+              <w:bidi w:val="0"/>
+              <w:spacing w:before="0" w:beforeAutospacing="off" w:after="0" w:afterAutospacing="off" w:line="259" w:lineRule="auto"/>
+              <w:ind w:left="0" w:right="0"/>
+              <w:jc w:val="left"/>
+              <w:rPr>
+                <w:rFonts w:ascii="Calibri" w:hAnsi="Calibri" w:eastAsia="Calibri" w:cs="Calibri" w:asciiTheme="minorAscii" w:hAnsiTheme="minorAscii" w:eastAsiaTheme="minorAscii" w:cstheme="minorAscii"/>
+                <w:b w:val="1"/>
+                <w:bCs w:val="1"/>
+                <w:noProof w:val="0"/>
+                <w:color w:val="auto"/>
+                <w:sz w:val="22"/>
+                <w:szCs w:val="22"/>
+                <w:lang w:val="en-US" w:eastAsia="en-US" w:bidi="ar-SA"/>
+              </w:rPr>
+            </w:pPr>
+            <w:r>
+              <w:rPr>
+                <w:rFonts w:ascii="Calibri" w:hAnsi="Calibri" w:eastAsia="Calibri" w:cs="Calibri" w:asciiTheme="minorAscii" w:hAnsiTheme="minorAscii" w:eastAsiaTheme="minorAscii" w:cstheme="minorAscii"/>
+                <w:b w:val="1"/>
+                <w:bCs w:val="1"/>
+                <w:noProof w:val="0"/>
+                <w:color w:val="auto"/>
+                <w:sz w:val="22"/>
+                <w:szCs w:val="22"/>
+                <w:lang w:val="en-US" w:eastAsia="en-US" w:bidi="ar-SA"/>
+              </w:rPr>
+              <w:t>Achievements</w:t>
             </w:r>
           </w:p>
           <w:p>
@@ -2875,35 +2807,76 @@
               <w:pStyle w:val="TableParagraph"/>
               <w:numPr>
                 <w:ilvl w:val="0"/>
-                <w:numId w:val="7"/>
+                <w:numId w:val="11"/>
               </w:numPr>
-              <w:rPr>
-                <w:rFonts w:ascii="Calibri" w:hAnsi="Calibri" w:eastAsia="Calibri" w:cs="Calibri" w:asciiTheme="minorAscii" w:hAnsiTheme="minorAscii" w:eastAsiaTheme="minorAscii" w:cstheme="minorAscii"/>
-              </w:rPr>
-            </w:pPr>
-            <w:r>
-              <w:rPr>
-                <w:rFonts w:ascii="Calibri" w:hAnsi="Calibri" w:eastAsia="Calibri" w:cs="Calibri" w:asciiTheme="minorAscii" w:hAnsiTheme="minorAscii" w:eastAsiaTheme="minorAscii" w:cstheme="minorAscii"/>
-              </w:rPr>
-              <w:t>Lots of documentations are AI-generated and suggestions of what features should be built rather than elaborating what the module (e.g., user management functions) is doing</w:t>
-            </w:r>
-          </w:p>
-          <w:p>
-            <w:pPr>
-              <w:pStyle w:val="TableParagraph"/>
-              <w:rPr>
-                <w:rFonts w:ascii="Calibri" w:hAnsi="Calibri" w:eastAsia="Calibri" w:cs="Calibri" w:asciiTheme="minorAscii" w:hAnsiTheme="minorAscii" w:eastAsiaTheme="minorAscii" w:cstheme="minorAscii"/>
-                <w:b/>
-                <w:bCs/>
-              </w:rPr>
-            </w:pPr>
-            <w:r>
-              <w:rPr>
-                <w:rFonts w:ascii="Calibri" w:hAnsi="Calibri" w:eastAsia="Calibri" w:cs="Calibri" w:asciiTheme="minorAscii" w:hAnsiTheme="minorAscii" w:eastAsiaTheme="minorAscii" w:cstheme="minorAscii"/>
-                <w:b/>
-                <w:bCs/>
-              </w:rPr>
-              <w:t>Achievements so far:</w:t>
+              <w:suppressLineNumbers w:val="0"/>
+              <w:bidi w:val="0"/>
+              <w:spacing w:before="0" w:beforeAutospacing="off" w:after="0" w:afterAutospacing="off" w:line="259" w:lineRule="auto"/>
+              <w:ind w:left="720" w:right="0" w:hanging="360"/>
+              <w:jc w:val="left"/>
+              <w:rPr>
+                <w:rFonts w:ascii="Calibri" w:hAnsi="Calibri" w:eastAsia="Calibri" w:cs="Calibri" w:asciiTheme="minorAscii" w:hAnsiTheme="minorAscii" w:eastAsiaTheme="minorAscii" w:cstheme="minorAscii"/>
+                <w:noProof w:val="0"/>
+                <w:color w:val="auto"/>
+                <w:sz w:val="22"/>
+                <w:szCs w:val="22"/>
+                <w:lang w:val="en-US" w:eastAsia="en-US" w:bidi="ar-SA"/>
+              </w:rPr>
+            </w:pPr>
+            <w:r>
+              <w:rPr>
+                <w:rFonts w:ascii="Calibri" w:hAnsi="Calibri" w:eastAsia="Calibri" w:cs="Calibri" w:asciiTheme="minorAscii" w:hAnsiTheme="minorAscii" w:eastAsiaTheme="minorAscii" w:cstheme="minorAscii"/>
+                <w:noProof w:val="0"/>
+                <w:color w:val="auto"/>
+                <w:sz w:val="22"/>
+                <w:szCs w:val="22"/>
+                <w:lang w:val="en-US" w:eastAsia="en-US" w:bidi="ar-SA"/>
+              </w:rPr>
+              <w:t>Established a working demo of the current application to understand the existing</w:t>
+            </w:r>
+            <w:r>
+              <w:rPr>
+                <w:rFonts w:ascii="Calibri" w:hAnsi="Calibri" w:eastAsia="Calibri" w:cs="Calibri" w:asciiTheme="minorAscii" w:hAnsiTheme="minorAscii" w:eastAsiaTheme="minorAscii" w:cstheme="minorAscii"/>
+                <w:noProof w:val="0"/>
+                <w:color w:val="auto"/>
+                <w:sz w:val="22"/>
+                <w:szCs w:val="22"/>
+                <w:lang w:val="en-US" w:eastAsia="en-US" w:bidi="ar-SA"/>
+              </w:rPr>
+              <w:t xml:space="preserve"> </w:t>
+            </w:r>
+            <w:r>
+              <w:rPr>
+                <w:rFonts w:ascii="Calibri" w:hAnsi="Calibri" w:eastAsia="Calibri" w:cs="Calibri" w:asciiTheme="minorAscii" w:hAnsiTheme="minorAscii" w:eastAsiaTheme="minorAscii" w:cstheme="minorAscii"/>
+                <w:noProof w:val="0"/>
+                <w:color w:val="auto"/>
+                <w:sz w:val="22"/>
+                <w:szCs w:val="22"/>
+                <w:lang w:val="en-US" w:eastAsia="en-US" w:bidi="ar-SA"/>
+              </w:rPr>
+              <w:t xml:space="preserve">functionality and </w:t>
+            </w:r>
+            <w:r>
+              <w:rPr>
+                <w:rFonts w:ascii="Calibri" w:hAnsi="Calibri" w:eastAsia="Calibri" w:cs="Calibri" w:asciiTheme="minorAscii" w:hAnsiTheme="minorAscii" w:eastAsiaTheme="minorAscii" w:cstheme="minorAscii"/>
+                <w:noProof w:val="0"/>
+                <w:color w:val="auto"/>
+                <w:sz w:val="22"/>
+                <w:szCs w:val="22"/>
+                <w:lang w:val="en-US" w:eastAsia="en-US" w:bidi="ar-SA"/>
+              </w:rPr>
+              <w:t>identify</w:t>
+            </w:r>
+            <w:r>
+              <w:rPr>
+                <w:rFonts w:ascii="Calibri" w:hAnsi="Calibri" w:eastAsia="Calibri" w:cs="Calibri" w:asciiTheme="minorAscii" w:hAnsiTheme="minorAscii" w:eastAsiaTheme="minorAscii" w:cstheme="minorAscii"/>
+                <w:noProof w:val="0"/>
+                <w:color w:val="auto"/>
+                <w:sz w:val="22"/>
+                <w:szCs w:val="22"/>
+                <w:lang w:val="en-US" w:eastAsia="en-US" w:bidi="ar-SA"/>
+              </w:rPr>
+              <w:t xml:space="preserve"> gaps.</w:t>
             </w:r>
           </w:p>
           <w:p>
@@ -2911,59 +2884,65 @@
               <w:pStyle w:val="TableParagraph"/>
               <w:numPr>
                 <w:ilvl w:val="0"/>
-                <w:numId w:val="6"/>
+                <w:numId w:val="11"/>
               </w:numPr>
-              <w:rPr>
-                <w:rFonts w:ascii="Calibri" w:hAnsi="Calibri" w:eastAsia="Calibri" w:cs="Calibri" w:asciiTheme="minorAscii" w:hAnsiTheme="minorAscii" w:eastAsiaTheme="minorAscii" w:cstheme="minorAscii"/>
-              </w:rPr>
-            </w:pPr>
-            <w:r>
-              <w:rPr>
-                <w:rFonts w:ascii="Calibri" w:hAnsi="Calibri" w:eastAsia="Calibri" w:cs="Calibri" w:asciiTheme="minorAscii" w:hAnsiTheme="minorAscii" w:eastAsiaTheme="minorAscii" w:cstheme="minorAscii"/>
-              </w:rPr>
-              <w:t xml:space="preserve">All main screens are built </w:t>
-            </w:r>
-            <w:r>
-              <w:rPr>
-                <w:rFonts w:ascii="Calibri" w:hAnsi="Calibri" w:eastAsia="Calibri" w:cs="Calibri" w:asciiTheme="minorAscii" w:hAnsiTheme="minorAscii" w:eastAsiaTheme="minorAscii" w:cstheme="minorAscii"/>
-              </w:rPr>
-              <w:t xml:space="preserve">by the </w:t>
-            </w:r>
-            <w:r>
-              <w:rPr>
-                <w:rFonts w:ascii="Calibri" w:hAnsi="Calibri" w:eastAsia="Calibri" w:cs="Calibri" w:asciiTheme="minorAscii" w:hAnsiTheme="minorAscii" w:eastAsiaTheme="minorAscii" w:cstheme="minorAscii"/>
-              </w:rPr>
-              <w:t>previous</w:t>
-            </w:r>
-            <w:r>
-              <w:rPr>
-                <w:rFonts w:ascii="Calibri" w:hAnsi="Calibri" w:eastAsia="Calibri" w:cs="Calibri" w:asciiTheme="minorAscii" w:hAnsiTheme="minorAscii" w:eastAsiaTheme="minorAscii" w:cstheme="minorAscii"/>
-              </w:rPr>
-              <w:t xml:space="preserve"> team</w:t>
-            </w:r>
-            <w:r>
-              <w:rPr>
-                <w:rFonts w:ascii="Calibri" w:hAnsi="Calibri" w:eastAsia="Calibri" w:cs="Calibri" w:asciiTheme="minorAscii" w:hAnsiTheme="minorAscii" w:eastAsiaTheme="minorAscii" w:cstheme="minorAscii"/>
-              </w:rPr>
-              <w:t>:</w:t>
-            </w:r>
-            <w:r>
-              <w:rPr>
-                <w:rFonts w:ascii="Calibri" w:hAnsi="Calibri" w:eastAsia="Calibri" w:cs="Calibri" w:asciiTheme="minorAscii" w:hAnsiTheme="minorAscii" w:eastAsiaTheme="minorAscii" w:cstheme="minorAscii"/>
-              </w:rPr>
-              <w:t xml:space="preserve"> dashboard, projects, tasks, annotating, reviewing, disputes, </w:t>
-            </w:r>
-            <w:r>
-              <w:rPr>
-                <w:rFonts w:ascii="Calibri" w:hAnsi="Calibri" w:eastAsia="Calibri" w:cs="Calibri" w:asciiTheme="minorAscii" w:hAnsiTheme="minorAscii" w:eastAsiaTheme="minorAscii" w:cstheme="minorAscii"/>
-              </w:rPr>
-              <w:t>finalized</w:t>
-            </w:r>
-            <w:r>
-              <w:rPr>
-                <w:rFonts w:ascii="Calibri" w:hAnsi="Calibri" w:eastAsia="Calibri" w:cs="Calibri" w:asciiTheme="minorAscii" w:hAnsiTheme="minorAscii" w:eastAsiaTheme="minorAscii" w:cstheme="minorAscii"/>
-              </w:rPr>
-              <w:t xml:space="preserve"> results, exports, history log, and user administration.</w:t>
+              <w:suppressLineNumbers w:val="0"/>
+              <w:bidi w:val="0"/>
+              <w:spacing w:before="0" w:beforeAutospacing="off" w:after="0" w:afterAutospacing="off" w:line="259" w:lineRule="auto"/>
+              <w:ind w:left="720" w:right="0" w:hanging="360"/>
+              <w:jc w:val="left"/>
+              <w:rPr>
+                <w:rFonts w:ascii="Calibri" w:hAnsi="Calibri" w:eastAsia="Calibri" w:cs="Calibri" w:asciiTheme="minorAscii" w:hAnsiTheme="minorAscii" w:eastAsiaTheme="minorAscii" w:cstheme="minorAscii"/>
+                <w:noProof w:val="0"/>
+                <w:color w:val="auto"/>
+                <w:sz w:val="22"/>
+                <w:szCs w:val="22"/>
+                <w:lang w:val="en-US" w:eastAsia="en-US" w:bidi="ar-SA"/>
+              </w:rPr>
+            </w:pPr>
+            <w:r>
+              <w:rPr>
+                <w:rFonts w:ascii="Calibri" w:hAnsi="Calibri" w:eastAsia="Calibri" w:cs="Calibri" w:asciiTheme="minorAscii" w:hAnsiTheme="minorAscii" w:eastAsiaTheme="minorAscii" w:cstheme="minorAscii"/>
+                <w:noProof w:val="0"/>
+                <w:color w:val="auto"/>
+                <w:sz w:val="22"/>
+                <w:szCs w:val="22"/>
+                <w:lang w:val="en-US" w:eastAsia="en-US" w:bidi="ar-SA"/>
+              </w:rPr>
+              <w:t>Identified</w:t>
+            </w:r>
+            <w:r>
+              <w:rPr>
+                <w:rFonts w:ascii="Calibri" w:hAnsi="Calibri" w:eastAsia="Calibri" w:cs="Calibri" w:asciiTheme="minorAscii" w:hAnsiTheme="minorAscii" w:eastAsiaTheme="minorAscii" w:cstheme="minorAscii"/>
+                <w:noProof w:val="0"/>
+                <w:color w:val="auto"/>
+                <w:sz w:val="22"/>
+                <w:szCs w:val="22"/>
+                <w:lang w:val="en-US" w:eastAsia="en-US" w:bidi="ar-SA"/>
+              </w:rPr>
+              <w:t xml:space="preserve"> existing bugs, technical debt, and areas requiring further i</w:t>
+            </w:r>
+            <w:r>
+              <w:rPr>
+                <w:rFonts w:ascii="Calibri" w:hAnsi="Calibri" w:eastAsia="Calibri" w:cs="Calibri" w:asciiTheme="minorAscii" w:hAnsiTheme="minorAscii" w:eastAsiaTheme="minorAscii" w:cstheme="minorAscii"/>
+                <w:noProof w:val="0"/>
+                <w:color w:val="auto"/>
+                <w:sz w:val="22"/>
+                <w:szCs w:val="22"/>
+                <w:lang w:val="en-US" w:eastAsia="en-US" w:bidi="ar-SA"/>
+              </w:rPr>
+              <w:t>mprovement</w:t>
+            </w:r>
+            <w:r>
+              <w:rPr>
+                <w:rFonts w:ascii="Calibri" w:hAnsi="Calibri" w:eastAsia="Calibri" w:cs="Calibri" w:asciiTheme="minorAscii" w:hAnsiTheme="minorAscii" w:eastAsiaTheme="minorAscii" w:cstheme="minorAscii"/>
+                <w:noProof w:val="0"/>
+                <w:color w:val="auto"/>
+                <w:sz w:val="22"/>
+                <w:szCs w:val="22"/>
+                <w:lang w:val="en-US" w:eastAsia="en-US" w:bidi="ar-SA"/>
+              </w:rPr>
+              <w:t>.</w:t>
             </w:r>
           </w:p>
           <w:p>
@@ -2971,17 +2950,76 @@
               <w:pStyle w:val="TableParagraph"/>
               <w:numPr>
                 <w:ilvl w:val="0"/>
-                <w:numId w:val="6"/>
+                <w:numId w:val="11"/>
               </w:numPr>
-              <w:rPr>
-                <w:rFonts w:ascii="Calibri" w:hAnsi="Calibri" w:eastAsia="Calibri" w:cs="Calibri" w:asciiTheme="minorAscii" w:hAnsiTheme="minorAscii" w:eastAsiaTheme="minorAscii" w:cstheme="minorAscii"/>
-              </w:rPr>
-            </w:pPr>
-            <w:r>
-              <w:rPr>
-                <w:rFonts w:ascii="Calibri" w:hAnsi="Calibri" w:eastAsia="Calibri" w:cs="Calibri" w:asciiTheme="minorAscii" w:hAnsiTheme="minorAscii" w:eastAsiaTheme="minorAscii" w:cstheme="minorAscii"/>
-              </w:rPr>
-              <w:t xml:space="preserve">A person can be taken through the complete workflow, from creating a task to producing a finished, exportable result. </w:t>
+              <w:suppressLineNumbers w:val="0"/>
+              <w:bidi w:val="0"/>
+              <w:spacing w:before="0" w:beforeAutospacing="off" w:after="0" w:afterAutospacing="off" w:line="259" w:lineRule="auto"/>
+              <w:ind w:left="720" w:right="0" w:hanging="360"/>
+              <w:jc w:val="left"/>
+              <w:rPr>
+                <w:rFonts w:ascii="Calibri" w:hAnsi="Calibri" w:eastAsia="Calibri" w:cs="Calibri" w:asciiTheme="minorAscii" w:hAnsiTheme="minorAscii" w:eastAsiaTheme="minorAscii" w:cstheme="minorAscii"/>
+                <w:noProof w:val="0"/>
+                <w:color w:val="auto"/>
+                <w:sz w:val="22"/>
+                <w:szCs w:val="22"/>
+                <w:lang w:val="en-US" w:eastAsia="en-US" w:bidi="ar-SA"/>
+              </w:rPr>
+            </w:pPr>
+            <w:r>
+              <w:rPr>
+                <w:rFonts w:ascii="Calibri" w:hAnsi="Calibri" w:eastAsia="Calibri" w:cs="Calibri" w:asciiTheme="minorAscii" w:hAnsiTheme="minorAscii" w:eastAsiaTheme="minorAscii" w:cstheme="minorAscii"/>
+                <w:noProof w:val="0"/>
+                <w:color w:val="auto"/>
+                <w:sz w:val="22"/>
+                <w:szCs w:val="22"/>
+                <w:lang w:val="en-US" w:eastAsia="en-US" w:bidi="ar-SA"/>
+              </w:rPr>
+              <w:t xml:space="preserve">Established </w:t>
+            </w:r>
+            <w:r>
+              <w:rPr>
+                <w:rFonts w:ascii="Calibri" w:hAnsi="Calibri" w:eastAsia="Calibri" w:cs="Calibri" w:asciiTheme="minorAscii" w:hAnsiTheme="minorAscii" w:eastAsiaTheme="minorAscii" w:cstheme="minorAscii"/>
+                <w:noProof w:val="0"/>
+                <w:color w:val="auto"/>
+                <w:sz w:val="22"/>
+                <w:szCs w:val="22"/>
+                <w:lang w:val="en-US" w:eastAsia="en-US" w:bidi="ar-SA"/>
+              </w:rPr>
+              <w:t>an initial</w:t>
+            </w:r>
+            <w:r>
+              <w:rPr>
+                <w:rFonts w:ascii="Calibri" w:hAnsi="Calibri" w:eastAsia="Calibri" w:cs="Calibri" w:asciiTheme="minorAscii" w:hAnsiTheme="minorAscii" w:eastAsiaTheme="minorAscii" w:cstheme="minorAscii"/>
+                <w:noProof w:val="0"/>
+                <w:color w:val="auto"/>
+                <w:sz w:val="22"/>
+                <w:szCs w:val="22"/>
+                <w:lang w:val="en-US" w:eastAsia="en-US" w:bidi="ar-SA"/>
+              </w:rPr>
+              <w:t xml:space="preserve"> shared understanding of the project’s core workflow</w:t>
+            </w:r>
+            <w:r>
+              <w:rPr>
+                <w:rFonts w:ascii="Calibri" w:hAnsi="Calibri" w:eastAsia="Calibri" w:cs="Calibri" w:asciiTheme="minorAscii" w:hAnsiTheme="minorAscii" w:eastAsiaTheme="minorAscii" w:cstheme="minorAscii"/>
+                <w:noProof w:val="0"/>
+                <w:color w:val="auto"/>
+                <w:sz w:val="22"/>
+                <w:szCs w:val="22"/>
+                <w:lang w:val="en-US" w:eastAsia="en-US" w:bidi="ar-SA"/>
+              </w:rPr>
+              <w:t xml:space="preserve"> and</w:t>
+            </w:r>
+            <w:r>
+              <w:rPr>
+                <w:rFonts w:ascii="Calibri" w:hAnsi="Calibri" w:eastAsia="Calibri" w:cs="Calibri" w:asciiTheme="minorAscii" w:hAnsiTheme="minorAscii" w:eastAsiaTheme="minorAscii" w:cstheme="minorAscii"/>
+                <w:noProof w:val="0"/>
+                <w:color w:val="auto"/>
+                <w:sz w:val="22"/>
+                <w:szCs w:val="22"/>
+                <w:lang w:val="en-US" w:eastAsia="en-US" w:bidi="ar-SA"/>
+              </w:rPr>
+              <w:t xml:space="preserve"> critical path.</w:t>
             </w:r>
           </w:p>
           <w:p>
@@ -2989,124 +3027,72 @@
               <w:pStyle w:val="TableParagraph"/>
               <w:numPr>
                 <w:ilvl w:val="0"/>
-                <w:numId w:val="6"/>
+                <w:numId w:val="11"/>
               </w:numPr>
-              <w:rPr>
-                <w:rFonts w:ascii="Calibri" w:hAnsi="Calibri" w:eastAsia="Calibri" w:cs="Calibri" w:asciiTheme="minorAscii" w:hAnsiTheme="minorAscii" w:eastAsiaTheme="minorAscii" w:cstheme="minorAscii"/>
-              </w:rPr>
-            </w:pPr>
-            <w:r>
-              <w:rPr>
-                <w:rFonts w:ascii="Calibri" w:hAnsi="Calibri" w:eastAsia="Calibri" w:cs="Calibri" w:asciiTheme="minorAscii" w:hAnsiTheme="minorAscii" w:eastAsiaTheme="minorAscii" w:cstheme="minorAscii"/>
-              </w:rPr>
-              <w:t xml:space="preserve">Automated tests are in place, around 100 checks on the screens and around 120 on the underlying </w:t>
-            </w:r>
-            <w:r>
-              <w:rPr>
-                <w:rFonts w:ascii="Calibri" w:hAnsi="Calibri" w:eastAsia="Calibri" w:cs="Calibri" w:asciiTheme="minorAscii" w:hAnsiTheme="minorAscii" w:eastAsiaTheme="minorAscii" w:cstheme="minorAscii"/>
-              </w:rPr>
-              <w:t>system.</w:t>
-            </w:r>
-          </w:p>
-          <w:p>
-            <w:pPr>
-              <w:pStyle w:val="TableParagraph"/>
-              <w:numPr>
-                <w:ilvl w:val="0"/>
-                <w:numId w:val="6"/>
-              </w:numPr>
-              <w:rPr>
-                <w:rFonts w:ascii="Calibri" w:hAnsi="Calibri" w:eastAsia="Calibri" w:cs="Calibri" w:asciiTheme="minorAscii" w:hAnsiTheme="minorAscii" w:eastAsiaTheme="minorAscii" w:cstheme="minorAscii"/>
-              </w:rPr>
-            </w:pPr>
-            <w:r>
-              <w:rPr>
-                <w:rFonts w:ascii="Calibri" w:hAnsi="Calibri" w:eastAsia="Calibri" w:cs="Calibri" w:asciiTheme="minorAscii" w:hAnsiTheme="minorAscii" w:eastAsiaTheme="minorAscii" w:cstheme="minorAscii"/>
-              </w:rPr>
-              <w:t xml:space="preserve">We completed </w:t>
-            </w:r>
-            <w:r>
-              <w:rPr>
-                <w:rFonts w:ascii="Calibri" w:hAnsi="Calibri" w:eastAsia="Calibri" w:cs="Calibri" w:asciiTheme="minorAscii" w:hAnsiTheme="minorAscii" w:eastAsiaTheme="minorAscii" w:cstheme="minorAscii"/>
-              </w:rPr>
-              <w:t>a</w:t>
-            </w:r>
-            <w:r>
-              <w:rPr>
-                <w:rFonts w:ascii="Calibri" w:hAnsi="Calibri" w:eastAsia="Calibri" w:cs="Calibri" w:asciiTheme="minorAscii" w:hAnsiTheme="minorAscii" w:eastAsiaTheme="minorAscii" w:cstheme="minorAscii"/>
-              </w:rPr>
-              <w:t xml:space="preserve"> quality review of the </w:t>
-            </w:r>
-            <w:r>
-              <w:rPr>
-                <w:rFonts w:ascii="Calibri" w:hAnsi="Calibri" w:eastAsia="Calibri" w:cs="Calibri" w:asciiTheme="minorAscii" w:hAnsiTheme="minorAscii" w:eastAsiaTheme="minorAscii" w:cstheme="minorAscii"/>
-              </w:rPr>
-              <w:t xml:space="preserve">whole </w:t>
-            </w:r>
-            <w:r>
-              <w:rPr>
-                <w:rFonts w:ascii="Calibri" w:hAnsi="Calibri" w:eastAsia="Calibri" w:cs="Calibri" w:asciiTheme="minorAscii" w:hAnsiTheme="minorAscii" w:eastAsiaTheme="minorAscii" w:cstheme="minorAscii"/>
-              </w:rPr>
-              <w:t>system</w:t>
-            </w:r>
-            <w:r>
-              <w:rPr>
-                <w:rFonts w:ascii="Calibri" w:hAnsi="Calibri" w:eastAsia="Calibri" w:cs="Calibri" w:asciiTheme="minorAscii" w:hAnsiTheme="minorAscii" w:eastAsiaTheme="minorAscii" w:cstheme="minorAscii"/>
-              </w:rPr>
-              <w:t xml:space="preserve"> during</w:t>
-            </w:r>
-            <w:r>
-              <w:rPr>
-                <w:rFonts w:ascii="Calibri" w:hAnsi="Calibri" w:eastAsia="Calibri" w:cs="Calibri" w:asciiTheme="minorAscii" w:hAnsiTheme="minorAscii" w:eastAsiaTheme="minorAscii" w:cstheme="minorAscii"/>
-              </w:rPr>
-              <w:t xml:space="preserve"> this period.</w:t>
-            </w:r>
-            <w:r>
-              <w:rPr>
-                <w:rFonts w:ascii="Calibri" w:hAnsi="Calibri" w:eastAsia="Calibri" w:cs="Calibri" w:asciiTheme="minorAscii" w:hAnsiTheme="minorAscii" w:eastAsiaTheme="minorAscii" w:cstheme="minorAscii"/>
-              </w:rPr>
-              <w:t xml:space="preserve"> </w:t>
-            </w:r>
-            <w:r>
-              <w:rPr>
-                <w:rFonts w:ascii="Calibri" w:hAnsi="Calibri" w:eastAsia="Calibri" w:cs="Calibri" w:asciiTheme="minorAscii" w:hAnsiTheme="minorAscii" w:eastAsiaTheme="minorAscii" w:cstheme="minorAscii"/>
-              </w:rPr>
-              <w:t>All 29 problems are now written up, ranked by seriousness, and each has an agreed fix.</w:t>
+              <w:suppressLineNumbers w:val="0"/>
+              <w:bidi w:val="0"/>
+              <w:spacing w:before="0" w:beforeAutospacing="off" w:after="0" w:afterAutospacing="off" w:line="259" w:lineRule="auto"/>
+              <w:ind w:left="720" w:right="0" w:hanging="360"/>
+              <w:jc w:val="left"/>
+              <w:rPr>
+                <w:rFonts w:ascii="Calibri" w:hAnsi="Calibri" w:eastAsia="Calibri" w:cs="Calibri" w:asciiTheme="minorAscii" w:hAnsiTheme="minorAscii" w:eastAsiaTheme="minorAscii" w:cstheme="minorAscii"/>
+                <w:noProof w:val="0"/>
+                <w:color w:val="auto"/>
+                <w:sz w:val="22"/>
+                <w:szCs w:val="22"/>
+                <w:lang w:val="en-US" w:eastAsia="en-US" w:bidi="ar-SA"/>
+              </w:rPr>
+            </w:pPr>
+            <w:r>
+              <w:rPr>
+                <w:rFonts w:ascii="Calibri" w:hAnsi="Calibri" w:eastAsia="Calibri" w:cs="Calibri" w:asciiTheme="minorAscii" w:hAnsiTheme="minorAscii" w:eastAsiaTheme="minorAscii" w:cstheme="minorAscii"/>
+                <w:noProof w:val="0"/>
+                <w:color w:val="auto"/>
+                <w:sz w:val="22"/>
+                <w:szCs w:val="22"/>
+                <w:lang w:val="en-US" w:eastAsia="en-US" w:bidi="ar-SA"/>
+              </w:rPr>
+              <w:t>Mapped out the core deliverables into weekly tasks.</w:t>
             </w:r>
           </w:p>
         </w:tc>
       </w:tr>
       <w:tr>
         <w:trPr>
-          <w:hidden w:val="0"/>
           <w:trHeight w:val="1250"/>
         </w:trPr>
         <w:tc>
           <w:tcPr>
             <w:tcW w:w="2955" w:type="dxa"/>
-            <w:vMerge w:val="continue"/>
+            <w:vMerge/>
+            <w:tcMar/>
           </w:tcPr>
-          <w:p/>
+          <w:p>
+            <w:pPr>
+              <w:pStyle w:val="TableParagraph"/>
+              <w:rPr>
+                <w:rFonts w:ascii="Minion Pro"/>
+              </w:rPr>
+            </w:pPr>
+          </w:p>
         </w:tc>
         <w:tc>
           <w:tcPr>
             <w:tcW w:w="7245" w:type="dxa"/>
+            <w:tcMar/>
           </w:tcPr>
           <w:p>
             <w:pPr>
               <w:pStyle w:val="TableParagraph"/>
               <w:rPr>
                 <w:rFonts w:ascii="Calibri" w:hAnsi="Calibri" w:eastAsia="Calibri" w:cs="Calibri" w:asciiTheme="minorAscii" w:hAnsiTheme="minorAscii" w:eastAsiaTheme="minorAscii" w:cstheme="minorAscii"/>
-                <w:b/>
-                <w:bCs/>
-              </w:rPr>
-            </w:pPr>
-            <w:r>
-              <w:rPr>
-                <w:rFonts w:ascii="Calibri" w:hAnsi="Calibri" w:eastAsia="Calibri" w:cs="Calibri" w:asciiTheme="minorAscii" w:hAnsiTheme="minorAscii" w:eastAsiaTheme="minorAscii" w:cstheme="minorAscii"/>
-                <w:b/>
-                <w:bCs/>
-                <w:spacing w:val="-2"/>
+              </w:rPr>
+            </w:pPr>
+            <w:r>
+              <w:rPr>
+                <w:rFonts w:ascii="Calibri" w:hAnsi="Calibri" w:eastAsia="Calibri" w:cs="Calibri" w:asciiTheme="minorAscii" w:hAnsiTheme="minorAscii" w:eastAsiaTheme="minorAscii" w:cstheme="minorAscii"/>
+                <w:b w:val="1"/>
+                <w:bCs w:val="1"/>
               </w:rPr>
               <w:t>Client’s feedback:</w:t>
             </w:r>
@@ -3114,19 +3100,22 @@
           <w:p>
             <w:pPr>
               <w:pStyle w:val="TableParagraph"/>
+            </w:pPr>
+            <w:r>
               <w:rPr>
                 <w:rFonts w:ascii="Calibri" w:hAnsi="Calibri" w:eastAsia="Calibri" w:cs="Calibri" w:asciiTheme="minorAscii" w:hAnsiTheme="minorAscii" w:eastAsiaTheme="minorAscii" w:cstheme="minorAscii"/>
                 <w:b w:val="0"/>
                 <w:bCs w:val="0"/>
               </w:rPr>
-            </w:pPr>
+              <w:t xml:space="preserve">The client is satisfied with the team's approach and progress to date. Rather than dedicating one to two weeks to remediating all existing defects, the client directed the team to </w:t>
+            </w:r>
             <w:r>
               <w:rPr>
                 <w:rFonts w:ascii="Calibri" w:hAnsi="Calibri" w:eastAsia="Calibri" w:cs="Calibri" w:asciiTheme="minorAscii" w:hAnsiTheme="minorAscii" w:eastAsiaTheme="minorAscii" w:cstheme="minorAscii"/>
                 <w:b w:val="0"/>
                 <w:bCs w:val="0"/>
               </w:rPr>
-              <w:t xml:space="preserve">Client is </w:t>
+              <w:t>prioritise</w:t>
             </w:r>
             <w:r>
               <w:rPr>
@@ -3134,102 +3123,20 @@
                 <w:b w:val="0"/>
                 <w:bCs w:val="0"/>
               </w:rPr>
-              <w:t>happy with our approach and suggests r</w:t>
-            </w:r>
-            <w:r>
-              <w:rPr>
-                <w:rFonts w:ascii="Calibri" w:hAnsi="Calibri" w:eastAsia="Calibri" w:cs="Calibri" w:asciiTheme="minorAscii" w:hAnsiTheme="minorAscii" w:eastAsiaTheme="minorAscii" w:cstheme="minorAscii"/>
-                <w:b w:val="0"/>
-                <w:bCs w:val="0"/>
-              </w:rPr>
-              <w:t xml:space="preserve">ather than spending one or two weeks </w:t>
-            </w:r>
-            <w:r>
-              <w:rPr>
-                <w:rFonts w:ascii="Calibri" w:hAnsi="Calibri" w:eastAsia="Calibri" w:cs="Calibri" w:asciiTheme="minorAscii" w:hAnsiTheme="minorAscii" w:eastAsiaTheme="minorAscii" w:cstheme="minorAscii"/>
-                <w:b w:val="0"/>
-                <w:bCs w:val="0"/>
-              </w:rPr>
-              <w:t>fixing</w:t>
-            </w:r>
-            <w:r>
-              <w:rPr>
-                <w:rFonts w:ascii="Calibri" w:hAnsi="Calibri" w:eastAsia="Calibri" w:cs="Calibri" w:asciiTheme="minorAscii" w:hAnsiTheme="minorAscii" w:eastAsiaTheme="minorAscii" w:cstheme="minorAscii"/>
-                <w:b w:val="0"/>
-                <w:bCs w:val="0"/>
-              </w:rPr>
-              <w:t xml:space="preserve"> all the existing bugs</w:t>
-            </w:r>
-            <w:r>
-              <w:rPr>
-                <w:rFonts w:ascii="Calibri" w:hAnsi="Calibri" w:eastAsia="Calibri" w:cs="Calibri" w:asciiTheme="minorAscii" w:hAnsiTheme="minorAscii" w:eastAsiaTheme="minorAscii" w:cstheme="minorAscii"/>
-                <w:b w:val="0"/>
-                <w:bCs w:val="0"/>
-              </w:rPr>
-              <w:t>, we</w:t>
-            </w:r>
-            <w:r>
-              <w:rPr>
-                <w:rFonts w:ascii="Calibri" w:hAnsi="Calibri" w:eastAsia="Calibri" w:cs="Calibri" w:asciiTheme="minorAscii" w:hAnsiTheme="minorAscii" w:eastAsiaTheme="minorAscii" w:cstheme="minorAscii"/>
-                <w:b w:val="0"/>
-                <w:bCs w:val="0"/>
-              </w:rPr>
-              <w:t xml:space="preserve"> should </w:t>
-            </w:r>
-            <w:r>
-              <w:rPr>
-                <w:rFonts w:ascii="Calibri" w:hAnsi="Calibri" w:eastAsia="Calibri" w:cs="Calibri" w:asciiTheme="minorAscii" w:hAnsiTheme="minorAscii" w:eastAsiaTheme="minorAscii" w:cstheme="minorAscii"/>
-                <w:b w:val="0"/>
-                <w:bCs w:val="0"/>
-              </w:rPr>
-              <w:t>prioritize</w:t>
-            </w:r>
-            <w:r>
-              <w:rPr>
-                <w:rFonts w:ascii="Calibri" w:hAnsi="Calibri" w:eastAsia="Calibri" w:cs="Calibri" w:asciiTheme="minorAscii" w:hAnsiTheme="minorAscii" w:eastAsiaTheme="minorAscii" w:cstheme="minorAscii"/>
-                <w:b w:val="0"/>
-                <w:bCs w:val="0"/>
-              </w:rPr>
-              <w:t xml:space="preserve"> </w:t>
-            </w:r>
-            <w:r>
-              <w:rPr>
-                <w:rFonts w:ascii="Calibri" w:hAnsi="Calibri" w:eastAsia="Calibri" w:cs="Calibri" w:asciiTheme="minorAscii" w:hAnsiTheme="minorAscii" w:eastAsiaTheme="minorAscii" w:cstheme="minorAscii"/>
-                <w:b w:val="0"/>
-                <w:bCs w:val="0"/>
-              </w:rPr>
-              <w:t>implementing new features</w:t>
-            </w:r>
-            <w:r>
-              <w:rPr>
-                <w:rFonts w:ascii="Calibri" w:hAnsi="Calibri" w:eastAsia="Calibri" w:cs="Calibri" w:asciiTheme="minorAscii" w:hAnsiTheme="minorAscii" w:eastAsiaTheme="minorAscii" w:cstheme="minorAscii"/>
-                <w:b w:val="0"/>
-                <w:bCs w:val="0"/>
-              </w:rPr>
-              <w:t xml:space="preserve"> and resolve any bugs relating to this feature.</w:t>
-            </w:r>
-          </w:p>
-          <w:p>
-            <w:pPr>
-              <w:pStyle w:val="TableParagraph"/>
-              <w:rPr>
-                <w:rFonts w:ascii="Calibri" w:hAnsi="Calibri" w:eastAsia="Calibri" w:cs="Calibri" w:asciiTheme="minorAscii" w:hAnsiTheme="minorAscii" w:eastAsiaTheme="minorAscii" w:cstheme="minorAscii"/>
-                <w:b/>
-                <w:bCs/>
-              </w:rPr>
-            </w:pPr>
+              <w:t xml:space="preserve"> new feature development and to resolve only those defects that block the feature under construction. The team has adopted this direction: defect remediation is now scoped to the critical path rather than treated as a standalone phase.</w:t>
+            </w:r>
           </w:p>
         </w:tc>
       </w:tr>
       <w:tr>
         <w:trPr>
-          <w:hidden w:val="0"/>
           <w:trHeight w:val="342"/>
         </w:trPr>
         <w:tc>
           <w:tcPr>
             <w:tcW w:w="2955" w:type="dxa"/>
-            <w:shd w:color="auto" w:fill="222B35" w:val="clear"/>
+            <w:shd w:val="clear" w:color="auto" w:fill="222B35"/>
+            <w:tcMar/>
           </w:tcPr>
           <w:p>
             <w:pPr>
@@ -3238,8 +3145,8 @@
               <w:ind w:left="45"/>
               <w:rPr>
                 <w:rFonts w:ascii="Calibri" w:hAnsi="Calibri" w:eastAsia="Calibri" w:cs="Calibri" w:asciiTheme="minorAscii" w:hAnsiTheme="minorAscii" w:eastAsiaTheme="minorAscii" w:cstheme="minorAscii"/>
-                <w:b/>
-                <w:bCs/>
+                <w:b w:val="1"/>
+                <w:bCs w:val="1"/>
                 <w:sz w:val="28"/>
                 <w:szCs w:val="28"/>
               </w:rPr>
@@ -3247,8 +3154,8 @@
             <w:r>
               <w:rPr>
                 <w:rFonts w:ascii="Calibri" w:hAnsi="Calibri" w:eastAsia="Calibri" w:cs="Calibri" w:asciiTheme="minorAscii" w:hAnsiTheme="minorAscii" w:eastAsiaTheme="minorAscii" w:cstheme="minorAscii"/>
-                <w:b/>
-                <w:bCs/>
+                <w:b w:val="1"/>
+                <w:bCs w:val="1"/>
                 <w:color w:val="FFFFFF"/>
                 <w:sz w:val="28"/>
                 <w:szCs w:val="28"/>
@@ -3258,8 +3165,8 @@
             <w:r>
               <w:rPr>
                 <w:rFonts w:ascii="Calibri" w:hAnsi="Calibri" w:eastAsia="Calibri" w:cs="Calibri" w:asciiTheme="minorAscii" w:hAnsiTheme="minorAscii" w:eastAsiaTheme="minorAscii" w:cstheme="minorAscii"/>
-                <w:b/>
-                <w:bCs/>
+                <w:b w:val="1"/>
+                <w:bCs w:val="1"/>
                 <w:color w:val="FFFFFF"/>
                 <w:spacing w:val="-2"/>
                 <w:sz w:val="28"/>
@@ -3272,6 +3179,7 @@
         <w:tc>
           <w:tcPr>
             <w:tcW w:w="7245" w:type="dxa"/>
+            <w:tcMar/>
           </w:tcPr>
           <w:p>
             <w:pPr>
@@ -3285,13 +3193,13 @@
       </w:tr>
       <w:tr>
         <w:trPr>
-          <w:hidden w:val="0"/>
           <w:trHeight w:val="2316"/>
         </w:trPr>
         <w:tc>
           <w:tcPr>
             <w:tcW w:w="2955" w:type="dxa"/>
             <w:vMerge w:val="restart"/>
+            <w:tcMar/>
           </w:tcPr>
           <w:p>
             <w:pPr>
@@ -3318,8 +3226,8 @@
               <w:ind w:left="686"/>
               <w:rPr>
                 <w:rFonts w:ascii="Calibri" w:hAnsi="Calibri" w:eastAsia="Calibri" w:cs="Calibri" w:asciiTheme="minorAscii" w:hAnsiTheme="minorAscii" w:eastAsiaTheme="minorAscii" w:cstheme="minorAscii"/>
-                <w:b/>
-                <w:bCs/>
+                <w:b w:val="1"/>
+                <w:bCs w:val="1"/>
               </w:rPr>
             </w:pPr>
           </w:p>
@@ -3329,8 +3237,8 @@
               <w:jc w:val="center"/>
               <w:rPr>
                 <w:rFonts w:ascii="Calibri" w:hAnsi="Calibri" w:eastAsia="Calibri" w:cs="Calibri" w:asciiTheme="minorAscii" w:hAnsiTheme="minorAscii" w:eastAsiaTheme="minorAscii" w:cstheme="minorAscii"/>
-                <w:b/>
-                <w:bCs/>
+                <w:b w:val="1"/>
+                <w:bCs w:val="1"/>
               </w:rPr>
             </w:pPr>
           </w:p>
@@ -3340,8 +3248,8 @@
               <w:jc w:val="center"/>
               <w:rPr>
                 <w:rFonts w:ascii="Calibri" w:hAnsi="Calibri" w:eastAsia="Calibri" w:cs="Calibri" w:asciiTheme="minorAscii" w:hAnsiTheme="minorAscii" w:eastAsiaTheme="minorAscii" w:cstheme="minorAscii"/>
-                <w:b/>
-                <w:bCs/>
+                <w:b w:val="1"/>
+                <w:bCs w:val="1"/>
               </w:rPr>
             </w:pPr>
           </w:p>
@@ -3351,8 +3259,8 @@
               <w:jc w:val="center"/>
               <w:rPr>
                 <w:rFonts w:ascii="Calibri" w:hAnsi="Calibri" w:eastAsia="Calibri" w:cs="Calibri" w:asciiTheme="minorAscii" w:hAnsiTheme="minorAscii" w:eastAsiaTheme="minorAscii" w:cstheme="minorAscii"/>
-                <w:b/>
-                <w:bCs/>
+                <w:b w:val="1"/>
+                <w:bCs w:val="1"/>
               </w:rPr>
             </w:pPr>
           </w:p>
@@ -3362,23 +3270,23 @@
               <w:jc w:val="center"/>
               <w:rPr>
                 <w:rFonts w:ascii="Calibri" w:hAnsi="Calibri" w:eastAsia="Calibri" w:cs="Calibri" w:asciiTheme="minorAscii" w:hAnsiTheme="minorAscii" w:eastAsiaTheme="minorAscii" w:cstheme="minorAscii"/>
-                <w:b/>
-                <w:bCs/>
-              </w:rPr>
-            </w:pPr>
-            <w:r>
-              <w:rPr>
-                <w:rFonts w:ascii="Calibri" w:hAnsi="Calibri" w:eastAsia="Calibri" w:cs="Calibri" w:asciiTheme="minorAscii" w:hAnsiTheme="minorAscii" w:eastAsiaTheme="minorAscii" w:cstheme="minorAscii"/>
-                <w:b/>
-                <w:bCs/>
+                <w:b w:val="1"/>
+                <w:bCs w:val="1"/>
+              </w:rPr>
+            </w:pPr>
+            <w:r>
+              <w:rPr>
+                <w:rFonts w:ascii="Calibri" w:hAnsi="Calibri" w:eastAsia="Calibri" w:cs="Calibri" w:asciiTheme="minorAscii" w:hAnsiTheme="minorAscii" w:eastAsiaTheme="minorAscii" w:cstheme="minorAscii"/>
+                <w:b w:val="1"/>
+                <w:bCs w:val="1"/>
               </w:rPr>
               <w:t>Obstacles</w:t>
             </w:r>
             <w:r>
               <w:rPr>
                 <w:rFonts w:ascii="Calibri" w:hAnsi="Calibri" w:eastAsia="Calibri" w:cs="Calibri" w:asciiTheme="minorAscii" w:hAnsiTheme="minorAscii" w:eastAsiaTheme="minorAscii" w:cstheme="minorAscii"/>
-                <w:b/>
-                <w:bCs/>
+                <w:b w:val="1"/>
+                <w:bCs w:val="1"/>
                 <w:spacing w:val="-3"/>
               </w:rPr>
               <w:t xml:space="preserve"> </w:t>
@@ -3386,16 +3294,16 @@
             <w:r>
               <w:rPr>
                 <w:rFonts w:ascii="Calibri" w:hAnsi="Calibri" w:eastAsia="Calibri" w:cs="Calibri" w:asciiTheme="minorAscii" w:hAnsiTheme="minorAscii" w:eastAsiaTheme="minorAscii" w:cstheme="minorAscii"/>
-                <w:b/>
-                <w:bCs/>
+                <w:b w:val="1"/>
+                <w:bCs w:val="1"/>
               </w:rPr>
               <w:t>&amp;</w:t>
             </w:r>
             <w:r>
               <w:rPr>
                 <w:rFonts w:ascii="Calibri" w:hAnsi="Calibri" w:eastAsia="Calibri" w:cs="Calibri" w:asciiTheme="minorAscii" w:hAnsiTheme="minorAscii" w:eastAsiaTheme="minorAscii" w:cstheme="minorAscii"/>
-                <w:b/>
-                <w:bCs/>
+                <w:b w:val="1"/>
+                <w:bCs w:val="1"/>
                 <w:spacing w:val="-1"/>
               </w:rPr>
               <w:t xml:space="preserve"> </w:t>
@@ -3403,8 +3311,8 @@
             <w:r>
               <w:rPr>
                 <w:rFonts w:ascii="Calibri" w:hAnsi="Calibri" w:eastAsia="Calibri" w:cs="Calibri" w:asciiTheme="minorAscii" w:hAnsiTheme="minorAscii" w:eastAsiaTheme="minorAscii" w:cstheme="minorAscii"/>
-                <w:b/>
-                <w:bCs/>
+                <w:b w:val="1"/>
+                <w:bCs w:val="1"/>
                 <w:spacing w:val="-2"/>
               </w:rPr>
               <w:t>Risks</w:t>
@@ -3414,13 +3322,14 @@
         <w:tc>
           <w:tcPr>
             <w:tcW w:w="7245" w:type="dxa"/>
+            <w:tcMar/>
           </w:tcPr>
           <w:p>
             <w:pPr>
               <w:pStyle w:val="TableParagraph"/>
               <w:numPr>
                 <w:ilvl w:val="0"/>
-                <w:numId w:val="3"/>
+                <w:numId w:val="8"/>
               </w:numPr>
               <w:rPr>
                 <w:rFonts w:ascii="Calibri" w:hAnsi="Calibri" w:eastAsia="Calibri" w:cs="Calibri" w:asciiTheme="minorAscii" w:hAnsiTheme="minorAscii" w:eastAsiaTheme="minorAscii" w:cstheme="minorAscii"/>
@@ -3433,7 +3342,7 @@
               <w:rPr>
                 <w:rFonts w:ascii="Calibri" w:hAnsi="Calibri" w:eastAsia="Calibri" w:cs="Calibri" w:asciiTheme="minorAscii" w:hAnsiTheme="minorAscii" w:eastAsiaTheme="minorAscii" w:cstheme="minorAscii"/>
                 <w:noProof w:val="0"/>
-                <w:color w:val="000000"/>
+                <w:color w:val="000000" w:themeColor="text1" w:themeTint="FF" w:themeShade="FF"/>
                 <w:sz w:val="22"/>
                 <w:szCs w:val="22"/>
                 <w:lang w:val="en-US" w:eastAsia="en-US" w:bidi="ar-SA"/>
@@ -3444,7 +3353,7 @@
               <w:rPr>
                 <w:rFonts w:ascii="Calibri" w:hAnsi="Calibri" w:eastAsia="Calibri" w:cs="Calibri" w:asciiTheme="minorAscii" w:hAnsiTheme="minorAscii" w:eastAsiaTheme="minorAscii" w:cstheme="minorAscii"/>
                 <w:noProof w:val="0"/>
-                <w:color w:val="000000"/>
+                <w:color w:val="000000" w:themeColor="text1" w:themeTint="FF" w:themeShade="FF"/>
                 <w:sz w:val="22"/>
                 <w:szCs w:val="22"/>
                 <w:lang w:val="en-US" w:eastAsia="en-US" w:bidi="ar-SA"/>
@@ -3455,7 +3364,7 @@
               <w:rPr>
                 <w:rFonts w:ascii="Calibri" w:hAnsi="Calibri" w:eastAsia="Calibri" w:cs="Calibri" w:asciiTheme="minorAscii" w:hAnsiTheme="minorAscii" w:eastAsiaTheme="minorAscii" w:cstheme="minorAscii"/>
                 <w:noProof w:val="0"/>
-                <w:color w:val="000000"/>
+                <w:color w:val="000000" w:themeColor="text1" w:themeTint="FF" w:themeShade="FF"/>
                 <w:sz w:val="22"/>
                 <w:szCs w:val="22"/>
                 <w:lang w:val="en-US" w:eastAsia="en-US" w:bidi="ar-SA"/>
@@ -3466,7 +3375,7 @@
               <w:rPr>
                 <w:rFonts w:ascii="Calibri" w:hAnsi="Calibri" w:eastAsia="Calibri" w:cs="Calibri" w:asciiTheme="minorAscii" w:hAnsiTheme="minorAscii" w:eastAsiaTheme="minorAscii" w:cstheme="minorAscii"/>
                 <w:noProof w:val="0"/>
-                <w:color w:val="000000"/>
+                <w:color w:val="000000" w:themeColor="text1" w:themeTint="FF" w:themeShade="FF"/>
                 <w:sz w:val="22"/>
                 <w:szCs w:val="22"/>
                 <w:lang w:val="en-US" w:eastAsia="en-US" w:bidi="ar-SA"/>
@@ -3477,7 +3386,7 @@
               <w:rPr>
                 <w:rFonts w:ascii="Calibri" w:hAnsi="Calibri" w:eastAsia="Calibri" w:cs="Calibri" w:asciiTheme="minorAscii" w:hAnsiTheme="minorAscii" w:eastAsiaTheme="minorAscii" w:cstheme="minorAscii"/>
                 <w:noProof w:val="0"/>
-                <w:color w:val="000000"/>
+                <w:color w:val="000000" w:themeColor="text1" w:themeTint="FF" w:themeShade="FF"/>
                 <w:sz w:val="22"/>
                 <w:szCs w:val="22"/>
                 <w:lang w:val="en-US" w:eastAsia="en-US" w:bidi="ar-SA"/>
@@ -3490,7 +3399,7 @@
               <w:pStyle w:val="TableParagraph"/>
               <w:numPr>
                 <w:ilvl w:val="0"/>
-                <w:numId w:val="3"/>
+                <w:numId w:val="8"/>
               </w:numPr>
               <w:rPr>
                 <w:rFonts w:ascii="Calibri" w:hAnsi="Calibri" w:eastAsia="Calibri" w:cs="Calibri" w:asciiTheme="minorAscii" w:hAnsiTheme="minorAscii" w:eastAsiaTheme="minorAscii" w:cstheme="minorAscii"/>
@@ -3503,8 +3412,8 @@
               <w:rPr>
                 <w:rFonts w:ascii="Calibri" w:hAnsi="Calibri" w:eastAsia="Calibri" w:cs="Calibri" w:asciiTheme="minorAscii" w:hAnsiTheme="minorAscii" w:eastAsiaTheme="minorAscii" w:cstheme="minorAscii"/>
                 <w:noProof w:val="0"/>
-                <w:color w:val="000000"/>
-                <w:lang w:val="en-US" w:eastAsia="en-US" w:bidi="ar-SA"/>
+                <w:color w:val="000000" w:themeColor="text1" w:themeTint="FF" w:themeShade="FF"/>
+                <w:lang w:val="en-US"/>
               </w:rPr>
               <w:t>The previous development process lacked a consistent pull-request and code-review workflow, resulting in conflicting or overwritten changes and reduced codebase consistency.</w:t>
             </w:r>
@@ -3513,35 +3422,40 @@
       </w:tr>
       <w:tr>
         <w:trPr>
-          <w:hidden w:val="0"/>
           <w:trHeight w:val="1114"/>
         </w:trPr>
         <w:tc>
           <w:tcPr>
             <w:tcW w:w="2955" w:type="dxa"/>
-            <w:vMerge w:val="continue"/>
+            <w:vMerge/>
+            <w:tcMar/>
           </w:tcPr>
-          <w:p/>
+          <w:p>
+            <w:pPr>
+              <w:pStyle w:val="TableParagraph"/>
+              <w:rPr>
+                <w:rFonts w:ascii="Minion Pro"/>
+              </w:rPr>
+            </w:pPr>
+          </w:p>
         </w:tc>
         <w:tc>
           <w:tcPr>
             <w:tcW w:w="7245" w:type="dxa"/>
+            <w:tcMar/>
           </w:tcPr>
           <w:p>
             <w:pPr>
               <w:pStyle w:val="TableParagraph"/>
               <w:rPr>
                 <w:rFonts w:ascii="Calibri" w:hAnsi="Calibri" w:eastAsia="Calibri" w:cs="Calibri" w:asciiTheme="minorAscii" w:hAnsiTheme="minorAscii" w:eastAsiaTheme="minorAscii" w:cstheme="minorAscii"/>
-                <w:b/>
-                <w:bCs/>
-              </w:rPr>
-            </w:pPr>
-            <w:r>
-              <w:rPr>
-                <w:rFonts w:ascii="Calibri" w:hAnsi="Calibri" w:eastAsia="Calibri" w:cs="Calibri" w:asciiTheme="minorAscii" w:hAnsiTheme="minorAscii" w:eastAsiaTheme="minorAscii" w:cstheme="minorAscii"/>
-                <w:b/>
-                <w:bCs/>
-                <w:spacing w:val="-2"/>
+              </w:rPr>
+            </w:pPr>
+            <w:r>
+              <w:rPr>
+                <w:rFonts w:ascii="Calibri" w:hAnsi="Calibri" w:eastAsia="Calibri" w:cs="Calibri" w:asciiTheme="minorAscii" w:hAnsiTheme="minorAscii" w:eastAsiaTheme="minorAscii" w:cstheme="minorAscii"/>
+                <w:b w:val="1"/>
+                <w:bCs w:val="1"/>
               </w:rPr>
               <w:t>Client’s feedback:</w:t>
             </w:r>
@@ -3549,19 +3463,27 @@
           <w:p>
             <w:pPr>
               <w:pStyle w:val="TableParagraph"/>
+              <w:suppressLineNumbers w:val="0"/>
+              <w:bidi w:val="0"/>
+              <w:spacing w:before="0" w:beforeAutospacing="off" w:after="0" w:afterAutospacing="off" w:line="259" w:lineRule="auto"/>
+              <w:ind w:left="0" w:right="0"/>
+              <w:jc w:val="left"/>
+            </w:pPr>
+            <w:r>
               <w:rPr>
                 <w:rFonts w:ascii="Calibri" w:hAnsi="Calibri" w:eastAsia="Calibri" w:cs="Calibri" w:asciiTheme="minorAscii" w:hAnsiTheme="minorAscii" w:eastAsiaTheme="minorAscii" w:cstheme="minorAscii"/>
                 <w:b w:val="0"/>
                 <w:bCs w:val="0"/>
               </w:rPr>
-            </w:pPr>
+              <w:t xml:space="preserve">The team will </w:t>
+            </w:r>
             <w:r>
               <w:rPr>
                 <w:rFonts w:ascii="Calibri" w:hAnsi="Calibri" w:eastAsia="Calibri" w:cs="Calibri" w:asciiTheme="minorAscii" w:hAnsiTheme="minorAscii" w:eastAsiaTheme="minorAscii" w:cstheme="minorAscii"/>
                 <w:b w:val="0"/>
                 <w:bCs w:val="0"/>
               </w:rPr>
-              <w:t>The c</w:t>
+              <w:t>establish</w:t>
             </w:r>
             <w:r>
               <w:rPr>
@@ -3569,7 +3491,7 @@
                 <w:b w:val="0"/>
                 <w:bCs w:val="0"/>
               </w:rPr>
-              <w:t>lient agrees that the existing</w:t>
+              <w:t xml:space="preserve"> its own pull-request and code-review workflow for all future work to prevent the conflicting and overwritten changes seen in the </w:t>
             </w:r>
             <w:r>
               <w:rPr>
@@ -3577,7 +3499,7 @@
                 <w:b w:val="0"/>
                 <w:bCs w:val="0"/>
               </w:rPr>
-              <w:t xml:space="preserve"> git repository is not </w:t>
+              <w:t>previous</w:t>
             </w:r>
             <w:r>
               <w:rPr>
@@ -3585,7 +3507,7 @@
                 <w:b w:val="0"/>
                 <w:bCs w:val="0"/>
               </w:rPr>
-              <w:t xml:space="preserve">well-organized </w:t>
+              <w:t xml:space="preserve"> development process. The client accepted that time spent understanding and </w:t>
             </w:r>
             <w:r>
               <w:rPr>
@@ -3593,7 +3515,7 @@
                 <w:b w:val="0"/>
                 <w:bCs w:val="0"/>
               </w:rPr>
-              <w:t>and</w:t>
+              <w:t>stabilising</w:t>
             </w:r>
             <w:r>
               <w:rPr>
@@ -3601,28 +3523,20 @@
                 <w:b w:val="0"/>
                 <w:bCs w:val="0"/>
               </w:rPr>
-              <w:t xml:space="preserve"> handed</w:t>
-            </w:r>
-            <w:r>
-              <w:rPr>
-                <w:rFonts w:ascii="Calibri" w:hAnsi="Calibri" w:eastAsia="Calibri" w:cs="Calibri" w:asciiTheme="minorAscii" w:hAnsiTheme="minorAscii" w:eastAsiaTheme="minorAscii" w:cstheme="minorAscii"/>
-                <w:b w:val="0"/>
-                <w:bCs w:val="0"/>
-              </w:rPr>
-              <w:t xml:space="preserve"> the full control to us.</w:t>
+              <w:t xml:space="preserve"> the inherited codebase is a necessary cost to the project, which has been accounted for in the scope agreed above.</w:t>
             </w:r>
           </w:p>
         </w:tc>
       </w:tr>
       <w:tr>
         <w:trPr>
-          <w:hidden w:val="0"/>
           <w:trHeight w:val="342"/>
         </w:trPr>
         <w:tc>
           <w:tcPr>
             <w:tcW w:w="2955" w:type="dxa"/>
-            <w:shd w:color="auto" w:fill="222B35" w:val="clear"/>
+            <w:shd w:val="clear" w:color="auto" w:fill="222B35"/>
+            <w:tcMar/>
           </w:tcPr>
           <w:p>
             <w:pPr>
@@ -3631,8 +3545,8 @@
               <w:ind w:left="45"/>
               <w:rPr>
                 <w:rFonts w:ascii="Calibri" w:hAnsi="Calibri" w:eastAsia="Calibri" w:cs="Calibri" w:asciiTheme="minorAscii" w:hAnsiTheme="minorAscii" w:eastAsiaTheme="minorAscii" w:cstheme="minorAscii"/>
-                <w:b/>
-                <w:bCs/>
+                <w:b w:val="1"/>
+                <w:bCs w:val="1"/>
                 <w:sz w:val="28"/>
                 <w:szCs w:val="28"/>
               </w:rPr>
@@ -3640,8 +3554,8 @@
             <w:r>
               <w:rPr>
                 <w:rFonts w:ascii="Calibri" w:hAnsi="Calibri" w:eastAsia="Calibri" w:cs="Calibri" w:asciiTheme="minorAscii" w:hAnsiTheme="minorAscii" w:eastAsiaTheme="minorAscii" w:cstheme="minorAscii"/>
-                <w:b/>
-                <w:bCs/>
+                <w:b w:val="1"/>
+                <w:bCs w:val="1"/>
                 <w:color w:val="FFFFFF"/>
                 <w:sz w:val="28"/>
                 <w:szCs w:val="28"/>
@@ -3651,8 +3565,8 @@
             <w:r>
               <w:rPr>
                 <w:rFonts w:ascii="Calibri" w:hAnsi="Calibri" w:eastAsia="Calibri" w:cs="Calibri" w:asciiTheme="minorAscii" w:hAnsiTheme="minorAscii" w:eastAsiaTheme="minorAscii" w:cstheme="minorAscii"/>
-                <w:b/>
-                <w:bCs/>
+                <w:b w:val="1"/>
+                <w:bCs w:val="1"/>
                 <w:color w:val="FFFFFF"/>
                 <w:spacing w:val="-1"/>
                 <w:sz w:val="28"/>
@@ -3663,8 +3577,8 @@
             <w:r>
               <w:rPr>
                 <w:rFonts w:ascii="Calibri" w:hAnsi="Calibri" w:eastAsia="Calibri" w:cs="Calibri" w:asciiTheme="minorAscii" w:hAnsiTheme="minorAscii" w:eastAsiaTheme="minorAscii" w:cstheme="minorAscii"/>
-                <w:b/>
-                <w:bCs/>
+                <w:b w:val="1"/>
+                <w:bCs w:val="1"/>
                 <w:color w:val="FFFFFF"/>
                 <w:spacing w:val="-2"/>
                 <w:sz w:val="28"/>
@@ -3677,6 +3591,7 @@
         <w:tc>
           <w:tcPr>
             <w:tcW w:w="7245" w:type="dxa"/>
+            <w:tcMar/>
           </w:tcPr>
           <w:p>
             <w:pPr>
@@ -3690,13 +3605,13 @@
       </w:tr>
       <w:tr>
         <w:trPr>
-          <w:hidden w:val="0"/>
           <w:trHeight w:val="2595"/>
         </w:trPr>
         <w:tc>
           <w:tcPr>
             <w:tcW w:w="2955" w:type="dxa"/>
             <w:vMerge w:val="restart"/>
+            <w:tcMar/>
           </w:tcPr>
           <w:p>
             <w:pPr>
@@ -3723,8 +3638,8 @@
               <w:ind w:left="983"/>
               <w:rPr>
                 <w:rFonts w:ascii="Calibri" w:hAnsi="Calibri" w:eastAsia="Calibri" w:cs="Calibri" w:asciiTheme="minorAscii" w:hAnsiTheme="minorAscii" w:eastAsiaTheme="minorAscii" w:cstheme="minorAscii"/>
-                <w:b/>
-                <w:bCs/>
+                <w:b w:val="1"/>
+                <w:bCs w:val="1"/>
                 <w:spacing w:val="-2"/>
               </w:rPr>
             </w:pPr>
@@ -3735,8 +3650,8 @@
               <w:ind w:left="983"/>
               <w:rPr>
                 <w:rFonts w:ascii="Calibri" w:hAnsi="Calibri" w:eastAsia="Calibri" w:cs="Calibri" w:asciiTheme="minorAscii" w:hAnsiTheme="minorAscii" w:eastAsiaTheme="minorAscii" w:cstheme="minorAscii"/>
-                <w:b/>
-                <w:bCs/>
+                <w:b w:val="1"/>
+                <w:bCs w:val="1"/>
                 <w:spacing w:val="-2"/>
               </w:rPr>
             </w:pPr>
@@ -3747,8 +3662,8 @@
               <w:jc w:val="center"/>
               <w:rPr>
                 <w:rFonts w:ascii="Calibri" w:hAnsi="Calibri" w:eastAsia="Calibri" w:cs="Calibri" w:asciiTheme="minorAscii" w:hAnsiTheme="minorAscii" w:eastAsiaTheme="minorAscii" w:cstheme="minorAscii"/>
-                <w:b/>
-                <w:bCs/>
+                <w:b w:val="1"/>
+                <w:bCs w:val="1"/>
                 <w:spacing w:val="-2"/>
               </w:rPr>
             </w:pPr>
@@ -3759,8 +3674,8 @@
               <w:jc w:val="center"/>
               <w:rPr>
                 <w:rFonts w:ascii="Calibri" w:hAnsi="Calibri" w:eastAsia="Calibri" w:cs="Calibri" w:asciiTheme="minorAscii" w:hAnsiTheme="minorAscii" w:eastAsiaTheme="minorAscii" w:cstheme="minorAscii"/>
-                <w:b/>
-                <w:bCs/>
+                <w:b w:val="1"/>
+                <w:bCs w:val="1"/>
                 <w:spacing w:val="-2"/>
               </w:rPr>
             </w:pPr>
@@ -3771,8 +3686,8 @@
               <w:jc w:val="center"/>
               <w:rPr>
                 <w:rFonts w:ascii="Calibri" w:hAnsi="Calibri" w:eastAsia="Calibri" w:cs="Calibri" w:asciiTheme="minorAscii" w:hAnsiTheme="minorAscii" w:eastAsiaTheme="minorAscii" w:cstheme="minorAscii"/>
-                <w:b/>
-                <w:bCs/>
+                <w:b w:val="1"/>
+                <w:bCs w:val="1"/>
                 <w:spacing w:val="-2"/>
               </w:rPr>
             </w:pPr>
@@ -3783,15 +3698,15 @@
               <w:jc w:val="center"/>
               <w:rPr>
                 <w:rFonts w:ascii="Calibri" w:hAnsi="Calibri" w:eastAsia="Calibri" w:cs="Calibri" w:asciiTheme="minorAscii" w:hAnsiTheme="minorAscii" w:eastAsiaTheme="minorAscii" w:cstheme="minorAscii"/>
-                <w:b/>
-                <w:bCs/>
-              </w:rPr>
-            </w:pPr>
-            <w:r>
-              <w:rPr>
-                <w:rFonts w:ascii="Calibri" w:hAnsi="Calibri" w:eastAsia="Calibri" w:cs="Calibri" w:asciiTheme="minorAscii" w:hAnsiTheme="minorAscii" w:eastAsiaTheme="minorAscii" w:cstheme="minorAscii"/>
-                <w:b/>
-                <w:bCs/>
+                <w:b w:val="1"/>
+                <w:bCs w:val="1"/>
+              </w:rPr>
+            </w:pPr>
+            <w:r>
+              <w:rPr>
+                <w:rFonts w:ascii="Calibri" w:hAnsi="Calibri" w:eastAsia="Calibri" w:cs="Calibri" w:asciiTheme="minorAscii" w:hAnsiTheme="minorAscii" w:eastAsiaTheme="minorAscii" w:cstheme="minorAscii"/>
+                <w:b w:val="1"/>
+                <w:bCs w:val="1"/>
                 <w:spacing w:val="-2"/>
               </w:rPr>
               <w:t>Plan &amp; Milestones</w:t>
@@ -3801,574 +3716,398 @@
         <w:tc>
           <w:tcPr>
             <w:tcW w:w="7245" w:type="dxa"/>
+            <w:tcMar/>
           </w:tcPr>
           <w:p>
             <w:pPr>
               <w:pStyle w:val="TableParagraph"/>
-              <w:spacing w:after="120" w:afterAutospacing="0" w:before="0" w:beforeAutospacing="0"/>
-              <w:rPr>
-                <w:rFonts w:ascii="Calibri" w:hAnsi="Calibri" w:eastAsia="Calibri" w:cs="Calibri" w:asciiTheme="minorAscii" w:hAnsiTheme="minorAscii" w:eastAsiaTheme="minorAscii" w:cstheme="minorAscii"/>
-                <w:b w:val="0"/>
-                <w:bCs w:val="0"/>
-                <w:noProof w:val="0"/>
-                <w:color w:val="000000"/>
-                <w:lang w:val="en-US" w:eastAsia="en-US" w:bidi="ar-SA"/>
-              </w:rPr>
-            </w:pPr>
-            <w:r>
-              <w:rPr>
-                <w:rFonts w:ascii="Calibri" w:hAnsi="Calibri" w:eastAsia="Calibri" w:cs="Calibri" w:asciiTheme="minorAscii" w:hAnsiTheme="minorAscii" w:eastAsiaTheme="minorAscii" w:cstheme="minorAscii"/>
-                <w:b/>
-                <w:bCs/>
-                <w:color w:val="000000"/>
-                <w:lang w:val="en-US" w:eastAsia="en-US" w:bidi="ar-SA"/>
-              </w:rPr>
-              <w:t xml:space="preserve">Guided by the client’s feedback this period: prioritize new-feature delivery over a dedicated bug-fix sprint. Only defects that block that week’s demo are pulled forward; the rest of the 29-item backlog (issues.md) stays tracked and is cleared opportunistically. One week, one scope, one demo — no two-week blocks.</w:t>
-            </w:r>
-          </w:p>
-          <w:p>
-            <w:pPr>
-              <w:pStyle w:val="ListParagraph"/>
               <w:numPr>
                 <w:ilvl w:val="0"/>
-                <w:numId w:val="2"/>
+                <w:numId w:val="14"/>
               </w:numPr>
-              <w:spacing w:after="120" w:afterAutospacing="0" w:before="0" w:beforeAutospacing="0"/>
-              <w:rPr>
-                <w:rFonts w:ascii="Calibri" w:hAnsi="Calibri" w:eastAsia="Calibri" w:cs="Calibri" w:asciiTheme="minorAscii" w:hAnsiTheme="minorAscii" w:eastAsiaTheme="minorAscii" w:cstheme="minorAscii"/>
-                <w:b w:val="0"/>
-                <w:bCs w:val="0"/>
-                <w:noProof w:val="0"/>
-                <w:color w:val="000000"/>
-                <w:lang w:val="en-US" w:eastAsia="en-US" w:bidi="ar-SA"/>
-              </w:rPr>
-            </w:pPr>
-            <w:r>
-              <w:rPr>
-                <w:rFonts w:ascii="Calibri" w:hAnsi="Calibri" w:eastAsia="Calibri" w:cs="Calibri" w:asciiTheme="minorAscii" w:hAnsiTheme="minorAscii" w:eastAsiaTheme="minorAscii" w:cstheme="minorAscii"/>
-                <w:b/>
-                <w:bCs/>
-                <w:color w:val="000000"/>
-                <w:lang w:val="en-US" w:eastAsia="en-US" w:bidi="ar-SA"/>
-              </w:rPr>
-              <w:t xml:space="preserve">Week 5 — Contracts &amp; data-integrity foundations: </w:t>
-            </w:r>
-            <w:r>
-              <w:rPr>
-                <w:rFonts w:ascii="Calibri" w:hAnsi="Calibri" w:eastAsia="Calibri" w:cs="Calibri" w:asciiTheme="minorAscii" w:hAnsiTheme="minorAscii" w:eastAsiaTheme="minorAscii" w:cstheme="minorAscii"/>
-                <w:b w:val="0"/>
-                <w:bCs w:val="0"/>
-                <w:noProof w:val="0"/>
-                <w:color w:val="000000"/>
-                <w:lang w:val="en-US" w:eastAsia="en-US" w:bidi="ar-SA"/>
-              </w:rPr>
-              <w:t xml:space="preserve">Rotate the exposed API key (day one, independent of everything else). Freeze the frontend↔backend and backend↔AI contracts via Inspect → Diagnose → Validate → Fix, per the client’s instruction not to redesign what already works. Fix the silent overwrite of finalized annotations and enforce draft ownership.</w:t>
-            </w:r>
-            <w:r>
-              <w:rPr>
-                <w:rFonts w:ascii="Calibri" w:hAnsi="Calibri" w:eastAsia="Calibri" w:cs="Calibri" w:asciiTheme="minorAscii" w:hAnsiTheme="minorAscii" w:eastAsiaTheme="minorAscii" w:cstheme="minorAscii"/>
-                <w:b w:val="0"/>
-                <w:bCs w:val="0"/>
-                <w:i/>
-                <w:iCs/>
-                <w:color w:val="000000"/>
-                <w:lang w:val="en-US" w:eastAsia="en-US" w:bidi="ar-SA"/>
-              </w:rPr>
-              <w:t xml:space="preserve"> Milestone: contracts documented and frozen; key rotated; a finalized annotation can no longer be silently overwritten (regression test passes).</w:t>
-            </w:r>
-          </w:p>
-          <w:p>
-            <w:pPr>
-              <w:pStyle w:val="ListParagraph"/>
+              <w:rPr/>
+            </w:pPr>
+            <w:r>
+              <w:rPr>
+                <w:rFonts w:ascii="Calibri" w:hAnsi="Calibri" w:eastAsia="Calibri" w:cs="Calibri" w:asciiTheme="minorAscii" w:hAnsiTheme="minorAscii" w:eastAsiaTheme="minorAscii" w:cstheme="minorAscii"/>
+              </w:rPr>
+              <w:t xml:space="preserve">W5: Scope broken down into user stories and </w:t>
+            </w:r>
+            <w:r>
+              <w:rPr>
+                <w:rFonts w:ascii="Calibri" w:hAnsi="Calibri" w:eastAsia="Calibri" w:cs="Calibri" w:asciiTheme="minorAscii" w:hAnsiTheme="minorAscii" w:eastAsiaTheme="minorAscii" w:cstheme="minorAscii"/>
+              </w:rPr>
+              <w:t>prioritised</w:t>
+            </w:r>
+            <w:r>
+              <w:rPr>
+                <w:rFonts w:ascii="Calibri" w:hAnsi="Calibri" w:eastAsia="Calibri" w:cs="Calibri" w:asciiTheme="minorAscii" w:hAnsiTheme="minorAscii" w:eastAsiaTheme="minorAscii" w:cstheme="minorAscii"/>
+              </w:rPr>
+              <w:t xml:space="preserve"> against the committed core workflow; pull-request and code-review workflow established</w:t>
+            </w:r>
+            <w:r>
+              <w:rPr>
+                <w:rFonts w:ascii="Calibri" w:hAnsi="Calibri" w:eastAsia="Calibri" w:cs="Calibri" w:asciiTheme="minorAscii" w:hAnsiTheme="minorAscii" w:eastAsiaTheme="minorAscii" w:cstheme="minorAscii"/>
+              </w:rPr>
+              <w:t>.</w:t>
+            </w:r>
+          </w:p>
+          <w:p>
+            <w:pPr>
+              <w:pStyle w:val="TableParagraph"/>
               <w:numPr>
                 <w:ilvl w:val="0"/>
-                <w:numId w:val="2"/>
+                <w:numId w:val="14"/>
               </w:numPr>
-              <w:spacing w:after="120" w:afterAutospacing="0" w:before="0" w:beforeAutospacing="0"/>
-              <w:rPr>
-                <w:rFonts w:ascii="Calibri" w:hAnsi="Calibri" w:eastAsia="Calibri" w:cs="Calibri" w:asciiTheme="minorAscii" w:hAnsiTheme="minorAscii" w:eastAsiaTheme="minorAscii" w:cstheme="minorAscii"/>
-                <w:b w:val="0"/>
-                <w:bCs w:val="0"/>
-                <w:noProof w:val="0"/>
-                <w:color w:val="000000"/>
-                <w:lang w:val="en-US" w:eastAsia="en-US" w:bidi="ar-SA"/>
-              </w:rPr>
-            </w:pPr>
-            <w:r>
-              <w:rPr>
-                <w:rFonts w:ascii="Calibri" w:hAnsi="Calibri" w:eastAsia="Calibri" w:cs="Calibri" w:asciiTheme="minorAscii" w:hAnsiTheme="minorAscii" w:eastAsiaTheme="minorAscii" w:cstheme="minorAscii"/>
-                <w:b/>
-                <w:bCs/>
-                <w:color w:val="000000"/>
-                <w:lang w:val="en-US" w:eastAsia="en-US" w:bidi="ar-SA"/>
-              </w:rPr>
-              <w:t xml:space="preserve">Week 6 — Critical path closes: </w:t>
-            </w:r>
-            <w:r>
-              <w:rPr>
-                <w:rFonts w:ascii="Calibri" w:hAnsi="Calibri" w:eastAsia="Calibri" w:cs="Calibri" w:asciiTheme="minorAscii" w:hAnsiTheme="minorAscii" w:eastAsiaTheme="minorAscii" w:cstheme="minorAscii"/>
-                <w:b w:val="0"/>
-                <w:bCs w:val="0"/>
-                <w:noProof w:val="0"/>
-                <w:color w:val="000000"/>
-                <w:lang w:val="en-US" w:eastAsia="en-US" w:bidi="ar-SA"/>
-              </w:rPr>
-              <w:t xml:space="preserve">Block self-review (an annotator can no longer approve their own work). Fix the ambiguous “latest annotation” pick so review and export always resolve one canonical value. Add the missing task-lifecycle transitions (draft → ready → in_review → completed) so intake can close.</w:t>
-            </w:r>
-            <w:r>
-              <w:rPr>
-                <w:rFonts w:ascii="Calibri" w:hAnsi="Calibri" w:eastAsia="Calibri" w:cs="Calibri" w:asciiTheme="minorAscii" w:hAnsiTheme="minorAscii" w:eastAsiaTheme="minorAscii" w:cstheme="minorAscii"/>
-                <w:b w:val="0"/>
-                <w:bCs w:val="0"/>
-                <w:i/>
-                <w:iCs/>
-                <w:color w:val="000000"/>
-                <w:lang w:val="en-US" w:eastAsia="en-US" w:bidi="ar-SA"/>
-              </w:rPr>
-              <w:t xml:space="preserve"> Milestone demo: one item moves Create Task → Add Items → mock-AI annotation → human review, correctly attributed and locked once finalized — the full must-have workflow runs end to end.</w:t>
-            </w:r>
-          </w:p>
-          <w:p>
-            <w:pPr>
-              <w:pStyle w:val="ListParagraph"/>
+              <w:rPr/>
+            </w:pPr>
+            <w:r>
+              <w:rPr>
+                <w:rFonts w:ascii="Calibri" w:hAnsi="Calibri" w:eastAsia="Calibri" w:cs="Calibri" w:asciiTheme="minorAscii" w:hAnsiTheme="minorAscii" w:eastAsiaTheme="minorAscii" w:cstheme="minorAscii"/>
+              </w:rPr>
+              <w:t xml:space="preserve">W6: Schema definitions and frontend/backend contracts </w:t>
+            </w:r>
+            <w:r>
+              <w:rPr>
+                <w:rFonts w:ascii="Calibri" w:hAnsi="Calibri" w:eastAsia="Calibri" w:cs="Calibri" w:asciiTheme="minorAscii" w:hAnsiTheme="minorAscii" w:eastAsiaTheme="minorAscii" w:cstheme="minorAscii"/>
+              </w:rPr>
+              <w:t>validated</w:t>
+            </w:r>
+            <w:r>
+              <w:rPr>
+                <w:rFonts w:ascii="Calibri" w:hAnsi="Calibri" w:eastAsia="Calibri" w:cs="Calibri" w:asciiTheme="minorAscii" w:hAnsiTheme="minorAscii" w:eastAsiaTheme="minorAscii" w:cstheme="minorAscii"/>
+              </w:rPr>
+              <w:t xml:space="preserve"> and corrected; integration gaps documented</w:t>
+            </w:r>
+            <w:r>
+              <w:rPr>
+                <w:rFonts w:ascii="Calibri" w:hAnsi="Calibri" w:eastAsia="Calibri" w:cs="Calibri" w:asciiTheme="minorAscii" w:hAnsiTheme="minorAscii" w:eastAsiaTheme="minorAscii" w:cstheme="minorAscii"/>
+              </w:rPr>
+              <w:t>.</w:t>
+            </w:r>
+          </w:p>
+          <w:p>
+            <w:pPr>
+              <w:pStyle w:val="TableParagraph"/>
               <w:numPr>
                 <w:ilvl w:val="0"/>
-                <w:numId w:val="2"/>
+                <w:numId w:val="14"/>
               </w:numPr>
-              <w:spacing w:after="120" w:afterAutospacing="0" w:before="0" w:beforeAutospacing="0"/>
-              <w:rPr>
-                <w:rFonts w:ascii="Calibri" w:hAnsi="Calibri" w:eastAsia="Calibri" w:cs="Calibri" w:asciiTheme="minorAscii" w:hAnsiTheme="minorAscii" w:eastAsiaTheme="minorAscii" w:cstheme="minorAscii"/>
-                <w:b w:val="0"/>
-                <w:bCs w:val="0"/>
-                <w:noProof w:val="0"/>
-                <w:color w:val="000000"/>
-                <w:lang w:val="en-US" w:eastAsia="en-US" w:bidi="ar-SA"/>
-              </w:rPr>
-            </w:pPr>
-            <w:r>
-              <w:rPr>
-                <w:rFonts w:ascii="Calibri" w:hAnsi="Calibri" w:eastAsia="Calibri" w:cs="Calibri" w:asciiTheme="minorAscii" w:hAnsiTheme="minorAscii" w:eastAsiaTheme="minorAscii" w:cstheme="minorAscii"/>
-                <w:b/>
-                <w:bCs/>
-                <w:color w:val="000000"/>
-                <w:lang w:val="en-US" w:eastAsia="en-US" w:bidi="ar-SA"/>
-              </w:rPr>
-              <w:t xml:space="preserve">Week 7 — Cross-validation &amp; dispute resolution: </w:t>
-            </w:r>
-            <w:r>
-              <w:rPr>
-                <w:rFonts w:ascii="Calibri" w:hAnsi="Calibri" w:eastAsia="Calibri" w:cs="Calibri" w:asciiTheme="minorAscii" w:hAnsiTheme="minorAscii" w:eastAsiaTheme="minorAscii" w:cstheme="minorAscii"/>
-                <w:b w:val="0"/>
-                <w:bCs w:val="0"/>
-                <w:noProof w:val="0"/>
-                <w:color w:val="000000"/>
-                <w:lang w:val="en-US" w:eastAsia="en-US" w:bidi="ar-SA"/>
-              </w:rPr>
-              <w:t xml:space="preserve">Implement the review policy (reviewer count, review rounds, cross-validation %, e.g. the client’s 30%-independent-review example). Wire dispute “send back to annotator” end to end (backend already supports it — frontend-only gap).</w:t>
-            </w:r>
-            <w:r>
-              <w:rPr>
-                <w:rFonts w:ascii="Calibri" w:hAnsi="Calibri" w:eastAsia="Calibri" w:cs="Calibri" w:asciiTheme="minorAscii" w:hAnsiTheme="minorAscii" w:eastAsiaTheme="minorAscii" w:cstheme="minorAscii"/>
-                <w:b w:val="0"/>
-                <w:bCs w:val="0"/>
-                <w:i/>
-                <w:iCs/>
-                <w:color w:val="000000"/>
-                <w:lang w:val="en-US" w:eastAsia="en-US" w:bidi="ar-SA"/>
-              </w:rPr>
-              <w:t xml:space="preserve"> Milestone demo: two reviewers disagree on an item → a dispute opens → an expert resolves it → the final judgement is recorded.</w:t>
-            </w:r>
-          </w:p>
-          <w:p>
-            <w:pPr>
-              <w:pStyle w:val="ListParagraph"/>
+              <w:rPr/>
+            </w:pPr>
+            <w:r>
+              <w:rPr>
+                <w:rFonts w:ascii="Calibri" w:hAnsi="Calibri" w:eastAsia="Calibri" w:cs="Calibri" w:asciiTheme="minorAscii" w:hAnsiTheme="minorAscii" w:eastAsiaTheme="minorAscii" w:cstheme="minorAscii"/>
+              </w:rPr>
+              <w:t>W7</w:t>
+            </w:r>
+            <w:r>
+              <w:rPr>
+                <w:rFonts w:ascii="Calibri" w:hAnsi="Calibri" w:eastAsia="Calibri" w:cs="Calibri" w:asciiTheme="minorAscii" w:hAnsiTheme="minorAscii" w:eastAsiaTheme="minorAscii" w:cstheme="minorAscii"/>
+              </w:rPr>
+              <w:t>-</w:t>
+            </w:r>
+            <w:r>
+              <w:rPr>
+                <w:rFonts w:ascii="Calibri" w:hAnsi="Calibri" w:eastAsia="Calibri" w:cs="Calibri" w:asciiTheme="minorAscii" w:hAnsiTheme="minorAscii" w:eastAsiaTheme="minorAscii" w:cstheme="minorAscii"/>
+              </w:rPr>
+              <w:t>8: Core annotation backend functions implemented</w:t>
+            </w:r>
+            <w:r>
+              <w:rPr>
+                <w:rFonts w:ascii="Calibri" w:hAnsi="Calibri" w:eastAsia="Calibri" w:cs="Calibri" w:asciiTheme="minorAscii" w:hAnsiTheme="minorAscii" w:eastAsiaTheme="minorAscii" w:cstheme="minorAscii"/>
+              </w:rPr>
+              <w:t>.</w:t>
+            </w:r>
+          </w:p>
+          <w:p>
+            <w:pPr>
+              <w:pStyle w:val="TableParagraph"/>
               <w:numPr>
                 <w:ilvl w:val="0"/>
-                <w:numId w:val="2"/>
+                <w:numId w:val="14"/>
               </w:numPr>
-              <w:spacing w:after="120" w:afterAutospacing="0" w:before="0" w:beforeAutospacing="0"/>
-              <w:rPr>
-                <w:rFonts w:ascii="Calibri" w:hAnsi="Calibri" w:eastAsia="Calibri" w:cs="Calibri" w:asciiTheme="minorAscii" w:hAnsiTheme="minorAscii" w:eastAsiaTheme="minorAscii" w:cstheme="minorAscii"/>
-                <w:b w:val="0"/>
-                <w:bCs w:val="0"/>
-                <w:noProof w:val="0"/>
-                <w:color w:val="000000"/>
-                <w:lang w:val="en-US" w:eastAsia="en-US" w:bidi="ar-SA"/>
-              </w:rPr>
-            </w:pPr>
-            <w:r>
-              <w:rPr>
-                <w:rFonts w:ascii="Calibri" w:hAnsi="Calibri" w:eastAsia="Calibri" w:cs="Calibri" w:asciiTheme="minorAscii" w:hAnsiTheme="minorAscii" w:eastAsiaTheme="minorAscii" w:cstheme="minorAscii"/>
-                <w:b/>
-                <w:bCs/>
-                <w:color w:val="000000"/>
-                <w:lang w:val="en-US" w:eastAsia="en-US" w:bidi="ar-SA"/>
-              </w:rPr>
-              <w:t xml:space="preserve">Week 8 — Task queue &amp; access isolation: </w:t>
-            </w:r>
-            <w:r>
-              <w:rPr>
-                <w:rFonts w:ascii="Calibri" w:hAnsi="Calibri" w:eastAsia="Calibri" w:cs="Calibri" w:asciiTheme="minorAscii" w:hAnsiTheme="minorAscii" w:eastAsiaTheme="minorAscii" w:cstheme="minorAscii"/>
-                <w:b w:val="0"/>
-                <w:bCs w:val="0"/>
-                <w:noProof w:val="0"/>
-                <w:color w:val="000000"/>
-                <w:lang w:val="en-US" w:eastAsia="en-US" w:bidi="ar-SA"/>
-              </w:rPr>
-              <w:t xml:space="preserve">Build the task queue behind AI annotation: retries, failed-job handling, dead-letter handling, and reliable frontend↔backend↔AI-service communication. Close the cross-project task/item write bypass and the duplicate-route bug that break access isolation.</w:t>
-            </w:r>
-            <w:r>
-              <w:rPr>
-                <w:rFonts w:ascii="Calibri" w:hAnsi="Calibri" w:eastAsia="Calibri" w:cs="Calibri" w:asciiTheme="minorAscii" w:hAnsiTheme="minorAscii" w:eastAsiaTheme="minorAscii" w:cstheme="minorAscii"/>
-                <w:b w:val="0"/>
-                <w:bCs w:val="0"/>
-                <w:i/>
-                <w:iCs/>
-                <w:color w:val="000000"/>
-                <w:lang w:val="en-US" w:eastAsia="en-US" w:bidi="ar-SA"/>
-              </w:rPr>
-              <w:t xml:space="preserve"> Milestone demo: a batch of items processes through the queue with induced failures recovering cleanly; cross-project access is verifiably blocked.</w:t>
-            </w:r>
-          </w:p>
-          <w:p>
-            <w:pPr>
-              <w:pStyle w:val="ListParagraph"/>
+              <w:rPr/>
+            </w:pPr>
+            <w:r>
+              <w:rPr>
+                <w:rFonts w:ascii="Calibri" w:hAnsi="Calibri" w:eastAsia="Calibri" w:cs="Calibri" w:asciiTheme="minorAscii" w:hAnsiTheme="minorAscii" w:eastAsiaTheme="minorAscii" w:cstheme="minorAscii"/>
+              </w:rPr>
+              <w:t>W9</w:t>
+            </w:r>
+            <w:r>
+              <w:rPr>
+                <w:rFonts w:ascii="Calibri" w:hAnsi="Calibri" w:eastAsia="Calibri" w:cs="Calibri" w:asciiTheme="minorAscii" w:hAnsiTheme="minorAscii" w:eastAsiaTheme="minorAscii" w:cstheme="minorAscii"/>
+              </w:rPr>
+              <w:t>-</w:t>
+            </w:r>
+            <w:r>
+              <w:rPr>
+                <w:rFonts w:ascii="Calibri" w:hAnsi="Calibri" w:eastAsia="Calibri" w:cs="Calibri" w:asciiTheme="minorAscii" w:hAnsiTheme="minorAscii" w:eastAsiaTheme="minorAscii" w:cstheme="minorAscii"/>
+              </w:rPr>
+              <w:t xml:space="preserve">10: Human review workflow, role-based governance </w:t>
+            </w:r>
+            <w:r>
+              <w:rPr>
+                <w:rFonts w:ascii="Calibri" w:hAnsi="Calibri" w:eastAsia="Calibri" w:cs="Calibri" w:asciiTheme="minorAscii" w:hAnsiTheme="minorAscii" w:eastAsiaTheme="minorAscii" w:cstheme="minorAscii"/>
+              </w:rPr>
+              <w:t>model</w:t>
+            </w:r>
+            <w:r>
+              <w:rPr>
+                <w:rFonts w:ascii="Calibri" w:hAnsi="Calibri" w:eastAsia="Calibri" w:cs="Calibri" w:asciiTheme="minorAscii" w:hAnsiTheme="minorAscii" w:eastAsiaTheme="minorAscii" w:cstheme="minorAscii"/>
+              </w:rPr>
+              <w:t xml:space="preserve"> and dispute resolution implemented</w:t>
+            </w:r>
+            <w:r>
+              <w:rPr>
+                <w:rFonts w:ascii="Calibri" w:hAnsi="Calibri" w:eastAsia="Calibri" w:cs="Calibri" w:asciiTheme="minorAscii" w:hAnsiTheme="minorAscii" w:eastAsiaTheme="minorAscii" w:cstheme="minorAscii"/>
+              </w:rPr>
+              <w:t>.</w:t>
+            </w:r>
+          </w:p>
+          <w:p>
+            <w:pPr>
+              <w:pStyle w:val="TableParagraph"/>
               <w:numPr>
                 <w:ilvl w:val="0"/>
-                <w:numId w:val="2"/>
+                <w:numId w:val="14"/>
               </w:numPr>
-              <w:spacing w:after="120" w:afterAutospacing="0" w:before="0" w:beforeAutospacing="0"/>
-              <w:rPr>
-                <w:rFonts w:ascii="Calibri" w:hAnsi="Calibri" w:eastAsia="Calibri" w:cs="Calibri" w:asciiTheme="minorAscii" w:hAnsiTheme="minorAscii" w:eastAsiaTheme="minorAscii" w:cstheme="minorAscii"/>
-                <w:b w:val="0"/>
-                <w:bCs w:val="0"/>
-                <w:noProof w:val="0"/>
-                <w:color w:val="000000"/>
-                <w:lang w:val="en-US" w:eastAsia="en-US" w:bidi="ar-SA"/>
-              </w:rPr>
-            </w:pPr>
-            <w:r>
-              <w:rPr>
-                <w:rFonts w:ascii="Calibri" w:hAnsi="Calibri" w:eastAsia="Calibri" w:cs="Calibri" w:asciiTheme="minorAscii" w:hAnsiTheme="minorAscii" w:eastAsiaTheme="minorAscii" w:cstheme="minorAscii"/>
-                <w:b/>
-                <w:bCs/>
-                <w:color w:val="000000"/>
-                <w:lang w:val="en-US" w:eastAsia="en-US" w:bidi="ar-SA"/>
-              </w:rPr>
-              <w:t xml:space="preserve">Week 9 — Roles &amp; permissions: </w:t>
-            </w:r>
-            <w:r>
-              <w:rPr>
-                <w:rFonts w:ascii="Calibri" w:hAnsi="Calibri" w:eastAsia="Calibri" w:cs="Calibri" w:asciiTheme="minorAscii" w:hAnsiTheme="minorAscii" w:eastAsiaTheme="minorAscii" w:cstheme="minorAscii"/>
-                <w:b w:val="0"/>
-                <w:bCs w:val="0"/>
-                <w:noProof w:val="0"/>
-                <w:color w:val="000000"/>
-                <w:lang w:val="en-US" w:eastAsia="en-US" w:bidi="ar-SA"/>
-              </w:rPr>
-              <w:t xml:space="preserve">Extend the role/permission model to the client’s six roles (Annotator, Reviewer, Expert Reviewer, Mediator, Org Admin, Tenant Admin) in an extensible, capability-based way, so further roles can be added without an architectural change.</w:t>
-            </w:r>
-            <w:r>
-              <w:rPr>
-                <w:rFonts w:ascii="Calibri" w:hAnsi="Calibri" w:eastAsia="Calibri" w:cs="Calibri" w:asciiTheme="minorAscii" w:hAnsiTheme="minorAscii" w:eastAsiaTheme="minorAscii" w:cstheme="minorAscii"/>
-                <w:b w:val="0"/>
-                <w:bCs w:val="0"/>
-                <w:i/>
-                <w:iCs/>
-                <w:color w:val="000000"/>
-                <w:lang w:val="en-US" w:eastAsia="en-US" w:bidi="ar-SA"/>
-              </w:rPr>
-              <w:t xml:space="preserve"> Milestone demo: the same workflow is walked through under each of the six roles, each permitted and blocked exactly as specified.</w:t>
-            </w:r>
-          </w:p>
-          <w:p>
-            <w:pPr>
-              <w:pStyle w:val="ListParagraph"/>
+              <w:rPr/>
+            </w:pPr>
+            <w:r>
+              <w:rPr>
+                <w:rFonts w:ascii="Calibri" w:hAnsi="Calibri" w:eastAsia="Calibri" w:cs="Calibri" w:asciiTheme="minorAscii" w:hAnsiTheme="minorAscii" w:eastAsiaTheme="minorAscii" w:cstheme="minorAscii"/>
+              </w:rPr>
+              <w:t xml:space="preserve">W11: End-to-end integration </w:t>
+            </w:r>
+            <w:r>
+              <w:rPr>
+                <w:rFonts w:ascii="Calibri" w:hAnsi="Calibri" w:eastAsia="Calibri" w:cs="Calibri" w:asciiTheme="minorAscii" w:hAnsiTheme="minorAscii" w:eastAsiaTheme="minorAscii" w:cstheme="minorAscii"/>
+              </w:rPr>
+              <w:t>demonstrated</w:t>
+            </w:r>
+            <w:r>
+              <w:rPr>
+                <w:rFonts w:ascii="Calibri" w:hAnsi="Calibri" w:eastAsia="Calibri" w:cs="Calibri" w:asciiTheme="minorAscii" w:hAnsiTheme="minorAscii" w:eastAsiaTheme="minorAscii" w:cstheme="minorAscii"/>
+              </w:rPr>
+              <w:t xml:space="preserve"> against the provided dataset</w:t>
+            </w:r>
+            <w:r>
+              <w:rPr>
+                <w:rFonts w:ascii="Calibri" w:hAnsi="Calibri" w:eastAsia="Calibri" w:cs="Calibri" w:asciiTheme="minorAscii" w:hAnsiTheme="minorAscii" w:eastAsiaTheme="minorAscii" w:cstheme="minorAscii"/>
+              </w:rPr>
+              <w:t>s.</w:t>
+            </w:r>
+          </w:p>
+          <w:p>
+            <w:pPr>
+              <w:pStyle w:val="TableParagraph"/>
               <w:numPr>
                 <w:ilvl w:val="0"/>
-                <w:numId w:val="2"/>
+                <w:numId w:val="14"/>
               </w:numPr>
-              <w:spacing w:after="120" w:afterAutospacing="0" w:before="0" w:beforeAutospacing="0"/>
-              <w:rPr>
-                <w:rFonts w:ascii="Calibri" w:hAnsi="Calibri" w:eastAsia="Calibri" w:cs="Calibri" w:asciiTheme="minorAscii" w:hAnsiTheme="minorAscii" w:eastAsiaTheme="minorAscii" w:cstheme="minorAscii"/>
-                <w:b w:val="0"/>
-                <w:bCs w:val="0"/>
-                <w:noProof w:val="0"/>
-                <w:color w:val="000000"/>
-                <w:lang w:val="en-US" w:eastAsia="en-US" w:bidi="ar-SA"/>
-              </w:rPr>
-            </w:pPr>
-            <w:r>
-              <w:rPr>
-                <w:rFonts w:ascii="Calibri" w:hAnsi="Calibri" w:eastAsia="Calibri" w:cs="Calibri" w:asciiTheme="minorAscii" w:hAnsiTheme="minorAscii" w:eastAsiaTheme="minorAscii" w:cstheme="minorAscii"/>
-                <w:b/>
-                <w:bCs/>
-                <w:color w:val="000000"/>
-                <w:lang w:val="en-US" w:eastAsia="en-US" w:bidi="ar-SA"/>
-              </w:rPr>
-              <w:t xml:space="preserve">Week 10 — Organization management: </w:t>
-            </w:r>
-            <w:r>
-              <w:rPr>
-                <w:rFonts w:ascii="Calibri" w:hAnsi="Calibri" w:eastAsia="Calibri" w:cs="Calibri" w:asciiTheme="minorAscii" w:hAnsiTheme="minorAscii" w:eastAsiaTheme="minorAscii" w:cstheme="minorAscii"/>
-                <w:b w:val="0"/>
-                <w:bCs w:val="0"/>
-                <w:noProof w:val="0"/>
-                <w:color w:val="000000"/>
-                <w:lang w:val="en-US" w:eastAsia="en-US" w:bidi="ar-SA"/>
-              </w:rPr>
-              <w:t xml:space="preserve">Fix organization invitations (the broken accept/creation contract and the duplicate GET /organizations route hiding pending invites). Build the client-confirmed nice-to-have: create an organization, assign a unique organization ID/URL, invite collaborators.</w:t>
-            </w:r>
-            <w:r>
-              <w:rPr>
-                <w:rFonts w:ascii="Calibri" w:hAnsi="Calibri" w:eastAsia="Calibri" w:cs="Calibri" w:asciiTheme="minorAscii" w:hAnsiTheme="minorAscii" w:eastAsiaTheme="minorAscii" w:cstheme="minorAscii"/>
-                <w:b w:val="0"/>
-                <w:bCs w:val="0"/>
-                <w:i/>
-                <w:iCs/>
-                <w:color w:val="000000"/>
-                <w:lang w:val="en-US" w:eastAsia="en-US" w:bidi="ar-SA"/>
-              </w:rPr>
-              <w:t xml:space="preserve"> Milestone demo: an org admin creates an organization and invites a user, who accepts and takes on a correctly-scoped role.</w:t>
-            </w:r>
-          </w:p>
-          <w:p>
-            <w:pPr>
-              <w:pStyle w:val="ListParagraph"/>
+              <w:rPr/>
+            </w:pPr>
+            <w:r>
+              <w:rPr>
+                <w:rFonts w:ascii="Calibri" w:hAnsi="Calibri" w:eastAsia="Calibri" w:cs="Calibri" w:asciiTheme="minorAscii" w:hAnsiTheme="minorAscii" w:eastAsiaTheme="minorAscii" w:cstheme="minorAscii"/>
+              </w:rPr>
+              <w:t xml:space="preserve">W12: Hardening, </w:t>
+            </w:r>
+            <w:r>
+              <w:rPr>
+                <w:rFonts w:ascii="Calibri" w:hAnsi="Calibri" w:eastAsia="Calibri" w:cs="Calibri" w:asciiTheme="minorAscii" w:hAnsiTheme="minorAscii" w:eastAsiaTheme="minorAscii" w:cstheme="minorAscii"/>
+              </w:rPr>
+              <w:t>documentation</w:t>
+            </w:r>
+            <w:r>
+              <w:rPr>
+                <w:rFonts w:ascii="Calibri" w:hAnsi="Calibri" w:eastAsia="Calibri" w:cs="Calibri" w:asciiTheme="minorAscii" w:hAnsiTheme="minorAscii" w:eastAsiaTheme="minorAscii" w:cstheme="minorAscii"/>
+              </w:rPr>
+              <w:t xml:space="preserve"> and preparation of the final demonstration</w:t>
+            </w:r>
+            <w:r>
+              <w:rPr>
+                <w:rFonts w:ascii="Calibri" w:hAnsi="Calibri" w:eastAsia="Calibri" w:cs="Calibri" w:asciiTheme="minorAscii" w:hAnsiTheme="minorAscii" w:eastAsiaTheme="minorAscii" w:cstheme="minorAscii"/>
+              </w:rPr>
+              <w:t>.</w:t>
+            </w:r>
+          </w:p>
+          <w:p>
+            <w:pPr>
+              <w:pStyle w:val="TableParagraph"/>
               <w:numPr>
                 <w:ilvl w:val="0"/>
-                <w:numId w:val="2"/>
+                <w:numId w:val="14"/>
               </w:numPr>
-              <w:spacing w:after="120" w:afterAutospacing="0" w:before="0" w:beforeAutospacing="0"/>
-              <w:rPr>
-                <w:rFonts w:ascii="Calibri" w:hAnsi="Calibri" w:eastAsia="Calibri" w:cs="Calibri" w:asciiTheme="minorAscii" w:hAnsiTheme="minorAscii" w:eastAsiaTheme="minorAscii" w:cstheme="minorAscii"/>
-                <w:b w:val="0"/>
-                <w:bCs w:val="0"/>
-                <w:noProof w:val="0"/>
-                <w:color w:val="000000"/>
-                <w:lang w:val="en-US" w:eastAsia="en-US" w:bidi="ar-SA"/>
-              </w:rPr>
-            </w:pPr>
-            <w:r>
-              <w:rPr>
-                <w:rFonts w:ascii="Calibri" w:hAnsi="Calibri" w:eastAsia="Calibri" w:cs="Calibri" w:asciiTheme="minorAscii" w:hAnsiTheme="minorAscii" w:eastAsiaTheme="minorAscii" w:cstheme="minorAscii"/>
-                <w:b/>
-                <w:bCs/>
-                <w:color w:val="000000"/>
-                <w:lang w:val="en-US" w:eastAsia="en-US" w:bidi="ar-SA"/>
-              </w:rPr>
-              <w:t xml:space="preserve">Week 11 — Dashboard &amp; evaluation harness scaffold: </w:t>
-            </w:r>
-            <w:r>
-              <w:rPr>
-                <w:rFonts w:ascii="Calibri" w:hAnsi="Calibri" w:eastAsia="Calibri" w:cs="Calibri" w:asciiTheme="minorAscii" w:hAnsiTheme="minorAscii" w:eastAsiaTheme="minorAscii" w:cstheme="minorAscii"/>
-                <w:b w:val="0"/>
-                <w:bCs w:val="0"/>
-                <w:noProof w:val="0"/>
-                <w:color w:val="000000"/>
-                <w:lang w:val="en-US" w:eastAsia="en-US" w:bidi="ar-SA"/>
-              </w:rPr>
-              <w:t xml:space="preserve">Build the client-confirmed nice-to-have basic status dashboard (project status, progress, organization info, workflow statistics). In parallel, scaffold the reusable evaluation harness and draft the first adversarial cases (confidently wrong AI suggestions, ambiguous items, disagreeing annotators).</w:t>
-            </w:r>
-            <w:r>
-              <w:rPr>
-                <w:rFonts w:ascii="Calibri" w:hAnsi="Calibri" w:eastAsia="Calibri" w:cs="Calibri" w:asciiTheme="minorAscii" w:hAnsiTheme="minorAscii" w:eastAsiaTheme="minorAscii" w:cstheme="minorAscii"/>
-                <w:b w:val="0"/>
-                <w:bCs w:val="0"/>
-                <w:i/>
-                <w:iCs/>
-                <w:color w:val="000000"/>
-                <w:lang w:val="en-US" w:eastAsia="en-US" w:bidi="ar-SA"/>
-              </w:rPr>
-              <w:t xml:space="preserve"> Milestone demo: the dashboard reflects live project/task state; the harness runs its first handful of cases end to end.</w:t>
-            </w:r>
-          </w:p>
-          <w:p>
-            <w:pPr>
-              <w:pStyle w:val="ListParagraph"/>
-              <w:numPr>
-                <w:ilvl w:val="0"/>
-                <w:numId w:val="2"/>
-              </w:numPr>
-              <w:spacing w:after="120" w:afterAutospacing="0" w:before="0" w:beforeAutospacing="0"/>
-              <w:rPr>
-                <w:rFonts w:ascii="Calibri" w:hAnsi="Calibri" w:eastAsia="Calibri" w:cs="Calibri" w:asciiTheme="minorAscii" w:hAnsiTheme="minorAscii" w:eastAsiaTheme="minorAscii" w:cstheme="minorAscii"/>
-                <w:b w:val="0"/>
-                <w:bCs w:val="0"/>
-                <w:noProof w:val="0"/>
-                <w:color w:val="000000"/>
-                <w:lang w:val="en-US" w:eastAsia="en-US" w:bidi="ar-SA"/>
-              </w:rPr>
-            </w:pPr>
-            <w:r>
-              <w:rPr>
-                <w:rFonts w:ascii="Calibri" w:hAnsi="Calibri" w:eastAsia="Calibri" w:cs="Calibri" w:asciiTheme="minorAscii" w:hAnsiTheme="minorAscii" w:eastAsiaTheme="minorAscii" w:cstheme="minorAscii"/>
-                <w:b/>
-                <w:bCs/>
-                <w:color w:val="000000"/>
-                <w:lang w:val="en-US" w:eastAsia="en-US" w:bidi="ar-SA"/>
-              </w:rPr>
-              <w:t xml:space="preserve">Week 12 — Evaluation harness &amp; test backfill: </w:t>
-            </w:r>
-            <w:r>
-              <w:rPr>
-                <w:rFonts w:ascii="Calibri" w:hAnsi="Calibri" w:eastAsia="Calibri" w:cs="Calibri" w:asciiTheme="minorAscii" w:hAnsiTheme="minorAscii" w:eastAsiaTheme="minorAscii" w:cstheme="minorAscii"/>
-                <w:b w:val="0"/>
-                <w:bCs w:val="0"/>
-                <w:noProof w:val="0"/>
-                <w:color w:val="000000"/>
-                <w:lang w:val="en-US" w:eastAsia="en-US" w:bidi="ar-SA"/>
-              </w:rPr>
-              <w:t xml:space="preserve">Complete the 40–60 case casebook, including the remaining adversarial cases (source/guideline version drift, broken provenance, unreviewed items reaching a proposed release). Backfill automated, integration, permission, provenance, and end-to-end tests around everything built in Weeks 5–11. Clear remaining medium/low-severity issues opportunistically.</w:t>
-            </w:r>
-            <w:r>
-              <w:rPr>
-                <w:rFonts w:ascii="Calibri" w:hAnsi="Calibri" w:eastAsia="Calibri" w:cs="Calibri" w:asciiTheme="minorAscii" w:hAnsiTheme="minorAscii" w:eastAsiaTheme="minorAscii" w:cstheme="minorAscii"/>
-                <w:b w:val="0"/>
-                <w:bCs w:val="0"/>
-                <w:i/>
-                <w:iCs/>
-                <w:color w:val="000000"/>
-                <w:lang w:val="en-US" w:eastAsia="en-US" w:bidi="ar-SA"/>
-              </w:rPr>
-              <w:t xml:space="preserve"> Milestone demo: the harness runs the full casebook on demand and reports Quality, Collaboration, and Integrity metrics.</w:t>
-            </w:r>
-          </w:p>
-          <w:p>
-            <w:pPr>
-              <w:pStyle w:val="ListParagraph"/>
-              <w:numPr>
-                <w:ilvl w:val="0"/>
-                <w:numId w:val="2"/>
-              </w:numPr>
-              <w:spacing w:after="120" w:afterAutospacing="0" w:before="0" w:beforeAutospacing="0"/>
-              <w:rPr>
-                <w:rFonts w:ascii="Calibri" w:hAnsi="Calibri" w:eastAsia="Calibri" w:cs="Calibri" w:asciiTheme="minorAscii" w:hAnsiTheme="minorAscii" w:eastAsiaTheme="minorAscii" w:cstheme="minorAscii"/>
-                <w:b w:val="0"/>
-                <w:bCs w:val="0"/>
-                <w:noProof w:val="0"/>
-                <w:color w:val="000000"/>
-                <w:lang w:val="en-US" w:eastAsia="en-US" w:bidi="ar-SA"/>
-              </w:rPr>
-            </w:pPr>
-            <w:r>
-              <w:rPr>
-                <w:rFonts w:ascii="Calibri" w:hAnsi="Calibri" w:eastAsia="Calibri" w:cs="Calibri" w:asciiTheme="minorAscii" w:hAnsiTheme="minorAscii" w:eastAsiaTheme="minorAscii" w:cstheme="minorAscii"/>
-                <w:b/>
-                <w:bCs/>
-                <w:color w:val="000000"/>
-                <w:lang w:val="en-US" w:eastAsia="en-US" w:bidi="ar-SA"/>
-              </w:rPr>
-              <w:t xml:space="preserve">Week 13 — Release readiness: </w:t>
-            </w:r>
-            <w:r>
-              <w:rPr>
-                <w:rFonts w:ascii="Calibri" w:hAnsi="Calibri" w:eastAsia="Calibri" w:cs="Calibri" w:asciiTheme="minorAscii" w:hAnsiTheme="minorAscii" w:eastAsiaTheme="minorAscii" w:cstheme="minorAscii"/>
-                <w:b w:val="0"/>
-                <w:bCs w:val="0"/>
-                <w:noProof w:val="0"/>
-                <w:color w:val="000000"/>
-                <w:lang w:val="en-US" w:eastAsia="en-US" w:bidi="ar-SA"/>
-              </w:rPr>
-              <w:t xml:space="preserve">Implement immutable dataset releases with export manifests, gated on unreviewed items, missing provenance, and superseded versions. Compile findings documentation and per-member decision records.</w:t>
-            </w:r>
-            <w:r>
-              <w:rPr>
-                <w:rFonts w:ascii="Calibri" w:hAnsi="Calibri" w:eastAsia="Calibri" w:cs="Calibri" w:asciiTheme="minorAscii" w:hAnsiTheme="minorAscii" w:eastAsiaTheme="minorAscii" w:cstheme="minorAscii"/>
-                <w:b w:val="0"/>
-                <w:bCs w:val="0"/>
-                <w:i/>
-                <w:iCs/>
-                <w:color w:val="000000"/>
-                <w:lang w:val="en-US" w:eastAsia="en-US" w:bidi="ar-SA"/>
-              </w:rPr>
-              <w:t xml:space="preserve"> Milestone demo: a release is produced and reproduced from its manifest; an intentionally broken release attempt is correctly blocked by the gate.</w:t>
-            </w:r>
-          </w:p>
-          <w:p>
-            <w:pPr>
-              <w:pStyle w:val="ListParagraph"/>
-              <w:numPr>
-                <w:ilvl w:val="0"/>
-                <w:numId w:val="2"/>
-              </w:numPr>
-              <w:spacing w:after="120" w:afterAutospacing="0" w:before="0" w:beforeAutospacing="0"/>
-              <w:rPr>
-                <w:rFonts w:ascii="Calibri" w:hAnsi="Calibri" w:eastAsia="Calibri" w:cs="Calibri" w:asciiTheme="minorAscii" w:hAnsiTheme="minorAscii" w:eastAsiaTheme="minorAscii" w:cstheme="minorAscii"/>
-                <w:b w:val="0"/>
-                <w:bCs w:val="0"/>
-                <w:noProof w:val="0"/>
-                <w:color w:val="000000"/>
-                <w:lang w:val="en-US" w:eastAsia="en-US" w:bidi="ar-SA"/>
-              </w:rPr>
-            </w:pPr>
-            <w:r>
-              <w:rPr>
-                <w:rFonts w:ascii="Calibri" w:hAnsi="Calibri" w:eastAsia="Calibri" w:cs="Calibri" w:asciiTheme="minorAscii" w:hAnsiTheme="minorAscii" w:eastAsiaTheme="minorAscii" w:cstheme="minorAscii"/>
-                <w:b/>
-                <w:bCs/>
-                <w:color w:val="000000"/>
-                <w:lang w:val="en-US" w:eastAsia="en-US" w:bidi="ar-SA"/>
-              </w:rPr>
-              <w:t xml:space="preserve">Week 14 — Delivery: </w:t>
-            </w:r>
-            <w:r>
-              <w:rPr>
-                <w:rFonts w:ascii="Calibri" w:hAnsi="Calibri" w:eastAsia="Calibri" w:cs="Calibri" w:asciiTheme="minorAscii" w:hAnsiTheme="minorAscii" w:eastAsiaTheme="minorAscii" w:cstheme="minorAscii"/>
-                <w:b w:val="0"/>
-                <w:bCs w:val="0"/>
-                <w:noProof w:val="0"/>
-                <w:color w:val="000000"/>
-                <w:lang w:val="en-US" w:eastAsia="en-US" w:bidi="ar-SA"/>
-              </w:rPr>
-              <w:t xml:space="preserve">Write the technical report (architecture, evaluation results, limitations, failure cases) and record the live end-to-end demonstration.</w:t>
-            </w:r>
-            <w:r>
-              <w:rPr>
-                <w:rFonts w:ascii="Calibri" w:hAnsi="Calibri" w:eastAsia="Calibri" w:cs="Calibri" w:asciiTheme="minorAscii" w:hAnsiTheme="minorAscii" w:eastAsiaTheme="minorAscii" w:cstheme="minorAscii"/>
-                <w:b w:val="0"/>
-                <w:bCs w:val="0"/>
-                <w:i/>
-                <w:iCs/>
-                <w:color w:val="000000"/>
-                <w:lang w:val="en-US" w:eastAsia="en-US" w:bidi="ar-SA"/>
-              </w:rPr>
-              <w:t xml:space="preserve"> Milestone: final client status check and sign-off ahead of submission.</w:t>
+              <w:rPr/>
+            </w:pPr>
+            <w:r>
+              <w:rPr>
+                <w:rFonts w:ascii="Calibri" w:hAnsi="Calibri" w:eastAsia="Calibri" w:cs="Calibri" w:asciiTheme="minorAscii" w:hAnsiTheme="minorAscii" w:eastAsiaTheme="minorAscii" w:cstheme="minorAscii"/>
+              </w:rPr>
+              <w:t>W13: Final presentation and final report submitted</w:t>
+            </w:r>
+            <w:r>
+              <w:rPr>
+                <w:rFonts w:ascii="Calibri" w:hAnsi="Calibri" w:eastAsia="Calibri" w:cs="Calibri" w:asciiTheme="minorAscii" w:hAnsiTheme="minorAscii" w:eastAsiaTheme="minorAscii" w:cstheme="minorAscii"/>
+              </w:rPr>
+              <w:t>.</w:t>
+            </w:r>
+          </w:p>
+          <w:p>
+            <w:pPr>
+              <w:pStyle w:val="TableParagraph"/>
+              <w:ind w:left="0"/>
+            </w:pPr>
+            <w:r>
+              <w:rPr>
+                <w:rFonts w:ascii="Calibri" w:hAnsi="Calibri" w:eastAsia="Calibri" w:cs="Calibri" w:asciiTheme="minorAscii" w:hAnsiTheme="minorAscii" w:eastAsiaTheme="minorAscii" w:cstheme="minorAscii"/>
+              </w:rPr>
+              <w:t xml:space="preserve"> </w:t>
+            </w:r>
+          </w:p>
+          <w:p>
+            <w:pPr>
+              <w:pStyle w:val="TableParagraph"/>
+              <w:ind w:left="0"/>
+            </w:pPr>
+            <w:r>
+              <w:rPr>
+                <w:rFonts w:ascii="Calibri" w:hAnsi="Calibri" w:eastAsia="Calibri" w:cs="Calibri" w:asciiTheme="minorAscii" w:hAnsiTheme="minorAscii" w:eastAsiaTheme="minorAscii" w:cstheme="minorAscii"/>
+              </w:rPr>
+              <w:t xml:space="preserve">This plan is </w:t>
+            </w:r>
+            <w:r>
+              <w:rPr>
+                <w:rFonts w:ascii="Calibri" w:hAnsi="Calibri" w:eastAsia="Calibri" w:cs="Calibri" w:asciiTheme="minorAscii" w:hAnsiTheme="minorAscii" w:eastAsiaTheme="minorAscii" w:cstheme="minorAscii"/>
+              </w:rPr>
+              <w:t>an initial</w:t>
+            </w:r>
+            <w:r>
+              <w:rPr>
+                <w:rFonts w:ascii="Calibri" w:hAnsi="Calibri" w:eastAsia="Calibri" w:cs="Calibri" w:asciiTheme="minorAscii" w:hAnsiTheme="minorAscii" w:eastAsiaTheme="minorAscii" w:cstheme="minorAscii"/>
+              </w:rPr>
+              <w:t xml:space="preserve"> and indicative schedule rather than a fixed commitment. The team is working in an agile manner and expects the sequencing and detail of these milestones to be refined as the codebase is better understood, as the scope is broken down into stories, and through continued communication with the client. Progress against the plan will be reviewed at the weekly client meeting and any material change raised with the client at that point. The committed core scope agreed above is not expected to change </w:t>
+            </w:r>
+            <w:r>
+              <w:rPr>
+                <w:rFonts w:ascii="Calibri" w:hAnsi="Calibri" w:eastAsia="Calibri" w:cs="Calibri" w:asciiTheme="minorAscii" w:hAnsiTheme="minorAscii" w:eastAsiaTheme="minorAscii" w:cstheme="minorAscii"/>
+              </w:rPr>
+              <w:t>-</w:t>
+            </w:r>
+            <w:r>
+              <w:rPr>
+                <w:rFonts w:ascii="Calibri" w:hAnsi="Calibri" w:eastAsia="Calibri" w:cs="Calibri" w:asciiTheme="minorAscii" w:hAnsiTheme="minorAscii" w:eastAsiaTheme="minorAscii" w:cstheme="minorAscii"/>
+              </w:rPr>
+              <w:t xml:space="preserve"> flexibility applies to how and in what order it is delivered.</w:t>
             </w:r>
           </w:p>
         </w:tc>
       </w:tr>
       <w:tr>
         <w:trPr>
-          <w:hidden w:val="0"/>
           <w:trHeight w:val="1390"/>
         </w:trPr>
         <w:tc>
           <w:tcPr>
             <w:tcW w:w="2955" w:type="dxa"/>
-            <w:vMerge w:val="continue"/>
+            <w:vMerge/>
+            <w:tcMar/>
           </w:tcPr>
-          <w:p/>
+          <w:p>
+            <w:pPr>
+              <w:pStyle w:val="TableParagraph"/>
+              <w:rPr>
+                <w:rFonts w:ascii="Minion Pro"/>
+              </w:rPr>
+            </w:pPr>
+          </w:p>
         </w:tc>
         <w:tc>
           <w:tcPr>
             <w:tcW w:w="7245" w:type="dxa"/>
+            <w:tcMar/>
           </w:tcPr>
           <w:p>
             <w:pPr>
               <w:pStyle w:val="TableParagraph"/>
-              <w:rPr>
-                <w:rFonts w:ascii="Calibri" w:hAnsi="Calibri" w:eastAsia="Calibri" w:cs="Calibri" w:asciiTheme="minorAscii" w:hAnsiTheme="minorAscii" w:eastAsiaTheme="minorAscii" w:cstheme="minorAscii"/>
-              </w:rPr>
-            </w:pPr>
-            <w:r>
-              <w:rPr>
-                <w:rFonts w:ascii="Calibri" w:hAnsi="Calibri" w:eastAsia="Calibri" w:cs="Calibri" w:asciiTheme="minorAscii" w:hAnsiTheme="minorAscii" w:eastAsiaTheme="minorAscii" w:cstheme="minorAscii"/>
-                <w:b/>
-                <w:bCs/>
+            </w:pPr>
+            <w:r>
+              <w:rPr>
+                <w:rFonts w:ascii="Calibri" w:hAnsi="Calibri" w:eastAsia="Calibri" w:cs="Calibri" w:asciiTheme="minorAscii" w:hAnsiTheme="minorAscii" w:eastAsiaTheme="minorAscii" w:cstheme="minorAscii"/>
+                <w:b w:val="1"/>
+                <w:bCs w:val="1"/>
                 <w:spacing w:val="-2"/>
               </w:rPr>
               <w:t>Client’s feedback:</w:t>
+            </w:r>
+          </w:p>
+          <w:p>
+            <w:pPr>
+              <w:pStyle w:val="TableParagraph"/>
+              <w:rPr>
+                <w:rFonts w:ascii="Calibri" w:hAnsi="Calibri" w:eastAsia="Calibri" w:cs="Calibri" w:asciiTheme="minorAscii" w:hAnsiTheme="minorAscii" w:eastAsiaTheme="minorAscii" w:cstheme="minorAscii"/>
+                <w:b w:val="0"/>
+                <w:bCs w:val="0"/>
+              </w:rPr>
+            </w:pPr>
+            <w:r>
+              <w:rPr>
+                <w:rFonts w:ascii="Calibri" w:hAnsi="Calibri" w:eastAsia="Calibri" w:cs="Calibri" w:asciiTheme="minorAscii" w:hAnsiTheme="minorAscii" w:eastAsiaTheme="minorAscii" w:cstheme="minorAscii"/>
+                <w:b w:val="0"/>
+                <w:bCs w:val="0"/>
+              </w:rPr>
+              <w:t xml:space="preserve">The plan was presented to the client as </w:t>
+            </w:r>
+            <w:r>
+              <w:rPr>
+                <w:rFonts w:ascii="Calibri" w:hAnsi="Calibri" w:eastAsia="Calibri" w:cs="Calibri" w:asciiTheme="minorAscii" w:hAnsiTheme="minorAscii" w:eastAsiaTheme="minorAscii" w:cstheme="minorAscii"/>
+                <w:b w:val="0"/>
+                <w:bCs w:val="0"/>
+              </w:rPr>
+              <w:t>an initial</w:t>
+            </w:r>
+            <w:r>
+              <w:rPr>
+                <w:rFonts w:ascii="Calibri" w:hAnsi="Calibri" w:eastAsia="Calibri" w:cs="Calibri" w:asciiTheme="minorAscii" w:hAnsiTheme="minorAscii" w:eastAsiaTheme="minorAscii" w:cstheme="minorAscii"/>
+                <w:b w:val="0"/>
+                <w:bCs w:val="0"/>
+              </w:rPr>
+              <w:t xml:space="preserve"> and indicative schedule. The client </w:t>
+            </w:r>
+            <w:r>
+              <w:rPr>
+                <w:rFonts w:ascii="Calibri" w:hAnsi="Calibri" w:eastAsia="Calibri" w:cs="Calibri" w:asciiTheme="minorAscii" w:hAnsiTheme="minorAscii" w:eastAsiaTheme="minorAscii" w:cstheme="minorAscii"/>
+                <w:b w:val="0"/>
+                <w:bCs w:val="0"/>
+              </w:rPr>
+              <w:t>understands</w:t>
+            </w:r>
+            <w:r>
+              <w:rPr>
+                <w:rFonts w:ascii="Calibri" w:hAnsi="Calibri" w:eastAsia="Calibri" w:cs="Calibri" w:asciiTheme="minorAscii" w:hAnsiTheme="minorAscii" w:eastAsiaTheme="minorAscii" w:cstheme="minorAscii"/>
+                <w:b w:val="0"/>
+                <w:bCs w:val="0"/>
+              </w:rPr>
+              <w:t xml:space="preserve"> the proposed sequencing and that the detail will be refined as the scope is broken into </w:t>
+            </w:r>
+            <w:r>
+              <w:rPr>
+                <w:rFonts w:ascii="Calibri" w:hAnsi="Calibri" w:eastAsia="Calibri" w:cs="Calibri" w:asciiTheme="minorAscii" w:hAnsiTheme="minorAscii" w:eastAsiaTheme="minorAscii" w:cstheme="minorAscii"/>
+                <w:b w:val="0"/>
+                <w:bCs w:val="0"/>
+              </w:rPr>
+              <w:t>stories</w:t>
+            </w:r>
+            <w:r>
+              <w:rPr>
+                <w:rFonts w:ascii="Calibri" w:hAnsi="Calibri" w:eastAsia="Calibri" w:cs="Calibri" w:asciiTheme="minorAscii" w:hAnsiTheme="minorAscii" w:eastAsiaTheme="minorAscii" w:cstheme="minorAscii"/>
+                <w:b w:val="0"/>
+                <w:bCs w:val="0"/>
+              </w:rPr>
+              <w:t xml:space="preserve"> and the codebase is better understood. Progress against these milestones will be reviewed at the weekly client meeting, with any material change to the plan raised at that point.</w:t>
             </w:r>
           </w:p>
         </w:tc>
@@ -4393,16 +4132,42 @@
         <w:pStyle w:val="TableParagraph"/>
         <w:rPr>
           <w:rFonts w:ascii="Calibri" w:hAnsi="Calibri" w:eastAsia="Calibri" w:cs="Calibri" w:asciiTheme="minorAscii" w:hAnsiTheme="minorAscii" w:eastAsiaTheme="minorAscii" w:cstheme="minorAscii"/>
-          <w:b/>
-          <w:bCs/>
+          <w:b w:val="1"/>
+          <w:bCs w:val="1"/>
+        </w:rPr>
+      </w:pPr>
+    </w:p>
+    <w:p>
+      <w:pPr>
+        <w:pStyle w:val="TableParagraph"/>
+        <w:rPr>
+          <w:rFonts w:ascii="Calibri" w:hAnsi="Calibri" w:eastAsia="Calibri" w:cs="Calibri" w:asciiTheme="minorAscii" w:hAnsiTheme="minorAscii" w:eastAsiaTheme="minorAscii" w:cstheme="minorAscii"/>
+          <w:b w:val="1"/>
+          <w:bCs w:val="1"/>
+        </w:rPr>
+      </w:pPr>
+    </w:p>
+    <w:p>
+      <w:pPr/>
+      <w:r>
+        <w:br w:type="page"/>
+      </w:r>
+    </w:p>
+    <w:p>
+      <w:pPr>
+        <w:pStyle w:val="TableParagraph"/>
+        <w:rPr>
+          <w:rFonts w:ascii="Calibri" w:hAnsi="Calibri" w:eastAsia="Calibri" w:cs="Calibri" w:asciiTheme="minorAscii" w:hAnsiTheme="minorAscii" w:eastAsiaTheme="minorAscii" w:cstheme="minorAscii"/>
+          <w:b w:val="1"/>
+          <w:bCs w:val="1"/>
           <w:spacing w:val="-2"/>
         </w:rPr>
       </w:pPr>
       <w:r>
         <w:rPr>
           <w:rFonts w:ascii="Calibri" w:hAnsi="Calibri" w:eastAsia="Calibri" w:cs="Calibri" w:asciiTheme="minorAscii" w:hAnsiTheme="minorAscii" w:eastAsiaTheme="minorAscii" w:cstheme="minorAscii"/>
-          <w:b/>
-          <w:bCs/>
+          <w:b w:val="1"/>
+          <w:bCs w:val="1"/>
           <w:spacing w:val="-2"/>
         </w:rPr>
         <w:t>All group member signatures (either handwritten or digital signatures):</w:t>
@@ -4423,10 +4188,70 @@
           <w:lang w:val="en-AU"/>
         </w:rPr>
       </w:pPr>
+    </w:p>
+    <w:p>
+      <w:pPr>
+        <w:pStyle w:val="Normal"/>
+        <w:suppressLineNumbers w:val="0"/>
+        <w:bidi w:val="0"/>
+        <w:spacing w:before="0" w:beforeAutospacing="off" w:after="0" w:afterAutospacing="off" w:line="259" w:lineRule="auto"/>
+        <w:ind w:left="0" w:right="0"/>
+        <w:jc w:val="left"/>
+        <w:rPr>
+          <w:rFonts w:ascii="Calibri" w:hAnsi="Calibri" w:eastAsia="Calibri" w:cs="Calibri" w:asciiTheme="minorAscii" w:hAnsiTheme="minorAscii" w:eastAsiaTheme="minorAscii" w:cstheme="minorAscii"/>
+          <w:lang w:val="en-AU"/>
+        </w:rPr>
+      </w:pPr>
+    </w:p>
+    <w:p>
+      <w:pPr>
+        <w:pStyle w:val="Normal"/>
+        <w:suppressLineNumbers w:val="0"/>
+        <w:bidi w:val="0"/>
+        <w:spacing w:before="0" w:beforeAutospacing="off" w:after="0" w:afterAutospacing="off" w:line="259" w:lineRule="auto"/>
+        <w:ind w:left="0" w:right="0"/>
+        <w:jc w:val="left"/>
+        <w:rPr>
+          <w:rFonts w:ascii="Calibri" w:hAnsi="Calibri" w:eastAsia="Calibri" w:cs="Calibri" w:asciiTheme="minorAscii" w:hAnsiTheme="minorAscii" w:eastAsiaTheme="minorAscii" w:cstheme="minorAscii"/>
+          <w:lang w:val="en-AU"/>
+        </w:rPr>
+      </w:pPr>
+    </w:p>
+    <w:p>
+      <w:pPr/>
       <w:r>
         <w:rPr>
           <w:rFonts w:ascii="Calibri" w:hAnsi="Calibri" w:eastAsia="Calibri" w:cs="Calibri" w:asciiTheme="minorAscii" w:hAnsiTheme="minorAscii" w:eastAsiaTheme="minorAscii" w:cstheme="minorAscii"/>
-          <w:lang w:val="en-AU" w:eastAsia="en-US" w:bidi="ar-SA"/>
+          <w:lang w:val="en-AU"/>
+        </w:rPr>
+        <w:t xml:space="preserve">Michael Max, Parth, Jingwei Lin, Hanchen Wang, Yi Geng, Dishank Aswal, Kanishka </w:t>
+      </w:r>
+      <w:r>
+        <w:rPr>
+          <w:rFonts w:ascii="Calibri" w:hAnsi="Calibri" w:eastAsia="Calibri" w:cs="Calibri" w:asciiTheme="minorAscii" w:hAnsiTheme="minorAscii" w:eastAsiaTheme="minorAscii" w:cstheme="minorAscii"/>
+          <w:lang w:val="en-AU"/>
+        </w:rPr>
+        <w:t>Kathait</w:t>
+      </w:r>
+      <w:r>
+        <w:rPr>
+          <w:rFonts w:ascii="Calibri" w:hAnsi="Calibri" w:eastAsia="Calibri" w:cs="Calibri" w:asciiTheme="minorAscii" w:hAnsiTheme="minorAscii" w:eastAsiaTheme="minorAscii" w:cstheme="minorAscii"/>
+          <w:lang w:val="en-AU"/>
+        </w:rPr>
+        <w:t>, Tok Tin Chung</w:t>
+      </w:r>
+    </w:p>
+    <w:p>
+      <w:pPr>
+        <w:rPr>
+          <w:rFonts w:ascii="Calibri" w:hAnsi="Calibri" w:eastAsia="Calibri" w:cs="Calibri" w:asciiTheme="minorAscii" w:hAnsiTheme="minorAscii" w:eastAsiaTheme="minorAscii" w:cstheme="minorAscii"/>
+          <w:lang w:val="en-AU"/>
+        </w:rPr>
+      </w:pPr>
+      <w:r>
+        <w:rPr>
+          <w:rFonts w:ascii="Calibri" w:hAnsi="Calibri" w:eastAsia="Calibri" w:cs="Calibri" w:asciiTheme="minorAscii" w:hAnsiTheme="minorAscii" w:eastAsiaTheme="minorAscii" w:cstheme="minorAscii"/>
+          <w:lang w:val="en-AU"/>
         </w:rPr>
         <w:t>_______________________________________________________________________________________________</w:t>
       </w:r>
@@ -4444,16 +4269,16 @@
         <w:pStyle w:val="TableParagraph"/>
         <w:rPr>
           <w:rFonts w:ascii="Calibri" w:hAnsi="Calibri" w:eastAsia="Calibri" w:cs="Calibri" w:asciiTheme="minorAscii" w:hAnsiTheme="minorAscii" w:eastAsiaTheme="minorAscii" w:cstheme="minorAscii"/>
-          <w:b/>
-          <w:bCs/>
+          <w:b w:val="1"/>
+          <w:bCs w:val="1"/>
           <w:spacing w:val="-2"/>
         </w:rPr>
       </w:pPr>
       <w:r>
         <w:rPr>
           <w:rFonts w:ascii="Calibri" w:hAnsi="Calibri" w:eastAsia="Calibri" w:cs="Calibri" w:asciiTheme="minorAscii" w:hAnsiTheme="minorAscii" w:eastAsiaTheme="minorAscii" w:cstheme="minorAscii"/>
-          <w:b/>
-          <w:bCs/>
+          <w:b w:val="1"/>
+          <w:bCs w:val="1"/>
           <w:spacing w:val="-2"/>
         </w:rPr>
         <w:t>Client</w:t>
@@ -4461,8 +4286,8 @@
       <w:r>
         <w:rPr>
           <w:rFonts w:ascii="Calibri" w:hAnsi="Calibri" w:eastAsia="Calibri" w:cs="Calibri" w:asciiTheme="minorAscii" w:hAnsiTheme="minorAscii" w:eastAsiaTheme="minorAscii" w:cstheme="minorAscii"/>
-          <w:b/>
-          <w:bCs/>
+          <w:b w:val="1"/>
+          <w:bCs w:val="1"/>
           <w:spacing w:val="-2"/>
         </w:rPr>
         <w:t xml:space="preserve"> signatures (either handwritten or digital signatures):</w:t>
@@ -4473,8 +4298,8 @@
         <w:pStyle w:val="TableParagraph"/>
         <w:rPr>
           <w:rFonts w:ascii="Calibri" w:hAnsi="Calibri" w:eastAsia="Calibri" w:cs="Calibri" w:asciiTheme="minorAscii" w:hAnsiTheme="minorAscii" w:eastAsiaTheme="minorAscii" w:cstheme="minorAscii"/>
-          <w:b/>
-          <w:bCs/>
+          <w:b w:val="1"/>
+          <w:bCs w:val="1"/>
           <w:spacing w:val="-2"/>
         </w:rPr>
       </w:pPr>
@@ -4486,10 +4311,34 @@
           <w:lang w:val="en-AU"/>
         </w:rPr>
       </w:pPr>
+    </w:p>
+    <w:p>
+      <w:pPr>
+        <w:rPr>
+          <w:rFonts w:ascii="Calibri" w:hAnsi="Calibri" w:eastAsia="Calibri" w:cs="Calibri" w:asciiTheme="minorAscii" w:hAnsiTheme="minorAscii" w:eastAsiaTheme="minorAscii" w:cstheme="minorAscii"/>
+          <w:lang w:val="en-AU"/>
+        </w:rPr>
+      </w:pPr>
+    </w:p>
+    <w:p>
+      <w:pPr>
+        <w:rPr>
+          <w:rFonts w:ascii="Calibri" w:hAnsi="Calibri" w:eastAsia="Calibri" w:cs="Calibri" w:asciiTheme="minorAscii" w:hAnsiTheme="minorAscii" w:eastAsiaTheme="minorAscii" w:cstheme="minorAscii"/>
+          <w:lang w:val="en-AU"/>
+        </w:rPr>
+      </w:pPr>
+    </w:p>
+    <w:p>
+      <w:pPr>
+        <w:rPr>
+          <w:rFonts w:ascii="Calibri" w:hAnsi="Calibri" w:eastAsia="Calibri" w:cs="Calibri" w:asciiTheme="minorAscii" w:hAnsiTheme="minorAscii" w:eastAsiaTheme="minorAscii" w:cstheme="minorAscii"/>
+          <w:lang w:val="en-AU"/>
+        </w:rPr>
+      </w:pPr>
       <w:r>
         <w:rPr>
           <w:rFonts w:ascii="Calibri" w:hAnsi="Calibri" w:eastAsia="Calibri" w:cs="Calibri" w:asciiTheme="minorAscii" w:hAnsiTheme="minorAscii" w:eastAsiaTheme="minorAscii" w:cstheme="minorAscii"/>
-          <w:lang w:val="en-AU" w:eastAsia="en-US" w:bidi="ar-SA"/>
+          <w:lang w:val="en-AU"/>
         </w:rPr>
         <w:t>_______________________________________________________________________________________________</w:t>
       </w:r>
@@ -4506,6 +4355,1462 @@
 
 <file path=word/numbering.xml><?xml version="1.0" encoding="utf-8"?>
 <w:numbering xmlns:wpc="http://schemas.microsoft.com/office/word/2010/wordprocessingCanvas" xmlns:cx="http://schemas.microsoft.com/office/drawing/2014/chartex" xmlns:cx1="http://schemas.microsoft.com/office/drawing/2015/9/8/chartex" xmlns:cx2="http://schemas.microsoft.com/office/drawing/2015/10/21/chartex" xmlns:cx3="http://schemas.microsoft.com/office/drawing/2016/5/9/chartex" xmlns:cx4="http://schemas.microsoft.com/office/drawing/2016/5/10/chartex" xmlns:cx5="http://schemas.microsoft.com/office/drawing/2016/5/11/chartex" xmlns:cx6="http://schemas.microsoft.com/office/drawing/2016/5/12/chartex" xmlns:cx7="http://schemas.microsoft.com/office/drawing/2016/5/13/chartex" xmlns:cx8="http://schemas.microsoft.com/office/drawing/2016/5/14/chartex" xmlns:mc="http://schemas.openxmlformats.org/markup-compatibility/2006" xmlns:aink="http://schemas.microsoft.com/office/drawing/2016/ink" xmlns:am3d="http://schemas.microsoft.com/office/drawing/2017/model3d" xmlns:o="urn:schemas-microsoft-com:office:office" xmlns:oel="http://schemas.microsoft.com/office/2019/extlst" xmlns:r="http://schemas.openxmlformats.org/officeDocument/2006/relationships" xmlns:m="http://schemas.openxmlformats.org/officeDocument/2006/math" xmlns:v="urn:schemas-microsoft-com:vml" xmlns:wp14="http://schemas.microsoft.com/office/word/2010/wordprocessingDrawing" xmlns:wp="http://schemas.openxmlformats.org/drawingml/2006/wordprocessingDrawing" xmlns:w10="urn:schemas-microsoft-com:office:word" xmlns:w="http://schemas.openxmlformats.org/wordprocessingml/2006/main" xmlns:w14="http://schemas.microsoft.com/office/word/2010/wordml" xmlns:w15="http://schemas.microsoft.com/office/word/2012/wordml" xmlns:w16cex="http://schemas.microsoft.com/office/word/2018/wordml/cex" xmlns:w16cid="http://schemas.microsoft.com/office/word/2016/wordml/cid" xmlns:w16="http://schemas.microsoft.com/office/word/2018/wordml" xmlns:w16sdtdh="http://schemas.microsoft.com/office/word/2020/wordml/sdtdatahash" xmlns:w16se="http://schemas.microsoft.com/office/word/2015/wordml/symex" xmlns:wpg="http://schemas.microsoft.com/office/word/2010/wordprocessingGroup" xmlns:wpi="http://schemas.microsoft.com/office/word/2010/wordprocessingInk" xmlns:wne="http://schemas.microsoft.com/office/word/2006/wordml" xmlns:wps="http://schemas.microsoft.com/office/word/2010/wordprocessingShape" mc:Ignorable="w14 w15 w16se w16cid w16 w16cex w16sdtdh wp14">
+  <w:abstractNum xmlns:w="http://schemas.openxmlformats.org/wordprocessingml/2006/main" w:abstractNumId="13">
+    <w:nsid w:val="79116e5f"/>
+    <w:multiLevelType xmlns:w="http://schemas.openxmlformats.org/wordprocessingml/2006/main" w:val="hybridMultilevel"/>
+    <w:lvl xmlns:w="http://schemas.openxmlformats.org/wordprocessingml/2006/main" w:ilvl="0">
+      <w:start w:val="1"/>
+      <w:numFmt w:val="bullet"/>
+      <w:lvlText w:val=""/>
+      <w:lvlJc w:val="left"/>
+      <w:pPr>
+        <w:ind w:left="720" w:hanging="360"/>
+      </w:pPr>
+      <w:rPr>
+        <w:rFonts w:hint="default" w:ascii="Symbol" w:hAnsi="Symbol"/>
+      </w:rPr>
+    </w:lvl>
+    <w:lvl xmlns:w="http://schemas.openxmlformats.org/wordprocessingml/2006/main" w:ilvl="1">
+      <w:start w:val="1"/>
+      <w:numFmt w:val="bullet"/>
+      <w:lvlText w:val="o"/>
+      <w:lvlJc w:val="left"/>
+      <w:pPr>
+        <w:ind w:left="1440" w:hanging="360"/>
+      </w:pPr>
+      <w:rPr>
+        <w:rFonts w:hint="default" w:ascii="Courier New" w:hAnsi="Courier New"/>
+      </w:rPr>
+    </w:lvl>
+    <w:lvl xmlns:w="http://schemas.openxmlformats.org/wordprocessingml/2006/main" w:ilvl="2">
+      <w:start w:val="1"/>
+      <w:numFmt w:val="bullet"/>
+      <w:lvlText w:val=""/>
+      <w:lvlJc w:val="left"/>
+      <w:pPr>
+        <w:ind w:left="2160" w:hanging="360"/>
+      </w:pPr>
+      <w:rPr>
+        <w:rFonts w:hint="default" w:ascii="Wingdings" w:hAnsi="Wingdings"/>
+      </w:rPr>
+    </w:lvl>
+    <w:lvl xmlns:w="http://schemas.openxmlformats.org/wordprocessingml/2006/main" w:ilvl="3">
+      <w:start w:val="1"/>
+      <w:numFmt w:val="bullet"/>
+      <w:lvlText w:val=""/>
+      <w:lvlJc w:val="left"/>
+      <w:pPr>
+        <w:ind w:left="2880" w:hanging="360"/>
+      </w:pPr>
+      <w:rPr>
+        <w:rFonts w:hint="default" w:ascii="Symbol" w:hAnsi="Symbol"/>
+      </w:rPr>
+    </w:lvl>
+    <w:lvl xmlns:w="http://schemas.openxmlformats.org/wordprocessingml/2006/main" w:ilvl="4">
+      <w:start w:val="1"/>
+      <w:numFmt w:val="bullet"/>
+      <w:lvlText w:val="o"/>
+      <w:lvlJc w:val="left"/>
+      <w:pPr>
+        <w:ind w:left="3600" w:hanging="360"/>
+      </w:pPr>
+      <w:rPr>
+        <w:rFonts w:hint="default" w:ascii="Courier New" w:hAnsi="Courier New"/>
+      </w:rPr>
+    </w:lvl>
+    <w:lvl xmlns:w="http://schemas.openxmlformats.org/wordprocessingml/2006/main" w:ilvl="5">
+      <w:start w:val="1"/>
+      <w:numFmt w:val="bullet"/>
+      <w:lvlText w:val=""/>
+      <w:lvlJc w:val="left"/>
+      <w:pPr>
+        <w:ind w:left="4320" w:hanging="360"/>
+      </w:pPr>
+      <w:rPr>
+        <w:rFonts w:hint="default" w:ascii="Wingdings" w:hAnsi="Wingdings"/>
+      </w:rPr>
+    </w:lvl>
+    <w:lvl xmlns:w="http://schemas.openxmlformats.org/wordprocessingml/2006/main" w:ilvl="6">
+      <w:start w:val="1"/>
+      <w:numFmt w:val="bullet"/>
+      <w:lvlText w:val=""/>
+      <w:lvlJc w:val="left"/>
+      <w:pPr>
+        <w:ind w:left="5040" w:hanging="360"/>
+      </w:pPr>
+      <w:rPr>
+        <w:rFonts w:hint="default" w:ascii="Symbol" w:hAnsi="Symbol"/>
+      </w:rPr>
+    </w:lvl>
+    <w:lvl xmlns:w="http://schemas.openxmlformats.org/wordprocessingml/2006/main" w:ilvl="7">
+      <w:start w:val="1"/>
+      <w:numFmt w:val="bullet"/>
+      <w:lvlText w:val="o"/>
+      <w:lvlJc w:val="left"/>
+      <w:pPr>
+        <w:ind w:left="5760" w:hanging="360"/>
+      </w:pPr>
+      <w:rPr>
+        <w:rFonts w:hint="default" w:ascii="Courier New" w:hAnsi="Courier New"/>
+      </w:rPr>
+    </w:lvl>
+    <w:lvl xmlns:w="http://schemas.openxmlformats.org/wordprocessingml/2006/main" w:ilvl="8">
+      <w:start w:val="1"/>
+      <w:numFmt w:val="bullet"/>
+      <w:lvlText w:val=""/>
+      <w:lvlJc w:val="left"/>
+      <w:pPr>
+        <w:ind w:left="6480" w:hanging="360"/>
+      </w:pPr>
+      <w:rPr>
+        <w:rFonts w:hint="default" w:ascii="Wingdings" w:hAnsi="Wingdings"/>
+      </w:rPr>
+    </w:lvl>
+  </w:abstractNum>
+  <w:abstractNum xmlns:w="http://schemas.openxmlformats.org/wordprocessingml/2006/main" w:abstractNumId="12">
+    <w:nsid w:val="2826787e"/>
+    <w:multiLevelType xmlns:w="http://schemas.openxmlformats.org/wordprocessingml/2006/main" w:val="hybridMultilevel"/>
+    <w:lvl xmlns:w="http://schemas.openxmlformats.org/wordprocessingml/2006/main" w:ilvl="0">
+      <w:start w:val="1"/>
+      <w:numFmt w:val="bullet"/>
+      <w:lvlText w:val=""/>
+      <w:lvlJc w:val="left"/>
+      <w:pPr>
+        <w:ind w:left="720" w:hanging="360"/>
+      </w:pPr>
+      <w:rPr>
+        <w:rFonts w:hint="default" w:ascii="Symbol" w:hAnsi="Symbol"/>
+      </w:rPr>
+    </w:lvl>
+    <w:lvl xmlns:w="http://schemas.openxmlformats.org/wordprocessingml/2006/main" w:ilvl="1">
+      <w:start w:val="1"/>
+      <w:numFmt w:val="bullet"/>
+      <w:lvlText w:val="o"/>
+      <w:lvlJc w:val="left"/>
+      <w:pPr>
+        <w:ind w:left="1440" w:hanging="360"/>
+      </w:pPr>
+      <w:rPr>
+        <w:rFonts w:hint="default" w:ascii="Courier New" w:hAnsi="Courier New"/>
+      </w:rPr>
+    </w:lvl>
+    <w:lvl xmlns:w="http://schemas.openxmlformats.org/wordprocessingml/2006/main" w:ilvl="2">
+      <w:start w:val="1"/>
+      <w:numFmt w:val="bullet"/>
+      <w:lvlText w:val=""/>
+      <w:lvlJc w:val="left"/>
+      <w:pPr>
+        <w:ind w:left="2160" w:hanging="360"/>
+      </w:pPr>
+      <w:rPr>
+        <w:rFonts w:hint="default" w:ascii="Wingdings" w:hAnsi="Wingdings"/>
+      </w:rPr>
+    </w:lvl>
+    <w:lvl xmlns:w="http://schemas.openxmlformats.org/wordprocessingml/2006/main" w:ilvl="3">
+      <w:start w:val="1"/>
+      <w:numFmt w:val="bullet"/>
+      <w:lvlText w:val=""/>
+      <w:lvlJc w:val="left"/>
+      <w:pPr>
+        <w:ind w:left="2880" w:hanging="360"/>
+      </w:pPr>
+      <w:rPr>
+        <w:rFonts w:hint="default" w:ascii="Symbol" w:hAnsi="Symbol"/>
+      </w:rPr>
+    </w:lvl>
+    <w:lvl xmlns:w="http://schemas.openxmlformats.org/wordprocessingml/2006/main" w:ilvl="4">
+      <w:start w:val="1"/>
+      <w:numFmt w:val="bullet"/>
+      <w:lvlText w:val="o"/>
+      <w:lvlJc w:val="left"/>
+      <w:pPr>
+        <w:ind w:left="3600" w:hanging="360"/>
+      </w:pPr>
+      <w:rPr>
+        <w:rFonts w:hint="default" w:ascii="Courier New" w:hAnsi="Courier New"/>
+      </w:rPr>
+    </w:lvl>
+    <w:lvl xmlns:w="http://schemas.openxmlformats.org/wordprocessingml/2006/main" w:ilvl="5">
+      <w:start w:val="1"/>
+      <w:numFmt w:val="bullet"/>
+      <w:lvlText w:val=""/>
+      <w:lvlJc w:val="left"/>
+      <w:pPr>
+        <w:ind w:left="4320" w:hanging="360"/>
+      </w:pPr>
+      <w:rPr>
+        <w:rFonts w:hint="default" w:ascii="Wingdings" w:hAnsi="Wingdings"/>
+      </w:rPr>
+    </w:lvl>
+    <w:lvl xmlns:w="http://schemas.openxmlformats.org/wordprocessingml/2006/main" w:ilvl="6">
+      <w:start w:val="1"/>
+      <w:numFmt w:val="bullet"/>
+      <w:lvlText w:val=""/>
+      <w:lvlJc w:val="left"/>
+      <w:pPr>
+        <w:ind w:left="5040" w:hanging="360"/>
+      </w:pPr>
+      <w:rPr>
+        <w:rFonts w:hint="default" w:ascii="Symbol" w:hAnsi="Symbol"/>
+      </w:rPr>
+    </w:lvl>
+    <w:lvl xmlns:w="http://schemas.openxmlformats.org/wordprocessingml/2006/main" w:ilvl="7">
+      <w:start w:val="1"/>
+      <w:numFmt w:val="bullet"/>
+      <w:lvlText w:val="o"/>
+      <w:lvlJc w:val="left"/>
+      <w:pPr>
+        <w:ind w:left="5760" w:hanging="360"/>
+      </w:pPr>
+      <w:rPr>
+        <w:rFonts w:hint="default" w:ascii="Courier New" w:hAnsi="Courier New"/>
+      </w:rPr>
+    </w:lvl>
+    <w:lvl xmlns:w="http://schemas.openxmlformats.org/wordprocessingml/2006/main" w:ilvl="8">
+      <w:start w:val="1"/>
+      <w:numFmt w:val="bullet"/>
+      <w:lvlText w:val=""/>
+      <w:lvlJc w:val="left"/>
+      <w:pPr>
+        <w:ind w:left="6480" w:hanging="360"/>
+      </w:pPr>
+      <w:rPr>
+        <w:rFonts w:hint="default" w:ascii="Wingdings" w:hAnsi="Wingdings"/>
+      </w:rPr>
+    </w:lvl>
+  </w:abstractNum>
+  <w:abstractNum xmlns:w="http://schemas.openxmlformats.org/wordprocessingml/2006/main" w:abstractNumId="11">
+    <w:nsid w:val="74f556aa"/>
+    <w:multiLevelType xmlns:w="http://schemas.openxmlformats.org/wordprocessingml/2006/main" w:val="hybridMultilevel"/>
+    <w:lvl xmlns:w="http://schemas.openxmlformats.org/wordprocessingml/2006/main" w:ilvl="0">
+      <w:start w:val="1"/>
+      <w:numFmt w:val="bullet"/>
+      <w:lvlText w:val=""/>
+      <w:lvlJc w:val="left"/>
+      <w:pPr>
+        <w:ind w:left="720" w:hanging="360"/>
+      </w:pPr>
+      <w:rPr>
+        <w:rFonts w:hint="default" w:ascii="Symbol" w:hAnsi="Symbol"/>
+      </w:rPr>
+    </w:lvl>
+    <w:lvl xmlns:w="http://schemas.openxmlformats.org/wordprocessingml/2006/main" w:ilvl="1">
+      <w:start w:val="1"/>
+      <w:numFmt w:val="bullet"/>
+      <w:lvlText w:val="o"/>
+      <w:lvlJc w:val="left"/>
+      <w:pPr>
+        <w:ind w:left="1440" w:hanging="360"/>
+      </w:pPr>
+      <w:rPr>
+        <w:rFonts w:hint="default" w:ascii="Courier New" w:hAnsi="Courier New"/>
+      </w:rPr>
+    </w:lvl>
+    <w:lvl xmlns:w="http://schemas.openxmlformats.org/wordprocessingml/2006/main" w:ilvl="2">
+      <w:start w:val="1"/>
+      <w:numFmt w:val="bullet"/>
+      <w:lvlText w:val=""/>
+      <w:lvlJc w:val="left"/>
+      <w:pPr>
+        <w:ind w:left="2160" w:hanging="360"/>
+      </w:pPr>
+      <w:rPr>
+        <w:rFonts w:hint="default" w:ascii="Wingdings" w:hAnsi="Wingdings"/>
+      </w:rPr>
+    </w:lvl>
+    <w:lvl xmlns:w="http://schemas.openxmlformats.org/wordprocessingml/2006/main" w:ilvl="3">
+      <w:start w:val="1"/>
+      <w:numFmt w:val="bullet"/>
+      <w:lvlText w:val=""/>
+      <w:lvlJc w:val="left"/>
+      <w:pPr>
+        <w:ind w:left="2880" w:hanging="360"/>
+      </w:pPr>
+      <w:rPr>
+        <w:rFonts w:hint="default" w:ascii="Symbol" w:hAnsi="Symbol"/>
+      </w:rPr>
+    </w:lvl>
+    <w:lvl xmlns:w="http://schemas.openxmlformats.org/wordprocessingml/2006/main" w:ilvl="4">
+      <w:start w:val="1"/>
+      <w:numFmt w:val="bullet"/>
+      <w:lvlText w:val="o"/>
+      <w:lvlJc w:val="left"/>
+      <w:pPr>
+        <w:ind w:left="3600" w:hanging="360"/>
+      </w:pPr>
+      <w:rPr>
+        <w:rFonts w:hint="default" w:ascii="Courier New" w:hAnsi="Courier New"/>
+      </w:rPr>
+    </w:lvl>
+    <w:lvl xmlns:w="http://schemas.openxmlformats.org/wordprocessingml/2006/main" w:ilvl="5">
+      <w:start w:val="1"/>
+      <w:numFmt w:val="bullet"/>
+      <w:lvlText w:val=""/>
+      <w:lvlJc w:val="left"/>
+      <w:pPr>
+        <w:ind w:left="4320" w:hanging="360"/>
+      </w:pPr>
+      <w:rPr>
+        <w:rFonts w:hint="default" w:ascii="Wingdings" w:hAnsi="Wingdings"/>
+      </w:rPr>
+    </w:lvl>
+    <w:lvl xmlns:w="http://schemas.openxmlformats.org/wordprocessingml/2006/main" w:ilvl="6">
+      <w:start w:val="1"/>
+      <w:numFmt w:val="bullet"/>
+      <w:lvlText w:val=""/>
+      <w:lvlJc w:val="left"/>
+      <w:pPr>
+        <w:ind w:left="5040" w:hanging="360"/>
+      </w:pPr>
+      <w:rPr>
+        <w:rFonts w:hint="default" w:ascii="Symbol" w:hAnsi="Symbol"/>
+      </w:rPr>
+    </w:lvl>
+    <w:lvl xmlns:w="http://schemas.openxmlformats.org/wordprocessingml/2006/main" w:ilvl="7">
+      <w:start w:val="1"/>
+      <w:numFmt w:val="bullet"/>
+      <w:lvlText w:val="o"/>
+      <w:lvlJc w:val="left"/>
+      <w:pPr>
+        <w:ind w:left="5760" w:hanging="360"/>
+      </w:pPr>
+      <w:rPr>
+        <w:rFonts w:hint="default" w:ascii="Courier New" w:hAnsi="Courier New"/>
+      </w:rPr>
+    </w:lvl>
+    <w:lvl xmlns:w="http://schemas.openxmlformats.org/wordprocessingml/2006/main" w:ilvl="8">
+      <w:start w:val="1"/>
+      <w:numFmt w:val="bullet"/>
+      <w:lvlText w:val=""/>
+      <w:lvlJc w:val="left"/>
+      <w:pPr>
+        <w:ind w:left="6480" w:hanging="360"/>
+      </w:pPr>
+      <w:rPr>
+        <w:rFonts w:hint="default" w:ascii="Wingdings" w:hAnsi="Wingdings"/>
+      </w:rPr>
+    </w:lvl>
+  </w:abstractNum>
+  <w:abstractNum xmlns:w="http://schemas.openxmlformats.org/wordprocessingml/2006/main" w:abstractNumId="10">
+    <w:nsid w:val="73b2211a"/>
+    <w:multiLevelType xmlns:w="http://schemas.openxmlformats.org/wordprocessingml/2006/main" w:val="hybridMultilevel"/>
+    <w:lvl xmlns:w="http://schemas.openxmlformats.org/wordprocessingml/2006/main" w:ilvl="0">
+      <w:start w:val="1"/>
+      <w:numFmt w:val="bullet"/>
+      <w:lvlText w:val=""/>
+      <w:lvlJc w:val="left"/>
+      <w:pPr>
+        <w:ind w:left="720" w:hanging="360"/>
+      </w:pPr>
+      <w:rPr>
+        <w:rFonts w:hint="default" w:ascii="Symbol" w:hAnsi="Symbol"/>
+      </w:rPr>
+    </w:lvl>
+    <w:lvl xmlns:w="http://schemas.openxmlformats.org/wordprocessingml/2006/main" w:ilvl="1">
+      <w:start w:val="1"/>
+      <w:numFmt w:val="bullet"/>
+      <w:lvlText w:val="o"/>
+      <w:lvlJc w:val="left"/>
+      <w:pPr>
+        <w:ind w:left="1440" w:hanging="360"/>
+      </w:pPr>
+      <w:rPr>
+        <w:rFonts w:hint="default" w:ascii="Courier New" w:hAnsi="Courier New"/>
+      </w:rPr>
+    </w:lvl>
+    <w:lvl xmlns:w="http://schemas.openxmlformats.org/wordprocessingml/2006/main" w:ilvl="2">
+      <w:start w:val="1"/>
+      <w:numFmt w:val="bullet"/>
+      <w:lvlText w:val=""/>
+      <w:lvlJc w:val="left"/>
+      <w:pPr>
+        <w:ind w:left="2160" w:hanging="360"/>
+      </w:pPr>
+      <w:rPr>
+        <w:rFonts w:hint="default" w:ascii="Wingdings" w:hAnsi="Wingdings"/>
+      </w:rPr>
+    </w:lvl>
+    <w:lvl xmlns:w="http://schemas.openxmlformats.org/wordprocessingml/2006/main" w:ilvl="3">
+      <w:start w:val="1"/>
+      <w:numFmt w:val="bullet"/>
+      <w:lvlText w:val=""/>
+      <w:lvlJc w:val="left"/>
+      <w:pPr>
+        <w:ind w:left="2880" w:hanging="360"/>
+      </w:pPr>
+      <w:rPr>
+        <w:rFonts w:hint="default" w:ascii="Symbol" w:hAnsi="Symbol"/>
+      </w:rPr>
+    </w:lvl>
+    <w:lvl xmlns:w="http://schemas.openxmlformats.org/wordprocessingml/2006/main" w:ilvl="4">
+      <w:start w:val="1"/>
+      <w:numFmt w:val="bullet"/>
+      <w:lvlText w:val="o"/>
+      <w:lvlJc w:val="left"/>
+      <w:pPr>
+        <w:ind w:left="3600" w:hanging="360"/>
+      </w:pPr>
+      <w:rPr>
+        <w:rFonts w:hint="default" w:ascii="Courier New" w:hAnsi="Courier New"/>
+      </w:rPr>
+    </w:lvl>
+    <w:lvl xmlns:w="http://schemas.openxmlformats.org/wordprocessingml/2006/main" w:ilvl="5">
+      <w:start w:val="1"/>
+      <w:numFmt w:val="bullet"/>
+      <w:lvlText w:val=""/>
+      <w:lvlJc w:val="left"/>
+      <w:pPr>
+        <w:ind w:left="4320" w:hanging="360"/>
+      </w:pPr>
+      <w:rPr>
+        <w:rFonts w:hint="default" w:ascii="Wingdings" w:hAnsi="Wingdings"/>
+      </w:rPr>
+    </w:lvl>
+    <w:lvl xmlns:w="http://schemas.openxmlformats.org/wordprocessingml/2006/main" w:ilvl="6">
+      <w:start w:val="1"/>
+      <w:numFmt w:val="bullet"/>
+      <w:lvlText w:val=""/>
+      <w:lvlJc w:val="left"/>
+      <w:pPr>
+        <w:ind w:left="5040" w:hanging="360"/>
+      </w:pPr>
+      <w:rPr>
+        <w:rFonts w:hint="default" w:ascii="Symbol" w:hAnsi="Symbol"/>
+      </w:rPr>
+    </w:lvl>
+    <w:lvl xmlns:w="http://schemas.openxmlformats.org/wordprocessingml/2006/main" w:ilvl="7">
+      <w:start w:val="1"/>
+      <w:numFmt w:val="bullet"/>
+      <w:lvlText w:val="o"/>
+      <w:lvlJc w:val="left"/>
+      <w:pPr>
+        <w:ind w:left="5760" w:hanging="360"/>
+      </w:pPr>
+      <w:rPr>
+        <w:rFonts w:hint="default" w:ascii="Courier New" w:hAnsi="Courier New"/>
+      </w:rPr>
+    </w:lvl>
+    <w:lvl xmlns:w="http://schemas.openxmlformats.org/wordprocessingml/2006/main" w:ilvl="8">
+      <w:start w:val="1"/>
+      <w:numFmt w:val="bullet"/>
+      <w:lvlText w:val=""/>
+      <w:lvlJc w:val="left"/>
+      <w:pPr>
+        <w:ind w:left="6480" w:hanging="360"/>
+      </w:pPr>
+      <w:rPr>
+        <w:rFonts w:hint="default" w:ascii="Wingdings" w:hAnsi="Wingdings"/>
+      </w:rPr>
+    </w:lvl>
+  </w:abstractNum>
+  <w:abstractNum xmlns:w="http://schemas.openxmlformats.org/wordprocessingml/2006/main" w:abstractNumId="9">
+    <w:nsid w:val="3cfd4e94"/>
+    <w:multiLevelType xmlns:w="http://schemas.openxmlformats.org/wordprocessingml/2006/main" w:val="hybridMultilevel"/>
+    <w:lvl xmlns:w="http://schemas.openxmlformats.org/wordprocessingml/2006/main" w:ilvl="0">
+      <w:start w:val="1"/>
+      <w:numFmt w:val="bullet"/>
+      <w:lvlText w:val=""/>
+      <w:lvlJc w:val="left"/>
+      <w:pPr>
+        <w:ind w:left="720" w:hanging="360"/>
+      </w:pPr>
+      <w:rPr>
+        <w:rFonts w:hint="default" w:ascii="Symbol" w:hAnsi="Symbol"/>
+      </w:rPr>
+    </w:lvl>
+    <w:lvl xmlns:w="http://schemas.openxmlformats.org/wordprocessingml/2006/main" w:ilvl="1">
+      <w:start w:val="1"/>
+      <w:numFmt w:val="bullet"/>
+      <w:lvlText w:val="o"/>
+      <w:lvlJc w:val="left"/>
+      <w:pPr>
+        <w:ind w:left="1440" w:hanging="360"/>
+      </w:pPr>
+      <w:rPr>
+        <w:rFonts w:hint="default" w:ascii="Courier New" w:hAnsi="Courier New"/>
+      </w:rPr>
+    </w:lvl>
+    <w:lvl xmlns:w="http://schemas.openxmlformats.org/wordprocessingml/2006/main" w:ilvl="2">
+      <w:start w:val="1"/>
+      <w:numFmt w:val="bullet"/>
+      <w:lvlText w:val=""/>
+      <w:lvlJc w:val="left"/>
+      <w:pPr>
+        <w:ind w:left="2160" w:hanging="360"/>
+      </w:pPr>
+      <w:rPr>
+        <w:rFonts w:hint="default" w:ascii="Wingdings" w:hAnsi="Wingdings"/>
+      </w:rPr>
+    </w:lvl>
+    <w:lvl xmlns:w="http://schemas.openxmlformats.org/wordprocessingml/2006/main" w:ilvl="3">
+      <w:start w:val="1"/>
+      <w:numFmt w:val="bullet"/>
+      <w:lvlText w:val=""/>
+      <w:lvlJc w:val="left"/>
+      <w:pPr>
+        <w:ind w:left="2880" w:hanging="360"/>
+      </w:pPr>
+      <w:rPr>
+        <w:rFonts w:hint="default" w:ascii="Symbol" w:hAnsi="Symbol"/>
+      </w:rPr>
+    </w:lvl>
+    <w:lvl xmlns:w="http://schemas.openxmlformats.org/wordprocessingml/2006/main" w:ilvl="4">
+      <w:start w:val="1"/>
+      <w:numFmt w:val="bullet"/>
+      <w:lvlText w:val="o"/>
+      <w:lvlJc w:val="left"/>
+      <w:pPr>
+        <w:ind w:left="3600" w:hanging="360"/>
+      </w:pPr>
+      <w:rPr>
+        <w:rFonts w:hint="default" w:ascii="Courier New" w:hAnsi="Courier New"/>
+      </w:rPr>
+    </w:lvl>
+    <w:lvl xmlns:w="http://schemas.openxmlformats.org/wordprocessingml/2006/main" w:ilvl="5">
+      <w:start w:val="1"/>
+      <w:numFmt w:val="bullet"/>
+      <w:lvlText w:val=""/>
+      <w:lvlJc w:val="left"/>
+      <w:pPr>
+        <w:ind w:left="4320" w:hanging="360"/>
+      </w:pPr>
+      <w:rPr>
+        <w:rFonts w:hint="default" w:ascii="Wingdings" w:hAnsi="Wingdings"/>
+      </w:rPr>
+    </w:lvl>
+    <w:lvl xmlns:w="http://schemas.openxmlformats.org/wordprocessingml/2006/main" w:ilvl="6">
+      <w:start w:val="1"/>
+      <w:numFmt w:val="bullet"/>
+      <w:lvlText w:val=""/>
+      <w:lvlJc w:val="left"/>
+      <w:pPr>
+        <w:ind w:left="5040" w:hanging="360"/>
+      </w:pPr>
+      <w:rPr>
+        <w:rFonts w:hint="default" w:ascii="Symbol" w:hAnsi="Symbol"/>
+      </w:rPr>
+    </w:lvl>
+    <w:lvl xmlns:w="http://schemas.openxmlformats.org/wordprocessingml/2006/main" w:ilvl="7">
+      <w:start w:val="1"/>
+      <w:numFmt w:val="bullet"/>
+      <w:lvlText w:val="o"/>
+      <w:lvlJc w:val="left"/>
+      <w:pPr>
+        <w:ind w:left="5760" w:hanging="360"/>
+      </w:pPr>
+      <w:rPr>
+        <w:rFonts w:hint="default" w:ascii="Courier New" w:hAnsi="Courier New"/>
+      </w:rPr>
+    </w:lvl>
+    <w:lvl xmlns:w="http://schemas.openxmlformats.org/wordprocessingml/2006/main" w:ilvl="8">
+      <w:start w:val="1"/>
+      <w:numFmt w:val="bullet"/>
+      <w:lvlText w:val=""/>
+      <w:lvlJc w:val="left"/>
+      <w:pPr>
+        <w:ind w:left="6480" w:hanging="360"/>
+      </w:pPr>
+      <w:rPr>
+        <w:rFonts w:hint="default" w:ascii="Wingdings" w:hAnsi="Wingdings"/>
+      </w:rPr>
+    </w:lvl>
+  </w:abstractNum>
+  <w:abstractNum xmlns:w="http://schemas.openxmlformats.org/wordprocessingml/2006/main" w:abstractNumId="8">
+    <w:nsid w:val="79624f7b"/>
+    <w:multiLevelType xmlns:w="http://schemas.openxmlformats.org/wordprocessingml/2006/main" w:val="hybridMultilevel"/>
+    <w:lvl xmlns:w="http://schemas.openxmlformats.org/wordprocessingml/2006/main" w:ilvl="0">
+      <w:start w:val="1"/>
+      <w:numFmt w:val="bullet"/>
+      <w:lvlText w:val=""/>
+      <w:lvlJc w:val="left"/>
+      <w:pPr>
+        <w:ind w:left="720" w:hanging="360"/>
+      </w:pPr>
+      <w:rPr>
+        <w:rFonts w:hint="default" w:ascii="Symbol" w:hAnsi="Symbol"/>
+      </w:rPr>
+    </w:lvl>
+    <w:lvl xmlns:w="http://schemas.openxmlformats.org/wordprocessingml/2006/main" w:ilvl="1">
+      <w:start w:val="1"/>
+      <w:numFmt w:val="bullet"/>
+      <w:lvlText w:val="o"/>
+      <w:lvlJc w:val="left"/>
+      <w:pPr>
+        <w:ind w:left="1440" w:hanging="360"/>
+      </w:pPr>
+      <w:rPr>
+        <w:rFonts w:hint="default" w:ascii="Courier New" w:hAnsi="Courier New"/>
+      </w:rPr>
+    </w:lvl>
+    <w:lvl xmlns:w="http://schemas.openxmlformats.org/wordprocessingml/2006/main" w:ilvl="2">
+      <w:start w:val="1"/>
+      <w:numFmt w:val="bullet"/>
+      <w:lvlText w:val=""/>
+      <w:lvlJc w:val="left"/>
+      <w:pPr>
+        <w:ind w:left="2160" w:hanging="360"/>
+      </w:pPr>
+      <w:rPr>
+        <w:rFonts w:hint="default" w:ascii="Wingdings" w:hAnsi="Wingdings"/>
+      </w:rPr>
+    </w:lvl>
+    <w:lvl xmlns:w="http://schemas.openxmlformats.org/wordprocessingml/2006/main" w:ilvl="3">
+      <w:start w:val="1"/>
+      <w:numFmt w:val="bullet"/>
+      <w:lvlText w:val=""/>
+      <w:lvlJc w:val="left"/>
+      <w:pPr>
+        <w:ind w:left="2880" w:hanging="360"/>
+      </w:pPr>
+      <w:rPr>
+        <w:rFonts w:hint="default" w:ascii="Symbol" w:hAnsi="Symbol"/>
+      </w:rPr>
+    </w:lvl>
+    <w:lvl xmlns:w="http://schemas.openxmlformats.org/wordprocessingml/2006/main" w:ilvl="4">
+      <w:start w:val="1"/>
+      <w:numFmt w:val="bullet"/>
+      <w:lvlText w:val="o"/>
+      <w:lvlJc w:val="left"/>
+      <w:pPr>
+        <w:ind w:left="3600" w:hanging="360"/>
+      </w:pPr>
+      <w:rPr>
+        <w:rFonts w:hint="default" w:ascii="Courier New" w:hAnsi="Courier New"/>
+      </w:rPr>
+    </w:lvl>
+    <w:lvl xmlns:w="http://schemas.openxmlformats.org/wordprocessingml/2006/main" w:ilvl="5">
+      <w:start w:val="1"/>
+      <w:numFmt w:val="bullet"/>
+      <w:lvlText w:val=""/>
+      <w:lvlJc w:val="left"/>
+      <w:pPr>
+        <w:ind w:left="4320" w:hanging="360"/>
+      </w:pPr>
+      <w:rPr>
+        <w:rFonts w:hint="default" w:ascii="Wingdings" w:hAnsi="Wingdings"/>
+      </w:rPr>
+    </w:lvl>
+    <w:lvl xmlns:w="http://schemas.openxmlformats.org/wordprocessingml/2006/main" w:ilvl="6">
+      <w:start w:val="1"/>
+      <w:numFmt w:val="bullet"/>
+      <w:lvlText w:val=""/>
+      <w:lvlJc w:val="left"/>
+      <w:pPr>
+        <w:ind w:left="5040" w:hanging="360"/>
+      </w:pPr>
+      <w:rPr>
+        <w:rFonts w:hint="default" w:ascii="Symbol" w:hAnsi="Symbol"/>
+      </w:rPr>
+    </w:lvl>
+    <w:lvl xmlns:w="http://schemas.openxmlformats.org/wordprocessingml/2006/main" w:ilvl="7">
+      <w:start w:val="1"/>
+      <w:numFmt w:val="bullet"/>
+      <w:lvlText w:val="o"/>
+      <w:lvlJc w:val="left"/>
+      <w:pPr>
+        <w:ind w:left="5760" w:hanging="360"/>
+      </w:pPr>
+      <w:rPr>
+        <w:rFonts w:hint="default" w:ascii="Courier New" w:hAnsi="Courier New"/>
+      </w:rPr>
+    </w:lvl>
+    <w:lvl xmlns:w="http://schemas.openxmlformats.org/wordprocessingml/2006/main" w:ilvl="8">
+      <w:start w:val="1"/>
+      <w:numFmt w:val="bullet"/>
+      <w:lvlText w:val=""/>
+      <w:lvlJc w:val="left"/>
+      <w:pPr>
+        <w:ind w:left="6480" w:hanging="360"/>
+      </w:pPr>
+      <w:rPr>
+        <w:rFonts w:hint="default" w:ascii="Wingdings" w:hAnsi="Wingdings"/>
+      </w:rPr>
+    </w:lvl>
+  </w:abstractNum>
+  <w:abstractNum xmlns:w="http://schemas.openxmlformats.org/wordprocessingml/2006/main" w:abstractNumId="7">
+    <w:nsid w:val="626f7e28"/>
+    <w:multiLevelType xmlns:w="http://schemas.openxmlformats.org/wordprocessingml/2006/main" w:val="hybridMultilevel"/>
+    <w:lvl xmlns:w="http://schemas.openxmlformats.org/wordprocessingml/2006/main" w:ilvl="0">
+      <w:start w:val="1"/>
+      <w:numFmt w:val="bullet"/>
+      <w:lvlText w:val=""/>
+      <w:lvlJc w:val="left"/>
+      <w:pPr>
+        <w:ind w:left="720" w:hanging="360"/>
+      </w:pPr>
+      <w:rPr>
+        <w:rFonts w:hint="default" w:ascii="Symbol" w:hAnsi="Symbol"/>
+      </w:rPr>
+    </w:lvl>
+    <w:lvl xmlns:w="http://schemas.openxmlformats.org/wordprocessingml/2006/main" w:ilvl="1">
+      <w:start w:val="1"/>
+      <w:numFmt w:val="bullet"/>
+      <w:lvlText w:val="o"/>
+      <w:lvlJc w:val="left"/>
+      <w:pPr>
+        <w:ind w:left="1440" w:hanging="360"/>
+      </w:pPr>
+      <w:rPr>
+        <w:rFonts w:hint="default" w:ascii="Courier New" w:hAnsi="Courier New"/>
+      </w:rPr>
+    </w:lvl>
+    <w:lvl xmlns:w="http://schemas.openxmlformats.org/wordprocessingml/2006/main" w:ilvl="2">
+      <w:start w:val="1"/>
+      <w:numFmt w:val="bullet"/>
+      <w:lvlText w:val=""/>
+      <w:lvlJc w:val="left"/>
+      <w:pPr>
+        <w:ind w:left="2160" w:hanging="360"/>
+      </w:pPr>
+      <w:rPr>
+        <w:rFonts w:hint="default" w:ascii="Wingdings" w:hAnsi="Wingdings"/>
+      </w:rPr>
+    </w:lvl>
+    <w:lvl xmlns:w="http://schemas.openxmlformats.org/wordprocessingml/2006/main" w:ilvl="3">
+      <w:start w:val="1"/>
+      <w:numFmt w:val="bullet"/>
+      <w:lvlText w:val=""/>
+      <w:lvlJc w:val="left"/>
+      <w:pPr>
+        <w:ind w:left="2880" w:hanging="360"/>
+      </w:pPr>
+      <w:rPr>
+        <w:rFonts w:hint="default" w:ascii="Symbol" w:hAnsi="Symbol"/>
+      </w:rPr>
+    </w:lvl>
+    <w:lvl xmlns:w="http://schemas.openxmlformats.org/wordprocessingml/2006/main" w:ilvl="4">
+      <w:start w:val="1"/>
+      <w:numFmt w:val="bullet"/>
+      <w:lvlText w:val="o"/>
+      <w:lvlJc w:val="left"/>
+      <w:pPr>
+        <w:ind w:left="3600" w:hanging="360"/>
+      </w:pPr>
+      <w:rPr>
+        <w:rFonts w:hint="default" w:ascii="Courier New" w:hAnsi="Courier New"/>
+      </w:rPr>
+    </w:lvl>
+    <w:lvl xmlns:w="http://schemas.openxmlformats.org/wordprocessingml/2006/main" w:ilvl="5">
+      <w:start w:val="1"/>
+      <w:numFmt w:val="bullet"/>
+      <w:lvlText w:val=""/>
+      <w:lvlJc w:val="left"/>
+      <w:pPr>
+        <w:ind w:left="4320" w:hanging="360"/>
+      </w:pPr>
+      <w:rPr>
+        <w:rFonts w:hint="default" w:ascii="Wingdings" w:hAnsi="Wingdings"/>
+      </w:rPr>
+    </w:lvl>
+    <w:lvl xmlns:w="http://schemas.openxmlformats.org/wordprocessingml/2006/main" w:ilvl="6">
+      <w:start w:val="1"/>
+      <w:numFmt w:val="bullet"/>
+      <w:lvlText w:val=""/>
+      <w:lvlJc w:val="left"/>
+      <w:pPr>
+        <w:ind w:left="5040" w:hanging="360"/>
+      </w:pPr>
+      <w:rPr>
+        <w:rFonts w:hint="default" w:ascii="Symbol" w:hAnsi="Symbol"/>
+      </w:rPr>
+    </w:lvl>
+    <w:lvl xmlns:w="http://schemas.openxmlformats.org/wordprocessingml/2006/main" w:ilvl="7">
+      <w:start w:val="1"/>
+      <w:numFmt w:val="bullet"/>
+      <w:lvlText w:val="o"/>
+      <w:lvlJc w:val="left"/>
+      <w:pPr>
+        <w:ind w:left="5760" w:hanging="360"/>
+      </w:pPr>
+      <w:rPr>
+        <w:rFonts w:hint="default" w:ascii="Courier New" w:hAnsi="Courier New"/>
+      </w:rPr>
+    </w:lvl>
+    <w:lvl xmlns:w="http://schemas.openxmlformats.org/wordprocessingml/2006/main" w:ilvl="8">
+      <w:start w:val="1"/>
+      <w:numFmt w:val="bullet"/>
+      <w:lvlText w:val=""/>
+      <w:lvlJc w:val="left"/>
+      <w:pPr>
+        <w:ind w:left="6480" w:hanging="360"/>
+      </w:pPr>
+      <w:rPr>
+        <w:rFonts w:hint="default" w:ascii="Wingdings" w:hAnsi="Wingdings"/>
+      </w:rPr>
+    </w:lvl>
+  </w:abstractNum>
+  <w:abstractNum xmlns:w="http://schemas.openxmlformats.org/wordprocessingml/2006/main" w:abstractNumId="6">
+    <w:nsid w:val="6493a607"/>
+    <w:multiLevelType xmlns:w="http://schemas.openxmlformats.org/wordprocessingml/2006/main" w:val="hybridMultilevel"/>
+    <w:lvl xmlns:w="http://schemas.openxmlformats.org/wordprocessingml/2006/main" w:ilvl="0">
+      <w:start w:val="1"/>
+      <w:numFmt w:val="bullet"/>
+      <w:lvlText w:val=""/>
+      <w:lvlJc w:val="left"/>
+      <w:pPr>
+        <w:ind w:left="720" w:hanging="360"/>
+      </w:pPr>
+      <w:rPr>
+        <w:rFonts w:hint="default" w:ascii="Symbol" w:hAnsi="Symbol"/>
+      </w:rPr>
+    </w:lvl>
+    <w:lvl xmlns:w="http://schemas.openxmlformats.org/wordprocessingml/2006/main" w:ilvl="1">
+      <w:start w:val="1"/>
+      <w:numFmt w:val="bullet"/>
+      <w:lvlText w:val="o"/>
+      <w:lvlJc w:val="left"/>
+      <w:pPr>
+        <w:ind w:left="1440" w:hanging="360"/>
+      </w:pPr>
+      <w:rPr>
+        <w:rFonts w:hint="default" w:ascii="Courier New" w:hAnsi="Courier New"/>
+      </w:rPr>
+    </w:lvl>
+    <w:lvl xmlns:w="http://schemas.openxmlformats.org/wordprocessingml/2006/main" w:ilvl="2">
+      <w:start w:val="1"/>
+      <w:numFmt w:val="bullet"/>
+      <w:lvlText w:val=""/>
+      <w:lvlJc w:val="left"/>
+      <w:pPr>
+        <w:ind w:left="2160" w:hanging="360"/>
+      </w:pPr>
+      <w:rPr>
+        <w:rFonts w:hint="default" w:ascii="Wingdings" w:hAnsi="Wingdings"/>
+      </w:rPr>
+    </w:lvl>
+    <w:lvl xmlns:w="http://schemas.openxmlformats.org/wordprocessingml/2006/main" w:ilvl="3">
+      <w:start w:val="1"/>
+      <w:numFmt w:val="bullet"/>
+      <w:lvlText w:val=""/>
+      <w:lvlJc w:val="left"/>
+      <w:pPr>
+        <w:ind w:left="2880" w:hanging="360"/>
+      </w:pPr>
+      <w:rPr>
+        <w:rFonts w:hint="default" w:ascii="Symbol" w:hAnsi="Symbol"/>
+      </w:rPr>
+    </w:lvl>
+    <w:lvl xmlns:w="http://schemas.openxmlformats.org/wordprocessingml/2006/main" w:ilvl="4">
+      <w:start w:val="1"/>
+      <w:numFmt w:val="bullet"/>
+      <w:lvlText w:val="o"/>
+      <w:lvlJc w:val="left"/>
+      <w:pPr>
+        <w:ind w:left="3600" w:hanging="360"/>
+      </w:pPr>
+      <w:rPr>
+        <w:rFonts w:hint="default" w:ascii="Courier New" w:hAnsi="Courier New"/>
+      </w:rPr>
+    </w:lvl>
+    <w:lvl xmlns:w="http://schemas.openxmlformats.org/wordprocessingml/2006/main" w:ilvl="5">
+      <w:start w:val="1"/>
+      <w:numFmt w:val="bullet"/>
+      <w:lvlText w:val=""/>
+      <w:lvlJc w:val="left"/>
+      <w:pPr>
+        <w:ind w:left="4320" w:hanging="360"/>
+      </w:pPr>
+      <w:rPr>
+        <w:rFonts w:hint="default" w:ascii="Wingdings" w:hAnsi="Wingdings"/>
+      </w:rPr>
+    </w:lvl>
+    <w:lvl xmlns:w="http://schemas.openxmlformats.org/wordprocessingml/2006/main" w:ilvl="6">
+      <w:start w:val="1"/>
+      <w:numFmt w:val="bullet"/>
+      <w:lvlText w:val=""/>
+      <w:lvlJc w:val="left"/>
+      <w:pPr>
+        <w:ind w:left="5040" w:hanging="360"/>
+      </w:pPr>
+      <w:rPr>
+        <w:rFonts w:hint="default" w:ascii="Symbol" w:hAnsi="Symbol"/>
+      </w:rPr>
+    </w:lvl>
+    <w:lvl xmlns:w="http://schemas.openxmlformats.org/wordprocessingml/2006/main" w:ilvl="7">
+      <w:start w:val="1"/>
+      <w:numFmt w:val="bullet"/>
+      <w:lvlText w:val="o"/>
+      <w:lvlJc w:val="left"/>
+      <w:pPr>
+        <w:ind w:left="5760" w:hanging="360"/>
+      </w:pPr>
+      <w:rPr>
+        <w:rFonts w:hint="default" w:ascii="Courier New" w:hAnsi="Courier New"/>
+      </w:rPr>
+    </w:lvl>
+    <w:lvl xmlns:w="http://schemas.openxmlformats.org/wordprocessingml/2006/main" w:ilvl="8">
+      <w:start w:val="1"/>
+      <w:numFmt w:val="bullet"/>
+      <w:lvlText w:val=""/>
+      <w:lvlJc w:val="left"/>
+      <w:pPr>
+        <w:ind w:left="6480" w:hanging="360"/>
+      </w:pPr>
+      <w:rPr>
+        <w:rFonts w:hint="default" w:ascii="Wingdings" w:hAnsi="Wingdings"/>
+      </w:rPr>
+    </w:lvl>
+  </w:abstractNum>
+  <w:abstractNum xmlns:w="http://schemas.openxmlformats.org/wordprocessingml/2006/main" w:abstractNumId="5">
+    <w:nsid w:val="3a2e08c6"/>
+    <w:multiLevelType xmlns:w="http://schemas.openxmlformats.org/wordprocessingml/2006/main" w:val="hybridMultilevel"/>
+    <w:lvl xmlns:w="http://schemas.openxmlformats.org/wordprocessingml/2006/main" w:ilvl="0">
+      <w:start w:val="1"/>
+      <w:numFmt w:val="bullet"/>
+      <w:lvlText w:val=""/>
+      <w:lvlJc w:val="left"/>
+      <w:pPr>
+        <w:ind w:left="720" w:hanging="360"/>
+      </w:pPr>
+      <w:rPr>
+        <w:rFonts w:hint="default" w:ascii="Symbol" w:hAnsi="Symbol"/>
+      </w:rPr>
+    </w:lvl>
+    <w:lvl xmlns:w="http://schemas.openxmlformats.org/wordprocessingml/2006/main" w:ilvl="1">
+      <w:start w:val="1"/>
+      <w:numFmt w:val="bullet"/>
+      <w:lvlText w:val="o"/>
+      <w:lvlJc w:val="left"/>
+      <w:pPr>
+        <w:ind w:left="1440" w:hanging="360"/>
+      </w:pPr>
+      <w:rPr>
+        <w:rFonts w:hint="default" w:ascii="Courier New" w:hAnsi="Courier New"/>
+      </w:rPr>
+    </w:lvl>
+    <w:lvl xmlns:w="http://schemas.openxmlformats.org/wordprocessingml/2006/main" w:ilvl="2">
+      <w:start w:val="1"/>
+      <w:numFmt w:val="bullet"/>
+      <w:lvlText w:val=""/>
+      <w:lvlJc w:val="left"/>
+      <w:pPr>
+        <w:ind w:left="2160" w:hanging="360"/>
+      </w:pPr>
+      <w:rPr>
+        <w:rFonts w:hint="default" w:ascii="Wingdings" w:hAnsi="Wingdings"/>
+      </w:rPr>
+    </w:lvl>
+    <w:lvl xmlns:w="http://schemas.openxmlformats.org/wordprocessingml/2006/main" w:ilvl="3">
+      <w:start w:val="1"/>
+      <w:numFmt w:val="bullet"/>
+      <w:lvlText w:val=""/>
+      <w:lvlJc w:val="left"/>
+      <w:pPr>
+        <w:ind w:left="2880" w:hanging="360"/>
+      </w:pPr>
+      <w:rPr>
+        <w:rFonts w:hint="default" w:ascii="Symbol" w:hAnsi="Symbol"/>
+      </w:rPr>
+    </w:lvl>
+    <w:lvl xmlns:w="http://schemas.openxmlformats.org/wordprocessingml/2006/main" w:ilvl="4">
+      <w:start w:val="1"/>
+      <w:numFmt w:val="bullet"/>
+      <w:lvlText w:val="o"/>
+      <w:lvlJc w:val="left"/>
+      <w:pPr>
+        <w:ind w:left="3600" w:hanging="360"/>
+      </w:pPr>
+      <w:rPr>
+        <w:rFonts w:hint="default" w:ascii="Courier New" w:hAnsi="Courier New"/>
+      </w:rPr>
+    </w:lvl>
+    <w:lvl xmlns:w="http://schemas.openxmlformats.org/wordprocessingml/2006/main" w:ilvl="5">
+      <w:start w:val="1"/>
+      <w:numFmt w:val="bullet"/>
+      <w:lvlText w:val=""/>
+      <w:lvlJc w:val="left"/>
+      <w:pPr>
+        <w:ind w:left="4320" w:hanging="360"/>
+      </w:pPr>
+      <w:rPr>
+        <w:rFonts w:hint="default" w:ascii="Wingdings" w:hAnsi="Wingdings"/>
+      </w:rPr>
+    </w:lvl>
+    <w:lvl xmlns:w="http://schemas.openxmlformats.org/wordprocessingml/2006/main" w:ilvl="6">
+      <w:start w:val="1"/>
+      <w:numFmt w:val="bullet"/>
+      <w:lvlText w:val=""/>
+      <w:lvlJc w:val="left"/>
+      <w:pPr>
+        <w:ind w:left="5040" w:hanging="360"/>
+      </w:pPr>
+      <w:rPr>
+        <w:rFonts w:hint="default" w:ascii="Symbol" w:hAnsi="Symbol"/>
+      </w:rPr>
+    </w:lvl>
+    <w:lvl xmlns:w="http://schemas.openxmlformats.org/wordprocessingml/2006/main" w:ilvl="7">
+      <w:start w:val="1"/>
+      <w:numFmt w:val="bullet"/>
+      <w:lvlText w:val="o"/>
+      <w:lvlJc w:val="left"/>
+      <w:pPr>
+        <w:ind w:left="5760" w:hanging="360"/>
+      </w:pPr>
+      <w:rPr>
+        <w:rFonts w:hint="default" w:ascii="Courier New" w:hAnsi="Courier New"/>
+      </w:rPr>
+    </w:lvl>
+    <w:lvl xmlns:w="http://schemas.openxmlformats.org/wordprocessingml/2006/main" w:ilvl="8">
+      <w:start w:val="1"/>
+      <w:numFmt w:val="bullet"/>
+      <w:lvlText w:val=""/>
+      <w:lvlJc w:val="left"/>
+      <w:pPr>
+        <w:ind w:left="6480" w:hanging="360"/>
+      </w:pPr>
+      <w:rPr>
+        <w:rFonts w:hint="default" w:ascii="Wingdings" w:hAnsi="Wingdings"/>
+      </w:rPr>
+    </w:lvl>
+  </w:abstractNum>
+  <w:abstractNum xmlns:w="http://schemas.openxmlformats.org/wordprocessingml/2006/main" w:abstractNumId="4">
+    <w:nsid w:val="186b1738"/>
+    <w:multiLevelType xmlns:w="http://schemas.openxmlformats.org/wordprocessingml/2006/main" w:val="hybridMultilevel"/>
+    <w:lvl xmlns:w="http://schemas.openxmlformats.org/wordprocessingml/2006/main" w:ilvl="0">
+      <w:start w:val="1"/>
+      <w:numFmt w:val="bullet"/>
+      <w:lvlText w:val=""/>
+      <w:lvlJc w:val="left"/>
+      <w:pPr>
+        <w:ind w:left="720" w:hanging="360"/>
+      </w:pPr>
+      <w:rPr>
+        <w:rFonts w:hint="default" w:ascii="Symbol" w:hAnsi="Symbol"/>
+      </w:rPr>
+    </w:lvl>
+    <w:lvl xmlns:w="http://schemas.openxmlformats.org/wordprocessingml/2006/main" w:ilvl="1">
+      <w:start w:val="1"/>
+      <w:numFmt w:val="bullet"/>
+      <w:lvlText w:val="o"/>
+      <w:lvlJc w:val="left"/>
+      <w:pPr>
+        <w:ind w:left="1440" w:hanging="360"/>
+      </w:pPr>
+      <w:rPr>
+        <w:rFonts w:hint="default" w:ascii="Courier New" w:hAnsi="Courier New"/>
+      </w:rPr>
+    </w:lvl>
+    <w:lvl xmlns:w="http://schemas.openxmlformats.org/wordprocessingml/2006/main" w:ilvl="2">
+      <w:start w:val="1"/>
+      <w:numFmt w:val="bullet"/>
+      <w:lvlText w:val=""/>
+      <w:lvlJc w:val="left"/>
+      <w:pPr>
+        <w:ind w:left="2160" w:hanging="360"/>
+      </w:pPr>
+      <w:rPr>
+        <w:rFonts w:hint="default" w:ascii="Wingdings" w:hAnsi="Wingdings"/>
+      </w:rPr>
+    </w:lvl>
+    <w:lvl xmlns:w="http://schemas.openxmlformats.org/wordprocessingml/2006/main" w:ilvl="3">
+      <w:start w:val="1"/>
+      <w:numFmt w:val="bullet"/>
+      <w:lvlText w:val=""/>
+      <w:lvlJc w:val="left"/>
+      <w:pPr>
+        <w:ind w:left="2880" w:hanging="360"/>
+      </w:pPr>
+      <w:rPr>
+        <w:rFonts w:hint="default" w:ascii="Symbol" w:hAnsi="Symbol"/>
+      </w:rPr>
+    </w:lvl>
+    <w:lvl xmlns:w="http://schemas.openxmlformats.org/wordprocessingml/2006/main" w:ilvl="4">
+      <w:start w:val="1"/>
+      <w:numFmt w:val="bullet"/>
+      <w:lvlText w:val="o"/>
+      <w:lvlJc w:val="left"/>
+      <w:pPr>
+        <w:ind w:left="3600" w:hanging="360"/>
+      </w:pPr>
+      <w:rPr>
+        <w:rFonts w:hint="default" w:ascii="Courier New" w:hAnsi="Courier New"/>
+      </w:rPr>
+    </w:lvl>
+    <w:lvl xmlns:w="http://schemas.openxmlformats.org/wordprocessingml/2006/main" w:ilvl="5">
+      <w:start w:val="1"/>
+      <w:numFmt w:val="bullet"/>
+      <w:lvlText w:val=""/>
+      <w:lvlJc w:val="left"/>
+      <w:pPr>
+        <w:ind w:left="4320" w:hanging="360"/>
+      </w:pPr>
+      <w:rPr>
+        <w:rFonts w:hint="default" w:ascii="Wingdings" w:hAnsi="Wingdings"/>
+      </w:rPr>
+    </w:lvl>
+    <w:lvl xmlns:w="http://schemas.openxmlformats.org/wordprocessingml/2006/main" w:ilvl="6">
+      <w:start w:val="1"/>
+      <w:numFmt w:val="bullet"/>
+      <w:lvlText w:val=""/>
+      <w:lvlJc w:val="left"/>
+      <w:pPr>
+        <w:ind w:left="5040" w:hanging="360"/>
+      </w:pPr>
+      <w:rPr>
+        <w:rFonts w:hint="default" w:ascii="Symbol" w:hAnsi="Symbol"/>
+      </w:rPr>
+    </w:lvl>
+    <w:lvl xmlns:w="http://schemas.openxmlformats.org/wordprocessingml/2006/main" w:ilvl="7">
+      <w:start w:val="1"/>
+      <w:numFmt w:val="bullet"/>
+      <w:lvlText w:val="o"/>
+      <w:lvlJc w:val="left"/>
+      <w:pPr>
+        <w:ind w:left="5760" w:hanging="360"/>
+      </w:pPr>
+      <w:rPr>
+        <w:rFonts w:hint="default" w:ascii="Courier New" w:hAnsi="Courier New"/>
+      </w:rPr>
+    </w:lvl>
+    <w:lvl xmlns:w="http://schemas.openxmlformats.org/wordprocessingml/2006/main" w:ilvl="8">
+      <w:start w:val="1"/>
+      <w:numFmt w:val="bullet"/>
+      <w:lvlText w:val=""/>
+      <w:lvlJc w:val="left"/>
+      <w:pPr>
+        <w:ind w:left="6480" w:hanging="360"/>
+      </w:pPr>
+      <w:rPr>
+        <w:rFonts w:hint="default" w:ascii="Wingdings" w:hAnsi="Wingdings"/>
+      </w:rPr>
+    </w:lvl>
+  </w:abstractNum>
+  <w:abstractNum xmlns:w="http://schemas.openxmlformats.org/wordprocessingml/2006/main" w:abstractNumId="3">
+    <w:nsid w:val="de09e09"/>
+    <w:multiLevelType xmlns:w="http://schemas.openxmlformats.org/wordprocessingml/2006/main" w:val="hybridMultilevel"/>
+    <w:lvl xmlns:w="http://schemas.openxmlformats.org/wordprocessingml/2006/main" w:ilvl="0">
+      <w:start w:val="1"/>
+      <w:numFmt w:val="bullet"/>
+      <w:lvlText w:val=""/>
+      <w:lvlJc w:val="left"/>
+      <w:pPr>
+        <w:ind w:left="720" w:hanging="360"/>
+      </w:pPr>
+      <w:rPr>
+        <w:rFonts w:hint="default" w:ascii="Symbol" w:hAnsi="Symbol"/>
+      </w:rPr>
+    </w:lvl>
+    <w:lvl xmlns:w="http://schemas.openxmlformats.org/wordprocessingml/2006/main" w:ilvl="1">
+      <w:start w:val="1"/>
+      <w:numFmt w:val="bullet"/>
+      <w:lvlText w:val="o"/>
+      <w:lvlJc w:val="left"/>
+      <w:pPr>
+        <w:ind w:left="1440" w:hanging="360"/>
+      </w:pPr>
+      <w:rPr>
+        <w:rFonts w:hint="default" w:ascii="Courier New" w:hAnsi="Courier New"/>
+      </w:rPr>
+    </w:lvl>
+    <w:lvl xmlns:w="http://schemas.openxmlformats.org/wordprocessingml/2006/main" w:ilvl="2">
+      <w:start w:val="1"/>
+      <w:numFmt w:val="bullet"/>
+      <w:lvlText w:val=""/>
+      <w:lvlJc w:val="left"/>
+      <w:pPr>
+        <w:ind w:left="2160" w:hanging="360"/>
+      </w:pPr>
+      <w:rPr>
+        <w:rFonts w:hint="default" w:ascii="Wingdings" w:hAnsi="Wingdings"/>
+      </w:rPr>
+    </w:lvl>
+    <w:lvl xmlns:w="http://schemas.openxmlformats.org/wordprocessingml/2006/main" w:ilvl="3">
+      <w:start w:val="1"/>
+      <w:numFmt w:val="bullet"/>
+      <w:lvlText w:val=""/>
+      <w:lvlJc w:val="left"/>
+      <w:pPr>
+        <w:ind w:left="2880" w:hanging="360"/>
+      </w:pPr>
+      <w:rPr>
+        <w:rFonts w:hint="default" w:ascii="Symbol" w:hAnsi="Symbol"/>
+      </w:rPr>
+    </w:lvl>
+    <w:lvl xmlns:w="http://schemas.openxmlformats.org/wordprocessingml/2006/main" w:ilvl="4">
+      <w:start w:val="1"/>
+      <w:numFmt w:val="bullet"/>
+      <w:lvlText w:val="o"/>
+      <w:lvlJc w:val="left"/>
+      <w:pPr>
+        <w:ind w:left="3600" w:hanging="360"/>
+      </w:pPr>
+      <w:rPr>
+        <w:rFonts w:hint="default" w:ascii="Courier New" w:hAnsi="Courier New"/>
+      </w:rPr>
+    </w:lvl>
+    <w:lvl xmlns:w="http://schemas.openxmlformats.org/wordprocessingml/2006/main" w:ilvl="5">
+      <w:start w:val="1"/>
+      <w:numFmt w:val="bullet"/>
+      <w:lvlText w:val=""/>
+      <w:lvlJc w:val="left"/>
+      <w:pPr>
+        <w:ind w:left="4320" w:hanging="360"/>
+      </w:pPr>
+      <w:rPr>
+        <w:rFonts w:hint="default" w:ascii="Wingdings" w:hAnsi="Wingdings"/>
+      </w:rPr>
+    </w:lvl>
+    <w:lvl xmlns:w="http://schemas.openxmlformats.org/wordprocessingml/2006/main" w:ilvl="6">
+      <w:start w:val="1"/>
+      <w:numFmt w:val="bullet"/>
+      <w:lvlText w:val=""/>
+      <w:lvlJc w:val="left"/>
+      <w:pPr>
+        <w:ind w:left="5040" w:hanging="360"/>
+      </w:pPr>
+      <w:rPr>
+        <w:rFonts w:hint="default" w:ascii="Symbol" w:hAnsi="Symbol"/>
+      </w:rPr>
+    </w:lvl>
+    <w:lvl xmlns:w="http://schemas.openxmlformats.org/wordprocessingml/2006/main" w:ilvl="7">
+      <w:start w:val="1"/>
+      <w:numFmt w:val="bullet"/>
+      <w:lvlText w:val="o"/>
+      <w:lvlJc w:val="left"/>
+      <w:pPr>
+        <w:ind w:left="5760" w:hanging="360"/>
+      </w:pPr>
+      <w:rPr>
+        <w:rFonts w:hint="default" w:ascii="Courier New" w:hAnsi="Courier New"/>
+      </w:rPr>
+    </w:lvl>
+    <w:lvl xmlns:w="http://schemas.openxmlformats.org/wordprocessingml/2006/main" w:ilvl="8">
+      <w:start w:val="1"/>
+      <w:numFmt w:val="bullet"/>
+      <w:lvlText w:val=""/>
+      <w:lvlJc w:val="left"/>
+      <w:pPr>
+        <w:ind w:left="6480" w:hanging="360"/>
+      </w:pPr>
+      <w:rPr>
+        <w:rFonts w:hint="default" w:ascii="Wingdings" w:hAnsi="Wingdings"/>
+      </w:rPr>
+    </w:lvl>
+  </w:abstractNum>
+  <w:abstractNum xmlns:w="http://schemas.openxmlformats.org/wordprocessingml/2006/main" w:abstractNumId="2">
+    <w:nsid w:val="2423df3f"/>
+    <w:multiLevelType xmlns:w="http://schemas.openxmlformats.org/wordprocessingml/2006/main" w:val="hybridMultilevel"/>
+    <w:lvl xmlns:w="http://schemas.openxmlformats.org/wordprocessingml/2006/main" w:ilvl="0">
+      <w:start w:val="1"/>
+      <w:numFmt w:val="bullet"/>
+      <w:lvlText w:val=""/>
+      <w:lvlJc w:val="left"/>
+      <w:pPr>
+        <w:ind w:left="720" w:hanging="360"/>
+      </w:pPr>
+      <w:rPr>
+        <w:rFonts w:hint="default" w:ascii="Symbol" w:hAnsi="Symbol"/>
+      </w:rPr>
+    </w:lvl>
+    <w:lvl xmlns:w="http://schemas.openxmlformats.org/wordprocessingml/2006/main" w:ilvl="1">
+      <w:start w:val="1"/>
+      <w:numFmt w:val="bullet"/>
+      <w:lvlText w:val="o"/>
+      <w:lvlJc w:val="left"/>
+      <w:pPr>
+        <w:ind w:left="1440" w:hanging="360"/>
+      </w:pPr>
+      <w:rPr>
+        <w:rFonts w:hint="default" w:ascii="Courier New" w:hAnsi="Courier New"/>
+      </w:rPr>
+    </w:lvl>
+    <w:lvl xmlns:w="http://schemas.openxmlformats.org/wordprocessingml/2006/main" w:ilvl="2">
+      <w:start w:val="1"/>
+      <w:numFmt w:val="bullet"/>
+      <w:lvlText w:val=""/>
+      <w:lvlJc w:val="left"/>
+      <w:pPr>
+        <w:ind w:left="2160" w:hanging="360"/>
+      </w:pPr>
+      <w:rPr>
+        <w:rFonts w:hint="default" w:ascii="Wingdings" w:hAnsi="Wingdings"/>
+      </w:rPr>
+    </w:lvl>
+    <w:lvl xmlns:w="http://schemas.openxmlformats.org/wordprocessingml/2006/main" w:ilvl="3">
+      <w:start w:val="1"/>
+      <w:numFmt w:val="bullet"/>
+      <w:lvlText w:val=""/>
+      <w:lvlJc w:val="left"/>
+      <w:pPr>
+        <w:ind w:left="2880" w:hanging="360"/>
+      </w:pPr>
+      <w:rPr>
+        <w:rFonts w:hint="default" w:ascii="Symbol" w:hAnsi="Symbol"/>
+      </w:rPr>
+    </w:lvl>
+    <w:lvl xmlns:w="http://schemas.openxmlformats.org/wordprocessingml/2006/main" w:ilvl="4">
+      <w:start w:val="1"/>
+      <w:numFmt w:val="bullet"/>
+      <w:lvlText w:val="o"/>
+      <w:lvlJc w:val="left"/>
+      <w:pPr>
+        <w:ind w:left="3600" w:hanging="360"/>
+      </w:pPr>
+      <w:rPr>
+        <w:rFonts w:hint="default" w:ascii="Courier New" w:hAnsi="Courier New"/>
+      </w:rPr>
+    </w:lvl>
+    <w:lvl xmlns:w="http://schemas.openxmlformats.org/wordprocessingml/2006/main" w:ilvl="5">
+      <w:start w:val="1"/>
+      <w:numFmt w:val="bullet"/>
+      <w:lvlText w:val=""/>
+      <w:lvlJc w:val="left"/>
+      <w:pPr>
+        <w:ind w:left="4320" w:hanging="360"/>
+      </w:pPr>
+      <w:rPr>
+        <w:rFonts w:hint="default" w:ascii="Wingdings" w:hAnsi="Wingdings"/>
+      </w:rPr>
+    </w:lvl>
+    <w:lvl xmlns:w="http://schemas.openxmlformats.org/wordprocessingml/2006/main" w:ilvl="6">
+      <w:start w:val="1"/>
+      <w:numFmt w:val="bullet"/>
+      <w:lvlText w:val=""/>
+      <w:lvlJc w:val="left"/>
+      <w:pPr>
+        <w:ind w:left="5040" w:hanging="360"/>
+      </w:pPr>
+      <w:rPr>
+        <w:rFonts w:hint="default" w:ascii="Symbol" w:hAnsi="Symbol"/>
+      </w:rPr>
+    </w:lvl>
+    <w:lvl xmlns:w="http://schemas.openxmlformats.org/wordprocessingml/2006/main" w:ilvl="7">
+      <w:start w:val="1"/>
+      <w:numFmt w:val="bullet"/>
+      <w:lvlText w:val="o"/>
+      <w:lvlJc w:val="left"/>
+      <w:pPr>
+        <w:ind w:left="5760" w:hanging="360"/>
+      </w:pPr>
+      <w:rPr>
+        <w:rFonts w:hint="default" w:ascii="Courier New" w:hAnsi="Courier New"/>
+      </w:rPr>
+    </w:lvl>
+    <w:lvl xmlns:w="http://schemas.openxmlformats.org/wordprocessingml/2006/main" w:ilvl="8">
+      <w:start w:val="1"/>
+      <w:numFmt w:val="bullet"/>
+      <w:lvlText w:val=""/>
+      <w:lvlJc w:val="left"/>
+      <w:pPr>
+        <w:ind w:left="6480" w:hanging="360"/>
+      </w:pPr>
+      <w:rPr>
+        <w:rFonts w:hint="default" w:ascii="Wingdings" w:hAnsi="Wingdings"/>
+      </w:rPr>
+    </w:lvl>
+  </w:abstractNum>
+  <w:abstractNum xmlns:w="http://schemas.openxmlformats.org/wordprocessingml/2006/main" w:abstractNumId="1">
+    <w:nsid w:val="2b30b463"/>
+    <w:multiLevelType xmlns:w="http://schemas.openxmlformats.org/wordprocessingml/2006/main" w:val="hybridMultilevel"/>
+    <w:lvl xmlns:w="http://schemas.openxmlformats.org/wordprocessingml/2006/main" w:ilvl="0">
+      <w:start w:val="1"/>
+      <w:numFmt w:val="bullet"/>
+      <w:lvlText w:val=""/>
+      <w:lvlJc w:val="left"/>
+      <w:pPr>
+        <w:ind w:left="720" w:hanging="360"/>
+      </w:pPr>
+      <w:rPr>
+        <w:rFonts w:hint="default" w:ascii="Symbol" w:hAnsi="Symbol"/>
+      </w:rPr>
+    </w:lvl>
+    <w:lvl xmlns:w="http://schemas.openxmlformats.org/wordprocessingml/2006/main" w:ilvl="1">
+      <w:start w:val="1"/>
+      <w:numFmt w:val="bullet"/>
+      <w:lvlText w:val="o"/>
+      <w:lvlJc w:val="left"/>
+      <w:pPr>
+        <w:ind w:left="1440" w:hanging="360"/>
+      </w:pPr>
+      <w:rPr>
+        <w:rFonts w:hint="default" w:ascii="Courier New" w:hAnsi="Courier New"/>
+      </w:rPr>
+    </w:lvl>
+    <w:lvl xmlns:w="http://schemas.openxmlformats.org/wordprocessingml/2006/main" w:ilvl="2">
+      <w:start w:val="1"/>
+      <w:numFmt w:val="bullet"/>
+      <w:lvlText w:val=""/>
+      <w:lvlJc w:val="left"/>
+      <w:pPr>
+        <w:ind w:left="2160" w:hanging="360"/>
+      </w:pPr>
+      <w:rPr>
+        <w:rFonts w:hint="default" w:ascii="Wingdings" w:hAnsi="Wingdings"/>
+      </w:rPr>
+    </w:lvl>
+    <w:lvl xmlns:w="http://schemas.openxmlformats.org/wordprocessingml/2006/main" w:ilvl="3">
+      <w:start w:val="1"/>
+      <w:numFmt w:val="bullet"/>
+      <w:lvlText w:val=""/>
+      <w:lvlJc w:val="left"/>
+      <w:pPr>
+        <w:ind w:left="2880" w:hanging="360"/>
+      </w:pPr>
+      <w:rPr>
+        <w:rFonts w:hint="default" w:ascii="Symbol" w:hAnsi="Symbol"/>
+      </w:rPr>
+    </w:lvl>
+    <w:lvl xmlns:w="http://schemas.openxmlformats.org/wordprocessingml/2006/main" w:ilvl="4">
+      <w:start w:val="1"/>
+      <w:numFmt w:val="bullet"/>
+      <w:lvlText w:val="o"/>
+      <w:lvlJc w:val="left"/>
+      <w:pPr>
+        <w:ind w:left="3600" w:hanging="360"/>
+      </w:pPr>
+      <w:rPr>
+        <w:rFonts w:hint="default" w:ascii="Courier New" w:hAnsi="Courier New"/>
+      </w:rPr>
+    </w:lvl>
+    <w:lvl xmlns:w="http://schemas.openxmlformats.org/wordprocessingml/2006/main" w:ilvl="5">
+      <w:start w:val="1"/>
+      <w:numFmt w:val="bullet"/>
+      <w:lvlText w:val=""/>
+      <w:lvlJc w:val="left"/>
+      <w:pPr>
+        <w:ind w:left="4320" w:hanging="360"/>
+      </w:pPr>
+      <w:rPr>
+        <w:rFonts w:hint="default" w:ascii="Wingdings" w:hAnsi="Wingdings"/>
+      </w:rPr>
+    </w:lvl>
+    <w:lvl xmlns:w="http://schemas.openxmlformats.org/wordprocessingml/2006/main" w:ilvl="6">
+      <w:start w:val="1"/>
+      <w:numFmt w:val="bullet"/>
+      <w:lvlText w:val=""/>
+      <w:lvlJc w:val="left"/>
+      <w:pPr>
+        <w:ind w:left="5040" w:hanging="360"/>
+      </w:pPr>
+      <w:rPr>
+        <w:rFonts w:hint="default" w:ascii="Symbol" w:hAnsi="Symbol"/>
+      </w:rPr>
+    </w:lvl>
+    <w:lvl xmlns:w="http://schemas.openxmlformats.org/wordprocessingml/2006/main" w:ilvl="7">
+      <w:start w:val="1"/>
+      <w:numFmt w:val="bullet"/>
+      <w:lvlText w:val="o"/>
+      <w:lvlJc w:val="left"/>
+      <w:pPr>
+        <w:ind w:left="5760" w:hanging="360"/>
+      </w:pPr>
+      <w:rPr>
+        <w:rFonts w:hint="default" w:ascii="Courier New" w:hAnsi="Courier New"/>
+      </w:rPr>
+    </w:lvl>
+    <w:lvl xmlns:w="http://schemas.openxmlformats.org/wordprocessingml/2006/main" w:ilvl="8">
+      <w:start w:val="1"/>
+      <w:numFmt w:val="bullet"/>
+      <w:lvlText w:val=""/>
+      <w:lvlJc w:val="left"/>
+      <w:pPr>
+        <w:ind w:left="6480" w:hanging="360"/>
+      </w:pPr>
+      <w:rPr>
+        <w:rFonts w:hint="default" w:ascii="Wingdings" w:hAnsi="Wingdings"/>
+      </w:rPr>
+    </w:lvl>
+  </w:abstractNum>
   <w:abstractNum w:abstractNumId="0" w15:restartNumberingAfterBreak="0">
     <w:nsid w:val="3D5D631F"/>
     <w:multiLevelType w:val="hybridMultilevel"/>
@@ -4619,698 +5924,47 @@
       </w:rPr>
     </w:lvl>
   </w:abstractNum>
-  <w:abstractNum xmlns:w="http://schemas.openxmlformats.org/wordprocessingml/2006/main" w:abstractNumId="1">
-    <w:nsid w:val="2b30b463"/>
-    <w:multiLevelType xmlns:w="http://schemas.openxmlformats.org/wordprocessingml/2006/main" w:val="hybridMultilevel"/>
-    <w:lvl xmlns:w="http://schemas.openxmlformats.org/wordprocessingml/2006/main" w:ilvl="0">
-      <w:start w:val="1"/>
-      <w:numFmt w:val="bullet"/>
-      <w:lvlText w:val=""/>
-      <w:lvlJc w:val="left"/>
-      <w:pPr>
-        <w:ind w:left="720" w:hanging="360"/>
-      </w:pPr>
-      <w:rPr>
-        <w:rFonts w:hint="default" w:ascii="Symbol" w:hAnsi="Symbol"/>
-      </w:rPr>
-    </w:lvl>
-    <w:lvl xmlns:w="http://schemas.openxmlformats.org/wordprocessingml/2006/main" w:ilvl="1">
-      <w:start w:val="1"/>
-      <w:numFmt w:val="bullet"/>
-      <w:lvlText w:val="o"/>
-      <w:lvlJc w:val="left"/>
-      <w:pPr>
-        <w:ind w:left="1440" w:hanging="360"/>
-      </w:pPr>
-      <w:rPr>
-        <w:rFonts w:hint="default" w:ascii="Courier New" w:hAnsi="Courier New"/>
-      </w:rPr>
-    </w:lvl>
-    <w:lvl xmlns:w="http://schemas.openxmlformats.org/wordprocessingml/2006/main" w:ilvl="2">
-      <w:start w:val="1"/>
-      <w:numFmt w:val="bullet"/>
-      <w:lvlText w:val=""/>
-      <w:lvlJc w:val="left"/>
-      <w:pPr>
-        <w:ind w:left="2160" w:hanging="360"/>
-      </w:pPr>
-      <w:rPr>
-        <w:rFonts w:hint="default" w:ascii="Wingdings" w:hAnsi="Wingdings"/>
-      </w:rPr>
-    </w:lvl>
-    <w:lvl xmlns:w="http://schemas.openxmlformats.org/wordprocessingml/2006/main" w:ilvl="3">
-      <w:start w:val="1"/>
-      <w:numFmt w:val="bullet"/>
-      <w:lvlText w:val=""/>
-      <w:lvlJc w:val="left"/>
-      <w:pPr>
-        <w:ind w:left="2880" w:hanging="360"/>
-      </w:pPr>
-      <w:rPr>
-        <w:rFonts w:hint="default" w:ascii="Symbol" w:hAnsi="Symbol"/>
-      </w:rPr>
-    </w:lvl>
-    <w:lvl xmlns:w="http://schemas.openxmlformats.org/wordprocessingml/2006/main" w:ilvl="4">
-      <w:start w:val="1"/>
-      <w:numFmt w:val="bullet"/>
-      <w:lvlText w:val="o"/>
-      <w:lvlJc w:val="left"/>
-      <w:pPr>
-        <w:ind w:left="3600" w:hanging="360"/>
-      </w:pPr>
-      <w:rPr>
-        <w:rFonts w:hint="default" w:ascii="Courier New" w:hAnsi="Courier New"/>
-      </w:rPr>
-    </w:lvl>
-    <w:lvl xmlns:w="http://schemas.openxmlformats.org/wordprocessingml/2006/main" w:ilvl="5">
-      <w:start w:val="1"/>
-      <w:numFmt w:val="bullet"/>
-      <w:lvlText w:val=""/>
-      <w:lvlJc w:val="left"/>
-      <w:pPr>
-        <w:ind w:left="4320" w:hanging="360"/>
-      </w:pPr>
-      <w:rPr>
-        <w:rFonts w:hint="default" w:ascii="Wingdings" w:hAnsi="Wingdings"/>
-      </w:rPr>
-    </w:lvl>
-    <w:lvl xmlns:w="http://schemas.openxmlformats.org/wordprocessingml/2006/main" w:ilvl="6">
-      <w:start w:val="1"/>
-      <w:numFmt w:val="bullet"/>
-      <w:lvlText w:val=""/>
-      <w:lvlJc w:val="left"/>
-      <w:pPr>
-        <w:ind w:left="5040" w:hanging="360"/>
-      </w:pPr>
-      <w:rPr>
-        <w:rFonts w:hint="default" w:ascii="Symbol" w:hAnsi="Symbol"/>
-      </w:rPr>
-    </w:lvl>
-    <w:lvl xmlns:w="http://schemas.openxmlformats.org/wordprocessingml/2006/main" w:ilvl="7">
-      <w:start w:val="1"/>
-      <w:numFmt w:val="bullet"/>
-      <w:lvlText w:val="o"/>
-      <w:lvlJc w:val="left"/>
-      <w:pPr>
-        <w:ind w:left="5760" w:hanging="360"/>
-      </w:pPr>
-      <w:rPr>
-        <w:rFonts w:hint="default" w:ascii="Courier New" w:hAnsi="Courier New"/>
-      </w:rPr>
-    </w:lvl>
-    <w:lvl xmlns:w="http://schemas.openxmlformats.org/wordprocessingml/2006/main" w:ilvl="8">
-      <w:start w:val="1"/>
-      <w:numFmt w:val="bullet"/>
-      <w:lvlText w:val=""/>
-      <w:lvlJc w:val="left"/>
-      <w:pPr>
-        <w:ind w:left="6480" w:hanging="360"/>
-      </w:pPr>
-      <w:rPr>
-        <w:rFonts w:hint="default" w:ascii="Wingdings" w:hAnsi="Wingdings"/>
-      </w:rPr>
-    </w:lvl>
-  </w:abstractNum>
-  <w:abstractNum xmlns:w="http://schemas.openxmlformats.org/wordprocessingml/2006/main" w:abstractNumId="2">
-    <w:nsid w:val="2423df3f"/>
-    <w:multiLevelType xmlns:w="http://schemas.openxmlformats.org/wordprocessingml/2006/main" w:val="hybridMultilevel"/>
-    <w:lvl xmlns:w="http://schemas.openxmlformats.org/wordprocessingml/2006/main" w:ilvl="0">
-      <w:start w:val="1"/>
-      <w:numFmt w:val="bullet"/>
-      <w:lvlText w:val=""/>
-      <w:lvlJc w:val="left"/>
-      <w:pPr>
-        <w:ind w:left="720" w:hanging="360"/>
-      </w:pPr>
-      <w:rPr>
-        <w:rFonts w:hint="default" w:ascii="Symbol" w:hAnsi="Symbol"/>
-      </w:rPr>
-    </w:lvl>
-    <w:lvl xmlns:w="http://schemas.openxmlformats.org/wordprocessingml/2006/main" w:ilvl="1">
-      <w:start w:val="1"/>
-      <w:numFmt w:val="bullet"/>
-      <w:lvlText w:val="o"/>
-      <w:lvlJc w:val="left"/>
-      <w:pPr>
-        <w:ind w:left="1440" w:hanging="360"/>
-      </w:pPr>
-      <w:rPr>
-        <w:rFonts w:hint="default" w:ascii="Courier New" w:hAnsi="Courier New"/>
-      </w:rPr>
-    </w:lvl>
-    <w:lvl xmlns:w="http://schemas.openxmlformats.org/wordprocessingml/2006/main" w:ilvl="2">
-      <w:start w:val="1"/>
-      <w:numFmt w:val="bullet"/>
-      <w:lvlText w:val=""/>
-      <w:lvlJc w:val="left"/>
-      <w:pPr>
-        <w:ind w:left="2160" w:hanging="360"/>
-      </w:pPr>
-      <w:rPr>
-        <w:rFonts w:hint="default" w:ascii="Wingdings" w:hAnsi="Wingdings"/>
-      </w:rPr>
-    </w:lvl>
-    <w:lvl xmlns:w="http://schemas.openxmlformats.org/wordprocessingml/2006/main" w:ilvl="3">
-      <w:start w:val="1"/>
-      <w:numFmt w:val="bullet"/>
-      <w:lvlText w:val=""/>
-      <w:lvlJc w:val="left"/>
-      <w:pPr>
-        <w:ind w:left="2880" w:hanging="360"/>
-      </w:pPr>
-      <w:rPr>
-        <w:rFonts w:hint="default" w:ascii="Symbol" w:hAnsi="Symbol"/>
-      </w:rPr>
-    </w:lvl>
-    <w:lvl xmlns:w="http://schemas.openxmlformats.org/wordprocessingml/2006/main" w:ilvl="4">
-      <w:start w:val="1"/>
-      <w:numFmt w:val="bullet"/>
-      <w:lvlText w:val="o"/>
-      <w:lvlJc w:val="left"/>
-      <w:pPr>
-        <w:ind w:left="3600" w:hanging="360"/>
-      </w:pPr>
-      <w:rPr>
-        <w:rFonts w:hint="default" w:ascii="Courier New" w:hAnsi="Courier New"/>
-      </w:rPr>
-    </w:lvl>
-    <w:lvl xmlns:w="http://schemas.openxmlformats.org/wordprocessingml/2006/main" w:ilvl="5">
-      <w:start w:val="1"/>
-      <w:numFmt w:val="bullet"/>
-      <w:lvlText w:val=""/>
-      <w:lvlJc w:val="left"/>
-      <w:pPr>
-        <w:ind w:left="4320" w:hanging="360"/>
-      </w:pPr>
-      <w:rPr>
-        <w:rFonts w:hint="default" w:ascii="Wingdings" w:hAnsi="Wingdings"/>
-      </w:rPr>
-    </w:lvl>
-    <w:lvl xmlns:w="http://schemas.openxmlformats.org/wordprocessingml/2006/main" w:ilvl="6">
-      <w:start w:val="1"/>
-      <w:numFmt w:val="bullet"/>
-      <w:lvlText w:val=""/>
-      <w:lvlJc w:val="left"/>
-      <w:pPr>
-        <w:ind w:left="5040" w:hanging="360"/>
-      </w:pPr>
-      <w:rPr>
-        <w:rFonts w:hint="default" w:ascii="Symbol" w:hAnsi="Symbol"/>
-      </w:rPr>
-    </w:lvl>
-    <w:lvl xmlns:w="http://schemas.openxmlformats.org/wordprocessingml/2006/main" w:ilvl="7">
-      <w:start w:val="1"/>
-      <w:numFmt w:val="bullet"/>
-      <w:lvlText w:val="o"/>
-      <w:lvlJc w:val="left"/>
-      <w:pPr>
-        <w:ind w:left="5760" w:hanging="360"/>
-      </w:pPr>
-      <w:rPr>
-        <w:rFonts w:hint="default" w:ascii="Courier New" w:hAnsi="Courier New"/>
-      </w:rPr>
-    </w:lvl>
-    <w:lvl xmlns:w="http://schemas.openxmlformats.org/wordprocessingml/2006/main" w:ilvl="8">
-      <w:start w:val="1"/>
-      <w:numFmt w:val="bullet"/>
-      <w:lvlText w:val=""/>
-      <w:lvlJc w:val="left"/>
-      <w:pPr>
-        <w:ind w:left="6480" w:hanging="360"/>
-      </w:pPr>
-      <w:rPr>
-        <w:rFonts w:hint="default" w:ascii="Wingdings" w:hAnsi="Wingdings"/>
-      </w:rPr>
-    </w:lvl>
-  </w:abstractNum>
-  <w:abstractNum xmlns:w="http://schemas.openxmlformats.org/wordprocessingml/2006/main" w:abstractNumId="3">
-    <w:nsid w:val="de09e09"/>
-    <w:multiLevelType xmlns:w="http://schemas.openxmlformats.org/wordprocessingml/2006/main" w:val="hybridMultilevel"/>
-    <w:lvl xmlns:w="http://schemas.openxmlformats.org/wordprocessingml/2006/main" w:ilvl="0">
-      <w:start w:val="1"/>
-      <w:numFmt w:val="bullet"/>
-      <w:lvlText w:val=""/>
-      <w:lvlJc w:val="left"/>
-      <w:pPr>
-        <w:ind w:left="720" w:hanging="360"/>
-      </w:pPr>
-      <w:rPr>
-        <w:rFonts w:hint="default" w:ascii="Symbol" w:hAnsi="Symbol"/>
-      </w:rPr>
-    </w:lvl>
-    <w:lvl xmlns:w="http://schemas.openxmlformats.org/wordprocessingml/2006/main" w:ilvl="1">
-      <w:start w:val="1"/>
-      <w:numFmt w:val="bullet"/>
-      <w:lvlText w:val="o"/>
-      <w:lvlJc w:val="left"/>
-      <w:pPr>
-        <w:ind w:left="1440" w:hanging="360"/>
-      </w:pPr>
-      <w:rPr>
-        <w:rFonts w:hint="default" w:ascii="Courier New" w:hAnsi="Courier New"/>
-      </w:rPr>
-    </w:lvl>
-    <w:lvl xmlns:w="http://schemas.openxmlformats.org/wordprocessingml/2006/main" w:ilvl="2">
-      <w:start w:val="1"/>
-      <w:numFmt w:val="bullet"/>
-      <w:lvlText w:val=""/>
-      <w:lvlJc w:val="left"/>
-      <w:pPr>
-        <w:ind w:left="2160" w:hanging="360"/>
-      </w:pPr>
-      <w:rPr>
-        <w:rFonts w:hint="default" w:ascii="Wingdings" w:hAnsi="Wingdings"/>
-      </w:rPr>
-    </w:lvl>
-    <w:lvl xmlns:w="http://schemas.openxmlformats.org/wordprocessingml/2006/main" w:ilvl="3">
-      <w:start w:val="1"/>
-      <w:numFmt w:val="bullet"/>
-      <w:lvlText w:val=""/>
-      <w:lvlJc w:val="left"/>
-      <w:pPr>
-        <w:ind w:left="2880" w:hanging="360"/>
-      </w:pPr>
-      <w:rPr>
-        <w:rFonts w:hint="default" w:ascii="Symbol" w:hAnsi="Symbol"/>
-      </w:rPr>
-    </w:lvl>
-    <w:lvl xmlns:w="http://schemas.openxmlformats.org/wordprocessingml/2006/main" w:ilvl="4">
-      <w:start w:val="1"/>
-      <w:numFmt w:val="bullet"/>
-      <w:lvlText w:val="o"/>
-      <w:lvlJc w:val="left"/>
-      <w:pPr>
-        <w:ind w:left="3600" w:hanging="360"/>
-      </w:pPr>
-      <w:rPr>
-        <w:rFonts w:hint="default" w:ascii="Courier New" w:hAnsi="Courier New"/>
-      </w:rPr>
-    </w:lvl>
-    <w:lvl xmlns:w="http://schemas.openxmlformats.org/wordprocessingml/2006/main" w:ilvl="5">
-      <w:start w:val="1"/>
-      <w:numFmt w:val="bullet"/>
-      <w:lvlText w:val=""/>
-      <w:lvlJc w:val="left"/>
-      <w:pPr>
-        <w:ind w:left="4320" w:hanging="360"/>
-      </w:pPr>
-      <w:rPr>
-        <w:rFonts w:hint="default" w:ascii="Wingdings" w:hAnsi="Wingdings"/>
-      </w:rPr>
-    </w:lvl>
-    <w:lvl xmlns:w="http://schemas.openxmlformats.org/wordprocessingml/2006/main" w:ilvl="6">
-      <w:start w:val="1"/>
-      <w:numFmt w:val="bullet"/>
-      <w:lvlText w:val=""/>
-      <w:lvlJc w:val="left"/>
-      <w:pPr>
-        <w:ind w:left="5040" w:hanging="360"/>
-      </w:pPr>
-      <w:rPr>
-        <w:rFonts w:hint="default" w:ascii="Symbol" w:hAnsi="Symbol"/>
-      </w:rPr>
-    </w:lvl>
-    <w:lvl xmlns:w="http://schemas.openxmlformats.org/wordprocessingml/2006/main" w:ilvl="7">
-      <w:start w:val="1"/>
-      <w:numFmt w:val="bullet"/>
-      <w:lvlText w:val="o"/>
-      <w:lvlJc w:val="left"/>
-      <w:pPr>
-        <w:ind w:left="5760" w:hanging="360"/>
-      </w:pPr>
-      <w:rPr>
-        <w:rFonts w:hint="default" w:ascii="Courier New" w:hAnsi="Courier New"/>
-      </w:rPr>
-    </w:lvl>
-    <w:lvl xmlns:w="http://schemas.openxmlformats.org/wordprocessingml/2006/main" w:ilvl="8">
-      <w:start w:val="1"/>
-      <w:numFmt w:val="bullet"/>
-      <w:lvlText w:val=""/>
-      <w:lvlJc w:val="left"/>
-      <w:pPr>
-        <w:ind w:left="6480" w:hanging="360"/>
-      </w:pPr>
-      <w:rPr>
-        <w:rFonts w:hint="default" w:ascii="Wingdings" w:hAnsi="Wingdings"/>
-      </w:rPr>
-    </w:lvl>
-  </w:abstractNum>
-  <w:abstractNum xmlns:w="http://schemas.openxmlformats.org/wordprocessingml/2006/main" w:abstractNumId="4">
-    <w:nsid w:val="186b1738"/>
-    <w:multiLevelType xmlns:w="http://schemas.openxmlformats.org/wordprocessingml/2006/main" w:val="hybridMultilevel"/>
-    <w:lvl xmlns:w="http://schemas.openxmlformats.org/wordprocessingml/2006/main" w:ilvl="0">
-      <w:start w:val="1"/>
-      <w:numFmt w:val="bullet"/>
-      <w:lvlText w:val=""/>
-      <w:lvlJc w:val="left"/>
-      <w:pPr>
-        <w:ind w:left="720" w:hanging="360"/>
-      </w:pPr>
-      <w:rPr>
-        <w:rFonts w:hint="default" w:ascii="Symbol" w:hAnsi="Symbol"/>
-      </w:rPr>
-    </w:lvl>
-    <w:lvl xmlns:w="http://schemas.openxmlformats.org/wordprocessingml/2006/main" w:ilvl="1">
-      <w:start w:val="1"/>
-      <w:numFmt w:val="bullet"/>
-      <w:lvlText w:val="o"/>
-      <w:lvlJc w:val="left"/>
-      <w:pPr>
-        <w:ind w:left="1440" w:hanging="360"/>
-      </w:pPr>
-      <w:rPr>
-        <w:rFonts w:hint="default" w:ascii="Courier New" w:hAnsi="Courier New"/>
-      </w:rPr>
-    </w:lvl>
-    <w:lvl xmlns:w="http://schemas.openxmlformats.org/wordprocessingml/2006/main" w:ilvl="2">
-      <w:start w:val="1"/>
-      <w:numFmt w:val="bullet"/>
-      <w:lvlText w:val=""/>
-      <w:lvlJc w:val="left"/>
-      <w:pPr>
-        <w:ind w:left="2160" w:hanging="360"/>
-      </w:pPr>
-      <w:rPr>
-        <w:rFonts w:hint="default" w:ascii="Wingdings" w:hAnsi="Wingdings"/>
-      </w:rPr>
-    </w:lvl>
-    <w:lvl xmlns:w="http://schemas.openxmlformats.org/wordprocessingml/2006/main" w:ilvl="3">
-      <w:start w:val="1"/>
-      <w:numFmt w:val="bullet"/>
-      <w:lvlText w:val=""/>
-      <w:lvlJc w:val="left"/>
-      <w:pPr>
-        <w:ind w:left="2880" w:hanging="360"/>
-      </w:pPr>
-      <w:rPr>
-        <w:rFonts w:hint="default" w:ascii="Symbol" w:hAnsi="Symbol"/>
-      </w:rPr>
-    </w:lvl>
-    <w:lvl xmlns:w="http://schemas.openxmlformats.org/wordprocessingml/2006/main" w:ilvl="4">
-      <w:start w:val="1"/>
-      <w:numFmt w:val="bullet"/>
-      <w:lvlText w:val="o"/>
-      <w:lvlJc w:val="left"/>
-      <w:pPr>
-        <w:ind w:left="3600" w:hanging="360"/>
-      </w:pPr>
-      <w:rPr>
-        <w:rFonts w:hint="default" w:ascii="Courier New" w:hAnsi="Courier New"/>
-      </w:rPr>
-    </w:lvl>
-    <w:lvl xmlns:w="http://schemas.openxmlformats.org/wordprocessingml/2006/main" w:ilvl="5">
-      <w:start w:val="1"/>
-      <w:numFmt w:val="bullet"/>
-      <w:lvlText w:val=""/>
-      <w:lvlJc w:val="left"/>
-      <w:pPr>
-        <w:ind w:left="4320" w:hanging="360"/>
-      </w:pPr>
-      <w:rPr>
-        <w:rFonts w:hint="default" w:ascii="Wingdings" w:hAnsi="Wingdings"/>
-      </w:rPr>
-    </w:lvl>
-    <w:lvl xmlns:w="http://schemas.openxmlformats.org/wordprocessingml/2006/main" w:ilvl="6">
-      <w:start w:val="1"/>
-      <w:numFmt w:val="bullet"/>
-      <w:lvlText w:val=""/>
-      <w:lvlJc w:val="left"/>
-      <w:pPr>
-        <w:ind w:left="5040" w:hanging="360"/>
-      </w:pPr>
-      <w:rPr>
-        <w:rFonts w:hint="default" w:ascii="Symbol" w:hAnsi="Symbol"/>
-      </w:rPr>
-    </w:lvl>
-    <w:lvl xmlns:w="http://schemas.openxmlformats.org/wordprocessingml/2006/main" w:ilvl="7">
-      <w:start w:val="1"/>
-      <w:numFmt w:val="bullet"/>
-      <w:lvlText w:val="o"/>
-      <w:lvlJc w:val="left"/>
-      <w:pPr>
-        <w:ind w:left="5760" w:hanging="360"/>
-      </w:pPr>
-      <w:rPr>
-        <w:rFonts w:hint="default" w:ascii="Courier New" w:hAnsi="Courier New"/>
-      </w:rPr>
-    </w:lvl>
-    <w:lvl xmlns:w="http://schemas.openxmlformats.org/wordprocessingml/2006/main" w:ilvl="8">
-      <w:start w:val="1"/>
-      <w:numFmt w:val="bullet"/>
-      <w:lvlText w:val=""/>
-      <w:lvlJc w:val="left"/>
-      <w:pPr>
-        <w:ind w:left="6480" w:hanging="360"/>
-      </w:pPr>
-      <w:rPr>
-        <w:rFonts w:hint="default" w:ascii="Wingdings" w:hAnsi="Wingdings"/>
-      </w:rPr>
-    </w:lvl>
-  </w:abstractNum>
-  <w:abstractNum xmlns:w="http://schemas.openxmlformats.org/wordprocessingml/2006/main" w:abstractNumId="5">
-    <w:nsid w:val="3a2e08c6"/>
-    <w:multiLevelType xmlns:w="http://schemas.openxmlformats.org/wordprocessingml/2006/main" w:val="hybridMultilevel"/>
-    <w:lvl xmlns:w="http://schemas.openxmlformats.org/wordprocessingml/2006/main" w:ilvl="0">
-      <w:start w:val="1"/>
-      <w:numFmt w:val="bullet"/>
-      <w:lvlText w:val=""/>
-      <w:lvlJc w:val="left"/>
-      <w:pPr>
-        <w:ind w:left="720" w:hanging="360"/>
-      </w:pPr>
-      <w:rPr>
-        <w:rFonts w:hint="default" w:ascii="Symbol" w:hAnsi="Symbol"/>
-      </w:rPr>
-    </w:lvl>
-    <w:lvl xmlns:w="http://schemas.openxmlformats.org/wordprocessingml/2006/main" w:ilvl="1">
-      <w:start w:val="1"/>
-      <w:numFmt w:val="bullet"/>
-      <w:lvlText w:val="o"/>
-      <w:lvlJc w:val="left"/>
-      <w:pPr>
-        <w:ind w:left="1440" w:hanging="360"/>
-      </w:pPr>
-      <w:rPr>
-        <w:rFonts w:hint="default" w:ascii="Courier New" w:hAnsi="Courier New"/>
-      </w:rPr>
-    </w:lvl>
-    <w:lvl xmlns:w="http://schemas.openxmlformats.org/wordprocessingml/2006/main" w:ilvl="2">
-      <w:start w:val="1"/>
-      <w:numFmt w:val="bullet"/>
-      <w:lvlText w:val=""/>
-      <w:lvlJc w:val="left"/>
-      <w:pPr>
-        <w:ind w:left="2160" w:hanging="360"/>
-      </w:pPr>
-      <w:rPr>
-        <w:rFonts w:hint="default" w:ascii="Wingdings" w:hAnsi="Wingdings"/>
-      </w:rPr>
-    </w:lvl>
-    <w:lvl xmlns:w="http://schemas.openxmlformats.org/wordprocessingml/2006/main" w:ilvl="3">
-      <w:start w:val="1"/>
-      <w:numFmt w:val="bullet"/>
-      <w:lvlText w:val=""/>
-      <w:lvlJc w:val="left"/>
-      <w:pPr>
-        <w:ind w:left="2880" w:hanging="360"/>
-      </w:pPr>
-      <w:rPr>
-        <w:rFonts w:hint="default" w:ascii="Symbol" w:hAnsi="Symbol"/>
-      </w:rPr>
-    </w:lvl>
-    <w:lvl xmlns:w="http://schemas.openxmlformats.org/wordprocessingml/2006/main" w:ilvl="4">
-      <w:start w:val="1"/>
-      <w:numFmt w:val="bullet"/>
-      <w:lvlText w:val="o"/>
-      <w:lvlJc w:val="left"/>
-      <w:pPr>
-        <w:ind w:left="3600" w:hanging="360"/>
-      </w:pPr>
-      <w:rPr>
-        <w:rFonts w:hint="default" w:ascii="Courier New" w:hAnsi="Courier New"/>
-      </w:rPr>
-    </w:lvl>
-    <w:lvl xmlns:w="http://schemas.openxmlformats.org/wordprocessingml/2006/main" w:ilvl="5">
-      <w:start w:val="1"/>
-      <w:numFmt w:val="bullet"/>
-      <w:lvlText w:val=""/>
-      <w:lvlJc w:val="left"/>
-      <w:pPr>
-        <w:ind w:left="4320" w:hanging="360"/>
-      </w:pPr>
-      <w:rPr>
-        <w:rFonts w:hint="default" w:ascii="Wingdings" w:hAnsi="Wingdings"/>
-      </w:rPr>
-    </w:lvl>
-    <w:lvl xmlns:w="http://schemas.openxmlformats.org/wordprocessingml/2006/main" w:ilvl="6">
-      <w:start w:val="1"/>
-      <w:numFmt w:val="bullet"/>
-      <w:lvlText w:val=""/>
-      <w:lvlJc w:val="left"/>
-      <w:pPr>
-        <w:ind w:left="5040" w:hanging="360"/>
-      </w:pPr>
-      <w:rPr>
-        <w:rFonts w:hint="default" w:ascii="Symbol" w:hAnsi="Symbol"/>
-      </w:rPr>
-    </w:lvl>
-    <w:lvl xmlns:w="http://schemas.openxmlformats.org/wordprocessingml/2006/main" w:ilvl="7">
-      <w:start w:val="1"/>
-      <w:numFmt w:val="bullet"/>
-      <w:lvlText w:val="o"/>
-      <w:lvlJc w:val="left"/>
-      <w:pPr>
-        <w:ind w:left="5760" w:hanging="360"/>
-      </w:pPr>
-      <w:rPr>
-        <w:rFonts w:hint="default" w:ascii="Courier New" w:hAnsi="Courier New"/>
-      </w:rPr>
-    </w:lvl>
-    <w:lvl xmlns:w="http://schemas.openxmlformats.org/wordprocessingml/2006/main" w:ilvl="8">
-      <w:start w:val="1"/>
-      <w:numFmt w:val="bullet"/>
-      <w:lvlText w:val=""/>
-      <w:lvlJc w:val="left"/>
-      <w:pPr>
-        <w:ind w:left="6480" w:hanging="360"/>
-      </w:pPr>
-      <w:rPr>
-        <w:rFonts w:hint="default" w:ascii="Wingdings" w:hAnsi="Wingdings"/>
-      </w:rPr>
-    </w:lvl>
-  </w:abstractNum>
-  <w:abstractNum xmlns:w="http://schemas.openxmlformats.org/wordprocessingml/2006/main" w:abstractNumId="6">
-    <w:nsid w:val="6493a607"/>
-    <w:multiLevelType xmlns:w="http://schemas.openxmlformats.org/wordprocessingml/2006/main" w:val="hybridMultilevel"/>
-    <w:lvl xmlns:w="http://schemas.openxmlformats.org/wordprocessingml/2006/main" w:ilvl="0">
-      <w:start w:val="1"/>
-      <w:numFmt w:val="bullet"/>
-      <w:lvlText w:val=""/>
-      <w:lvlJc w:val="left"/>
-      <w:pPr>
-        <w:ind w:left="720" w:hanging="360"/>
-      </w:pPr>
-      <w:rPr>
-        <w:rFonts w:hint="default" w:ascii="Symbol" w:hAnsi="Symbol"/>
-      </w:rPr>
-    </w:lvl>
-    <w:lvl xmlns:w="http://schemas.openxmlformats.org/wordprocessingml/2006/main" w:ilvl="1">
-      <w:start w:val="1"/>
-      <w:numFmt w:val="bullet"/>
-      <w:lvlText w:val="o"/>
-      <w:lvlJc w:val="left"/>
-      <w:pPr>
-        <w:ind w:left="1440" w:hanging="360"/>
-      </w:pPr>
-      <w:rPr>
-        <w:rFonts w:hint="default" w:ascii="Courier New" w:hAnsi="Courier New"/>
-      </w:rPr>
-    </w:lvl>
-    <w:lvl xmlns:w="http://schemas.openxmlformats.org/wordprocessingml/2006/main" w:ilvl="2">
-      <w:start w:val="1"/>
-      <w:numFmt w:val="bullet"/>
-      <w:lvlText w:val=""/>
-      <w:lvlJc w:val="left"/>
-      <w:pPr>
-        <w:ind w:left="2160" w:hanging="360"/>
-      </w:pPr>
-      <w:rPr>
-        <w:rFonts w:hint="default" w:ascii="Wingdings" w:hAnsi="Wingdings"/>
-      </w:rPr>
-    </w:lvl>
-    <w:lvl xmlns:w="http://schemas.openxmlformats.org/wordprocessingml/2006/main" w:ilvl="3">
-      <w:start w:val="1"/>
-      <w:numFmt w:val="bullet"/>
-      <w:lvlText w:val=""/>
-      <w:lvlJc w:val="left"/>
-      <w:pPr>
-        <w:ind w:left="2880" w:hanging="360"/>
-      </w:pPr>
-      <w:rPr>
-        <w:rFonts w:hint="default" w:ascii="Symbol" w:hAnsi="Symbol"/>
-      </w:rPr>
-    </w:lvl>
-    <w:lvl xmlns:w="http://schemas.openxmlformats.org/wordprocessingml/2006/main" w:ilvl="4">
-      <w:start w:val="1"/>
-      <w:numFmt w:val="bullet"/>
-      <w:lvlText w:val="o"/>
-      <w:lvlJc w:val="left"/>
-      <w:pPr>
-        <w:ind w:left="3600" w:hanging="360"/>
-      </w:pPr>
-      <w:rPr>
-        <w:rFonts w:hint="default" w:ascii="Courier New" w:hAnsi="Courier New"/>
-      </w:rPr>
-    </w:lvl>
-    <w:lvl xmlns:w="http://schemas.openxmlformats.org/wordprocessingml/2006/main" w:ilvl="5">
-      <w:start w:val="1"/>
-      <w:numFmt w:val="bullet"/>
-      <w:lvlText w:val=""/>
-      <w:lvlJc w:val="left"/>
-      <w:pPr>
-        <w:ind w:left="4320" w:hanging="360"/>
-      </w:pPr>
-      <w:rPr>
-        <w:rFonts w:hint="default" w:ascii="Wingdings" w:hAnsi="Wingdings"/>
-      </w:rPr>
-    </w:lvl>
-    <w:lvl xmlns:w="http://schemas.openxmlformats.org/wordprocessingml/2006/main" w:ilvl="6">
-      <w:start w:val="1"/>
-      <w:numFmt w:val="bullet"/>
-      <w:lvlText w:val=""/>
-      <w:lvlJc w:val="left"/>
-      <w:pPr>
-        <w:ind w:left="5040" w:hanging="360"/>
-      </w:pPr>
-      <w:rPr>
-        <w:rFonts w:hint="default" w:ascii="Symbol" w:hAnsi="Symbol"/>
-      </w:rPr>
-    </w:lvl>
-    <w:lvl xmlns:w="http://schemas.openxmlformats.org/wordprocessingml/2006/main" w:ilvl="7">
-      <w:start w:val="1"/>
-      <w:numFmt w:val="bullet"/>
-      <w:lvlText w:val="o"/>
-      <w:lvlJc w:val="left"/>
-      <w:pPr>
-        <w:ind w:left="5760" w:hanging="360"/>
-      </w:pPr>
-      <w:rPr>
-        <w:rFonts w:hint="default" w:ascii="Courier New" w:hAnsi="Courier New"/>
-      </w:rPr>
-    </w:lvl>
-    <w:lvl xmlns:w="http://schemas.openxmlformats.org/wordprocessingml/2006/main" w:ilvl="8">
-      <w:start w:val="1"/>
-      <w:numFmt w:val="bullet"/>
-      <w:lvlText w:val=""/>
-      <w:lvlJc w:val="left"/>
-      <w:pPr>
-        <w:ind w:left="6480" w:hanging="360"/>
-      </w:pPr>
-      <w:rPr>
-        <w:rFonts w:hint="default" w:ascii="Wingdings" w:hAnsi="Wingdings"/>
-      </w:rPr>
-    </w:lvl>
-  </w:abstractNum>
-  <w:num w:numId="1" w16cid:durableId="7098197">
-    <w:abstractNumId w:val="0"/>
+  <w:num w:numId="14">
+    <w:abstractNumId w:val="13"/>
+  </w:num>
+  <w:num w:numId="13">
+    <w:abstractNumId w:val="12"/>
+  </w:num>
+  <w:num w:numId="12">
+    <w:abstractNumId w:val="11"/>
+  </w:num>
+  <w:num w:numId="11">
+    <w:abstractNumId w:val="10"/>
+  </w:num>
+  <w:num w:numId="10">
+    <w:abstractNumId w:val="9"/>
+  </w:num>
+  <w:num w:numId="9">
+    <w:abstractNumId w:val="8"/>
+  </w:num>
+  <w:num w:numId="8">
+    <w:abstractNumId w:val="7"/>
+  </w:num>
+  <w:num w:numId="7">
+    <w:abstractNumId w:val="6"/>
+  </w:num>
+  <w:num w:numId="6">
+    <w:abstractNumId w:val="5"/>
+  </w:num>
+  <w:num w:numId="5">
+    <w:abstractNumId w:val="4"/>
+  </w:num>
+  <w:num w:numId="4">
+    <w:abstractNumId w:val="3"/>
+  </w:num>
+  <w:num w:numId="3">
+    <w:abstractNumId w:val="2"/>
   </w:num>
   <w:num w:numId="2">
     <w:abstractNumId w:val="1"/>
   </w:num>
-  <w:num w:numId="3">
-    <w:abstractNumId w:val="2"/>
-  </w:num>
-  <w:num w:numId="4">
-    <w:abstractNumId w:val="3"/>
-  </w:num>
-  <w:num w:numId="5">
-    <w:abstractNumId w:val="4"/>
-  </w:num>
-  <w:num w:numId="6">
-    <w:abstractNumId w:val="5"/>
-  </w:num>
-  <w:num w:numId="7">
-    <w:abstractNumId w:val="6"/>
+  <w:num w:numId="1" w16cid:durableId="7098197">
+    <w:abstractNumId w:val="0"/>
   </w:num>
 </w:numbering>
 </file>
@@ -5783,106 +6437,6 @@
     <w:uiPriority w:val="1"/>
     <w:qFormat/>
   </w:style>
-  <w:style w:type="paragraph" w:styleId="Subtitle">
-    <w:name w:val="Subtitle"/>
-    <w:basedOn w:val="Normal"/>
-    <w:next w:val="Normal"/>
-    <w:link w:val="SubtitleChar"/>
-    <w:uiPriority w:val="11"/>
-    <w:qFormat/>
-    <w:rsid w:val="00B72667"/>
-    <w:pPr>
-      <w:numPr>
-        <w:ilvl w:val="1"/>
-      </w:numPr>
-      <w:spacing w:after="160"/>
-    </w:pPr>
-    <w:rPr>
-      <w:rFonts w:asciiTheme="minorHAnsi" w:eastAsiaTheme="majorEastAsia" w:hAnsiTheme="minorHAnsi" w:cstheme="majorBidi"/>
-      <w:color w:val="595959" w:themeColor="text1" w:themeTint="A6"/>
-      <w:spacing w:val="15"/>
-      <w:sz w:val="28"/>
-      <w:szCs w:val="28"/>
-    </w:rPr>
-  </w:style>
-  <w:style w:type="paragraph" w:styleId="Heading1">
-    <w:name w:val="heading 1"/>
-    <w:basedOn w:val="Normal"/>
-    <w:next w:val="Normal"/>
-    <w:link w:val="Heading1Char"/>
-    <w:uiPriority w:val="9"/>
-    <w:qFormat/>
-    <w:rsid w:val="00233D7B"/>
-    <w:pPr>
-      <w:keepNext/>
-      <w:keepLines/>
-      <w:spacing w:before="360" w:after="80"/>
-      <w:outlineLvl w:val="0"/>
-    </w:pPr>
-    <w:rPr>
-      <w:rFonts w:asciiTheme="majorHAnsi" w:eastAsiaTheme="majorEastAsia" w:hAnsiTheme="majorHAnsi" w:cstheme="majorBidi"/>
-      <w:color w:val="0F4761" w:themeColor="accent1" w:themeShade="BF"/>
-      <w:sz w:val="40"/>
-      <w:szCs w:val="40"/>
-    </w:rPr>
-  </w:style>
-  <w:style w:type="paragraph" w:styleId="Heading2">
-    <w:name w:val="heading 2"/>
-    <w:basedOn w:val="Normal"/>
-    <w:next w:val="Normal"/>
-    <w:link w:val="Heading2Char"/>
-    <w:uiPriority w:val="9"/>
-    <w:semiHidden/>
-    <w:unhideWhenUsed/>
-    <w:qFormat/>
-    <w:rsid w:val="00233D7B"/>
-    <w:pPr>
-      <w:keepNext/>
-      <w:keepLines/>
-      <w:spacing w:before="160" w:after="80"/>
-      <w:outlineLvl w:val="1"/>
-    </w:pPr>
-    <w:rPr>
-      <w:rFonts w:asciiTheme="majorHAnsi" w:eastAsiaTheme="majorEastAsia" w:hAnsiTheme="majorHAnsi" w:cstheme="majorBidi"/>
-      <w:color w:val="0F4761" w:themeColor="accent1" w:themeShade="BF"/>
-      <w:sz w:val="32"/>
-      <w:szCs w:val="32"/>
-    </w:rPr>
-  </w:style>
-  <w:style w:type="paragraph" w:styleId="Heading3">
-    <w:name w:val="heading 3"/>
-    <w:basedOn w:val="Normal"/>
-    <w:next w:val="Normal"/>
-    <w:link w:val="Heading3Char"/>
-    <w:uiPriority w:val="9"/>
-    <w:semiHidden/>
-    <w:unhideWhenUsed/>
-    <w:qFormat/>
-    <w:rsid w:val="00233D7B"/>
-    <w:pPr>
-      <w:keepNext/>
-      <w:keepLines/>
-      <w:spacing w:before="160" w:after="80"/>
-      <w:outlineLvl w:val="2"/>
-    </w:pPr>
-    <w:rPr>
-      <w:rFonts w:eastAsiaTheme="majorEastAsia" w:cstheme="majorBidi"/>
-      <w:color w:val="0F4761" w:themeColor="accent1" w:themeShade="BF"/>
-      <w:sz w:val="28"/>
-      <w:szCs w:val="28"/>
-    </w:rPr>
-  </w:style>
-  <w:style w:styleId="Hyperlink" w:type="character">
-    <w:name w:val="Hyperlink"/>
-    <w:basedOn w:val="DefaultParagraphFont"/>
-    <w:uiPriority w:val="99"/>
-    <w:unhideWhenUsed/>
-    <w:rsid w:val="00D87CC4"/>
-    <w:rPr>
-      <w:color w:themeColor="hyperlink" w:val="467886"/>
-      <w:u w:val="single"/>
-    </w:rPr>
-  </w:style>
 </w:styles>
 </file>
 
